--- a/docs/제출본_임과함께_데이터분석부문.docx
+++ b/docs/제출본_임과함께_데이터분석부문.docx
@@ -82,7 +82,7 @@
           </w:tcPr>
           <w:p>
             <w:pPr>
-              <w:spacing w:after="30" w:before="30" w:line="288" w:lineRule="auto"/>
+              <w:spacing w:after="16" w:before="16" w:line="269" w:lineRule="auto"/>
               <w:jc w:val="center"/>
             </w:pPr>
             <w:r>
@@ -95,7 +95,7 @@
                 <w:rFonts w:ascii="맑은 고딕" w:hAnsi="맑은 고딕" w:eastAsia="맑은 고딕"/>
                 <w:b/>
                 <w:color w:val="1A1E21"/>
-                <w:sz w:val="19"/>
+                <w:sz w:val="18"/>
               </w:rPr>
               <w:t>구분</w:t>
             </w:r>
@@ -108,7 +108,7 @@
           </w:tcPr>
           <w:p>
             <w:pPr>
-              <w:spacing w:after="30" w:before="30" w:line="288" w:lineRule="auto"/>
+              <w:spacing w:after="16" w:before="16" w:line="269" w:lineRule="auto"/>
               <w:jc w:val="center"/>
             </w:pPr>
             <w:r>
@@ -121,7 +121,7 @@
                 <w:rFonts w:ascii="맑은 고딕" w:hAnsi="맑은 고딕" w:eastAsia="맑은 고딕"/>
                 <w:b/>
                 <w:color w:val="1A1E21"/>
-                <w:sz w:val="19"/>
+                <w:sz w:val="18"/>
               </w:rPr>
               <w:t>내용</w:t>
             </w:r>
@@ -136,7 +136,7 @@
           </w:tcPr>
           <w:p>
             <w:pPr>
-              <w:spacing w:after="30" w:before="30" w:line="288" w:lineRule="auto"/>
+              <w:spacing w:after="16" w:before="16" w:line="269" w:lineRule="auto"/>
             </w:pPr>
             <w:r/>
             <w:r>
@@ -144,7 +144,7 @@
                 <w:rFonts w:ascii="맑은 고딕" w:hAnsi="맑은 고딕" w:eastAsia="맑은 고딕"/>
                 <w:b w:val="0"/>
                 <w:color w:val="1A1E21"/>
-                <w:sz w:val="19"/>
+                <w:sz w:val="18"/>
               </w:rPr>
               <w:t>공모 분야</w:t>
             </w:r>
@@ -156,7 +156,7 @@
           </w:tcPr>
           <w:p>
             <w:pPr>
-              <w:spacing w:after="30" w:before="30" w:line="288" w:lineRule="auto"/>
+              <w:spacing w:after="16" w:before="16" w:line="269" w:lineRule="auto"/>
             </w:pPr>
             <w:r/>
             <w:r>
@@ -164,7 +164,7 @@
                 <w:rFonts w:ascii="맑은 고딕" w:hAnsi="맑은 고딕" w:eastAsia="맑은 고딕"/>
                 <w:b w:val="0"/>
                 <w:color w:val="1A1E21"/>
-                <w:sz w:val="19"/>
+                <w:sz w:val="18"/>
               </w:rPr>
               <w:t>데이터 분석</w:t>
             </w:r>
@@ -178,7 +178,7 @@
           </w:tcPr>
           <w:p>
             <w:pPr>
-              <w:spacing w:after="30" w:before="30" w:line="288" w:lineRule="auto"/>
+              <w:spacing w:after="16" w:before="16" w:line="269" w:lineRule="auto"/>
             </w:pPr>
             <w:r/>
             <w:r>
@@ -186,7 +186,7 @@
                 <w:rFonts w:ascii="맑은 고딕" w:hAnsi="맑은 고딕" w:eastAsia="맑은 고딕"/>
                 <w:b w:val="0"/>
                 <w:color w:val="1A1E21"/>
-                <w:sz w:val="19"/>
+                <w:sz w:val="18"/>
               </w:rPr>
               <w:t>활용 통계 (필수)</w:t>
             </w:r>
@@ -199,7 +199,7 @@
           </w:tcPr>
           <w:p>
             <w:pPr>
-              <w:spacing w:after="30" w:before="30" w:line="288" w:lineRule="auto"/>
+              <w:spacing w:after="16" w:before="16" w:line="269" w:lineRule="auto"/>
             </w:pPr>
             <w:r/>
             <w:r>
@@ -207,7 +207,7 @@
                 <w:rFonts w:ascii="맑은 고딕" w:hAnsi="맑은 고딕" w:eastAsia="맑은 고딕"/>
                 <w:b w:val="0"/>
                 <w:color w:val="1A1E21"/>
-                <w:sz w:val="19"/>
+                <w:sz w:val="18"/>
               </w:rPr>
               <w:t>임가경제조사 · 임산물생산비조사 · 임산물생산조사 · 임업경영실태조사</w:t>
             </w:r>
@@ -222,7 +222,7 @@
           </w:tcPr>
           <w:p>
             <w:pPr>
-              <w:spacing w:after="30" w:before="30" w:line="288" w:lineRule="auto"/>
+              <w:spacing w:after="16" w:before="16" w:line="269" w:lineRule="auto"/>
             </w:pPr>
             <w:r/>
             <w:r>
@@ -230,7 +230,7 @@
                 <w:rFonts w:ascii="맑은 고딕" w:hAnsi="맑은 고딕" w:eastAsia="맑은 고딕"/>
                 <w:b w:val="0"/>
                 <w:color w:val="1A1E21"/>
-                <w:sz w:val="19"/>
+                <w:sz w:val="18"/>
               </w:rPr>
               <w:t>융복합 공공데이터</w:t>
             </w:r>
@@ -242,7 +242,7 @@
           </w:tcPr>
           <w:p>
             <w:pPr>
-              <w:spacing w:after="30" w:before="30" w:line="288" w:lineRule="auto"/>
+              <w:spacing w:after="16" w:before="16" w:line="269" w:lineRule="auto"/>
             </w:pPr>
             <w:r/>
             <w:r>
@@ -250,7 +250,7 @@
                 <w:rFonts w:ascii="맑은 고딕" w:hAnsi="맑은 고딕" w:eastAsia="맑은 고딕"/>
                 <w:b w:val="0"/>
                 <w:color w:val="1A1E21"/>
-                <w:sz w:val="19"/>
+                <w:sz w:val="18"/>
               </w:rPr>
               <w:t>KAMIS 도매가격(aT) · 기상청 ASOS · 산림사업 보조금 목록 · 행정구역 경계</w:t>
             </w:r>
@@ -264,7 +264,7 @@
           </w:tcPr>
           <w:p>
             <w:pPr>
-              <w:spacing w:after="30" w:before="30" w:line="288" w:lineRule="auto"/>
+              <w:spacing w:after="16" w:before="16" w:line="269" w:lineRule="auto"/>
             </w:pPr>
             <w:r/>
             <w:r>
@@ -272,7 +272,7 @@
                 <w:rFonts w:ascii="맑은 고딕" w:hAnsi="맑은 고딕" w:eastAsia="맑은 고딕"/>
                 <w:b w:val="0"/>
                 <w:color w:val="1A1E21"/>
-                <w:sz w:val="19"/>
+                <w:sz w:val="18"/>
               </w:rPr>
               <w:t>분석 표본</w:t>
             </w:r>
@@ -285,7 +285,7 @@
           </w:tcPr>
           <w:p>
             <w:pPr>
-              <w:spacing w:after="30" w:before="30" w:line="288" w:lineRule="auto"/>
+              <w:spacing w:after="16" w:before="16" w:line="269" w:lineRule="auto"/>
             </w:pPr>
             <w:r/>
             <w:r>
@@ -293,7 +293,7 @@
                 <w:rFonts w:ascii="맑은 고딕" w:hAnsi="맑은 고딕" w:eastAsia="맑은 고딕"/>
                 <w:b w:val="0"/>
                 <w:color w:val="1A1E21"/>
-                <w:sz w:val="19"/>
+                <w:sz w:val="18"/>
               </w:rPr>
               <w:t>Model A 4,438건(설명변수 22개) · Model B 4,712건(설명변수 169개)</w:t>
             </w:r>
@@ -308,7 +308,7 @@
           </w:tcPr>
           <w:p>
             <w:pPr>
-              <w:spacing w:after="30" w:before="30" w:line="288" w:lineRule="auto"/>
+              <w:spacing w:after="16" w:before="16" w:line="269" w:lineRule="auto"/>
             </w:pPr>
             <w:r/>
             <w:r>
@@ -316,7 +316,7 @@
                 <w:rFonts w:ascii="맑은 고딕" w:hAnsi="맑은 고딕" w:eastAsia="맑은 고딕"/>
                 <w:b w:val="0"/>
                 <w:color w:val="1A1E21"/>
-                <w:sz w:val="19"/>
+                <w:sz w:val="18"/>
               </w:rPr>
               <w:t>핵심 성과</w:t>
             </w:r>
@@ -328,7 +328,7 @@
           </w:tcPr>
           <w:p>
             <w:pPr>
-              <w:spacing w:after="30" w:before="30" w:line="288" w:lineRule="auto"/>
+              <w:spacing w:after="16" w:before="16" w:line="269" w:lineRule="auto"/>
             </w:pPr>
             <w:r/>
             <w:r>
@@ -336,7 +336,7 @@
                 <w:rFonts w:ascii="맑은 고딕" w:hAnsi="맑은 고딕" w:eastAsia="맑은 고딕"/>
                 <w:b w:val="0"/>
                 <w:color w:val="1A1E21"/>
-                <w:sz w:val="19"/>
+                <w:sz w:val="18"/>
               </w:rPr>
               <w:t>집단 평균 대비 설명력 4.05배 / 5.95배 · 예측구간 포함률 78.2% / 76.5% 검증</w:t>
             </w:r>
@@ -350,7 +350,7 @@
           </w:tcPr>
           <w:p>
             <w:pPr>
-              <w:spacing w:after="30" w:before="30" w:line="288" w:lineRule="auto"/>
+              <w:spacing w:after="16" w:before="16" w:line="269" w:lineRule="auto"/>
             </w:pPr>
             <w:r/>
             <w:r>
@@ -358,7 +358,7 @@
                 <w:rFonts w:ascii="맑은 고딕" w:hAnsi="맑은 고딕" w:eastAsia="맑은 고딕"/>
                 <w:b w:val="0"/>
                 <w:color w:val="1A1E21"/>
-                <w:sz w:val="19"/>
+                <w:sz w:val="18"/>
               </w:rPr>
               <w:t>산출물</w:t>
             </w:r>
@@ -371,7 +371,7 @@
           </w:tcPr>
           <w:p>
             <w:pPr>
-              <w:spacing w:after="30" w:before="30" w:line="288" w:lineRule="auto"/>
+              <w:spacing w:after="16" w:before="16" w:line="269" w:lineRule="auto"/>
             </w:pPr>
             <w:r/>
             <w:r>
@@ -379,7 +379,7 @@
                 <w:rFonts w:ascii="맑은 고딕" w:hAnsi="맑은 고딕" w:eastAsia="맑은 고딕"/>
                 <w:b w:val="0"/>
                 <w:color w:val="1A1E21"/>
-                <w:sz w:val="19"/>
+                <w:sz w:val="18"/>
               </w:rPr>
               <w:t>분석 코드 전체(별첨) · FastAPI + Vue 3 웹 애플리케이션</w:t>
             </w:r>
@@ -390,7 +390,7 @@
     </w:tbl>
     <w:p>
       <w:pPr>
-        <w:spacing w:after="80"/>
+        <w:spacing w:after="40"/>
       </w:pPr>
     </w:p>
     <w:p>
@@ -561,7 +561,7 @@
           </w:tcPr>
           <w:p>
             <w:pPr>
-              <w:spacing w:after="30" w:before="30" w:line="288" w:lineRule="auto"/>
+              <w:spacing w:after="16" w:before="16" w:line="269" w:lineRule="auto"/>
               <w:jc w:val="center"/>
             </w:pPr>
             <w:r>
@@ -574,7 +574,7 @@
                 <w:rFonts w:ascii="맑은 고딕" w:hAnsi="맑은 고딕" w:eastAsia="맑은 고딕"/>
                 <w:b/>
                 <w:color w:val="1A1E21"/>
-                <w:sz w:val="19"/>
+                <w:sz w:val="18"/>
               </w:rPr>
               <w:t>공백</w:t>
             </w:r>
@@ -587,7 +587,7 @@
           </w:tcPr>
           <w:p>
             <w:pPr>
-              <w:spacing w:after="30" w:before="30" w:line="288" w:lineRule="auto"/>
+              <w:spacing w:after="16" w:before="16" w:line="269" w:lineRule="auto"/>
               <w:jc w:val="center"/>
             </w:pPr>
             <w:r>
@@ -600,7 +600,7 @@
                 <w:rFonts w:ascii="맑은 고딕" w:hAnsi="맑은 고딕" w:eastAsia="맑은 고딕"/>
                 <w:b/>
                 <w:color w:val="1A1E21"/>
-                <w:sz w:val="19"/>
+                <w:sz w:val="18"/>
               </w:rPr>
               <w:t>내용</w:t>
             </w:r>
@@ -613,7 +613,7 @@
           </w:tcPr>
           <w:p>
             <w:pPr>
-              <w:spacing w:after="30" w:before="30" w:line="288" w:lineRule="auto"/>
+              <w:spacing w:after="16" w:before="16" w:line="269" w:lineRule="auto"/>
               <w:jc w:val="center"/>
             </w:pPr>
             <w:r>
@@ -626,7 +626,7 @@
                 <w:rFonts w:ascii="맑은 고딕" w:hAnsi="맑은 고딕" w:eastAsia="맑은 고딕"/>
                 <w:b/>
                 <w:color w:val="1A1E21"/>
-                <w:sz w:val="19"/>
+                <w:sz w:val="18"/>
               </w:rPr>
               <w:t>임가가 겪는 일</w:t>
             </w:r>
@@ -641,7 +641,7 @@
           </w:tcPr>
           <w:p>
             <w:pPr>
-              <w:spacing w:after="30" w:before="30" w:line="288" w:lineRule="auto"/>
+              <w:spacing w:after="16" w:before="16" w:line="269" w:lineRule="auto"/>
             </w:pPr>
             <w:r/>
             <w:r>
@@ -649,7 +649,7 @@
                 <w:rFonts w:ascii="맑은 고딕" w:hAnsi="맑은 고딕" w:eastAsia="맑은 고딕"/>
                 <w:b w:val="0"/>
                 <w:color w:val="1A1E21"/>
-                <w:sz w:val="19"/>
+                <w:sz w:val="18"/>
               </w:rPr>
               <w:t>① 개인화 부재</w:t>
             </w:r>
@@ -661,7 +661,7 @@
           </w:tcPr>
           <w:p>
             <w:pPr>
-              <w:spacing w:after="30" w:before="30" w:line="288" w:lineRule="auto"/>
+              <w:spacing w:after="16" w:before="16" w:line="269" w:lineRule="auto"/>
             </w:pPr>
             <w:r/>
             <w:r>
@@ -669,7 +669,7 @@
                 <w:rFonts w:ascii="맑은 고딕" w:hAnsi="맑은 고딕" w:eastAsia="맑은 고딕"/>
                 <w:b w:val="0"/>
                 <w:color w:val="1A1E21"/>
-                <w:sz w:val="19"/>
+                <w:sz w:val="18"/>
               </w:rPr>
               <w:t>집단 평균만 제공</w:t>
             </w:r>
@@ -681,7 +681,7 @@
           </w:tcPr>
           <w:p>
             <w:pPr>
-              <w:spacing w:after="30" w:before="30" w:line="288" w:lineRule="auto"/>
+              <w:spacing w:after="16" w:before="16" w:line="269" w:lineRule="auto"/>
             </w:pPr>
             <w:r/>
             <w:r>
@@ -689,7 +689,7 @@
                 <w:rFonts w:ascii="맑은 고딕" w:hAnsi="맑은 고딕" w:eastAsia="맑은 고딕"/>
                 <w:b w:val="0"/>
                 <w:color w:val="1A1E21"/>
-                <w:sz w:val="19"/>
+                <w:sz w:val="18"/>
               </w:rPr>
               <w:t>“우리 산은 저 평균과 다른데”</w:t>
             </w:r>
@@ -703,7 +703,7 @@
           </w:tcPr>
           <w:p>
             <w:pPr>
-              <w:spacing w:after="30" w:before="30" w:line="288" w:lineRule="auto"/>
+              <w:spacing w:after="16" w:before="16" w:line="269" w:lineRule="auto"/>
             </w:pPr>
             <w:r/>
             <w:r>
@@ -711,7 +711,7 @@
                 <w:rFonts w:ascii="맑은 고딕" w:hAnsi="맑은 고딕" w:eastAsia="맑은 고딕"/>
                 <w:b w:val="0"/>
                 <w:color w:val="1A1E21"/>
-                <w:sz w:val="19"/>
+                <w:sz w:val="18"/>
               </w:rPr>
               <w:t>② 불확실성 은폐</w:t>
             </w:r>
@@ -724,7 +724,7 @@
           </w:tcPr>
           <w:p>
             <w:pPr>
-              <w:spacing w:after="30" w:before="30" w:line="288" w:lineRule="auto"/>
+              <w:spacing w:after="16" w:before="16" w:line="269" w:lineRule="auto"/>
             </w:pPr>
             <w:r/>
             <w:r>
@@ -732,7 +732,7 @@
                 <w:rFonts w:ascii="맑은 고딕" w:hAnsi="맑은 고딕" w:eastAsia="맑은 고딕"/>
                 <w:b w:val="0"/>
                 <w:color w:val="1A1E21"/>
-                <w:sz w:val="19"/>
+                <w:sz w:val="18"/>
               </w:rPr>
               <w:t>단일 숫자만 제시</w:t>
             </w:r>
@@ -745,7 +745,7 @@
           </w:tcPr>
           <w:p>
             <w:pPr>
-              <w:spacing w:after="30" w:before="30" w:line="288" w:lineRule="auto"/>
+              <w:spacing w:after="16" w:before="16" w:line="269" w:lineRule="auto"/>
             </w:pPr>
             <w:r/>
             <w:r>
@@ -753,7 +753,7 @@
                 <w:rFonts w:ascii="맑은 고딕" w:hAnsi="맑은 고딕" w:eastAsia="맑은 고딕"/>
                 <w:b w:val="0"/>
                 <w:color w:val="1A1E21"/>
-                <w:sz w:val="19"/>
+                <w:sz w:val="18"/>
               </w:rPr>
               <w:t>평균을 확정값으로 오해 → 과잉 투자</w:t>
             </w:r>
@@ -768,7 +768,7 @@
           </w:tcPr>
           <w:p>
             <w:pPr>
-              <w:spacing w:after="30" w:before="30" w:line="288" w:lineRule="auto"/>
+              <w:spacing w:after="16" w:before="16" w:line="269" w:lineRule="auto"/>
             </w:pPr>
             <w:r/>
             <w:r>
@@ -776,7 +776,7 @@
                 <w:rFonts w:ascii="맑은 고딕" w:hAnsi="맑은 고딕" w:eastAsia="맑은 고딕"/>
                 <w:b w:val="0"/>
                 <w:color w:val="1A1E21"/>
-                <w:sz w:val="19"/>
+                <w:sz w:val="18"/>
               </w:rPr>
               <w:t>③ 처방 부재</w:t>
             </w:r>
@@ -788,7 +788,7 @@
           </w:tcPr>
           <w:p>
             <w:pPr>
-              <w:spacing w:after="30" w:before="30" w:line="288" w:lineRule="auto"/>
+              <w:spacing w:after="16" w:before="16" w:line="269" w:lineRule="auto"/>
             </w:pPr>
             <w:r/>
             <w:r>
@@ -796,7 +796,7 @@
                 <w:rFonts w:ascii="맑은 고딕" w:hAnsi="맑은 고딕" w:eastAsia="맑은 고딕"/>
                 <w:b w:val="0"/>
                 <w:color w:val="1A1E21"/>
-                <w:sz w:val="19"/>
+                <w:sz w:val="18"/>
               </w:rPr>
               <w:t>현황 기술에 그침</w:t>
             </w:r>
@@ -808,7 +808,7 @@
           </w:tcPr>
           <w:p>
             <w:pPr>
-              <w:spacing w:after="30" w:before="30" w:line="288" w:lineRule="auto"/>
+              <w:spacing w:after="16" w:before="16" w:line="269" w:lineRule="auto"/>
             </w:pPr>
             <w:r/>
             <w:r>
@@ -816,7 +816,7 @@
                 <w:rFonts w:ascii="맑은 고딕" w:hAnsi="맑은 고딕" w:eastAsia="맑은 고딕"/>
                 <w:b w:val="0"/>
                 <w:color w:val="1A1E21"/>
-                <w:sz w:val="19"/>
+                <w:sz w:val="18"/>
               </w:rPr>
               <w:t>“그래서 무엇을 바꾸라는 것인가”</w:t>
             </w:r>
@@ -826,7 +826,7 @@
     </w:tbl>
     <w:p>
       <w:pPr>
-        <w:spacing w:after="80"/>
+        <w:spacing w:after="40"/>
       </w:pPr>
     </w:p>
     <w:p>
@@ -999,13 +999,13 @@
     </w:p>
     <w:p>
       <w:pPr>
-        <w:spacing w:before="160" w:after="60"/>
+        <w:spacing w:before="120" w:after="40"/>
         <w:jc w:val="center"/>
       </w:pPr>
       <w:r>
         <w:drawing>
           <wp:inline xmlns:a="http://schemas.openxmlformats.org/drawingml/2006/main" xmlns:pic="http://schemas.openxmlformats.org/drawingml/2006/picture">
-            <wp:extent cx="5256000" cy="2690785"/>
+            <wp:extent cx="4500000" cy="2203725"/>
             <wp:docPr id="1" name="Picture 1"/>
             <wp:cNvGraphicFramePr>
               <a:graphicFrameLocks noChangeAspect="1"/>
@@ -1014,7 +1014,7 @@
               <a:graphicData uri="http://schemas.openxmlformats.org/drawingml/2006/picture">
                 <pic:pic>
                   <pic:nvPicPr>
-                    <pic:cNvPr id="0" name="fig08_data.png"/>
+                    <pic:cNvPr id="0" name="fig09_distribution.png"/>
                     <pic:cNvPicPr/>
                   </pic:nvPicPr>
                   <pic:blipFill>
@@ -1026,7 +1026,7 @@
                   <pic:spPr>
                     <a:xfrm>
                       <a:off x="0" y="0"/>
-                      <a:ext cx="5256000" cy="2690785"/>
+                      <a:ext cx="4500000" cy="2203725"/>
                     </a:xfrm>
                     <a:prstGeom prst="rect"/>
                   </pic:spPr>
@@ -1039,7 +1039,7 @@
     </w:p>
     <w:p>
       <w:pPr>
-        <w:spacing w:after="200"/>
+        <w:spacing w:after="160"/>
         <w:jc w:val="center"/>
       </w:pPr>
       <w:r>
@@ -1049,7 +1049,76 @@
           <w:color w:val="555F66"/>
           <w:sz w:val="18"/>
         </w:rPr>
-        <w:t>[그림 1] 활용 데이터 구성 — 임업통계 4종(필수) + 공공데이터 3종</w:t>
+        <w:t>[그림 1] 임가 ROI 분포 — 평균은 대표값이 아니다</w:t>
+      </w:r>
+    </w:p>
+    <w:p>
+      <w:pPr>
+        <w:spacing w:after="100" w:line="317" w:lineRule="auto"/>
+      </w:pPr>
+      <w:r>
+        <w:rPr>
+          <w:rFonts w:ascii="맑은 고딕" w:hAnsi="맑은 고딕" w:eastAsia="맑은 고딕"/>
+          <w:b w:val="0"/>
+          <w:color w:val="555F66"/>
+          <w:sz w:val="19"/>
+        </w:rPr>
+        <w:t>분포가 오른쪽으로 길게 늘어져 있어 평균(155.5%)이 중앙값(약 87%)보다 크게 위쪽에 놓입니다. 임가의 80%는 −38%에서 429% 사이에 흩어져 있습니다. 이 폭을 감춘 채 하나의 평균만 전달하는 것이 현행 통계 환류의 가장 큰 문제입니다.</w:t>
+      </w:r>
+    </w:p>
+    <w:p>
+      <w:pPr>
+        <w:spacing w:before="120" w:after="40"/>
+        <w:jc w:val="center"/>
+      </w:pPr>
+      <w:r>
+        <w:drawing>
+          <wp:inline xmlns:a="http://schemas.openxmlformats.org/drawingml/2006/main" xmlns:pic="http://schemas.openxmlformats.org/drawingml/2006/picture">
+            <wp:extent cx="4104000" cy="2098690"/>
+            <wp:docPr id="2" name="Picture 2"/>
+            <wp:cNvGraphicFramePr>
+              <a:graphicFrameLocks noChangeAspect="1"/>
+            </wp:cNvGraphicFramePr>
+            <a:graphic>
+              <a:graphicData uri="http://schemas.openxmlformats.org/drawingml/2006/picture">
+                <pic:pic>
+                  <pic:nvPicPr>
+                    <pic:cNvPr id="0" name="fig08_data.png"/>
+                    <pic:cNvPicPr/>
+                  </pic:nvPicPr>
+                  <pic:blipFill>
+                    <a:blip r:embed="rId10"/>
+                    <a:stretch>
+                      <a:fillRect/>
+                    </a:stretch>
+                  </pic:blipFill>
+                  <pic:spPr>
+                    <a:xfrm>
+                      <a:off x="0" y="0"/>
+                      <a:ext cx="4104000" cy="2098690"/>
+                    </a:xfrm>
+                    <a:prstGeom prst="rect"/>
+                  </pic:spPr>
+                </pic:pic>
+              </a:graphicData>
+            </a:graphic>
+          </wp:inline>
+        </w:drawing>
+      </w:r>
+    </w:p>
+    <w:p>
+      <w:pPr>
+        <w:spacing w:after="160"/>
+        <w:jc w:val="center"/>
+      </w:pPr>
+      <w:r>
+        <w:rPr>
+          <w:rFonts w:ascii="맑은 고딕" w:hAnsi="맑은 고딕" w:eastAsia="맑은 고딕"/>
+          <w:b w:val="0"/>
+          <w:color w:val="555F66"/>
+          <w:sz w:val="18"/>
+        </w:rPr>
+        <w:t>[그림 2] 활용 데이터 구성 — 임업통계 4종(필수) + 공공데이터 3종</w:t>
       </w:r>
     </w:p>
     <w:p>
@@ -1127,7 +1196,7 @@
           </w:tcPr>
           <w:p>
             <w:pPr>
-              <w:spacing w:after="30" w:before="30" w:line="288" w:lineRule="auto"/>
+              <w:spacing w:after="16" w:before="16" w:line="269" w:lineRule="auto"/>
               <w:jc w:val="center"/>
             </w:pPr>
             <w:r>
@@ -1140,7 +1209,7 @@
                 <w:rFonts w:ascii="맑은 고딕" w:hAnsi="맑은 고딕" w:eastAsia="맑은 고딕"/>
                 <w:b/>
                 <w:color w:val="1A1E21"/>
-                <w:sz w:val="19"/>
+                <w:sz w:val="18"/>
               </w:rPr>
               <w:t>단계</w:t>
             </w:r>
@@ -1153,7 +1222,7 @@
           </w:tcPr>
           <w:p>
             <w:pPr>
-              <w:spacing w:after="30" w:before="30" w:line="288" w:lineRule="auto"/>
+              <w:spacing w:after="16" w:before="16" w:line="269" w:lineRule="auto"/>
               <w:jc w:val="center"/>
             </w:pPr>
             <w:r>
@@ -1166,7 +1235,7 @@
                 <w:rFonts w:ascii="맑은 고딕" w:hAnsi="맑은 고딕" w:eastAsia="맑은 고딕"/>
                 <w:b/>
                 <w:color w:val="1A1E21"/>
-                <w:sz w:val="19"/>
+                <w:sz w:val="18"/>
               </w:rPr>
               <w:t>무엇을 하는가</w:t>
             </w:r>
@@ -1179,7 +1248,7 @@
           </w:tcPr>
           <w:p>
             <w:pPr>
-              <w:spacing w:after="30" w:before="30" w:line="288" w:lineRule="auto"/>
+              <w:spacing w:after="16" w:before="16" w:line="269" w:lineRule="auto"/>
               <w:jc w:val="center"/>
             </w:pPr>
             <w:r>
@@ -1192,7 +1261,7 @@
                 <w:rFonts w:ascii="맑은 고딕" w:hAnsi="맑은 고딕" w:eastAsia="맑은 고딕"/>
                 <w:b/>
                 <w:color w:val="1A1E21"/>
-                <w:sz w:val="19"/>
+                <w:sz w:val="18"/>
               </w:rPr>
               <w:t>쓰인 기법</w:t>
             </w:r>
@@ -1207,7 +1276,7 @@
           </w:tcPr>
           <w:p>
             <w:pPr>
-              <w:spacing w:after="30" w:before="30" w:line="288" w:lineRule="auto"/>
+              <w:spacing w:after="16" w:before="16" w:line="269" w:lineRule="auto"/>
             </w:pPr>
             <w:r/>
             <w:r>
@@ -1215,7 +1284,7 @@
                 <w:rFonts w:ascii="맑은 고딕" w:hAnsi="맑은 고딕" w:eastAsia="맑은 고딕"/>
                 <w:b w:val="0"/>
                 <w:color w:val="1A1E21"/>
-                <w:sz w:val="19"/>
+                <w:sz w:val="18"/>
               </w:rPr>
               <w:t>① 예측</w:t>
             </w:r>
@@ -1227,7 +1296,7 @@
           </w:tcPr>
           <w:p>
             <w:pPr>
-              <w:spacing w:after="30" w:before="30" w:line="288" w:lineRule="auto"/>
+              <w:spacing w:after="16" w:before="16" w:line="269" w:lineRule="auto"/>
             </w:pPr>
             <w:r/>
             <w:r>
@@ -1235,7 +1304,7 @@
                 <w:rFonts w:ascii="맑은 고딕" w:hAnsi="맑은 고딕" w:eastAsia="맑은 고딕"/>
                 <w:b w:val="0"/>
                 <w:color w:val="1A1E21"/>
-                <w:sz w:val="19"/>
+                <w:sz w:val="18"/>
               </w:rPr>
               <w:t>얼마나 남을지 구간과 함께 제시</w:t>
             </w:r>
@@ -1247,7 +1316,7 @@
           </w:tcPr>
           <w:p>
             <w:pPr>
-              <w:spacing w:after="30" w:before="30" w:line="288" w:lineRule="auto"/>
+              <w:spacing w:after="16" w:before="16" w:line="269" w:lineRule="auto"/>
             </w:pPr>
             <w:r/>
             <w:r>
@@ -1255,7 +1324,7 @@
                 <w:rFonts w:ascii="맑은 고딕" w:hAnsi="맑은 고딕" w:eastAsia="맑은 고딕"/>
                 <w:b w:val="0"/>
                 <w:color w:val="1A1E21"/>
-                <w:sz w:val="19"/>
+                <w:sz w:val="18"/>
               </w:rPr>
               <w:t>XGBoost + 분위수 회귀</w:t>
             </w:r>
@@ -1269,7 +1338,7 @@
           </w:tcPr>
           <w:p>
             <w:pPr>
-              <w:spacing w:after="30" w:before="30" w:line="288" w:lineRule="auto"/>
+              <w:spacing w:after="16" w:before="16" w:line="269" w:lineRule="auto"/>
             </w:pPr>
             <w:r/>
             <w:r>
@@ -1277,7 +1346,7 @@
                 <w:rFonts w:ascii="맑은 고딕" w:hAnsi="맑은 고딕" w:eastAsia="맑은 고딕"/>
                 <w:b w:val="0"/>
                 <w:color w:val="1A1E21"/>
-                <w:sz w:val="19"/>
+                <w:sz w:val="18"/>
               </w:rPr>
               <w:t>② 설명</w:t>
             </w:r>
@@ -1290,7 +1359,7 @@
           </w:tcPr>
           <w:p>
             <w:pPr>
-              <w:spacing w:after="30" w:before="30" w:line="288" w:lineRule="auto"/>
+              <w:spacing w:after="16" w:before="16" w:line="269" w:lineRule="auto"/>
             </w:pPr>
             <w:r/>
             <w:r>
@@ -1298,7 +1367,7 @@
                 <w:rFonts w:ascii="맑은 고딕" w:hAnsi="맑은 고딕" w:eastAsia="맑은 고딕"/>
                 <w:b w:val="0"/>
                 <w:color w:val="1A1E21"/>
-                <w:sz w:val="19"/>
+                <w:sz w:val="18"/>
               </w:rPr>
               <w:t>왜 그 숫자가 나왔는지 분해</w:t>
             </w:r>
@@ -1311,7 +1380,7 @@
           </w:tcPr>
           <w:p>
             <w:pPr>
-              <w:spacing w:after="30" w:before="30" w:line="288" w:lineRule="auto"/>
+              <w:spacing w:after="16" w:before="16" w:line="269" w:lineRule="auto"/>
             </w:pPr>
             <w:r/>
             <w:r>
@@ -1319,7 +1388,7 @@
                 <w:rFonts w:ascii="맑은 고딕" w:hAnsi="맑은 고딕" w:eastAsia="맑은 고딕"/>
                 <w:b w:val="0"/>
                 <w:color w:val="1A1E21"/>
-                <w:sz w:val="19"/>
+                <w:sz w:val="18"/>
               </w:rPr>
               <w:t>TreeSHAP</w:t>
             </w:r>
@@ -1334,7 +1403,7 @@
           </w:tcPr>
           <w:p>
             <w:pPr>
-              <w:spacing w:after="30" w:before="30" w:line="288" w:lineRule="auto"/>
+              <w:spacing w:after="16" w:before="16" w:line="269" w:lineRule="auto"/>
             </w:pPr>
             <w:r/>
             <w:r>
@@ -1342,7 +1411,7 @@
                 <w:rFonts w:ascii="맑은 고딕" w:hAnsi="맑은 고딕" w:eastAsia="맑은 고딕"/>
                 <w:b w:val="0"/>
                 <w:color w:val="1A1E21"/>
-                <w:sz w:val="19"/>
+                <w:sz w:val="18"/>
               </w:rPr>
               <w:t>③ 처방</w:t>
             </w:r>
@@ -1354,7 +1423,7 @@
           </w:tcPr>
           <w:p>
             <w:pPr>
-              <w:spacing w:after="30" w:before="30" w:line="288" w:lineRule="auto"/>
+              <w:spacing w:after="16" w:before="16" w:line="269" w:lineRule="auto"/>
             </w:pPr>
             <w:r/>
             <w:r>
@@ -1362,7 +1431,7 @@
                 <w:rFonts w:ascii="맑은 고딕" w:hAnsi="맑은 고딕" w:eastAsia="맑은 고딕"/>
                 <w:b w:val="0"/>
                 <w:color w:val="1A1E21"/>
-                <w:sz w:val="19"/>
+                <w:sz w:val="18"/>
               </w:rPr>
               <w:t>무엇을 바꾸면 되는지 탐색</w:t>
             </w:r>
@@ -1374,7 +1443,7 @@
           </w:tcPr>
           <w:p>
             <w:pPr>
-              <w:spacing w:after="30" w:before="30" w:line="288" w:lineRule="auto"/>
+              <w:spacing w:after="16" w:before="16" w:line="269" w:lineRule="auto"/>
             </w:pPr>
             <w:r/>
             <w:r>
@@ -1382,7 +1451,7 @@
                 <w:rFonts w:ascii="맑은 고딕" w:hAnsi="맑은 고딕" w:eastAsia="맑은 고딕"/>
                 <w:b w:val="0"/>
                 <w:color w:val="1A1E21"/>
-                <w:sz w:val="19"/>
+                <w:sz w:val="18"/>
               </w:rPr>
               <w:t>반사실(counterfactual) 격자 탐색</w:t>
             </w:r>
@@ -1396,7 +1465,7 @@
           </w:tcPr>
           <w:p>
             <w:pPr>
-              <w:spacing w:after="30" w:before="30" w:line="288" w:lineRule="auto"/>
+              <w:spacing w:after="16" w:before="16" w:line="269" w:lineRule="auto"/>
             </w:pPr>
             <w:r/>
             <w:r>
@@ -1404,7 +1473,7 @@
                 <w:rFonts w:ascii="맑은 고딕" w:hAnsi="맑은 고딕" w:eastAsia="맑은 고딕"/>
                 <w:b w:val="0"/>
                 <w:color w:val="1A1E21"/>
-                <w:sz w:val="19"/>
+                <w:sz w:val="18"/>
               </w:rPr>
               <w:t>④ 비교</w:t>
             </w:r>
@@ -1417,7 +1486,7 @@
           </w:tcPr>
           <w:p>
             <w:pPr>
-              <w:spacing w:after="30" w:before="30" w:line="288" w:lineRule="auto"/>
+              <w:spacing w:after="16" w:before="16" w:line="269" w:lineRule="auto"/>
             </w:pPr>
             <w:r/>
             <w:r>
@@ -1425,7 +1494,7 @@
                 <w:rFonts w:ascii="맑은 고딕" w:hAnsi="맑은 고딕" w:eastAsia="맑은 고딕"/>
                 <w:b w:val="0"/>
                 <w:color w:val="1A1E21"/>
-                <w:sz w:val="19"/>
+                <w:sz w:val="18"/>
               </w:rPr>
               <w:t>비슷한 임가는 어떤지 제시</w:t>
             </w:r>
@@ -1438,7 +1507,7 @@
           </w:tcPr>
           <w:p>
             <w:pPr>
-              <w:spacing w:after="30" w:before="30" w:line="288" w:lineRule="auto"/>
+              <w:spacing w:after="16" w:before="16" w:line="269" w:lineRule="auto"/>
             </w:pPr>
             <w:r/>
             <w:r>
@@ -1446,7 +1515,7 @@
                 <w:rFonts w:ascii="맑은 고딕" w:hAnsi="맑은 고딕" w:eastAsia="맑은 고딕"/>
                 <w:b w:val="0"/>
                 <w:color w:val="1A1E21"/>
-                <w:sz w:val="19"/>
+                <w:sz w:val="18"/>
               </w:rPr>
               <w:t>최근접 이웃 (로그 척도)</w:t>
             </w:r>
@@ -1461,7 +1530,7 @@
           </w:tcPr>
           <w:p>
             <w:pPr>
-              <w:spacing w:after="30" w:before="30" w:line="288" w:lineRule="auto"/>
+              <w:spacing w:after="16" w:before="16" w:line="269" w:lineRule="auto"/>
             </w:pPr>
             <w:r/>
             <w:r>
@@ -1469,7 +1538,7 @@
                 <w:rFonts w:ascii="맑은 고딕" w:hAnsi="맑은 고딕" w:eastAsia="맑은 고딕"/>
                 <w:b w:val="0"/>
                 <w:color w:val="1A1E21"/>
-                <w:sz w:val="19"/>
+                <w:sz w:val="18"/>
               </w:rPr>
               <w:t>⑤ 전략</w:t>
             </w:r>
@@ -1481,7 +1550,7 @@
           </w:tcPr>
           <w:p>
             <w:pPr>
-              <w:spacing w:after="30" w:before="30" w:line="288" w:lineRule="auto"/>
+              <w:spacing w:after="16" w:before="16" w:line="269" w:lineRule="auto"/>
             </w:pPr>
             <w:r/>
             <w:r>
@@ -1489,7 +1558,7 @@
                 <w:rFonts w:ascii="맑은 고딕" w:hAnsi="맑은 고딕" w:eastAsia="맑은 고딕"/>
                 <w:b w:val="0"/>
                 <w:color w:val="1A1E21"/>
-                <w:sz w:val="19"/>
+                <w:sz w:val="18"/>
               </w:rPr>
               <w:t>언제 팔지 · 무엇을 섞을지</w:t>
             </w:r>
@@ -1501,7 +1570,7 @@
           </w:tcPr>
           <w:p>
             <w:pPr>
-              <w:spacing w:after="30" w:before="30" w:line="288" w:lineRule="auto"/>
+              <w:spacing w:after="16" w:before="16" w:line="269" w:lineRule="auto"/>
             </w:pPr>
             <w:r/>
             <w:r>
@@ -1509,7 +1578,7 @@
                 <w:rFonts w:ascii="맑은 고딕" w:hAnsi="맑은 고딕" w:eastAsia="맑은 고딕"/>
                 <w:b w:val="0"/>
                 <w:color w:val="1A1E21"/>
-                <w:sz w:val="19"/>
+                <w:sz w:val="18"/>
               </w:rPr>
               <w:t>KAMIS 시세 · 평균–분산 최적화</w:t>
             </w:r>
@@ -1519,7 +1588,7 @@
     </w:tbl>
     <w:p>
       <w:pPr>
-        <w:spacing w:after="80"/>
+        <w:spacing w:after="40"/>
       </w:pPr>
     </w:p>
     <w:p>
@@ -1863,7 +1932,7 @@
           </w:tcPr>
           <w:p>
             <w:pPr>
-              <w:spacing w:after="30" w:before="30" w:line="288" w:lineRule="auto"/>
+              <w:spacing w:after="16" w:before="16" w:line="269" w:lineRule="auto"/>
               <w:jc w:val="center"/>
             </w:pPr>
             <w:r>
@@ -1876,7 +1945,7 @@
                 <w:rFonts w:ascii="맑은 고딕" w:hAnsi="맑은 고딕" w:eastAsia="맑은 고딕"/>
                 <w:b/>
                 <w:color w:val="1A1E21"/>
-                <w:sz w:val="19"/>
+                <w:sz w:val="18"/>
               </w:rPr>
               <w:t>구분</w:t>
             </w:r>
@@ -1889,7 +1958,7 @@
           </w:tcPr>
           <w:p>
             <w:pPr>
-              <w:spacing w:after="30" w:before="30" w:line="288" w:lineRule="auto"/>
+              <w:spacing w:after="16" w:before="16" w:line="269" w:lineRule="auto"/>
               <w:jc w:val="center"/>
             </w:pPr>
             <w:r>
@@ -1902,7 +1971,7 @@
                 <w:rFonts w:ascii="맑은 고딕" w:hAnsi="맑은 고딕" w:eastAsia="맑은 고딕"/>
                 <w:b/>
                 <w:color w:val="1A1E21"/>
-                <w:sz w:val="19"/>
+                <w:sz w:val="18"/>
               </w:rPr>
               <w:t>기술</w:t>
             </w:r>
@@ -1917,7 +1986,7 @@
           </w:tcPr>
           <w:p>
             <w:pPr>
-              <w:spacing w:after="30" w:before="30" w:line="288" w:lineRule="auto"/>
+              <w:spacing w:after="16" w:before="16" w:line="269" w:lineRule="auto"/>
             </w:pPr>
             <w:r/>
             <w:r>
@@ -1925,7 +1994,7 @@
                 <w:rFonts w:ascii="맑은 고딕" w:hAnsi="맑은 고딕" w:eastAsia="맑은 고딕"/>
                 <w:b w:val="0"/>
                 <w:color w:val="1A1E21"/>
-                <w:sz w:val="19"/>
+                <w:sz w:val="18"/>
               </w:rPr>
               <w:t>모델</w:t>
             </w:r>
@@ -1937,7 +2006,7 @@
           </w:tcPr>
           <w:p>
             <w:pPr>
-              <w:spacing w:after="30" w:before="30" w:line="288" w:lineRule="auto"/>
+              <w:spacing w:after="16" w:before="16" w:line="269" w:lineRule="auto"/>
             </w:pPr>
             <w:r/>
             <w:r>
@@ -1945,7 +2014,7 @@
                 <w:rFonts w:ascii="맑은 고딕" w:hAnsi="맑은 고딕" w:eastAsia="맑은 고딕"/>
                 <w:b w:val="0"/>
                 <w:color w:val="1A1E21"/>
-                <w:sz w:val="19"/>
+                <w:sz w:val="18"/>
               </w:rPr>
               <w:t>XGBoost (CUDA, NVIDIA A6000 ×2, tree_method=hist, device=cuda)</w:t>
             </w:r>
@@ -1959,7 +2028,7 @@
           </w:tcPr>
           <w:p>
             <w:pPr>
-              <w:spacing w:after="30" w:before="30" w:line="288" w:lineRule="auto"/>
+              <w:spacing w:after="16" w:before="16" w:line="269" w:lineRule="auto"/>
             </w:pPr>
             <w:r/>
             <w:r>
@@ -1967,7 +2036,7 @@
                 <w:rFonts w:ascii="맑은 고딕" w:hAnsi="맑은 고딕" w:eastAsia="맑은 고딕"/>
                 <w:b w:val="0"/>
                 <w:color w:val="1A1E21"/>
-                <w:sz w:val="19"/>
+                <w:sz w:val="18"/>
               </w:rPr>
               <w:t>탐색</w:t>
             </w:r>
@@ -1980,7 +2049,7 @@
           </w:tcPr>
           <w:p>
             <w:pPr>
-              <w:spacing w:after="30" w:before="30" w:line="288" w:lineRule="auto"/>
+              <w:spacing w:after="16" w:before="16" w:line="269" w:lineRule="auto"/>
             </w:pPr>
             <w:r/>
             <w:r>
@@ -1988,7 +2057,7 @@
                 <w:rFonts w:ascii="맑은 고딕" w:hAnsi="맑은 고딕" w:eastAsia="맑은 고딕"/>
                 <w:b w:val="0"/>
                 <w:color w:val="1A1E21"/>
-                <w:sz w:val="19"/>
+                <w:sz w:val="18"/>
               </w:rPr>
               <w:t>Optuna TPE multivariate sampler — Model A 300 trial / Model B 200 trial</w:t>
             </w:r>
@@ -2003,7 +2072,7 @@
           </w:tcPr>
           <w:p>
             <w:pPr>
-              <w:spacing w:after="30" w:before="30" w:line="288" w:lineRule="auto"/>
+              <w:spacing w:after="16" w:before="16" w:line="269" w:lineRule="auto"/>
             </w:pPr>
             <w:r/>
             <w:r>
@@ -2011,7 +2080,7 @@
                 <w:rFonts w:ascii="맑은 고딕" w:hAnsi="맑은 고딕" w:eastAsia="맑은 고딕"/>
                 <w:b w:val="0"/>
                 <w:color w:val="1A1E21"/>
-                <w:sz w:val="19"/>
+                <w:sz w:val="18"/>
               </w:rPr>
               <w:t>목적함수</w:t>
             </w:r>
@@ -2023,7 +2092,7 @@
           </w:tcPr>
           <w:p>
             <w:pPr>
-              <w:spacing w:after="30" w:before="30" w:line="288" w:lineRule="auto"/>
+              <w:spacing w:after="16" w:before="16" w:line="269" w:lineRule="auto"/>
             </w:pPr>
             <w:r/>
             <w:r>
@@ -2031,7 +2100,7 @@
                 <w:rFonts w:ascii="맑은 고딕" w:hAnsi="맑은 고딕" w:eastAsia="맑은 고딕"/>
                 <w:b w:val="0"/>
                 <w:color w:val="1A1E21"/>
-                <w:sz w:val="19"/>
+                <w:sz w:val="18"/>
               </w:rPr>
               <w:t>5-fold CV OOF RMSE (단일 홀드아웃 과적합 방지)</w:t>
             </w:r>
@@ -2045,7 +2114,7 @@
           </w:tcPr>
           <w:p>
             <w:pPr>
-              <w:spacing w:after="30" w:before="30" w:line="288" w:lineRule="auto"/>
+              <w:spacing w:after="16" w:before="16" w:line="269" w:lineRule="auto"/>
             </w:pPr>
             <w:r/>
             <w:r>
@@ -2053,7 +2122,7 @@
                 <w:rFonts w:ascii="맑은 고딕" w:hAnsi="맑은 고딕" w:eastAsia="맑은 고딕"/>
                 <w:b w:val="0"/>
                 <w:color w:val="1A1E21"/>
-                <w:sz w:val="19"/>
+                <w:sz w:val="18"/>
               </w:rPr>
               <w:t>불확실성</w:t>
             </w:r>
@@ -2066,7 +2135,7 @@
           </w:tcPr>
           <w:p>
             <w:pPr>
-              <w:spacing w:after="30" w:before="30" w:line="288" w:lineRule="auto"/>
+              <w:spacing w:after="16" w:before="16" w:line="269" w:lineRule="auto"/>
             </w:pPr>
             <w:r/>
             <w:r>
@@ -2074,7 +2143,7 @@
                 <w:rFonts w:ascii="맑은 고딕" w:hAnsi="맑은 고딕" w:eastAsia="맑은 고딕"/>
                 <w:b w:val="0"/>
                 <w:color w:val="1A1E21"/>
-                <w:sz w:val="19"/>
+                <w:sz w:val="18"/>
               </w:rPr>
               <w:t>Quantile Regression (reg:quantileerror)</w:t>
             </w:r>
@@ -2089,7 +2158,7 @@
           </w:tcPr>
           <w:p>
             <w:pPr>
-              <w:spacing w:after="30" w:before="30" w:line="288" w:lineRule="auto"/>
+              <w:spacing w:after="16" w:before="16" w:line="269" w:lineRule="auto"/>
             </w:pPr>
             <w:r/>
             <w:r>
@@ -2097,7 +2166,7 @@
                 <w:rFonts w:ascii="맑은 고딕" w:hAnsi="맑은 고딕" w:eastAsia="맑은 고딕"/>
                 <w:b w:val="0"/>
                 <w:color w:val="1A1E21"/>
-                <w:sz w:val="19"/>
+                <w:sz w:val="18"/>
               </w:rPr>
               <w:t>설명</w:t>
             </w:r>
@@ -2109,7 +2178,7 @@
           </w:tcPr>
           <w:p>
             <w:pPr>
-              <w:spacing w:after="30" w:before="30" w:line="288" w:lineRule="auto"/>
+              <w:spacing w:after="16" w:before="16" w:line="269" w:lineRule="auto"/>
             </w:pPr>
             <w:r/>
             <w:r>
@@ -2117,7 +2186,7 @@
                 <w:rFonts w:ascii="맑은 고딕" w:hAnsi="맑은 고딕" w:eastAsia="맑은 고딕"/>
                 <w:b w:val="0"/>
                 <w:color w:val="1A1E21"/>
-                <w:sz w:val="19"/>
+                <w:sz w:val="18"/>
               </w:rPr>
               <w:t>TreeSHAP (pred_contribs)</w:t>
             </w:r>
@@ -2131,7 +2200,7 @@
           </w:tcPr>
           <w:p>
             <w:pPr>
-              <w:spacing w:after="30" w:before="30" w:line="288" w:lineRule="auto"/>
+              <w:spacing w:after="16" w:before="16" w:line="269" w:lineRule="auto"/>
             </w:pPr>
             <w:r/>
             <w:r>
@@ -2139,7 +2208,7 @@
                 <w:rFonts w:ascii="맑은 고딕" w:hAnsi="맑은 고딕" w:eastAsia="맑은 고딕"/>
                 <w:b w:val="0"/>
                 <w:color w:val="1A1E21"/>
-                <w:sz w:val="19"/>
+                <w:sz w:val="18"/>
               </w:rPr>
               <w:t>최적화</w:t>
             </w:r>
@@ -2152,7 +2221,7 @@
           </w:tcPr>
           <w:p>
             <w:pPr>
-              <w:spacing w:after="30" w:before="30" w:line="288" w:lineRule="auto"/>
+              <w:spacing w:after="16" w:before="16" w:line="269" w:lineRule="auto"/>
             </w:pPr>
             <w:r/>
             <w:r>
@@ -2160,7 +2229,7 @@
                 <w:rFonts w:ascii="맑은 고딕" w:hAnsi="맑은 고딕" w:eastAsia="맑은 고딕"/>
                 <w:b w:val="0"/>
                 <w:color w:val="1A1E21"/>
-                <w:sz w:val="19"/>
+                <w:sz w:val="18"/>
               </w:rPr>
               <w:t>Dirichlet 무작위 가중 6,000개 + 상관 수축 + 최근접 양정부호 행렬 투영</w:t>
             </w:r>
@@ -2175,7 +2244,7 @@
           </w:tcPr>
           <w:p>
             <w:pPr>
-              <w:spacing w:after="30" w:before="30" w:line="288" w:lineRule="auto"/>
+              <w:spacing w:after="16" w:before="16" w:line="269" w:lineRule="auto"/>
             </w:pPr>
             <w:r/>
             <w:r>
@@ -2183,7 +2252,7 @@
                 <w:rFonts w:ascii="맑은 고딕" w:hAnsi="맑은 고딕" w:eastAsia="맑은 고딕"/>
                 <w:b w:val="0"/>
                 <w:color w:val="1A1E21"/>
-                <w:sz w:val="19"/>
+                <w:sz w:val="18"/>
               </w:rPr>
               <w:t>서비스</w:t>
             </w:r>
@@ -2195,7 +2264,7 @@
           </w:tcPr>
           <w:p>
             <w:pPr>
-              <w:spacing w:after="30" w:before="30" w:line="288" w:lineRule="auto"/>
+              <w:spacing w:after="16" w:before="16" w:line="269" w:lineRule="auto"/>
             </w:pPr>
             <w:r/>
             <w:r>
@@ -2203,7 +2272,7 @@
                 <w:rFonts w:ascii="맑은 고딕" w:hAnsi="맑은 고딕" w:eastAsia="맑은 고딕"/>
                 <w:b w:val="0"/>
                 <w:color w:val="1A1E21"/>
-                <w:sz w:val="19"/>
+                <w:sz w:val="18"/>
               </w:rPr>
               <w:t>FastAPI (Python) + Vue 3 / Vite / Apache ECharts</w:t>
             </w:r>
@@ -2213,19 +2282,19 @@
     </w:tbl>
     <w:p>
       <w:pPr>
-        <w:spacing w:after="80"/>
+        <w:spacing w:after="40"/>
       </w:pPr>
     </w:p>
     <w:p>
       <w:pPr>
-        <w:spacing w:before="160" w:after="60"/>
+        <w:spacing w:before="120" w:after="40"/>
         <w:jc w:val="center"/>
       </w:pPr>
       <w:r>
         <w:drawing>
           <wp:inline xmlns:a="http://schemas.openxmlformats.org/drawingml/2006/main" xmlns:pic="http://schemas.openxmlformats.org/drawingml/2006/picture">
-            <wp:extent cx="5903999" cy="2927552"/>
-            <wp:docPr id="2" name="Picture 2"/>
+            <wp:extent cx="4752000" cy="2356323"/>
+            <wp:docPr id="3" name="Picture 3"/>
             <wp:cNvGraphicFramePr>
               <a:graphicFrameLocks noChangeAspect="1"/>
             </wp:cNvGraphicFramePr>
@@ -2237,7 +2306,7 @@
                     <pic:cNvPicPr/>
                   </pic:nvPicPr>
                   <pic:blipFill>
-                    <a:blip r:embed="rId10"/>
+                    <a:blip r:embed="rId11"/>
                     <a:stretch>
                       <a:fillRect/>
                     </a:stretch>
@@ -2245,7 +2314,7 @@
                   <pic:spPr>
                     <a:xfrm>
                       <a:off x="0" y="0"/>
-                      <a:ext cx="5903999" cy="2927552"/>
+                      <a:ext cx="4752000" cy="2356323"/>
                     </a:xfrm>
                     <a:prstGeom prst="rect"/>
                   </pic:spPr>
@@ -2258,7 +2327,7 @@
     </w:p>
     <w:p>
       <w:pPr>
-        <w:spacing w:after="200"/>
+        <w:spacing w:after="160"/>
         <w:jc w:val="center"/>
       </w:pPr>
       <w:r>
@@ -2268,7 +2337,7 @@
           <w:color w:val="555F66"/>
           <w:sz w:val="18"/>
         </w:rPr>
-        <w:t>[그림 2] 분석 파이프라인 전 과정</w:t>
+        <w:t>[그림 3] 분석 파이프라인 전 과정</w:t>
       </w:r>
     </w:p>
     <w:p>
@@ -2339,7 +2408,7 @@
           </w:tcPr>
           <w:p>
             <w:pPr>
-              <w:spacing w:after="30" w:before="30" w:line="288" w:lineRule="auto"/>
+              <w:spacing w:after="16" w:before="16" w:line="269" w:lineRule="auto"/>
               <w:jc w:val="center"/>
             </w:pPr>
             <w:r>
@@ -2352,7 +2421,7 @@
                 <w:rFonts w:ascii="맑은 고딕" w:hAnsi="맑은 고딕" w:eastAsia="맑은 고딕"/>
                 <w:b/>
                 <w:color w:val="1A1E21"/>
-                <w:sz w:val="19"/>
+                <w:sz w:val="18"/>
               </w:rPr>
               <w:t>통계명</w:t>
             </w:r>
@@ -2365,7 +2434,7 @@
           </w:tcPr>
           <w:p>
             <w:pPr>
-              <w:spacing w:after="30" w:before="30" w:line="288" w:lineRule="auto"/>
+              <w:spacing w:after="16" w:before="16" w:line="269" w:lineRule="auto"/>
               <w:jc w:val="center"/>
             </w:pPr>
             <w:r>
@@ -2378,7 +2447,7 @@
                 <w:rFonts w:ascii="맑은 고딕" w:hAnsi="맑은 고딕" w:eastAsia="맑은 고딕"/>
                 <w:b/>
                 <w:color w:val="1A1E21"/>
-                <w:sz w:val="19"/>
+                <w:sz w:val="18"/>
               </w:rPr>
               <w:t>제공기관</w:t>
             </w:r>
@@ -2391,7 +2460,7 @@
           </w:tcPr>
           <w:p>
             <w:pPr>
-              <w:spacing w:after="30" w:before="30" w:line="288" w:lineRule="auto"/>
+              <w:spacing w:after="16" w:before="16" w:line="269" w:lineRule="auto"/>
               <w:jc w:val="center"/>
             </w:pPr>
             <w:r>
@@ -2404,7 +2473,7 @@
                 <w:rFonts w:ascii="맑은 고딕" w:hAnsi="맑은 고딕" w:eastAsia="맑은 고딕"/>
                 <w:b/>
                 <w:color w:val="1A1E21"/>
-                <w:sz w:val="19"/>
+                <w:sz w:val="18"/>
               </w:rPr>
               <w:t>기간</w:t>
             </w:r>
@@ -2417,7 +2486,7 @@
           </w:tcPr>
           <w:p>
             <w:pPr>
-              <w:spacing w:after="30" w:before="30" w:line="288" w:lineRule="auto"/>
+              <w:spacing w:after="16" w:before="16" w:line="269" w:lineRule="auto"/>
               <w:jc w:val="center"/>
             </w:pPr>
             <w:r>
@@ -2430,7 +2499,7 @@
                 <w:rFonts w:ascii="맑은 고딕" w:hAnsi="맑은 고딕" w:eastAsia="맑은 고딕"/>
                 <w:b/>
                 <w:color w:val="1A1E21"/>
-                <w:sz w:val="19"/>
+                <w:sz w:val="18"/>
               </w:rPr>
               <w:t>규모</w:t>
             </w:r>
@@ -2443,7 +2512,7 @@
           </w:tcPr>
           <w:p>
             <w:pPr>
-              <w:spacing w:after="30" w:before="30" w:line="288" w:lineRule="auto"/>
+              <w:spacing w:after="16" w:before="16" w:line="269" w:lineRule="auto"/>
               <w:jc w:val="center"/>
             </w:pPr>
             <w:r>
@@ -2456,7 +2525,7 @@
                 <w:rFonts w:ascii="맑은 고딕" w:hAnsi="맑은 고딕" w:eastAsia="맑은 고딕"/>
                 <w:b/>
                 <w:color w:val="1A1E21"/>
-                <w:sz w:val="19"/>
+                <w:sz w:val="18"/>
               </w:rPr>
               <w:t>용도</w:t>
             </w:r>
@@ -2471,7 +2540,7 @@
           </w:tcPr>
           <w:p>
             <w:pPr>
-              <w:spacing w:after="30" w:before="30" w:line="288" w:lineRule="auto"/>
+              <w:spacing w:after="16" w:before="16" w:line="269" w:lineRule="auto"/>
             </w:pPr>
             <w:r/>
             <w:r>
@@ -2479,7 +2548,7 @@
                 <w:rFonts w:ascii="맑은 고딕" w:hAnsi="맑은 고딕" w:eastAsia="맑은 고딕"/>
                 <w:b w:val="0"/>
                 <w:color w:val="1A1E21"/>
-                <w:sz w:val="19"/>
+                <w:sz w:val="18"/>
               </w:rPr>
               <w:t>임가경제조사</w:t>
             </w:r>
@@ -2491,7 +2560,7 @@
           </w:tcPr>
           <w:p>
             <w:pPr>
-              <w:spacing w:after="30" w:before="30" w:line="288" w:lineRule="auto"/>
+              <w:spacing w:after="16" w:before="16" w:line="269" w:lineRule="auto"/>
             </w:pPr>
             <w:r/>
             <w:r>
@@ -2499,7 +2568,7 @@
                 <w:rFonts w:ascii="맑은 고딕" w:hAnsi="맑은 고딕" w:eastAsia="맑은 고딕"/>
                 <w:b w:val="0"/>
                 <w:color w:val="1A1E21"/>
-                <w:sz w:val="19"/>
+                <w:sz w:val="18"/>
               </w:rPr>
               <w:t>산림청</w:t>
             </w:r>
@@ -2511,7 +2580,7 @@
           </w:tcPr>
           <w:p>
             <w:pPr>
-              <w:spacing w:after="30" w:before="30" w:line="288" w:lineRule="auto"/>
+              <w:spacing w:after="16" w:before="16" w:line="269" w:lineRule="auto"/>
             </w:pPr>
             <w:r/>
             <w:r>
@@ -2519,7 +2588,7 @@
                 <w:rFonts w:ascii="맑은 고딕" w:hAnsi="맑은 고딕" w:eastAsia="맑은 고딕"/>
                 <w:b w:val="0"/>
                 <w:color w:val="1A1E21"/>
-                <w:sz w:val="19"/>
+                <w:sz w:val="18"/>
               </w:rPr>
               <w:t>2019~2023</w:t>
             </w:r>
@@ -2531,7 +2600,7 @@
           </w:tcPr>
           <w:p>
             <w:pPr>
-              <w:spacing w:after="30" w:before="30" w:line="288" w:lineRule="auto"/>
+              <w:spacing w:after="16" w:before="16" w:line="269" w:lineRule="auto"/>
             </w:pPr>
             <w:r/>
             <w:r>
@@ -2539,7 +2608,7 @@
                 <w:rFonts w:ascii="맑은 고딕" w:hAnsi="맑은 고딕" w:eastAsia="맑은 고딕"/>
                 <w:b w:val="0"/>
                 <w:color w:val="1A1E21"/>
-                <w:sz w:val="19"/>
+                <w:sz w:val="18"/>
               </w:rPr>
               <w:t>4,438 임가-연도</w:t>
             </w:r>
@@ -2551,7 +2620,7 @@
           </w:tcPr>
           <w:p>
             <w:pPr>
-              <w:spacing w:after="30" w:before="30" w:line="288" w:lineRule="auto"/>
+              <w:spacing w:after="16" w:before="16" w:line="269" w:lineRule="auto"/>
             </w:pPr>
             <w:r/>
             <w:r>
@@ -2559,7 +2628,7 @@
                 <w:rFonts w:ascii="맑은 고딕" w:hAnsi="맑은 고딕" w:eastAsia="맑은 고딕"/>
                 <w:b w:val="0"/>
                 <w:color w:val="1A1E21"/>
-                <w:sz w:val="19"/>
+                <w:sz w:val="18"/>
               </w:rPr>
               <w:t>Model A 학습</w:t>
             </w:r>
@@ -2573,7 +2642,7 @@
           </w:tcPr>
           <w:p>
             <w:pPr>
-              <w:spacing w:after="30" w:before="30" w:line="288" w:lineRule="auto"/>
+              <w:spacing w:after="16" w:before="16" w:line="269" w:lineRule="auto"/>
             </w:pPr>
             <w:r/>
             <w:r>
@@ -2581,7 +2650,7 @@
                 <w:rFonts w:ascii="맑은 고딕" w:hAnsi="맑은 고딕" w:eastAsia="맑은 고딕"/>
                 <w:b w:val="0"/>
                 <w:color w:val="1A1E21"/>
-                <w:sz w:val="19"/>
+                <w:sz w:val="18"/>
               </w:rPr>
               <w:t>임산물생산비조사</w:t>
             </w:r>
@@ -2594,7 +2663,7 @@
           </w:tcPr>
           <w:p>
             <w:pPr>
-              <w:spacing w:after="30" w:before="30" w:line="288" w:lineRule="auto"/>
+              <w:spacing w:after="16" w:before="16" w:line="269" w:lineRule="auto"/>
             </w:pPr>
             <w:r/>
             <w:r>
@@ -2602,7 +2671,7 @@
                 <w:rFonts w:ascii="맑은 고딕" w:hAnsi="맑은 고딕" w:eastAsia="맑은 고딕"/>
                 <w:b w:val="0"/>
                 <w:color w:val="1A1E21"/>
-                <w:sz w:val="19"/>
+                <w:sz w:val="18"/>
               </w:rPr>
               <w:t>산림청</w:t>
             </w:r>
@@ -2615,7 +2684,7 @@
           </w:tcPr>
           <w:p>
             <w:pPr>
-              <w:spacing w:after="30" w:before="30" w:line="288" w:lineRule="auto"/>
+              <w:spacing w:after="16" w:before="16" w:line="269" w:lineRule="auto"/>
             </w:pPr>
             <w:r/>
             <w:r>
@@ -2623,7 +2692,7 @@
                 <w:rFonts w:ascii="맑은 고딕" w:hAnsi="맑은 고딕" w:eastAsia="맑은 고딕"/>
                 <w:b w:val="0"/>
                 <w:color w:val="1A1E21"/>
-                <w:sz w:val="19"/>
+                <w:sz w:val="18"/>
               </w:rPr>
               <w:t>2018~2024</w:t>
             </w:r>
@@ -2636,7 +2705,7 @@
           </w:tcPr>
           <w:p>
             <w:pPr>
-              <w:spacing w:after="30" w:before="30" w:line="288" w:lineRule="auto"/>
+              <w:spacing w:after="16" w:before="16" w:line="269" w:lineRule="auto"/>
             </w:pPr>
             <w:r/>
             <w:r>
@@ -2644,7 +2713,7 @@
                 <w:rFonts w:ascii="맑은 고딕" w:hAnsi="맑은 고딕" w:eastAsia="맑은 고딕"/>
                 <w:b w:val="0"/>
                 <w:color w:val="1A1E21"/>
-                <w:sz w:val="19"/>
+                <w:sz w:val="18"/>
               </w:rPr>
               <w:t>4,712 관측 (5품목)</w:t>
             </w:r>
@@ -2657,7 +2726,7 @@
           </w:tcPr>
           <w:p>
             <w:pPr>
-              <w:spacing w:after="30" w:before="30" w:line="288" w:lineRule="auto"/>
+              <w:spacing w:after="16" w:before="16" w:line="269" w:lineRule="auto"/>
             </w:pPr>
             <w:r/>
             <w:r>
@@ -2665,7 +2734,7 @@
                 <w:rFonts w:ascii="맑은 고딕" w:hAnsi="맑은 고딕" w:eastAsia="맑은 고딕"/>
                 <w:b w:val="0"/>
                 <w:color w:val="1A1E21"/>
-                <w:sz w:val="19"/>
+                <w:sz w:val="18"/>
               </w:rPr>
               <w:t>Model B 학습</w:t>
             </w:r>
@@ -2680,7 +2749,7 @@
           </w:tcPr>
           <w:p>
             <w:pPr>
-              <w:spacing w:after="30" w:before="30" w:line="288" w:lineRule="auto"/>
+              <w:spacing w:after="16" w:before="16" w:line="269" w:lineRule="auto"/>
             </w:pPr>
             <w:r/>
             <w:r>
@@ -2688,7 +2757,7 @@
                 <w:rFonts w:ascii="맑은 고딕" w:hAnsi="맑은 고딕" w:eastAsia="맑은 고딕"/>
                 <w:b w:val="0"/>
                 <w:color w:val="1A1E21"/>
-                <w:sz w:val="19"/>
+                <w:sz w:val="18"/>
               </w:rPr>
               <w:t>임산물생산조사</w:t>
             </w:r>
@@ -2700,7 +2769,7 @@
           </w:tcPr>
           <w:p>
             <w:pPr>
-              <w:spacing w:after="30" w:before="30" w:line="288" w:lineRule="auto"/>
+              <w:spacing w:after="16" w:before="16" w:line="269" w:lineRule="auto"/>
             </w:pPr>
             <w:r/>
             <w:r>
@@ -2708,7 +2777,7 @@
                 <w:rFonts w:ascii="맑은 고딕" w:hAnsi="맑은 고딕" w:eastAsia="맑은 고딕"/>
                 <w:b w:val="0"/>
                 <w:color w:val="1A1E21"/>
-                <w:sz w:val="19"/>
+                <w:sz w:val="18"/>
               </w:rPr>
               <w:t>산림청</w:t>
             </w:r>
@@ -2720,7 +2789,7 @@
           </w:tcPr>
           <w:p>
             <w:pPr>
-              <w:spacing w:after="30" w:before="30" w:line="288" w:lineRule="auto"/>
+              <w:spacing w:after="16" w:before="16" w:line="269" w:lineRule="auto"/>
             </w:pPr>
             <w:r/>
             <w:r>
@@ -2728,7 +2797,7 @@
                 <w:rFonts w:ascii="맑은 고딕" w:hAnsi="맑은 고딕" w:eastAsia="맑은 고딕"/>
                 <w:b w:val="0"/>
                 <w:color w:val="1A1E21"/>
-                <w:sz w:val="19"/>
+                <w:sz w:val="18"/>
               </w:rPr>
               <w:t>2022~2024</w:t>
             </w:r>
@@ -2740,7 +2809,7 @@
           </w:tcPr>
           <w:p>
             <w:pPr>
-              <w:spacing w:after="30" w:before="30" w:line="288" w:lineRule="auto"/>
+              <w:spacing w:after="16" w:before="16" w:line="269" w:lineRule="auto"/>
             </w:pPr>
             <w:r/>
             <w:r>
@@ -2748,7 +2817,7 @@
                 <w:rFonts w:ascii="맑은 고딕" w:hAnsi="맑은 고딕" w:eastAsia="맑은 고딕"/>
                 <w:b w:val="0"/>
                 <w:color w:val="1A1E21"/>
-                <w:sz w:val="19"/>
+                <w:sz w:val="18"/>
               </w:rPr>
               <w:t>196,579 관측</w:t>
             </w:r>
@@ -2760,7 +2829,7 @@
           </w:tcPr>
           <w:p>
             <w:pPr>
-              <w:spacing w:after="30" w:before="30" w:line="288" w:lineRule="auto"/>
+              <w:spacing w:after="16" w:before="16" w:line="269" w:lineRule="auto"/>
             </w:pPr>
             <w:r/>
             <w:r>
@@ -2768,7 +2837,7 @@
                 <w:rFonts w:ascii="맑은 고딕" w:hAnsi="맑은 고딕" w:eastAsia="맑은 고딕"/>
                 <w:b w:val="0"/>
                 <w:color w:val="1A1E21"/>
-                <w:sz w:val="19"/>
+                <w:sz w:val="18"/>
               </w:rPr>
               <w:t>지역 단가·LQ·가공 분석</w:t>
             </w:r>
@@ -2782,7 +2851,7 @@
           </w:tcPr>
           <w:p>
             <w:pPr>
-              <w:spacing w:after="30" w:before="30" w:line="288" w:lineRule="auto"/>
+              <w:spacing w:after="16" w:before="16" w:line="269" w:lineRule="auto"/>
             </w:pPr>
             <w:r/>
             <w:r>
@@ -2790,7 +2859,7 @@
                 <w:rFonts w:ascii="맑은 고딕" w:hAnsi="맑은 고딕" w:eastAsia="맑은 고딕"/>
                 <w:b w:val="0"/>
                 <w:color w:val="1A1E21"/>
-                <w:sz w:val="19"/>
+                <w:sz w:val="18"/>
               </w:rPr>
               <w:t>임업경영실태조사</w:t>
             </w:r>
@@ -2803,7 +2872,7 @@
           </w:tcPr>
           <w:p>
             <w:pPr>
-              <w:spacing w:after="30" w:before="30" w:line="288" w:lineRule="auto"/>
+              <w:spacing w:after="16" w:before="16" w:line="269" w:lineRule="auto"/>
             </w:pPr>
             <w:r/>
             <w:r>
@@ -2811,7 +2880,7 @@
                 <w:rFonts w:ascii="맑은 고딕" w:hAnsi="맑은 고딕" w:eastAsia="맑은 고딕"/>
                 <w:b w:val="0"/>
                 <w:color w:val="1A1E21"/>
-                <w:sz w:val="19"/>
+                <w:sz w:val="18"/>
               </w:rPr>
               <w:t>산림청</w:t>
             </w:r>
@@ -2824,7 +2893,7 @@
           </w:tcPr>
           <w:p>
             <w:pPr>
-              <w:spacing w:after="30" w:before="30" w:line="288" w:lineRule="auto"/>
+              <w:spacing w:after="16" w:before="16" w:line="269" w:lineRule="auto"/>
             </w:pPr>
             <w:r/>
             <w:r>
@@ -2832,7 +2901,7 @@
                 <w:rFonts w:ascii="맑은 고딕" w:hAnsi="맑은 고딕" w:eastAsia="맑은 고딕"/>
                 <w:b w:val="0"/>
                 <w:color w:val="1A1E21"/>
-                <w:sz w:val="19"/>
+                <w:sz w:val="18"/>
               </w:rPr>
               <w:t>2018·2020</w:t>
             </w:r>
@@ -2845,7 +2914,7 @@
           </w:tcPr>
           <w:p>
             <w:pPr>
-              <w:spacing w:after="30" w:before="30" w:line="288" w:lineRule="auto"/>
+              <w:spacing w:after="16" w:before="16" w:line="269" w:lineRule="auto"/>
             </w:pPr>
             <w:r/>
             <w:r>
@@ -2853,7 +2922,7 @@
                 <w:rFonts w:ascii="맑은 고딕" w:hAnsi="맑은 고딕" w:eastAsia="맑은 고딕"/>
                 <w:b w:val="0"/>
                 <w:color w:val="1A1E21"/>
-                <w:sz w:val="19"/>
+                <w:sz w:val="18"/>
               </w:rPr>
               <w:t>임가 단위</w:t>
             </w:r>
@@ -2866,7 +2935,7 @@
           </w:tcPr>
           <w:p>
             <w:pPr>
-              <w:spacing w:after="30" w:before="30" w:line="288" w:lineRule="auto"/>
+              <w:spacing w:after="16" w:before="16" w:line="269" w:lineRule="auto"/>
             </w:pPr>
             <w:r/>
             <w:r>
@@ -2874,7 +2943,7 @@
                 <w:rFonts w:ascii="맑은 고딕" w:hAnsi="맑은 고딕" w:eastAsia="맑은 고딕"/>
                 <w:b w:val="0"/>
                 <w:color w:val="1A1E21"/>
-                <w:sz w:val="19"/>
+                <w:sz w:val="18"/>
               </w:rPr>
               <w:t>경영 실태 교차 검증</w:t>
             </w:r>
@@ -2885,7 +2954,7 @@
     </w:tbl>
     <w:p>
       <w:pPr>
-        <w:spacing w:after="80"/>
+        <w:spacing w:after="40"/>
       </w:pPr>
     </w:p>
     <w:p>
@@ -2922,7 +2991,7 @@
           </w:tcPr>
           <w:p>
             <w:pPr>
-              <w:spacing w:after="30" w:before="30" w:line="288" w:lineRule="auto"/>
+              <w:spacing w:after="16" w:before="16" w:line="269" w:lineRule="auto"/>
               <w:jc w:val="center"/>
             </w:pPr>
             <w:r>
@@ -2935,7 +3004,7 @@
                 <w:rFonts w:ascii="맑은 고딕" w:hAnsi="맑은 고딕" w:eastAsia="맑은 고딕"/>
                 <w:b/>
                 <w:color w:val="1A1E21"/>
-                <w:sz w:val="19"/>
+                <w:sz w:val="18"/>
               </w:rPr>
               <w:t>데이터명</w:t>
             </w:r>
@@ -2948,7 +3017,7 @@
           </w:tcPr>
           <w:p>
             <w:pPr>
-              <w:spacing w:after="30" w:before="30" w:line="288" w:lineRule="auto"/>
+              <w:spacing w:after="16" w:before="16" w:line="269" w:lineRule="auto"/>
               <w:jc w:val="center"/>
             </w:pPr>
             <w:r>
@@ -2961,7 +3030,7 @@
                 <w:rFonts w:ascii="맑은 고딕" w:hAnsi="맑은 고딕" w:eastAsia="맑은 고딕"/>
                 <w:b/>
                 <w:color w:val="1A1E21"/>
-                <w:sz w:val="19"/>
+                <w:sz w:val="18"/>
               </w:rPr>
               <w:t>제공기관</w:t>
             </w:r>
@@ -2974,7 +3043,7 @@
           </w:tcPr>
           <w:p>
             <w:pPr>
-              <w:spacing w:after="30" w:before="30" w:line="288" w:lineRule="auto"/>
+              <w:spacing w:after="16" w:before="16" w:line="269" w:lineRule="auto"/>
               <w:jc w:val="center"/>
             </w:pPr>
             <w:r>
@@ -2987,7 +3056,7 @@
                 <w:rFonts w:ascii="맑은 고딕" w:hAnsi="맑은 고딕" w:eastAsia="맑은 고딕"/>
                 <w:b/>
                 <w:color w:val="1A1E21"/>
-                <w:sz w:val="19"/>
+                <w:sz w:val="18"/>
               </w:rPr>
               <w:t>용도</w:t>
             </w:r>
@@ -3002,7 +3071,7 @@
           </w:tcPr>
           <w:p>
             <w:pPr>
-              <w:spacing w:after="30" w:before="30" w:line="288" w:lineRule="auto"/>
+              <w:spacing w:after="16" w:before="16" w:line="269" w:lineRule="auto"/>
             </w:pPr>
             <w:r/>
             <w:r>
@@ -3010,7 +3079,7 @@
                 <w:rFonts w:ascii="맑은 고딕" w:hAnsi="맑은 고딕" w:eastAsia="맑은 고딕"/>
                 <w:b w:val="0"/>
                 <w:color w:val="1A1E21"/>
-                <w:sz w:val="19"/>
+                <w:sz w:val="18"/>
               </w:rPr>
               <w:t>KAMIS 농수산물 도매시장 가격 정보</w:t>
             </w:r>
@@ -3022,7 +3091,7 @@
           </w:tcPr>
           <w:p>
             <w:pPr>
-              <w:spacing w:after="30" w:before="30" w:line="288" w:lineRule="auto"/>
+              <w:spacing w:after="16" w:before="16" w:line="269" w:lineRule="auto"/>
             </w:pPr>
             <w:r/>
             <w:r>
@@ -3030,7 +3099,7 @@
                 <w:rFonts w:ascii="맑은 고딕" w:hAnsi="맑은 고딕" w:eastAsia="맑은 고딕"/>
                 <w:b w:val="0"/>
                 <w:color w:val="1A1E21"/>
-                <w:sz w:val="19"/>
+                <w:sz w:val="18"/>
               </w:rPr>
               <w:t>한국농수산식품유통공사(aT)</w:t>
             </w:r>
@@ -3042,7 +3111,7 @@
           </w:tcPr>
           <w:p>
             <w:pPr>
-              <w:spacing w:after="30" w:before="30" w:line="288" w:lineRule="auto"/>
+              <w:spacing w:after="16" w:before="16" w:line="269" w:lineRule="auto"/>
             </w:pPr>
             <w:r/>
             <w:r>
@@ -3050,7 +3119,7 @@
                 <w:rFonts w:ascii="맑은 고딕" w:hAnsi="맑은 고딕" w:eastAsia="맑은 고딕"/>
                 <w:b w:val="0"/>
                 <w:color w:val="1A1E21"/>
-                <w:sz w:val="19"/>
+                <w:sz w:val="18"/>
               </w:rPr>
               <w:t>품목별 월별 도매가 → 출하 시기 추천</w:t>
             </w:r>
@@ -3064,7 +3133,7 @@
           </w:tcPr>
           <w:p>
             <w:pPr>
-              <w:spacing w:after="30" w:before="30" w:line="288" w:lineRule="auto"/>
+              <w:spacing w:after="16" w:before="16" w:line="269" w:lineRule="auto"/>
             </w:pPr>
             <w:r/>
             <w:r>
@@ -3072,7 +3141,7 @@
                 <w:rFonts w:ascii="맑은 고딕" w:hAnsi="맑은 고딕" w:eastAsia="맑은 고딕"/>
                 <w:b w:val="0"/>
                 <w:color w:val="1A1E21"/>
-                <w:sz w:val="19"/>
+                <w:sz w:val="18"/>
               </w:rPr>
               <w:t>기상청 API 허브 종관기상관측(ASOS)</w:t>
             </w:r>
@@ -3085,7 +3154,7 @@
           </w:tcPr>
           <w:p>
             <w:pPr>
-              <w:spacing w:after="30" w:before="30" w:line="288" w:lineRule="auto"/>
+              <w:spacing w:after="16" w:before="16" w:line="269" w:lineRule="auto"/>
             </w:pPr>
             <w:r/>
             <w:r>
@@ -3093,7 +3162,7 @@
                 <w:rFonts w:ascii="맑은 고딕" w:hAnsi="맑은 고딕" w:eastAsia="맑은 고딕"/>
                 <w:b w:val="0"/>
                 <w:color w:val="1A1E21"/>
-                <w:sz w:val="19"/>
+                <w:sz w:val="18"/>
               </w:rPr>
               <w:t>기상청</w:t>
             </w:r>
@@ -3106,7 +3175,7 @@
           </w:tcPr>
           <w:p>
             <w:pPr>
-              <w:spacing w:after="30" w:before="30" w:line="288" w:lineRule="auto"/>
+              <w:spacing w:after="16" w:before="16" w:line="269" w:lineRule="auto"/>
             </w:pPr>
             <w:r/>
             <w:r>
@@ -3114,7 +3183,7 @@
                 <w:rFonts w:ascii="맑은 고딕" w:hAnsi="맑은 고딕" w:eastAsia="맑은 고딕"/>
                 <w:b w:val="0"/>
                 <w:color w:val="1A1E21"/>
-                <w:sz w:val="19"/>
+                <w:sz w:val="18"/>
               </w:rPr>
               <w:t>시군구 230개 · 기상 지표 15종 결합</w:t>
             </w:r>
@@ -3129,7 +3198,7 @@
           </w:tcPr>
           <w:p>
             <w:pPr>
-              <w:spacing w:after="30" w:before="30" w:line="288" w:lineRule="auto"/>
+              <w:spacing w:after="16" w:before="16" w:line="269" w:lineRule="auto"/>
             </w:pPr>
             <w:r/>
             <w:r>
@@ -3137,7 +3206,7 @@
                 <w:rFonts w:ascii="맑은 고딕" w:hAnsi="맑은 고딕" w:eastAsia="맑은 고딕"/>
                 <w:b w:val="0"/>
                 <w:color w:val="1A1E21"/>
-                <w:sz w:val="19"/>
+                <w:sz w:val="18"/>
               </w:rPr>
               <w:t>산림사업 보조금 지원 사업 목록</w:t>
             </w:r>
@@ -3149,7 +3218,7 @@
           </w:tcPr>
           <w:p>
             <w:pPr>
-              <w:spacing w:after="30" w:before="30" w:line="288" w:lineRule="auto"/>
+              <w:spacing w:after="16" w:before="16" w:line="269" w:lineRule="auto"/>
             </w:pPr>
             <w:r/>
             <w:r>
@@ -3157,7 +3226,7 @@
                 <w:rFonts w:ascii="맑은 고딕" w:hAnsi="맑은 고딕" w:eastAsia="맑은 고딕"/>
                 <w:b w:val="0"/>
                 <w:color w:val="1A1E21"/>
-                <w:sz w:val="19"/>
+                <w:sz w:val="18"/>
               </w:rPr>
               <w:t>산림청</w:t>
             </w:r>
@@ -3169,7 +3238,7 @@
           </w:tcPr>
           <w:p>
             <w:pPr>
-              <w:spacing w:after="30" w:before="30" w:line="288" w:lineRule="auto"/>
+              <w:spacing w:after="16" w:before="16" w:line="269" w:lineRule="auto"/>
             </w:pPr>
             <w:r/>
             <w:r>
@@ -3177,7 +3246,7 @@
                 <w:rFonts w:ascii="맑은 고딕" w:hAnsi="맑은 고딕" w:eastAsia="맑은 고딕"/>
                 <w:b w:val="0"/>
                 <w:color w:val="1A1E21"/>
-                <w:sz w:val="19"/>
+                <w:sz w:val="18"/>
               </w:rPr>
               <w:t>42개 사업 자부담률 → 실효 ROI 산출</w:t>
             </w:r>
@@ -3191,7 +3260,7 @@
           </w:tcPr>
           <w:p>
             <w:pPr>
-              <w:spacing w:after="30" w:before="30" w:line="288" w:lineRule="auto"/>
+              <w:spacing w:after="16" w:before="16" w:line="269" w:lineRule="auto"/>
             </w:pPr>
             <w:r/>
             <w:r>
@@ -3199,7 +3268,7 @@
                 <w:rFonts w:ascii="맑은 고딕" w:hAnsi="맑은 고딕" w:eastAsia="맑은 고딕"/>
                 <w:b w:val="0"/>
                 <w:color w:val="1A1E21"/>
-                <w:sz w:val="19"/>
+                <w:sz w:val="18"/>
               </w:rPr>
               <w:t>행정구역 경계 (시군구)</w:t>
             </w:r>
@@ -3212,7 +3281,7 @@
           </w:tcPr>
           <w:p>
             <w:pPr>
-              <w:spacing w:after="30" w:before="30" w:line="288" w:lineRule="auto"/>
+              <w:spacing w:after="16" w:before="16" w:line="269" w:lineRule="auto"/>
             </w:pPr>
             <w:r/>
             <w:r>
@@ -3220,7 +3289,7 @@
                 <w:rFonts w:ascii="맑은 고딕" w:hAnsi="맑은 고딕" w:eastAsia="맑은 고딕"/>
                 <w:b w:val="0"/>
                 <w:color w:val="1A1E21"/>
-                <w:sz w:val="19"/>
+                <w:sz w:val="18"/>
               </w:rPr>
               <w:t>국토교통부</w:t>
             </w:r>
@@ -3233,7 +3302,7 @@
           </w:tcPr>
           <w:p>
             <w:pPr>
-              <w:spacing w:after="30" w:before="30" w:line="288" w:lineRule="auto"/>
+              <w:spacing w:after="16" w:before="16" w:line="269" w:lineRule="auto"/>
             </w:pPr>
             <w:r/>
             <w:r>
@@ -3241,7 +3310,7 @@
                 <w:rFonts w:ascii="맑은 고딕" w:hAnsi="맑은 고딕" w:eastAsia="맑은 고딕"/>
                 <w:b w:val="0"/>
                 <w:color w:val="1A1E21"/>
-                <w:sz w:val="19"/>
+                <w:sz w:val="18"/>
               </w:rPr>
               <w:t>시군구 단위 단가 지도 시각화</w:t>
             </w:r>
@@ -3252,7 +3321,7 @@
     </w:tbl>
     <w:p>
       <w:pPr>
-        <w:spacing w:after="80"/>
+        <w:spacing w:after="40"/>
       </w:pPr>
     </w:p>
     <w:p>
@@ -3842,14 +3911,14 @@
     </w:p>
     <w:p>
       <w:pPr>
-        <w:spacing w:before="160" w:after="60"/>
+        <w:spacing w:before="120" w:after="40"/>
         <w:jc w:val="center"/>
       </w:pPr>
       <w:r>
         <w:drawing>
           <wp:inline xmlns:a="http://schemas.openxmlformats.org/drawingml/2006/main" xmlns:pic="http://schemas.openxmlformats.org/drawingml/2006/picture">
-            <wp:extent cx="5760000" cy="2648044"/>
-            <wp:docPr id="3" name="Picture 3"/>
+            <wp:extent cx="4644000" cy="2134985"/>
+            <wp:docPr id="4" name="Picture 4"/>
             <wp:cNvGraphicFramePr>
               <a:graphicFrameLocks noChangeAspect="1"/>
             </wp:cNvGraphicFramePr>
@@ -3861,7 +3930,7 @@
                     <pic:cNvPicPr/>
                   </pic:nvPicPr>
                   <pic:blipFill>
-                    <a:blip r:embed="rId11"/>
+                    <a:blip r:embed="rId12"/>
                     <a:stretch>
                       <a:fillRect/>
                     </a:stretch>
@@ -3869,7 +3938,7 @@
                   <pic:spPr>
                     <a:xfrm>
                       <a:off x="0" y="0"/>
-                      <a:ext cx="5760000" cy="2648044"/>
+                      <a:ext cx="4644000" cy="2134985"/>
                     </a:xfrm>
                     <a:prstGeom prst="rect"/>
                   </pic:spPr>
@@ -3882,7 +3951,7 @@
     </w:p>
     <w:p>
       <w:pPr>
-        <w:spacing w:after="200"/>
+        <w:spacing w:after="160"/>
         <w:jc w:val="center"/>
       </w:pPr>
       <w:r>
@@ -3892,7 +3961,7 @@
           <w:color w:val="555F66"/>
           <w:sz w:val="18"/>
         </w:rPr>
-        <w:t>[그림 3] 데이터 누수 자체 적발 및 교정 경위</w:t>
+        <w:t>[그림 4] 데이터 누수 자체 적발 및 교정 경위</w:t>
       </w:r>
     </w:p>
     <w:p>
@@ -3928,7 +3997,7 @@
           </w:tcPr>
           <w:p>
             <w:pPr>
-              <w:spacing w:after="30" w:before="30" w:line="288" w:lineRule="auto"/>
+              <w:spacing w:after="16" w:before="16" w:line="269" w:lineRule="auto"/>
               <w:jc w:val="center"/>
             </w:pPr>
             <w:r>
@@ -3941,7 +4010,7 @@
                 <w:rFonts w:ascii="맑은 고딕" w:hAnsi="맑은 고딕" w:eastAsia="맑은 고딕"/>
                 <w:b/>
                 <w:color w:val="1A1E21"/>
-                <w:sz w:val="19"/>
+                <w:sz w:val="18"/>
               </w:rPr>
               <w:t>단계</w:t>
             </w:r>
@@ -3954,7 +4023,7 @@
           </w:tcPr>
           <w:p>
             <w:pPr>
-              <w:spacing w:after="30" w:before="30" w:line="288" w:lineRule="auto"/>
+              <w:spacing w:after="16" w:before="16" w:line="269" w:lineRule="auto"/>
               <w:jc w:val="center"/>
             </w:pPr>
             <w:r>
@@ -3967,7 +4036,7 @@
                 <w:rFonts w:ascii="맑은 고딕" w:hAnsi="맑은 고딕" w:eastAsia="맑은 고딕"/>
                 <w:b/>
                 <w:color w:val="1A1E21"/>
-                <w:sz w:val="19"/>
+                <w:sz w:val="18"/>
               </w:rPr>
               <w:t>내용</w:t>
             </w:r>
@@ -3982,7 +4051,7 @@
           </w:tcPr>
           <w:p>
             <w:pPr>
-              <w:spacing w:after="30" w:before="30" w:line="288" w:lineRule="auto"/>
+              <w:spacing w:after="16" w:before="16" w:line="269" w:lineRule="auto"/>
             </w:pPr>
             <w:r/>
             <w:r>
@@ -3990,7 +4059,7 @@
                 <w:rFonts w:ascii="맑은 고딕" w:hAnsi="맑은 고딕" w:eastAsia="맑은 고딕"/>
                 <w:b w:val="0"/>
                 <w:color w:val="1A1E21"/>
-                <w:sz w:val="19"/>
+                <w:sz w:val="18"/>
               </w:rPr>
               <w:t>① 분할</w:t>
             </w:r>
@@ -4002,7 +4071,7 @@
           </w:tcPr>
           <w:p>
             <w:pPr>
-              <w:spacing w:after="30" w:before="30" w:line="288" w:lineRule="auto"/>
+              <w:spacing w:after="16" w:before="16" w:line="269" w:lineRule="auto"/>
             </w:pPr>
             <w:r/>
             <w:r>
@@ -4010,7 +4079,7 @@
                 <w:rFonts w:ascii="맑은 고딕" w:hAnsi="맑은 고딕" w:eastAsia="맑은 고딕"/>
                 <w:b w:val="0"/>
                 <w:color w:val="1A1E21"/>
-                <w:sz w:val="19"/>
+                <w:sz w:val="18"/>
               </w:rPr>
               <w:t>층화 8:1:1 (train 3,550 / valid 444 / test 444), seed 42 고정</w:t>
             </w:r>
@@ -4024,7 +4093,7 @@
           </w:tcPr>
           <w:p>
             <w:pPr>
-              <w:spacing w:after="30" w:before="30" w:line="288" w:lineRule="auto"/>
+              <w:spacing w:after="16" w:before="16" w:line="269" w:lineRule="auto"/>
             </w:pPr>
             <w:r/>
             <w:r>
@@ -4032,7 +4101,7 @@
                 <w:rFonts w:ascii="맑은 고딕" w:hAnsi="맑은 고딕" w:eastAsia="맑은 고딕"/>
                 <w:b w:val="0"/>
                 <w:color w:val="1A1E21"/>
-                <w:sz w:val="19"/>
+                <w:sz w:val="18"/>
               </w:rPr>
               <w:t>② 베이스라인 3종</w:t>
             </w:r>
@@ -4045,7 +4114,7 @@
           </w:tcPr>
           <w:p>
             <w:pPr>
-              <w:spacing w:after="30" w:before="30" w:line="288" w:lineRule="auto"/>
+              <w:spacing w:after="16" w:before="16" w:line="269" w:lineRule="auto"/>
             </w:pPr>
             <w:r/>
             <w:r>
@@ -4053,7 +4122,7 @@
                 <w:rFonts w:ascii="맑은 고딕" w:hAnsi="맑은 고딕" w:eastAsia="맑은 고딕"/>
                 <w:b w:val="0"/>
                 <w:color w:val="1A1E21"/>
-                <w:sz w:val="19"/>
+                <w:sz w:val="18"/>
               </w:rPr>
               <w:t>동일 분할·동일 지표로 비교 — 집단 평균(지역×업종 71개 집단), 선형회귀, Optuna XGBoost</w:t>
             </w:r>
@@ -4068,7 +4137,7 @@
           </w:tcPr>
           <w:p>
             <w:pPr>
-              <w:spacing w:after="30" w:before="30" w:line="288" w:lineRule="auto"/>
+              <w:spacing w:after="16" w:before="16" w:line="269" w:lineRule="auto"/>
             </w:pPr>
             <w:r/>
             <w:r>
@@ -4076,7 +4145,7 @@
                 <w:rFonts w:ascii="맑은 고딕" w:hAnsi="맑은 고딕" w:eastAsia="맑은 고딕"/>
                 <w:b w:val="0"/>
                 <w:color w:val="1A1E21"/>
-                <w:sz w:val="19"/>
+                <w:sz w:val="18"/>
               </w:rPr>
               <w:t>③ 하이퍼파라미터 탐색</w:t>
             </w:r>
@@ -4088,7 +4157,7 @@
           </w:tcPr>
           <w:p>
             <w:pPr>
-              <w:spacing w:after="30" w:before="30" w:line="288" w:lineRule="auto"/>
+              <w:spacing w:after="16" w:before="16" w:line="269" w:lineRule="auto"/>
             </w:pPr>
             <w:r/>
             <w:r>
@@ -4096,7 +4165,7 @@
                 <w:rFonts w:ascii="맑은 고딕" w:hAnsi="맑은 고딕" w:eastAsia="맑은 고딕"/>
                 <w:b w:val="0"/>
                 <w:color w:val="1A1E21"/>
-                <w:sz w:val="19"/>
+                <w:sz w:val="18"/>
               </w:rPr>
               <w:t>Optuna TPE. 목적함수는 5-fold CV OOF RMSE — 단일 홀드아웃 최적화는 valid에 과적합됨</w:t>
             </w:r>
@@ -4110,7 +4179,7 @@
           </w:tcPr>
           <w:p>
             <w:pPr>
-              <w:spacing w:after="30" w:before="30" w:line="288" w:lineRule="auto"/>
+              <w:spacing w:after="16" w:before="16" w:line="269" w:lineRule="auto"/>
             </w:pPr>
             <w:r/>
             <w:r>
@@ -4118,7 +4187,7 @@
                 <w:rFonts w:ascii="맑은 고딕" w:hAnsi="맑은 고딕" w:eastAsia="맑은 고딕"/>
                 <w:b w:val="0"/>
                 <w:color w:val="1A1E21"/>
-                <w:sz w:val="19"/>
+                <w:sz w:val="18"/>
               </w:rPr>
               <w:t>④ GPU 병렬</w:t>
             </w:r>
@@ -4131,7 +4200,7 @@
           </w:tcPr>
           <w:p>
             <w:pPr>
-              <w:spacing w:after="30" w:before="30" w:line="288" w:lineRule="auto"/>
+              <w:spacing w:after="16" w:before="16" w:line="269" w:lineRule="auto"/>
             </w:pPr>
             <w:r/>
             <w:r>
@@ -4139,7 +4208,7 @@
                 <w:rFonts w:ascii="맑은 고딕" w:hAnsi="맑은 고딕" w:eastAsia="맑은 고딕"/>
                 <w:b w:val="0"/>
                 <w:color w:val="1A1E21"/>
-                <w:sz w:val="19"/>
+                <w:sz w:val="18"/>
               </w:rPr>
               <w:t>NVIDIA A6000 2장에 trial을 라운드로빈 배정</w:t>
             </w:r>
@@ -4154,7 +4223,7 @@
           </w:tcPr>
           <w:p>
             <w:pPr>
-              <w:spacing w:after="30" w:before="30" w:line="288" w:lineRule="auto"/>
+              <w:spacing w:after="16" w:before="16" w:line="269" w:lineRule="auto"/>
             </w:pPr>
             <w:r/>
             <w:r>
@@ -4162,7 +4231,7 @@
                 <w:rFonts w:ascii="맑은 고딕" w:hAnsi="맑은 고딕" w:eastAsia="맑은 고딕"/>
                 <w:b w:val="0"/>
                 <w:color w:val="1A1E21"/>
-                <w:sz w:val="19"/>
+                <w:sz w:val="18"/>
               </w:rPr>
               <w:t>⑤ 테스트셋 평가</w:t>
             </w:r>
@@ -4174,7 +4243,7 @@
           </w:tcPr>
           <w:p>
             <w:pPr>
-              <w:spacing w:after="30" w:before="30" w:line="288" w:lineRule="auto"/>
+              <w:spacing w:after="16" w:before="16" w:line="269" w:lineRule="auto"/>
             </w:pPr>
             <w:r/>
             <w:r>
@@ -4182,7 +4251,7 @@
                 <w:rFonts w:ascii="맑은 고딕" w:hAnsi="맑은 고딕" w:eastAsia="맑은 고딕"/>
                 <w:b w:val="0"/>
                 <w:color w:val="1A1E21"/>
-                <w:sz w:val="19"/>
+                <w:sz w:val="18"/>
               </w:rPr>
               <w:t>최종 파라미터 확정 후 단 한 번만 열었음</w:t>
             </w:r>
@@ -4192,7 +4261,834 @@
     </w:tbl>
     <w:p>
       <w:pPr>
-        <w:spacing w:after="80"/>
+        <w:spacing w:after="40"/>
+      </w:pPr>
+    </w:p>
+    <w:p>
+      <w:pPr>
+        <w:spacing w:after="100" w:line="317" w:lineRule="auto"/>
+      </w:pPr>
+      <w:r>
+        <w:rPr>
+          <w:rFonts w:ascii="맑은 고딕" w:hAnsi="맑은 고딕" w:eastAsia="맑은 고딕"/>
+          <w:b w:val="0"/>
+          <w:color w:val="1A1E21"/>
+          <w:sz w:val="21"/>
+        </w:rPr>
+        <w:t>탐색으로 고른 주요 하이퍼파라미터는 다음과 같습니다. 두 모델의 값이 크게 다른 것은 자료의 성격 차이를 그대로 반영합니다. 설명변수가 22개뿐인 Model A는 깊게(max_depth 10) 파고들어야 신호를 잡을 수 있고, 169개인 Model B는 얕게 두되 규제를 강하게(reg_lambda 12.1) 걸어야 과적합을 피할 수 있습니다.</w:t>
+      </w:r>
+    </w:p>
+    <w:tbl>
+      <w:tblPr>
+        <w:tblStyle w:val="TableGrid"/>
+        <w:tblW w:type="auto" w:w="0"/>
+        <w:jc w:val="center"/>
+        <w:tblLook w:firstColumn="1" w:firstRow="1" w:lastColumn="0" w:lastRow="0" w:noHBand="0" w:noVBand="1" w:val="04A0"/>
+      </w:tblPr>
+      <w:tblGrid>
+        <w:gridCol w:w="2438"/>
+        <w:gridCol w:w="2438"/>
+        <w:gridCol w:w="2438"/>
+        <w:gridCol w:w="2438"/>
+      </w:tblGrid>
+      <w:tr>
+        <w:tc>
+          <w:tcPr>
+            <w:tcW w:type="dxa" w:w="2268"/>
+          </w:tcPr>
+          <w:p>
+            <w:pPr>
+              <w:spacing w:after="16" w:before="16" w:line="269" w:lineRule="auto"/>
+              <w:jc w:val="center"/>
+            </w:pPr>
+            <w:r>
+              <w:rPr>
+                <w:b/>
+              </w:rPr>
+            </w:r>
+            <w:r>
+              <w:rPr>
+                <w:rFonts w:ascii="맑은 고딕" w:hAnsi="맑은 고딕" w:eastAsia="맑은 고딕"/>
+                <w:b/>
+                <w:color w:val="1A1E21"/>
+                <w:sz w:val="18"/>
+              </w:rPr>
+              <w:t>하이퍼파라미터</w:t>
+            </w:r>
+          </w:p>
+          <w:shd w:val="clear" w:fill="E8EFEA"/>
+        </w:tc>
+        <w:tc>
+          <w:tcPr>
+            <w:tcW w:type="dxa" w:w="1701"/>
+          </w:tcPr>
+          <w:p>
+            <w:pPr>
+              <w:spacing w:after="16" w:before="16" w:line="269" w:lineRule="auto"/>
+              <w:jc w:val="center"/>
+            </w:pPr>
+            <w:r>
+              <w:rPr>
+                <w:b/>
+              </w:rPr>
+            </w:r>
+            <w:r>
+              <w:rPr>
+                <w:rFonts w:ascii="맑은 고딕" w:hAnsi="맑은 고딕" w:eastAsia="맑은 고딕"/>
+                <w:b/>
+                <w:color w:val="1A1E21"/>
+                <w:sz w:val="18"/>
+              </w:rPr>
+              <w:t>Model A</w:t>
+            </w:r>
+          </w:p>
+          <w:shd w:val="clear" w:fill="E8EFEA"/>
+        </w:tc>
+        <w:tc>
+          <w:tcPr>
+            <w:tcW w:type="dxa" w:w="1701"/>
+          </w:tcPr>
+          <w:p>
+            <w:pPr>
+              <w:spacing w:after="16" w:before="16" w:line="269" w:lineRule="auto"/>
+              <w:jc w:val="center"/>
+            </w:pPr>
+            <w:r>
+              <w:rPr>
+                <w:b/>
+              </w:rPr>
+            </w:r>
+            <w:r>
+              <w:rPr>
+                <w:rFonts w:ascii="맑은 고딕" w:hAnsi="맑은 고딕" w:eastAsia="맑은 고딕"/>
+                <w:b/>
+                <w:color w:val="1A1E21"/>
+                <w:sz w:val="18"/>
+              </w:rPr>
+              <w:t>Model B</w:t>
+            </w:r>
+          </w:p>
+          <w:shd w:val="clear" w:fill="E8EFEA"/>
+        </w:tc>
+        <w:tc>
+          <w:tcPr>
+            <w:tcW w:type="dxa" w:w="3628"/>
+          </w:tcPr>
+          <w:p>
+            <w:pPr>
+              <w:spacing w:after="16" w:before="16" w:line="269" w:lineRule="auto"/>
+              <w:jc w:val="center"/>
+            </w:pPr>
+            <w:r>
+              <w:rPr>
+                <w:b/>
+              </w:rPr>
+            </w:r>
+            <w:r>
+              <w:rPr>
+                <w:rFonts w:ascii="맑은 고딕" w:hAnsi="맑은 고딕" w:eastAsia="맑은 고딕"/>
+                <w:b/>
+                <w:color w:val="1A1E21"/>
+                <w:sz w:val="18"/>
+              </w:rPr>
+              <w:t>의미</w:t>
+            </w:r>
+          </w:p>
+          <w:shd w:val="clear" w:fill="E8EFEA"/>
+        </w:tc>
+      </w:tr>
+      <w:tr>
+        <w:tc>
+          <w:tcPr>
+            <w:tcW w:type="dxa" w:w="2268"/>
+          </w:tcPr>
+          <w:p>
+            <w:pPr>
+              <w:spacing w:after="16" w:before="16" w:line="269" w:lineRule="auto"/>
+            </w:pPr>
+            <w:r/>
+            <w:r>
+              <w:rPr>
+                <w:rFonts w:ascii="맑은 고딕" w:hAnsi="맑은 고딕" w:eastAsia="맑은 고딕"/>
+                <w:b w:val="0"/>
+                <w:color w:val="1A1E21"/>
+                <w:sz w:val="18"/>
+              </w:rPr>
+              <w:t>learning_rate</w:t>
+            </w:r>
+          </w:p>
+        </w:tc>
+        <w:tc>
+          <w:tcPr>
+            <w:tcW w:type="dxa" w:w="1701"/>
+          </w:tcPr>
+          <w:p>
+            <w:pPr>
+              <w:spacing w:after="16" w:before="16" w:line="269" w:lineRule="auto"/>
+              <w:jc w:val="right"/>
+            </w:pPr>
+            <w:r/>
+            <w:r>
+              <w:rPr>
+                <w:rFonts w:ascii="맑은 고딕" w:hAnsi="맑은 고딕" w:eastAsia="맑은 고딕"/>
+                <w:b w:val="0"/>
+                <w:color w:val="1A1E21"/>
+                <w:sz w:val="18"/>
+              </w:rPr>
+              <w:t>0.1213</w:t>
+            </w:r>
+          </w:p>
+        </w:tc>
+        <w:tc>
+          <w:tcPr>
+            <w:tcW w:type="dxa" w:w="1701"/>
+          </w:tcPr>
+          <w:p>
+            <w:pPr>
+              <w:spacing w:after="16" w:before="16" w:line="269" w:lineRule="auto"/>
+              <w:jc w:val="right"/>
+            </w:pPr>
+            <w:r/>
+            <w:r>
+              <w:rPr>
+                <w:rFonts w:ascii="맑은 고딕" w:hAnsi="맑은 고딕" w:eastAsia="맑은 고딕"/>
+                <w:b w:val="0"/>
+                <w:color w:val="1A1E21"/>
+                <w:sz w:val="18"/>
+              </w:rPr>
+              <w:t>0.0490</w:t>
+            </w:r>
+          </w:p>
+        </w:tc>
+        <w:tc>
+          <w:tcPr>
+            <w:tcW w:type="dxa" w:w="3628"/>
+          </w:tcPr>
+          <w:p>
+            <w:pPr>
+              <w:spacing w:after="16" w:before="16" w:line="269" w:lineRule="auto"/>
+            </w:pPr>
+            <w:r/>
+            <w:r>
+              <w:rPr>
+                <w:rFonts w:ascii="맑은 고딕" w:hAnsi="맑은 고딕" w:eastAsia="맑은 고딕"/>
+                <w:b w:val="0"/>
+                <w:color w:val="1A1E21"/>
+                <w:sz w:val="18"/>
+              </w:rPr>
+              <w:t>한 걸음의 보폭</w:t>
+            </w:r>
+          </w:p>
+        </w:tc>
+      </w:tr>
+      <w:tr>
+        <w:tc>
+          <w:tcPr>
+            <w:tcW w:type="dxa" w:w="2268"/>
+          </w:tcPr>
+          <w:p>
+            <w:pPr>
+              <w:spacing w:after="16" w:before="16" w:line="269" w:lineRule="auto"/>
+            </w:pPr>
+            <w:r/>
+            <w:r>
+              <w:rPr>
+                <w:rFonts w:ascii="맑은 고딕" w:hAnsi="맑은 고딕" w:eastAsia="맑은 고딕"/>
+                <w:b w:val="0"/>
+                <w:color w:val="1A1E21"/>
+                <w:sz w:val="18"/>
+              </w:rPr>
+              <w:t>max_depth</w:t>
+            </w:r>
+          </w:p>
+          <w:shd w:val="clear" w:fill="F7F9F8"/>
+        </w:tc>
+        <w:tc>
+          <w:tcPr>
+            <w:tcW w:type="dxa" w:w="1701"/>
+          </w:tcPr>
+          <w:p>
+            <w:pPr>
+              <w:spacing w:after="16" w:before="16" w:line="269" w:lineRule="auto"/>
+              <w:jc w:val="right"/>
+            </w:pPr>
+            <w:r/>
+            <w:r>
+              <w:rPr>
+                <w:rFonts w:ascii="맑은 고딕" w:hAnsi="맑은 고딕" w:eastAsia="맑은 고딕"/>
+                <w:b w:val="0"/>
+                <w:color w:val="1A1E21"/>
+                <w:sz w:val="18"/>
+              </w:rPr>
+              <w:t>10</w:t>
+            </w:r>
+          </w:p>
+          <w:shd w:val="clear" w:fill="F7F9F8"/>
+        </w:tc>
+        <w:tc>
+          <w:tcPr>
+            <w:tcW w:type="dxa" w:w="1701"/>
+          </w:tcPr>
+          <w:p>
+            <w:pPr>
+              <w:spacing w:after="16" w:before="16" w:line="269" w:lineRule="auto"/>
+              <w:jc w:val="right"/>
+            </w:pPr>
+            <w:r/>
+            <w:r>
+              <w:rPr>
+                <w:rFonts w:ascii="맑은 고딕" w:hAnsi="맑은 고딕" w:eastAsia="맑은 고딕"/>
+                <w:b w:val="0"/>
+                <w:color w:val="1A1E21"/>
+                <w:sz w:val="18"/>
+              </w:rPr>
+              <w:t>6</w:t>
+            </w:r>
+          </w:p>
+          <w:shd w:val="clear" w:fill="F7F9F8"/>
+        </w:tc>
+        <w:tc>
+          <w:tcPr>
+            <w:tcW w:type="dxa" w:w="3628"/>
+          </w:tcPr>
+          <w:p>
+            <w:pPr>
+              <w:spacing w:after="16" w:before="16" w:line="269" w:lineRule="auto"/>
+            </w:pPr>
+            <w:r/>
+            <w:r>
+              <w:rPr>
+                <w:rFonts w:ascii="맑은 고딕" w:hAnsi="맑은 고딕" w:eastAsia="맑은 고딕"/>
+                <w:b w:val="0"/>
+                <w:color w:val="1A1E21"/>
+                <w:sz w:val="18"/>
+              </w:rPr>
+              <w:t>나무의 깊이</w:t>
+            </w:r>
+          </w:p>
+          <w:shd w:val="clear" w:fill="F7F9F8"/>
+        </w:tc>
+      </w:tr>
+      <w:tr>
+        <w:tc>
+          <w:tcPr>
+            <w:tcW w:type="dxa" w:w="2268"/>
+          </w:tcPr>
+          <w:p>
+            <w:pPr>
+              <w:spacing w:after="16" w:before="16" w:line="269" w:lineRule="auto"/>
+            </w:pPr>
+            <w:r/>
+            <w:r>
+              <w:rPr>
+                <w:rFonts w:ascii="맑은 고딕" w:hAnsi="맑은 고딕" w:eastAsia="맑은 고딕"/>
+                <w:b w:val="0"/>
+                <w:color w:val="1A1E21"/>
+                <w:sz w:val="18"/>
+              </w:rPr>
+              <w:t>subsample</w:t>
+            </w:r>
+          </w:p>
+        </w:tc>
+        <w:tc>
+          <w:tcPr>
+            <w:tcW w:type="dxa" w:w="1701"/>
+          </w:tcPr>
+          <w:p>
+            <w:pPr>
+              <w:spacing w:after="16" w:before="16" w:line="269" w:lineRule="auto"/>
+              <w:jc w:val="right"/>
+            </w:pPr>
+            <w:r/>
+            <w:r>
+              <w:rPr>
+                <w:rFonts w:ascii="맑은 고딕" w:hAnsi="맑은 고딕" w:eastAsia="맑은 고딕"/>
+                <w:b w:val="0"/>
+                <w:color w:val="1A1E21"/>
+                <w:sz w:val="18"/>
+              </w:rPr>
+              <w:t>0.890</w:t>
+            </w:r>
+          </w:p>
+        </w:tc>
+        <w:tc>
+          <w:tcPr>
+            <w:tcW w:type="dxa" w:w="1701"/>
+          </w:tcPr>
+          <w:p>
+            <w:pPr>
+              <w:spacing w:after="16" w:before="16" w:line="269" w:lineRule="auto"/>
+              <w:jc w:val="right"/>
+            </w:pPr>
+            <w:r/>
+            <w:r>
+              <w:rPr>
+                <w:rFonts w:ascii="맑은 고딕" w:hAnsi="맑은 고딕" w:eastAsia="맑은 고딕"/>
+                <w:b w:val="0"/>
+                <w:color w:val="1A1E21"/>
+                <w:sz w:val="18"/>
+              </w:rPr>
+              <w:t>0.884</w:t>
+            </w:r>
+          </w:p>
+        </w:tc>
+        <w:tc>
+          <w:tcPr>
+            <w:tcW w:type="dxa" w:w="3628"/>
+          </w:tcPr>
+          <w:p>
+            <w:pPr>
+              <w:spacing w:after="16" w:before="16" w:line="269" w:lineRule="auto"/>
+            </w:pPr>
+            <w:r/>
+            <w:r>
+              <w:rPr>
+                <w:rFonts w:ascii="맑은 고딕" w:hAnsi="맑은 고딕" w:eastAsia="맑은 고딕"/>
+                <w:b w:val="0"/>
+                <w:color w:val="1A1E21"/>
+                <w:sz w:val="18"/>
+              </w:rPr>
+              <w:t>행 표본 비율</w:t>
+            </w:r>
+          </w:p>
+        </w:tc>
+      </w:tr>
+      <w:tr>
+        <w:tc>
+          <w:tcPr>
+            <w:tcW w:type="dxa" w:w="2268"/>
+          </w:tcPr>
+          <w:p>
+            <w:pPr>
+              <w:spacing w:after="16" w:before="16" w:line="269" w:lineRule="auto"/>
+            </w:pPr>
+            <w:r/>
+            <w:r>
+              <w:rPr>
+                <w:rFonts w:ascii="맑은 고딕" w:hAnsi="맑은 고딕" w:eastAsia="맑은 고딕"/>
+                <w:b w:val="0"/>
+                <w:color w:val="1A1E21"/>
+                <w:sz w:val="18"/>
+              </w:rPr>
+              <w:t>colsample_bytree</w:t>
+            </w:r>
+          </w:p>
+          <w:shd w:val="clear" w:fill="F7F9F8"/>
+        </w:tc>
+        <w:tc>
+          <w:tcPr>
+            <w:tcW w:type="dxa" w:w="1701"/>
+          </w:tcPr>
+          <w:p>
+            <w:pPr>
+              <w:spacing w:after="16" w:before="16" w:line="269" w:lineRule="auto"/>
+              <w:jc w:val="right"/>
+            </w:pPr>
+            <w:r/>
+            <w:r>
+              <w:rPr>
+                <w:rFonts w:ascii="맑은 고딕" w:hAnsi="맑은 고딕" w:eastAsia="맑은 고딕"/>
+                <w:b w:val="0"/>
+                <w:color w:val="1A1E21"/>
+                <w:sz w:val="18"/>
+              </w:rPr>
+              <w:t>0.899</w:t>
+            </w:r>
+          </w:p>
+          <w:shd w:val="clear" w:fill="F7F9F8"/>
+        </w:tc>
+        <w:tc>
+          <w:tcPr>
+            <w:tcW w:type="dxa" w:w="1701"/>
+          </w:tcPr>
+          <w:p>
+            <w:pPr>
+              <w:spacing w:after="16" w:before="16" w:line="269" w:lineRule="auto"/>
+              <w:jc w:val="right"/>
+            </w:pPr>
+            <w:r/>
+            <w:r>
+              <w:rPr>
+                <w:rFonts w:ascii="맑은 고딕" w:hAnsi="맑은 고딕" w:eastAsia="맑은 고딕"/>
+                <w:b w:val="0"/>
+                <w:color w:val="1A1E21"/>
+                <w:sz w:val="18"/>
+              </w:rPr>
+              <w:t>0.928</w:t>
+            </w:r>
+          </w:p>
+          <w:shd w:val="clear" w:fill="F7F9F8"/>
+        </w:tc>
+        <w:tc>
+          <w:tcPr>
+            <w:tcW w:type="dxa" w:w="3628"/>
+          </w:tcPr>
+          <w:p>
+            <w:pPr>
+              <w:spacing w:after="16" w:before="16" w:line="269" w:lineRule="auto"/>
+            </w:pPr>
+            <w:r/>
+            <w:r>
+              <w:rPr>
+                <w:rFonts w:ascii="맑은 고딕" w:hAnsi="맑은 고딕" w:eastAsia="맑은 고딕"/>
+                <w:b w:val="0"/>
+                <w:color w:val="1A1E21"/>
+                <w:sz w:val="18"/>
+              </w:rPr>
+              <w:t>열 표본 비율</w:t>
+            </w:r>
+          </w:p>
+          <w:shd w:val="clear" w:fill="F7F9F8"/>
+        </w:tc>
+      </w:tr>
+      <w:tr>
+        <w:tc>
+          <w:tcPr>
+            <w:tcW w:type="dxa" w:w="2268"/>
+          </w:tcPr>
+          <w:p>
+            <w:pPr>
+              <w:spacing w:after="16" w:before="16" w:line="269" w:lineRule="auto"/>
+            </w:pPr>
+            <w:r/>
+            <w:r>
+              <w:rPr>
+                <w:rFonts w:ascii="맑은 고딕" w:hAnsi="맑은 고딕" w:eastAsia="맑은 고딕"/>
+                <w:b w:val="0"/>
+                <w:color w:val="1A1E21"/>
+                <w:sz w:val="18"/>
+              </w:rPr>
+              <w:t>reg_lambda</w:t>
+            </w:r>
+          </w:p>
+        </w:tc>
+        <w:tc>
+          <w:tcPr>
+            <w:tcW w:type="dxa" w:w="1701"/>
+          </w:tcPr>
+          <w:p>
+            <w:pPr>
+              <w:spacing w:after="16" w:before="16" w:line="269" w:lineRule="auto"/>
+              <w:jc w:val="right"/>
+            </w:pPr>
+            <w:r/>
+            <w:r>
+              <w:rPr>
+                <w:rFonts w:ascii="맑은 고딕" w:hAnsi="맑은 고딕" w:eastAsia="맑은 고딕"/>
+                <w:b w:val="0"/>
+                <w:color w:val="1A1E21"/>
+                <w:sz w:val="18"/>
+              </w:rPr>
+              <w:t>0.214</w:t>
+            </w:r>
+          </w:p>
+        </w:tc>
+        <w:tc>
+          <w:tcPr>
+            <w:tcW w:type="dxa" w:w="1701"/>
+          </w:tcPr>
+          <w:p>
+            <w:pPr>
+              <w:spacing w:after="16" w:before="16" w:line="269" w:lineRule="auto"/>
+              <w:jc w:val="right"/>
+            </w:pPr>
+            <w:r/>
+            <w:r>
+              <w:rPr>
+                <w:rFonts w:ascii="맑은 고딕" w:hAnsi="맑은 고딕" w:eastAsia="맑은 고딕"/>
+                <w:b w:val="0"/>
+                <w:color w:val="1A1E21"/>
+                <w:sz w:val="18"/>
+              </w:rPr>
+              <w:t>12.083</w:t>
+            </w:r>
+          </w:p>
+        </w:tc>
+        <w:tc>
+          <w:tcPr>
+            <w:tcW w:type="dxa" w:w="3628"/>
+          </w:tcPr>
+          <w:p>
+            <w:pPr>
+              <w:spacing w:after="16" w:before="16" w:line="269" w:lineRule="auto"/>
+            </w:pPr>
+            <w:r/>
+            <w:r>
+              <w:rPr>
+                <w:rFonts w:ascii="맑은 고딕" w:hAnsi="맑은 고딕" w:eastAsia="맑은 고딕"/>
+                <w:b w:val="0"/>
+                <w:color w:val="1A1E21"/>
+                <w:sz w:val="18"/>
+              </w:rPr>
+              <w:t>L2 규제 강도</w:t>
+            </w:r>
+          </w:p>
+        </w:tc>
+      </w:tr>
+      <w:tr>
+        <w:tc>
+          <w:tcPr>
+            <w:tcW w:type="dxa" w:w="2268"/>
+          </w:tcPr>
+          <w:p>
+            <w:pPr>
+              <w:spacing w:after="16" w:before="16" w:line="269" w:lineRule="auto"/>
+            </w:pPr>
+            <w:r/>
+            <w:r>
+              <w:rPr>
+                <w:rFonts w:ascii="맑은 고딕" w:hAnsi="맑은 고딕" w:eastAsia="맑은 고딕"/>
+                <w:b w:val="0"/>
+                <w:color w:val="1A1E21"/>
+                <w:sz w:val="18"/>
+              </w:rPr>
+              <w:t>gamma</w:t>
+            </w:r>
+          </w:p>
+          <w:shd w:val="clear" w:fill="F7F9F8"/>
+        </w:tc>
+        <w:tc>
+          <w:tcPr>
+            <w:tcW w:type="dxa" w:w="1701"/>
+          </w:tcPr>
+          <w:p>
+            <w:pPr>
+              <w:spacing w:after="16" w:before="16" w:line="269" w:lineRule="auto"/>
+              <w:jc w:val="right"/>
+            </w:pPr>
+            <w:r/>
+            <w:r>
+              <w:rPr>
+                <w:rFonts w:ascii="맑은 고딕" w:hAnsi="맑은 고딕" w:eastAsia="맑은 고딕"/>
+                <w:b w:val="0"/>
+                <w:color w:val="1A1E21"/>
+                <w:sz w:val="18"/>
+              </w:rPr>
+              <w:t>0.540</w:t>
+            </w:r>
+          </w:p>
+          <w:shd w:val="clear" w:fill="F7F9F8"/>
+        </w:tc>
+        <w:tc>
+          <w:tcPr>
+            <w:tcW w:type="dxa" w:w="1701"/>
+          </w:tcPr>
+          <w:p>
+            <w:pPr>
+              <w:spacing w:after="16" w:before="16" w:line="269" w:lineRule="auto"/>
+              <w:jc w:val="right"/>
+            </w:pPr>
+            <w:r/>
+            <w:r>
+              <w:rPr>
+                <w:rFonts w:ascii="맑은 고딕" w:hAnsi="맑은 고딕" w:eastAsia="맑은 고딕"/>
+                <w:b w:val="0"/>
+                <w:color w:val="1A1E21"/>
+                <w:sz w:val="18"/>
+              </w:rPr>
+              <w:t>0.804</w:t>
+            </w:r>
+          </w:p>
+          <w:shd w:val="clear" w:fill="F7F9F8"/>
+        </w:tc>
+        <w:tc>
+          <w:tcPr>
+            <w:tcW w:type="dxa" w:w="3628"/>
+          </w:tcPr>
+          <w:p>
+            <w:pPr>
+              <w:spacing w:after="16" w:before="16" w:line="269" w:lineRule="auto"/>
+            </w:pPr>
+            <w:r/>
+            <w:r>
+              <w:rPr>
+                <w:rFonts w:ascii="맑은 고딕" w:hAnsi="맑은 고딕" w:eastAsia="맑은 고딕"/>
+                <w:b w:val="0"/>
+                <w:color w:val="1A1E21"/>
+                <w:sz w:val="18"/>
+              </w:rPr>
+              <w:t>분기 최소 이득</w:t>
+            </w:r>
+          </w:p>
+          <w:shd w:val="clear" w:fill="F7F9F8"/>
+        </w:tc>
+      </w:tr>
+      <w:tr>
+        <w:tc>
+          <w:tcPr>
+            <w:tcW w:type="dxa" w:w="2268"/>
+          </w:tcPr>
+          <w:p>
+            <w:pPr>
+              <w:spacing w:after="16" w:before="16" w:line="269" w:lineRule="auto"/>
+            </w:pPr>
+            <w:r/>
+            <w:r>
+              <w:rPr>
+                <w:rFonts w:ascii="맑은 고딕" w:hAnsi="맑은 고딕" w:eastAsia="맑은 고딕"/>
+                <w:b w:val="0"/>
+                <w:color w:val="1A1E21"/>
+                <w:sz w:val="18"/>
+              </w:rPr>
+              <w:t>n_estimators</w:t>
+            </w:r>
+          </w:p>
+        </w:tc>
+        <w:tc>
+          <w:tcPr>
+            <w:tcW w:type="dxa" w:w="1701"/>
+          </w:tcPr>
+          <w:p>
+            <w:pPr>
+              <w:spacing w:after="16" w:before="16" w:line="269" w:lineRule="auto"/>
+              <w:jc w:val="right"/>
+            </w:pPr>
+            <w:r/>
+            <w:r>
+              <w:rPr>
+                <w:rFonts w:ascii="맑은 고딕" w:hAnsi="맑은 고딕" w:eastAsia="맑은 고딕"/>
+                <w:b w:val="0"/>
+                <w:color w:val="1A1E21"/>
+                <w:sz w:val="18"/>
+              </w:rPr>
+              <w:t>445</w:t>
+            </w:r>
+          </w:p>
+        </w:tc>
+        <w:tc>
+          <w:tcPr>
+            <w:tcW w:type="dxa" w:w="1701"/>
+          </w:tcPr>
+          <w:p>
+            <w:pPr>
+              <w:spacing w:after="16" w:before="16" w:line="269" w:lineRule="auto"/>
+              <w:jc w:val="right"/>
+            </w:pPr>
+            <w:r/>
+            <w:r>
+              <w:rPr>
+                <w:rFonts w:ascii="맑은 고딕" w:hAnsi="맑은 고딕" w:eastAsia="맑은 고딕"/>
+                <w:b w:val="0"/>
+                <w:color w:val="1A1E21"/>
+                <w:sz w:val="18"/>
+              </w:rPr>
+              <w:t>1,626</w:t>
+            </w:r>
+          </w:p>
+        </w:tc>
+        <w:tc>
+          <w:tcPr>
+            <w:tcW w:type="dxa" w:w="3628"/>
+          </w:tcPr>
+          <w:p>
+            <w:pPr>
+              <w:spacing w:after="16" w:before="16" w:line="269" w:lineRule="auto"/>
+            </w:pPr>
+            <w:r/>
+            <w:r>
+              <w:rPr>
+                <w:rFonts w:ascii="맑은 고딕" w:hAnsi="맑은 고딕" w:eastAsia="맑은 고딕"/>
+                <w:b w:val="0"/>
+                <w:color w:val="1A1E21"/>
+                <w:sz w:val="18"/>
+              </w:rPr>
+              <w:t>나무 개수 (조기 종료)</w:t>
+            </w:r>
+          </w:p>
+        </w:tc>
+      </w:tr>
+      <w:tr>
+        <w:tc>
+          <w:tcPr>
+            <w:tcW w:type="dxa" w:w="2268"/>
+          </w:tcPr>
+          <w:p>
+            <w:pPr>
+              <w:spacing w:after="16" w:before="16" w:line="269" w:lineRule="auto"/>
+            </w:pPr>
+            <w:r/>
+            <w:r>
+              <w:rPr>
+                <w:rFonts w:ascii="맑은 고딕" w:hAnsi="맑은 고딕" w:eastAsia="맑은 고딕"/>
+                <w:b w:val="0"/>
+                <w:color w:val="1A1E21"/>
+                <w:sz w:val="18"/>
+              </w:rPr>
+              <w:t>탐색 시행</w:t>
+            </w:r>
+          </w:p>
+          <w:shd w:val="clear" w:fill="F7F9F8"/>
+        </w:tc>
+        <w:tc>
+          <w:tcPr>
+            <w:tcW w:type="dxa" w:w="1701"/>
+          </w:tcPr>
+          <w:p>
+            <w:pPr>
+              <w:spacing w:after="16" w:before="16" w:line="269" w:lineRule="auto"/>
+              <w:jc w:val="right"/>
+            </w:pPr>
+            <w:r/>
+            <w:r>
+              <w:rPr>
+                <w:rFonts w:ascii="맑은 고딕" w:hAnsi="맑은 고딕" w:eastAsia="맑은 고딕"/>
+                <w:b w:val="0"/>
+                <w:color w:val="1A1E21"/>
+                <w:sz w:val="18"/>
+              </w:rPr>
+              <w:t>300 trial</w:t>
+            </w:r>
+          </w:p>
+          <w:shd w:val="clear" w:fill="F7F9F8"/>
+        </w:tc>
+        <w:tc>
+          <w:tcPr>
+            <w:tcW w:type="dxa" w:w="1701"/>
+          </w:tcPr>
+          <w:p>
+            <w:pPr>
+              <w:spacing w:after="16" w:before="16" w:line="269" w:lineRule="auto"/>
+              <w:jc w:val="right"/>
+            </w:pPr>
+            <w:r/>
+            <w:r>
+              <w:rPr>
+                <w:rFonts w:ascii="맑은 고딕" w:hAnsi="맑은 고딕" w:eastAsia="맑은 고딕"/>
+                <w:b w:val="0"/>
+                <w:color w:val="1A1E21"/>
+                <w:sz w:val="18"/>
+              </w:rPr>
+              <w:t>200 trial</w:t>
+            </w:r>
+          </w:p>
+          <w:shd w:val="clear" w:fill="F7F9F8"/>
+        </w:tc>
+        <w:tc>
+          <w:tcPr>
+            <w:tcW w:type="dxa" w:w="3628"/>
+          </w:tcPr>
+          <w:p>
+            <w:pPr>
+              <w:spacing w:after="16" w:before="16" w:line="269" w:lineRule="auto"/>
+            </w:pPr>
+            <w:r/>
+            <w:r>
+              <w:rPr>
+                <w:rFonts w:ascii="맑은 고딕" w:hAnsi="맑은 고딕" w:eastAsia="맑은 고딕"/>
+                <w:b w:val="0"/>
+                <w:color w:val="1A1E21"/>
+                <w:sz w:val="18"/>
+              </w:rPr>
+              <w:t>Optuna TPE</w:t>
+            </w:r>
+          </w:p>
+          <w:shd w:val="clear" w:fill="F7F9F8"/>
+        </w:tc>
+      </w:tr>
+    </w:tbl>
+    <w:p>
+      <w:pPr>
+        <w:spacing w:after="40"/>
       </w:pPr>
     </w:p>
     <w:p>
@@ -4278,7 +5174,7 @@
           </w:tcPr>
           <w:p>
             <w:pPr>
-              <w:spacing w:after="30" w:before="30" w:line="288" w:lineRule="auto"/>
+              <w:spacing w:after="16" w:before="16" w:line="269" w:lineRule="auto"/>
               <w:jc w:val="center"/>
             </w:pPr>
             <w:r>
@@ -4291,7 +5187,7 @@
                 <w:rFonts w:ascii="맑은 고딕" w:hAnsi="맑은 고딕" w:eastAsia="맑은 고딕"/>
                 <w:b/>
                 <w:color w:val="1A1E21"/>
-                <w:sz w:val="19"/>
+                <w:sz w:val="18"/>
               </w:rPr>
               <w:t>모델</w:t>
             </w:r>
@@ -4304,7 +5200,7 @@
           </w:tcPr>
           <w:p>
             <w:pPr>
-              <w:spacing w:after="30" w:before="30" w:line="288" w:lineRule="auto"/>
+              <w:spacing w:after="16" w:before="16" w:line="269" w:lineRule="auto"/>
               <w:jc w:val="center"/>
             </w:pPr>
             <w:r>
@@ -4317,7 +5213,7 @@
                 <w:rFonts w:ascii="맑은 고딕" w:hAnsi="맑은 고딕" w:eastAsia="맑은 고딕"/>
                 <w:b/>
                 <w:color w:val="1A1E21"/>
-                <w:sz w:val="19"/>
+                <w:sz w:val="18"/>
               </w:rPr>
               <w:t>Model A R²</w:t>
             </w:r>
@@ -4330,7 +5226,7 @@
           </w:tcPr>
           <w:p>
             <w:pPr>
-              <w:spacing w:after="30" w:before="30" w:line="288" w:lineRule="auto"/>
+              <w:spacing w:after="16" w:before="16" w:line="269" w:lineRule="auto"/>
               <w:jc w:val="center"/>
             </w:pPr>
             <w:r>
@@ -4343,7 +5239,7 @@
                 <w:rFonts w:ascii="맑은 고딕" w:hAnsi="맑은 고딕" w:eastAsia="맑은 고딕"/>
                 <w:b/>
                 <w:color w:val="1A1E21"/>
-                <w:sz w:val="19"/>
+                <w:sz w:val="18"/>
               </w:rPr>
               <w:t>Model A RMSE</w:t>
             </w:r>
@@ -4356,7 +5252,7 @@
           </w:tcPr>
           <w:p>
             <w:pPr>
-              <w:spacing w:after="30" w:before="30" w:line="288" w:lineRule="auto"/>
+              <w:spacing w:after="16" w:before="16" w:line="269" w:lineRule="auto"/>
               <w:jc w:val="center"/>
             </w:pPr>
             <w:r>
@@ -4369,7 +5265,7 @@
                 <w:rFonts w:ascii="맑은 고딕" w:hAnsi="맑은 고딕" w:eastAsia="맑은 고딕"/>
                 <w:b/>
                 <w:color w:val="1A1E21"/>
-                <w:sz w:val="19"/>
+                <w:sz w:val="18"/>
               </w:rPr>
               <w:t>Model B R²</w:t>
             </w:r>
@@ -4382,7 +5278,7 @@
           </w:tcPr>
           <w:p>
             <w:pPr>
-              <w:spacing w:after="30" w:before="30" w:line="288" w:lineRule="auto"/>
+              <w:spacing w:after="16" w:before="16" w:line="269" w:lineRule="auto"/>
               <w:jc w:val="center"/>
             </w:pPr>
             <w:r>
@@ -4395,7 +5291,7 @@
                 <w:rFonts w:ascii="맑은 고딕" w:hAnsi="맑은 고딕" w:eastAsia="맑은 고딕"/>
                 <w:b/>
                 <w:color w:val="1A1E21"/>
-                <w:sz w:val="19"/>
+                <w:sz w:val="18"/>
               </w:rPr>
               <w:t>Model B RMSE</w:t>
             </w:r>
@@ -4410,7 +5306,7 @@
           </w:tcPr>
           <w:p>
             <w:pPr>
-              <w:spacing w:after="30" w:before="30" w:line="288" w:lineRule="auto"/>
+              <w:spacing w:after="16" w:before="16" w:line="269" w:lineRule="auto"/>
             </w:pPr>
             <w:r/>
             <w:r>
@@ -4418,7 +5314,7 @@
                 <w:rFonts w:ascii="맑은 고딕" w:hAnsi="맑은 고딕" w:eastAsia="맑은 고딕"/>
                 <w:b w:val="0"/>
                 <w:color w:val="1A1E21"/>
-                <w:sz w:val="19"/>
+                <w:sz w:val="18"/>
               </w:rPr>
               <w:t>산림청 방식 (집단 평균)</w:t>
             </w:r>
@@ -4430,7 +5326,7 @@
           </w:tcPr>
           <w:p>
             <w:pPr>
-              <w:spacing w:after="30" w:before="30" w:line="288" w:lineRule="auto"/>
+              <w:spacing w:after="16" w:before="16" w:line="269" w:lineRule="auto"/>
               <w:jc w:val="right"/>
             </w:pPr>
             <w:r/>
@@ -4439,7 +5335,7 @@
                 <w:rFonts w:ascii="맑은 고딕" w:hAnsi="맑은 고딕" w:eastAsia="맑은 고딕"/>
                 <w:b w:val="0"/>
                 <w:color w:val="1A1E21"/>
-                <w:sz w:val="19"/>
+                <w:sz w:val="18"/>
               </w:rPr>
               <w:t>0.0428</w:t>
             </w:r>
@@ -4451,7 +5347,7 @@
           </w:tcPr>
           <w:p>
             <w:pPr>
-              <w:spacing w:after="30" w:before="30" w:line="288" w:lineRule="auto"/>
+              <w:spacing w:after="16" w:before="16" w:line="269" w:lineRule="auto"/>
               <w:jc w:val="right"/>
             </w:pPr>
             <w:r/>
@@ -4460,7 +5356,7 @@
                 <w:rFonts w:ascii="맑은 고딕" w:hAnsi="맑은 고딕" w:eastAsia="맑은 고딕"/>
                 <w:b w:val="0"/>
                 <w:color w:val="1A1E21"/>
-                <w:sz w:val="19"/>
+                <w:sz w:val="18"/>
               </w:rPr>
               <w:t>192.03</w:t>
             </w:r>
@@ -4472,7 +5368,7 @@
           </w:tcPr>
           <w:p>
             <w:pPr>
-              <w:spacing w:after="30" w:before="30" w:line="288" w:lineRule="auto"/>
+              <w:spacing w:after="16" w:before="16" w:line="269" w:lineRule="auto"/>
               <w:jc w:val="right"/>
             </w:pPr>
             <w:r/>
@@ -4481,7 +5377,7 @@
                 <w:rFonts w:ascii="맑은 고딕" w:hAnsi="맑은 고딕" w:eastAsia="맑은 고딕"/>
                 <w:b w:val="0"/>
                 <w:color w:val="1A1E21"/>
-                <w:sz w:val="19"/>
+                <w:sz w:val="18"/>
               </w:rPr>
               <w:t>0.1049</w:t>
             </w:r>
@@ -4493,7 +5389,7 @@
           </w:tcPr>
           <w:p>
             <w:pPr>
-              <w:spacing w:after="30" w:before="30" w:line="288" w:lineRule="auto"/>
+              <w:spacing w:after="16" w:before="16" w:line="269" w:lineRule="auto"/>
               <w:jc w:val="right"/>
             </w:pPr>
             <w:r/>
@@ -4502,7 +5398,7 @@
                 <w:rFonts w:ascii="맑은 고딕" w:hAnsi="맑은 고딕" w:eastAsia="맑은 고딕"/>
                 <w:b w:val="0"/>
                 <w:color w:val="1A1E21"/>
-                <w:sz w:val="19"/>
+                <w:sz w:val="18"/>
               </w:rPr>
               <w:t>156.39</w:t>
             </w:r>
@@ -4516,7 +5412,7 @@
           </w:tcPr>
           <w:p>
             <w:pPr>
-              <w:spacing w:after="30" w:before="30" w:line="288" w:lineRule="auto"/>
+              <w:spacing w:after="16" w:before="16" w:line="269" w:lineRule="auto"/>
             </w:pPr>
             <w:r/>
             <w:r>
@@ -4524,7 +5420,7 @@
                 <w:rFonts w:ascii="맑은 고딕" w:hAnsi="맑은 고딕" w:eastAsia="맑은 고딕"/>
                 <w:b w:val="0"/>
                 <w:color w:val="1A1E21"/>
-                <w:sz w:val="19"/>
+                <w:sz w:val="18"/>
               </w:rPr>
               <w:t>선형회귀</w:t>
             </w:r>
@@ -4537,7 +5433,7 @@
           </w:tcPr>
           <w:p>
             <w:pPr>
-              <w:spacing w:after="30" w:before="30" w:line="288" w:lineRule="auto"/>
+              <w:spacing w:after="16" w:before="16" w:line="269" w:lineRule="auto"/>
               <w:jc w:val="right"/>
             </w:pPr>
             <w:r/>
@@ -4546,7 +5442,7 @@
                 <w:rFonts w:ascii="맑은 고딕" w:hAnsi="맑은 고딕" w:eastAsia="맑은 고딕"/>
                 <w:b w:val="0"/>
                 <w:color w:val="1A1E21"/>
-                <w:sz w:val="19"/>
+                <w:sz w:val="18"/>
               </w:rPr>
               <w:t>0.1295</w:t>
             </w:r>
@@ -4559,7 +5455,7 @@
           </w:tcPr>
           <w:p>
             <w:pPr>
-              <w:spacing w:after="30" w:before="30" w:line="288" w:lineRule="auto"/>
+              <w:spacing w:after="16" w:before="16" w:line="269" w:lineRule="auto"/>
               <w:jc w:val="right"/>
             </w:pPr>
             <w:r/>
@@ -4568,7 +5464,7 @@
                 <w:rFonts w:ascii="맑은 고딕" w:hAnsi="맑은 고딕" w:eastAsia="맑은 고딕"/>
                 <w:b w:val="0"/>
                 <w:color w:val="1A1E21"/>
-                <w:sz w:val="19"/>
+                <w:sz w:val="18"/>
               </w:rPr>
               <w:t>183.13</w:t>
             </w:r>
@@ -4581,7 +5477,7 @@
           </w:tcPr>
           <w:p>
             <w:pPr>
-              <w:spacing w:after="30" w:before="30" w:line="288" w:lineRule="auto"/>
+              <w:spacing w:after="16" w:before="16" w:line="269" w:lineRule="auto"/>
               <w:jc w:val="right"/>
             </w:pPr>
             <w:r/>
@@ -4590,7 +5486,7 @@
                 <w:rFonts w:ascii="맑은 고딕" w:hAnsi="맑은 고딕" w:eastAsia="맑은 고딕"/>
                 <w:b w:val="0"/>
                 <w:color w:val="1A1E21"/>
-                <w:sz w:val="19"/>
+                <w:sz w:val="18"/>
               </w:rPr>
               <w:t>0.4894</w:t>
             </w:r>
@@ -4603,7 +5499,7 @@
           </w:tcPr>
           <w:p>
             <w:pPr>
-              <w:spacing w:after="30" w:before="30" w:line="288" w:lineRule="auto"/>
+              <w:spacing w:after="16" w:before="16" w:line="269" w:lineRule="auto"/>
               <w:jc w:val="right"/>
             </w:pPr>
             <w:r/>
@@ -4612,7 +5508,7 @@
                 <w:rFonts w:ascii="맑은 고딕" w:hAnsi="맑은 고딕" w:eastAsia="맑은 고딕"/>
                 <w:b w:val="0"/>
                 <w:color w:val="1A1E21"/>
-                <w:sz w:val="19"/>
+                <w:sz w:val="18"/>
               </w:rPr>
               <w:t>118.12</w:t>
             </w:r>
@@ -4627,7 +5523,7 @@
           </w:tcPr>
           <w:p>
             <w:pPr>
-              <w:spacing w:after="30" w:before="30" w:line="288" w:lineRule="auto"/>
+              <w:spacing w:after="16" w:before="16" w:line="269" w:lineRule="auto"/>
             </w:pPr>
             <w:r/>
             <w:r>
@@ -4635,7 +5531,7 @@
                 <w:rFonts w:ascii="맑은 고딕" w:hAnsi="맑은 고딕" w:eastAsia="맑은 고딕"/>
                 <w:b/>
                 <w:color w:val="1A1E21"/>
-                <w:sz w:val="19"/>
+                <w:sz w:val="18"/>
               </w:rPr>
               <w:t>Optuna XGBoost</w:t>
             </w:r>
@@ -4647,7 +5543,7 @@
           </w:tcPr>
           <w:p>
             <w:pPr>
-              <w:spacing w:after="30" w:before="30" w:line="288" w:lineRule="auto"/>
+              <w:spacing w:after="16" w:before="16" w:line="269" w:lineRule="auto"/>
               <w:jc w:val="right"/>
             </w:pPr>
             <w:r/>
@@ -4656,7 +5552,7 @@
                 <w:rFonts w:ascii="맑은 고딕" w:hAnsi="맑은 고딕" w:eastAsia="맑은 고딕"/>
                 <w:b/>
                 <w:color w:val="1A1E21"/>
-                <w:sz w:val="19"/>
+                <w:sz w:val="18"/>
               </w:rPr>
               <w:t>0.1736</w:t>
             </w:r>
@@ -4668,7 +5564,7 @@
           </w:tcPr>
           <w:p>
             <w:pPr>
-              <w:spacing w:after="30" w:before="30" w:line="288" w:lineRule="auto"/>
+              <w:spacing w:after="16" w:before="16" w:line="269" w:lineRule="auto"/>
               <w:jc w:val="right"/>
             </w:pPr>
             <w:r/>
@@ -4677,7 +5573,7 @@
                 <w:rFonts w:ascii="맑은 고딕" w:hAnsi="맑은 고딕" w:eastAsia="맑은 고딕"/>
                 <w:b/>
                 <w:color w:val="1A1E21"/>
-                <w:sz w:val="19"/>
+                <w:sz w:val="18"/>
               </w:rPr>
               <w:t>178.44</w:t>
             </w:r>
@@ -4689,7 +5585,7 @@
           </w:tcPr>
           <w:p>
             <w:pPr>
-              <w:spacing w:after="30" w:before="30" w:line="288" w:lineRule="auto"/>
+              <w:spacing w:after="16" w:before="16" w:line="269" w:lineRule="auto"/>
               <w:jc w:val="right"/>
             </w:pPr>
             <w:r/>
@@ -4698,7 +5594,7 @@
                 <w:rFonts w:ascii="맑은 고딕" w:hAnsi="맑은 고딕" w:eastAsia="맑은 고딕"/>
                 <w:b/>
                 <w:color w:val="1A1E21"/>
-                <w:sz w:val="19"/>
+                <w:sz w:val="18"/>
               </w:rPr>
               <w:t>0.6243</w:t>
             </w:r>
@@ -4710,7 +5606,7 @@
           </w:tcPr>
           <w:p>
             <w:pPr>
-              <w:spacing w:after="30" w:before="30" w:line="288" w:lineRule="auto"/>
+              <w:spacing w:after="16" w:before="16" w:line="269" w:lineRule="auto"/>
               <w:jc w:val="right"/>
             </w:pPr>
             <w:r/>
@@ -4719,7 +5615,7 @@
                 <w:rFonts w:ascii="맑은 고딕" w:hAnsi="맑은 고딕" w:eastAsia="맑은 고딕"/>
                 <w:b/>
                 <w:color w:val="1A1E21"/>
-                <w:sz w:val="19"/>
+                <w:sz w:val="18"/>
               </w:rPr>
               <w:t>101.33</w:t>
             </w:r>
@@ -4733,7 +5629,7 @@
           </w:tcPr>
           <w:p>
             <w:pPr>
-              <w:spacing w:after="30" w:before="30" w:line="288" w:lineRule="auto"/>
+              <w:spacing w:after="16" w:before="16" w:line="269" w:lineRule="auto"/>
             </w:pPr>
             <w:r/>
             <w:r>
@@ -4741,7 +5637,7 @@
                 <w:rFonts w:ascii="맑은 고딕" w:hAnsi="맑은 고딕" w:eastAsia="맑은 고딕"/>
                 <w:b w:val="0"/>
                 <w:color w:val="1A1E21"/>
-                <w:sz w:val="19"/>
+                <w:sz w:val="18"/>
               </w:rPr>
               <w:t>개선 배수</w:t>
             </w:r>
@@ -4754,7 +5650,7 @@
           </w:tcPr>
           <w:p>
             <w:pPr>
-              <w:spacing w:after="30" w:before="30" w:line="288" w:lineRule="auto"/>
+              <w:spacing w:after="16" w:before="16" w:line="269" w:lineRule="auto"/>
               <w:jc w:val="right"/>
             </w:pPr>
             <w:r/>
@@ -4763,7 +5659,7 @@
                 <w:rFonts w:ascii="맑은 고딕" w:hAnsi="맑은 고딕" w:eastAsia="맑은 고딕"/>
                 <w:b/>
                 <w:color w:val="1A1E21"/>
-                <w:sz w:val="19"/>
+                <w:sz w:val="18"/>
               </w:rPr>
               <w:t>×4.05</w:t>
             </w:r>
@@ -4776,7 +5672,7 @@
           </w:tcPr>
           <w:p>
             <w:pPr>
-              <w:spacing w:after="30" w:before="30" w:line="288" w:lineRule="auto"/>
+              <w:spacing w:after="16" w:before="16" w:line="269" w:lineRule="auto"/>
               <w:jc w:val="right"/>
             </w:pPr>
             <w:r/>
@@ -4785,7 +5681,7 @@
                 <w:rFonts w:ascii="맑은 고딕" w:hAnsi="맑은 고딕" w:eastAsia="맑은 고딕"/>
                 <w:b w:val="0"/>
                 <w:color w:val="1A1E21"/>
-                <w:sz w:val="19"/>
+                <w:sz w:val="18"/>
               </w:rPr>
               <w:t>−7.1%</w:t>
             </w:r>
@@ -4798,7 +5694,7 @@
           </w:tcPr>
           <w:p>
             <w:pPr>
-              <w:spacing w:after="30" w:before="30" w:line="288" w:lineRule="auto"/>
+              <w:spacing w:after="16" w:before="16" w:line="269" w:lineRule="auto"/>
               <w:jc w:val="right"/>
             </w:pPr>
             <w:r/>
@@ -4807,7 +5703,7 @@
                 <w:rFonts w:ascii="맑은 고딕" w:hAnsi="맑은 고딕" w:eastAsia="맑은 고딕"/>
                 <w:b/>
                 <w:color w:val="1A1E21"/>
-                <w:sz w:val="19"/>
+                <w:sz w:val="18"/>
               </w:rPr>
               <w:t>×5.95</w:t>
             </w:r>
@@ -4820,7 +5716,7 @@
           </w:tcPr>
           <w:p>
             <w:pPr>
-              <w:spacing w:after="30" w:before="30" w:line="288" w:lineRule="auto"/>
+              <w:spacing w:after="16" w:before="16" w:line="269" w:lineRule="auto"/>
               <w:jc w:val="right"/>
             </w:pPr>
             <w:r/>
@@ -4829,7 +5725,7 @@
                 <w:rFonts w:ascii="맑은 고딕" w:hAnsi="맑은 고딕" w:eastAsia="맑은 고딕"/>
                 <w:b w:val="0"/>
                 <w:color w:val="1A1E21"/>
-                <w:sz w:val="19"/>
+                <w:sz w:val="18"/>
               </w:rPr>
               <w:t>−35.2%</w:t>
             </w:r>
@@ -4840,19 +5736,19 @@
     </w:tbl>
     <w:p>
       <w:pPr>
-        <w:spacing w:after="80"/>
+        <w:spacing w:after="40"/>
       </w:pPr>
     </w:p>
     <w:p>
       <w:pPr>
-        <w:spacing w:before="160" w:after="60"/>
+        <w:spacing w:before="120" w:after="40"/>
         <w:jc w:val="center"/>
       </w:pPr>
       <w:r>
         <w:drawing>
           <wp:inline xmlns:a="http://schemas.openxmlformats.org/drawingml/2006/main" xmlns:pic="http://schemas.openxmlformats.org/drawingml/2006/picture">
-            <wp:extent cx="5760000" cy="2601199"/>
-            <wp:docPr id="4" name="Picture 4"/>
+            <wp:extent cx="4644000" cy="2097217"/>
+            <wp:docPr id="5" name="Picture 5"/>
             <wp:cNvGraphicFramePr>
               <a:graphicFrameLocks noChangeAspect="1"/>
             </wp:cNvGraphicFramePr>
@@ -4864,7 +5760,7 @@
                     <pic:cNvPicPr/>
                   </pic:nvPicPr>
                   <pic:blipFill>
-                    <a:blip r:embed="rId12"/>
+                    <a:blip r:embed="rId13"/>
                     <a:stretch>
                       <a:fillRect/>
                     </a:stretch>
@@ -4872,7 +5768,7 @@
                   <pic:spPr>
                     <a:xfrm>
                       <a:off x="0" y="0"/>
-                      <a:ext cx="5760000" cy="2601199"/>
+                      <a:ext cx="4644000" cy="2097217"/>
                     </a:xfrm>
                     <a:prstGeom prst="rect"/>
                   </pic:spPr>
@@ -4885,7 +5781,7 @@
     </w:p>
     <w:p>
       <w:pPr>
-        <w:spacing w:after="200"/>
+        <w:spacing w:after="160"/>
         <w:jc w:val="center"/>
       </w:pPr>
       <w:r>
@@ -4895,7 +5791,7 @@
           <w:color w:val="555F66"/>
           <w:sz w:val="18"/>
         </w:rPr>
-        <w:t>[그림 4] 동일 분할·동일 지표에서의 3종 모델 비교</w:t>
+        <w:t>[그림 5] 동일 분할·동일 지표에서의 3종 모델 비교</w:t>
       </w:r>
     </w:p>
     <w:p>
@@ -4955,6 +5851,914 @@
     </w:p>
     <w:p>
       <w:pPr>
+        <w:spacing w:after="100" w:line="317" w:lineRule="auto"/>
+      </w:pPr>
+      <w:r>
+        <w:rPr>
+          <w:rFonts w:ascii="맑은 고딕" w:hAnsi="맑은 고딕" w:eastAsia="맑은 고딕"/>
+          <w:b w:val="0"/>
+          <w:color w:val="1A1E21"/>
+          <w:sz w:val="21"/>
+        </w:rPr>
+        <w:t xml:space="preserve">Model B를 품목별로 나누어 보면 성능이 표본 수를 그대로 따라갑니다. </w:t>
+      </w:r>
+      <w:r>
+        <w:rPr>
+          <w:rFonts w:ascii="맑은 고딕" w:hAnsi="맑은 고딕" w:eastAsia="맑은 고딕"/>
+          <w:b/>
+          <w:color w:val="1A1E21"/>
+          <w:sz w:val="21"/>
+        </w:rPr>
+        <w:t>표고 노지는 R²가 음수(−0.052)입니다.</w:t>
+      </w:r>
+      <w:r>
+        <w:rPr>
+          <w:rFonts w:ascii="맑은 고딕" w:hAnsi="맑은 고딕" w:eastAsia="맑은 고딕"/>
+          <w:b w:val="0"/>
+          <w:color w:val="1A1E21"/>
+          <w:sz w:val="21"/>
+        </w:rPr>
+        <w:t xml:space="preserve"> 테스트 표본이 32건뿐이라 모델이 평균보다도 못 맞힌다는 뜻입니다. 감추지 않고 그대로 싣고, 서비스 화면에서도 해당 품목에는 “표본이 적어 참고만 하십시오”라고 표시합니다.</w:t>
+      </w:r>
+    </w:p>
+    <w:tbl>
+      <w:tblPr>
+        <w:tblStyle w:val="TableGrid"/>
+        <w:tblW w:type="auto" w:w="0"/>
+        <w:jc w:val="center"/>
+        <w:tblLook w:firstColumn="1" w:firstRow="1" w:lastColumn="0" w:lastRow="0" w:noHBand="0" w:noVBand="1" w:val="04A0"/>
+      </w:tblPr>
+      <w:tblGrid>
+        <w:gridCol w:w="1625"/>
+        <w:gridCol w:w="1625"/>
+        <w:gridCol w:w="1625"/>
+        <w:gridCol w:w="1625"/>
+        <w:gridCol w:w="1625"/>
+        <w:gridCol w:w="1625"/>
+      </w:tblGrid>
+      <w:tr>
+        <w:tc>
+          <w:tcPr>
+            <w:tcW w:type="dxa" w:w="1474"/>
+          </w:tcPr>
+          <w:p>
+            <w:pPr>
+              <w:spacing w:after="16" w:before="16" w:line="269" w:lineRule="auto"/>
+              <w:jc w:val="center"/>
+            </w:pPr>
+            <w:r>
+              <w:rPr>
+                <w:b/>
+              </w:rPr>
+            </w:r>
+            <w:r>
+              <w:rPr>
+                <w:rFonts w:ascii="맑은 고딕" w:hAnsi="맑은 고딕" w:eastAsia="맑은 고딕"/>
+                <w:b/>
+                <w:color w:val="1A1E21"/>
+                <w:sz w:val="18"/>
+              </w:rPr>
+              <w:t>품목</w:t>
+            </w:r>
+          </w:p>
+          <w:shd w:val="clear" w:fill="E8EFEA"/>
+        </w:tc>
+        <w:tc>
+          <w:tcPr>
+            <w:tcW w:type="dxa" w:w="1361"/>
+          </w:tcPr>
+          <w:p>
+            <w:pPr>
+              <w:spacing w:after="16" w:before="16" w:line="269" w:lineRule="auto"/>
+              <w:jc w:val="center"/>
+            </w:pPr>
+            <w:r>
+              <w:rPr>
+                <w:b/>
+              </w:rPr>
+            </w:r>
+            <w:r>
+              <w:rPr>
+                <w:rFonts w:ascii="맑은 고딕" w:hAnsi="맑은 고딕" w:eastAsia="맑은 고딕"/>
+                <w:b/>
+                <w:color w:val="1A1E21"/>
+                <w:sz w:val="18"/>
+              </w:rPr>
+              <w:t>Test R²</w:t>
+            </w:r>
+          </w:p>
+          <w:shd w:val="clear" w:fill="E8EFEA"/>
+        </w:tc>
+        <w:tc>
+          <w:tcPr>
+            <w:tcW w:type="dxa" w:w="1361"/>
+          </w:tcPr>
+          <w:p>
+            <w:pPr>
+              <w:spacing w:after="16" w:before="16" w:line="269" w:lineRule="auto"/>
+              <w:jc w:val="center"/>
+            </w:pPr>
+            <w:r>
+              <w:rPr>
+                <w:b/>
+              </w:rPr>
+            </w:r>
+            <w:r>
+              <w:rPr>
+                <w:rFonts w:ascii="맑은 고딕" w:hAnsi="맑은 고딕" w:eastAsia="맑은 고딕"/>
+                <w:b/>
+                <w:color w:val="1A1E21"/>
+                <w:sz w:val="18"/>
+              </w:rPr>
+              <w:t>RMSE</w:t>
+            </w:r>
+          </w:p>
+          <w:shd w:val="clear" w:fill="E8EFEA"/>
+        </w:tc>
+        <w:tc>
+          <w:tcPr>
+            <w:tcW w:type="dxa" w:w="1361"/>
+          </w:tcPr>
+          <w:p>
+            <w:pPr>
+              <w:spacing w:after="16" w:before="16" w:line="269" w:lineRule="auto"/>
+              <w:jc w:val="center"/>
+            </w:pPr>
+            <w:r>
+              <w:rPr>
+                <w:b/>
+              </w:rPr>
+            </w:r>
+            <w:r>
+              <w:rPr>
+                <w:rFonts w:ascii="맑은 고딕" w:hAnsi="맑은 고딕" w:eastAsia="맑은 고딕"/>
+                <w:b/>
+                <w:color w:val="1A1E21"/>
+                <w:sz w:val="18"/>
+              </w:rPr>
+              <w:t>MAE</w:t>
+            </w:r>
+          </w:p>
+          <w:shd w:val="clear" w:fill="E8EFEA"/>
+        </w:tc>
+        <w:tc>
+          <w:tcPr>
+            <w:tcW w:type="dxa" w:w="1474"/>
+          </w:tcPr>
+          <w:p>
+            <w:pPr>
+              <w:spacing w:after="16" w:before="16" w:line="269" w:lineRule="auto"/>
+              <w:jc w:val="center"/>
+            </w:pPr>
+            <w:r>
+              <w:rPr>
+                <w:b/>
+              </w:rPr>
+            </w:r>
+            <w:r>
+              <w:rPr>
+                <w:rFonts w:ascii="맑은 고딕" w:hAnsi="맑은 고딕" w:eastAsia="맑은 고딕"/>
+                <w:b/>
+                <w:color w:val="1A1E21"/>
+                <w:sz w:val="18"/>
+              </w:rPr>
+              <w:t>테스트 표본</w:t>
+            </w:r>
+          </w:p>
+          <w:shd w:val="clear" w:fill="E8EFEA"/>
+        </w:tc>
+        <w:tc>
+          <w:tcPr>
+            <w:tcW w:type="dxa" w:w="1587"/>
+          </w:tcPr>
+          <w:p>
+            <w:pPr>
+              <w:spacing w:after="16" w:before="16" w:line="269" w:lineRule="auto"/>
+              <w:jc w:val="center"/>
+            </w:pPr>
+            <w:r>
+              <w:rPr>
+                <w:b/>
+              </w:rPr>
+            </w:r>
+            <w:r>
+              <w:rPr>
+                <w:rFonts w:ascii="맑은 고딕" w:hAnsi="맑은 고딕" w:eastAsia="맑은 고딕"/>
+                <w:b/>
+                <w:color w:val="1A1E21"/>
+                <w:sz w:val="18"/>
+              </w:rPr>
+              <w:t>판정</w:t>
+            </w:r>
+          </w:p>
+          <w:shd w:val="clear" w:fill="E8EFEA"/>
+        </w:tc>
+      </w:tr>
+      <w:tr>
+        <w:tc>
+          <w:tcPr>
+            <w:tcW w:type="dxa" w:w="1474"/>
+          </w:tcPr>
+          <w:p>
+            <w:pPr>
+              <w:spacing w:after="16" w:before="16" w:line="269" w:lineRule="auto"/>
+            </w:pPr>
+            <w:r/>
+            <w:r>
+              <w:rPr>
+                <w:rFonts w:ascii="맑은 고딕" w:hAnsi="맑은 고딕" w:eastAsia="맑은 고딕"/>
+                <w:b w:val="0"/>
+                <w:color w:val="1A1E21"/>
+                <w:sz w:val="18"/>
+              </w:rPr>
+              <w:t>떫은감</w:t>
+            </w:r>
+          </w:p>
+        </w:tc>
+        <w:tc>
+          <w:tcPr>
+            <w:tcW w:type="dxa" w:w="1361"/>
+          </w:tcPr>
+          <w:p>
+            <w:pPr>
+              <w:spacing w:after="16" w:before="16" w:line="269" w:lineRule="auto"/>
+              <w:jc w:val="right"/>
+            </w:pPr>
+            <w:r/>
+            <w:r>
+              <w:rPr>
+                <w:rFonts w:ascii="맑은 고딕" w:hAnsi="맑은 고딕" w:eastAsia="맑은 고딕"/>
+                <w:b w:val="0"/>
+                <w:color w:val="1A1E21"/>
+                <w:sz w:val="18"/>
+              </w:rPr>
+              <w:t>0.5907</w:t>
+            </w:r>
+          </w:p>
+        </w:tc>
+        <w:tc>
+          <w:tcPr>
+            <w:tcW w:type="dxa" w:w="1361"/>
+          </w:tcPr>
+          <w:p>
+            <w:pPr>
+              <w:spacing w:after="16" w:before="16" w:line="269" w:lineRule="auto"/>
+              <w:jc w:val="right"/>
+            </w:pPr>
+            <w:r/>
+            <w:r>
+              <w:rPr>
+                <w:rFonts w:ascii="맑은 고딕" w:hAnsi="맑은 고딕" w:eastAsia="맑은 고딕"/>
+                <w:b w:val="0"/>
+                <w:color w:val="1A1E21"/>
+                <w:sz w:val="18"/>
+              </w:rPr>
+              <w:t>127.2</w:t>
+            </w:r>
+          </w:p>
+        </w:tc>
+        <w:tc>
+          <w:tcPr>
+            <w:tcW w:type="dxa" w:w="1361"/>
+          </w:tcPr>
+          <w:p>
+            <w:pPr>
+              <w:spacing w:after="16" w:before="16" w:line="269" w:lineRule="auto"/>
+              <w:jc w:val="right"/>
+            </w:pPr>
+            <w:r/>
+            <w:r>
+              <w:rPr>
+                <w:rFonts w:ascii="맑은 고딕" w:hAnsi="맑은 고딕" w:eastAsia="맑은 고딕"/>
+                <w:b w:val="0"/>
+                <w:color w:val="1A1E21"/>
+                <w:sz w:val="18"/>
+              </w:rPr>
+              <w:t>95.9</w:t>
+            </w:r>
+          </w:p>
+        </w:tc>
+        <w:tc>
+          <w:tcPr>
+            <w:tcW w:type="dxa" w:w="1474"/>
+          </w:tcPr>
+          <w:p>
+            <w:pPr>
+              <w:spacing w:after="16" w:before="16" w:line="269" w:lineRule="auto"/>
+              <w:jc w:val="right"/>
+            </w:pPr>
+            <w:r/>
+            <w:r>
+              <w:rPr>
+                <w:rFonts w:ascii="맑은 고딕" w:hAnsi="맑은 고딕" w:eastAsia="맑은 고딕"/>
+                <w:b w:val="0"/>
+                <w:color w:val="1A1E21"/>
+                <w:sz w:val="18"/>
+              </w:rPr>
+              <w:t>167건</w:t>
+            </w:r>
+          </w:p>
+        </w:tc>
+        <w:tc>
+          <w:tcPr>
+            <w:tcW w:type="dxa" w:w="1587"/>
+          </w:tcPr>
+          <w:p>
+            <w:pPr>
+              <w:spacing w:after="16" w:before="16" w:line="269" w:lineRule="auto"/>
+            </w:pPr>
+            <w:r/>
+            <w:r>
+              <w:rPr>
+                <w:rFonts w:ascii="맑은 고딕" w:hAnsi="맑은 고딕" w:eastAsia="맑은 고딕"/>
+                <w:b w:val="0"/>
+                <w:color w:val="1A1E21"/>
+                <w:sz w:val="18"/>
+              </w:rPr>
+              <w:t>양호</w:t>
+            </w:r>
+          </w:p>
+        </w:tc>
+      </w:tr>
+      <w:tr>
+        <w:tc>
+          <w:tcPr>
+            <w:tcW w:type="dxa" w:w="1474"/>
+          </w:tcPr>
+          <w:p>
+            <w:pPr>
+              <w:spacing w:after="16" w:before="16" w:line="269" w:lineRule="auto"/>
+            </w:pPr>
+            <w:r/>
+            <w:r>
+              <w:rPr>
+                <w:rFonts w:ascii="맑은 고딕" w:hAnsi="맑은 고딕" w:eastAsia="맑은 고딕"/>
+                <w:b w:val="0"/>
+                <w:color w:val="1A1E21"/>
+                <w:sz w:val="18"/>
+              </w:rPr>
+              <w:t>대추</w:t>
+            </w:r>
+          </w:p>
+          <w:shd w:val="clear" w:fill="F7F9F8"/>
+        </w:tc>
+        <w:tc>
+          <w:tcPr>
+            <w:tcW w:type="dxa" w:w="1361"/>
+          </w:tcPr>
+          <w:p>
+            <w:pPr>
+              <w:spacing w:after="16" w:before="16" w:line="269" w:lineRule="auto"/>
+              <w:jc w:val="right"/>
+            </w:pPr>
+            <w:r/>
+            <w:r>
+              <w:rPr>
+                <w:rFonts w:ascii="맑은 고딕" w:hAnsi="맑은 고딕" w:eastAsia="맑은 고딕"/>
+                <w:b w:val="0"/>
+                <w:color w:val="1A1E21"/>
+                <w:sz w:val="18"/>
+              </w:rPr>
+              <w:t>0.5892</w:t>
+            </w:r>
+          </w:p>
+          <w:shd w:val="clear" w:fill="F7F9F8"/>
+        </w:tc>
+        <w:tc>
+          <w:tcPr>
+            <w:tcW w:type="dxa" w:w="1361"/>
+          </w:tcPr>
+          <w:p>
+            <w:pPr>
+              <w:spacing w:after="16" w:before="16" w:line="269" w:lineRule="auto"/>
+              <w:jc w:val="right"/>
+            </w:pPr>
+            <w:r/>
+            <w:r>
+              <w:rPr>
+                <w:rFonts w:ascii="맑은 고딕" w:hAnsi="맑은 고딕" w:eastAsia="맑은 고딕"/>
+                <w:b w:val="0"/>
+                <w:color w:val="1A1E21"/>
+                <w:sz w:val="18"/>
+              </w:rPr>
+              <w:t>100.3</w:t>
+            </w:r>
+          </w:p>
+          <w:shd w:val="clear" w:fill="F7F9F8"/>
+        </w:tc>
+        <w:tc>
+          <w:tcPr>
+            <w:tcW w:type="dxa" w:w="1361"/>
+          </w:tcPr>
+          <w:p>
+            <w:pPr>
+              <w:spacing w:after="16" w:before="16" w:line="269" w:lineRule="auto"/>
+              <w:jc w:val="right"/>
+            </w:pPr>
+            <w:r/>
+            <w:r>
+              <w:rPr>
+                <w:rFonts w:ascii="맑은 고딕" w:hAnsi="맑은 고딕" w:eastAsia="맑은 고딕"/>
+                <w:b w:val="0"/>
+                <w:color w:val="1A1E21"/>
+                <w:sz w:val="18"/>
+              </w:rPr>
+              <w:t>77.6</w:t>
+            </w:r>
+          </w:p>
+          <w:shd w:val="clear" w:fill="F7F9F8"/>
+        </w:tc>
+        <w:tc>
+          <w:tcPr>
+            <w:tcW w:type="dxa" w:w="1474"/>
+          </w:tcPr>
+          <w:p>
+            <w:pPr>
+              <w:spacing w:after="16" w:before="16" w:line="269" w:lineRule="auto"/>
+              <w:jc w:val="right"/>
+            </w:pPr>
+            <w:r/>
+            <w:r>
+              <w:rPr>
+                <w:rFonts w:ascii="맑은 고딕" w:hAnsi="맑은 고딕" w:eastAsia="맑은 고딕"/>
+                <w:b w:val="0"/>
+                <w:color w:val="1A1E21"/>
+                <w:sz w:val="18"/>
+              </w:rPr>
+              <w:t>133건</w:t>
+            </w:r>
+          </w:p>
+          <w:shd w:val="clear" w:fill="F7F9F8"/>
+        </w:tc>
+        <w:tc>
+          <w:tcPr>
+            <w:tcW w:type="dxa" w:w="1587"/>
+          </w:tcPr>
+          <w:p>
+            <w:pPr>
+              <w:spacing w:after="16" w:before="16" w:line="269" w:lineRule="auto"/>
+            </w:pPr>
+            <w:r/>
+            <w:r>
+              <w:rPr>
+                <w:rFonts w:ascii="맑은 고딕" w:hAnsi="맑은 고딕" w:eastAsia="맑은 고딕"/>
+                <w:b w:val="0"/>
+                <w:color w:val="1A1E21"/>
+                <w:sz w:val="18"/>
+              </w:rPr>
+              <w:t>양호</w:t>
+            </w:r>
+          </w:p>
+          <w:shd w:val="clear" w:fill="F7F9F8"/>
+        </w:tc>
+      </w:tr>
+      <w:tr>
+        <w:tc>
+          <w:tcPr>
+            <w:tcW w:type="dxa" w:w="1474"/>
+          </w:tcPr>
+          <w:p>
+            <w:pPr>
+              <w:spacing w:after="16" w:before="16" w:line="269" w:lineRule="auto"/>
+            </w:pPr>
+            <w:r/>
+            <w:r>
+              <w:rPr>
+                <w:rFonts w:ascii="맑은 고딕" w:hAnsi="맑은 고딕" w:eastAsia="맑은 고딕"/>
+                <w:b w:val="0"/>
+                <w:color w:val="1A1E21"/>
+                <w:sz w:val="18"/>
+              </w:rPr>
+              <w:t>밤</w:t>
+            </w:r>
+          </w:p>
+        </w:tc>
+        <w:tc>
+          <w:tcPr>
+            <w:tcW w:type="dxa" w:w="1361"/>
+          </w:tcPr>
+          <w:p>
+            <w:pPr>
+              <w:spacing w:after="16" w:before="16" w:line="269" w:lineRule="auto"/>
+              <w:jc w:val="right"/>
+            </w:pPr>
+            <w:r/>
+            <w:r>
+              <w:rPr>
+                <w:rFonts w:ascii="맑은 고딕" w:hAnsi="맑은 고딕" w:eastAsia="맑은 고딕"/>
+                <w:b w:val="0"/>
+                <w:color w:val="1A1E21"/>
+                <w:sz w:val="18"/>
+              </w:rPr>
+              <w:t>0.5839</w:t>
+            </w:r>
+          </w:p>
+        </w:tc>
+        <w:tc>
+          <w:tcPr>
+            <w:tcW w:type="dxa" w:w="1361"/>
+          </w:tcPr>
+          <w:p>
+            <w:pPr>
+              <w:spacing w:after="16" w:before="16" w:line="269" w:lineRule="auto"/>
+              <w:jc w:val="right"/>
+            </w:pPr>
+            <w:r/>
+            <w:r>
+              <w:rPr>
+                <w:rFonts w:ascii="맑은 고딕" w:hAnsi="맑은 고딕" w:eastAsia="맑은 고딕"/>
+                <w:b w:val="0"/>
+                <w:color w:val="1A1E21"/>
+                <w:sz w:val="18"/>
+              </w:rPr>
+              <w:t>69.9</w:t>
+            </w:r>
+          </w:p>
+        </w:tc>
+        <w:tc>
+          <w:tcPr>
+            <w:tcW w:type="dxa" w:w="1361"/>
+          </w:tcPr>
+          <w:p>
+            <w:pPr>
+              <w:spacing w:after="16" w:before="16" w:line="269" w:lineRule="auto"/>
+              <w:jc w:val="right"/>
+            </w:pPr>
+            <w:r/>
+            <w:r>
+              <w:rPr>
+                <w:rFonts w:ascii="맑은 고딕" w:hAnsi="맑은 고딕" w:eastAsia="맑은 고딕"/>
+                <w:b w:val="0"/>
+                <w:color w:val="1A1E21"/>
+                <w:sz w:val="18"/>
+              </w:rPr>
+              <w:t>55.1</w:t>
+            </w:r>
+          </w:p>
+        </w:tc>
+        <w:tc>
+          <w:tcPr>
+            <w:tcW w:type="dxa" w:w="1474"/>
+          </w:tcPr>
+          <w:p>
+            <w:pPr>
+              <w:spacing w:after="16" w:before="16" w:line="269" w:lineRule="auto"/>
+              <w:jc w:val="right"/>
+            </w:pPr>
+            <w:r/>
+            <w:r>
+              <w:rPr>
+                <w:rFonts w:ascii="맑은 고딕" w:hAnsi="맑은 고딕" w:eastAsia="맑은 고딕"/>
+                <w:b w:val="0"/>
+                <w:color w:val="1A1E21"/>
+                <w:sz w:val="18"/>
+              </w:rPr>
+              <w:t>123건</w:t>
+            </w:r>
+          </w:p>
+        </w:tc>
+        <w:tc>
+          <w:tcPr>
+            <w:tcW w:type="dxa" w:w="1587"/>
+          </w:tcPr>
+          <w:p>
+            <w:pPr>
+              <w:spacing w:after="16" w:before="16" w:line="269" w:lineRule="auto"/>
+            </w:pPr>
+            <w:r/>
+            <w:r>
+              <w:rPr>
+                <w:rFonts w:ascii="맑은 고딕" w:hAnsi="맑은 고딕" w:eastAsia="맑은 고딕"/>
+                <w:b w:val="0"/>
+                <w:color w:val="1A1E21"/>
+                <w:sz w:val="18"/>
+              </w:rPr>
+              <w:t>양호</w:t>
+            </w:r>
+          </w:p>
+        </w:tc>
+      </w:tr>
+      <w:tr>
+        <w:tc>
+          <w:tcPr>
+            <w:tcW w:type="dxa" w:w="1474"/>
+          </w:tcPr>
+          <w:p>
+            <w:pPr>
+              <w:spacing w:after="16" w:before="16" w:line="269" w:lineRule="auto"/>
+            </w:pPr>
+            <w:r/>
+            <w:r>
+              <w:rPr>
+                <w:rFonts w:ascii="맑은 고딕" w:hAnsi="맑은 고딕" w:eastAsia="맑은 고딕"/>
+                <w:b w:val="0"/>
+                <w:color w:val="1A1E21"/>
+                <w:sz w:val="18"/>
+              </w:rPr>
+              <w:t>표고 톱밥</w:t>
+            </w:r>
+          </w:p>
+          <w:shd w:val="clear" w:fill="F7F9F8"/>
+        </w:tc>
+        <w:tc>
+          <w:tcPr>
+            <w:tcW w:type="dxa" w:w="1361"/>
+          </w:tcPr>
+          <w:p>
+            <w:pPr>
+              <w:spacing w:after="16" w:before="16" w:line="269" w:lineRule="auto"/>
+              <w:jc w:val="right"/>
+            </w:pPr>
+            <w:r/>
+            <w:r>
+              <w:rPr>
+                <w:rFonts w:ascii="맑은 고딕" w:hAnsi="맑은 고딕" w:eastAsia="맑은 고딕"/>
+                <w:b w:val="0"/>
+                <w:color w:val="1A1E21"/>
+                <w:sz w:val="18"/>
+              </w:rPr>
+              <w:t>0.1710</w:t>
+            </w:r>
+          </w:p>
+          <w:shd w:val="clear" w:fill="F7F9F8"/>
+        </w:tc>
+        <w:tc>
+          <w:tcPr>
+            <w:tcW w:type="dxa" w:w="1361"/>
+          </w:tcPr>
+          <w:p>
+            <w:pPr>
+              <w:spacing w:after="16" w:before="16" w:line="269" w:lineRule="auto"/>
+              <w:jc w:val="right"/>
+            </w:pPr>
+            <w:r/>
+            <w:r>
+              <w:rPr>
+                <w:rFonts w:ascii="맑은 고딕" w:hAnsi="맑은 고딕" w:eastAsia="맑은 고딕"/>
+                <w:b w:val="0"/>
+                <w:color w:val="1A1E21"/>
+                <w:sz w:val="18"/>
+              </w:rPr>
+              <w:t>66.3</w:t>
+            </w:r>
+          </w:p>
+          <w:shd w:val="clear" w:fill="F7F9F8"/>
+        </w:tc>
+        <w:tc>
+          <w:tcPr>
+            <w:tcW w:type="dxa" w:w="1361"/>
+          </w:tcPr>
+          <w:p>
+            <w:pPr>
+              <w:spacing w:after="16" w:before="16" w:line="269" w:lineRule="auto"/>
+              <w:jc w:val="right"/>
+            </w:pPr>
+            <w:r/>
+            <w:r>
+              <w:rPr>
+                <w:rFonts w:ascii="맑은 고딕" w:hAnsi="맑은 고딕" w:eastAsia="맑은 고딕"/>
+                <w:b w:val="0"/>
+                <w:color w:val="1A1E21"/>
+                <w:sz w:val="18"/>
+              </w:rPr>
+              <w:t>55.1</w:t>
+            </w:r>
+          </w:p>
+          <w:shd w:val="clear" w:fill="F7F9F8"/>
+        </w:tc>
+        <w:tc>
+          <w:tcPr>
+            <w:tcW w:type="dxa" w:w="1474"/>
+          </w:tcPr>
+          <w:p>
+            <w:pPr>
+              <w:spacing w:after="16" w:before="16" w:line="269" w:lineRule="auto"/>
+              <w:jc w:val="right"/>
+            </w:pPr>
+            <w:r/>
+            <w:r>
+              <w:rPr>
+                <w:rFonts w:ascii="맑은 고딕" w:hAnsi="맑은 고딕" w:eastAsia="맑은 고딕"/>
+                <w:b w:val="0"/>
+                <w:color w:val="1A1E21"/>
+                <w:sz w:val="18"/>
+              </w:rPr>
+              <w:t>17건</w:t>
+            </w:r>
+          </w:p>
+          <w:shd w:val="clear" w:fill="F7F9F8"/>
+        </w:tc>
+        <w:tc>
+          <w:tcPr>
+            <w:tcW w:type="dxa" w:w="1587"/>
+          </w:tcPr>
+          <w:p>
+            <w:pPr>
+              <w:spacing w:after="16" w:before="16" w:line="269" w:lineRule="auto"/>
+            </w:pPr>
+            <w:r/>
+            <w:r>
+              <w:rPr>
+                <w:rFonts w:ascii="맑은 고딕" w:hAnsi="맑은 고딕" w:eastAsia="맑은 고딕"/>
+                <w:b w:val="0"/>
+                <w:color w:val="1A1E21"/>
+                <w:sz w:val="18"/>
+              </w:rPr>
+              <w:t>제한적</w:t>
+            </w:r>
+          </w:p>
+          <w:shd w:val="clear" w:fill="F7F9F8"/>
+        </w:tc>
+      </w:tr>
+      <w:tr>
+        <w:tc>
+          <w:tcPr>
+            <w:tcW w:type="dxa" w:w="1474"/>
+          </w:tcPr>
+          <w:p>
+            <w:pPr>
+              <w:spacing w:after="16" w:before="16" w:line="269" w:lineRule="auto"/>
+            </w:pPr>
+            <w:r/>
+            <w:r>
+              <w:rPr>
+                <w:rFonts w:ascii="맑은 고딕" w:hAnsi="맑은 고딕" w:eastAsia="맑은 고딕"/>
+                <w:b w:val="0"/>
+                <w:color w:val="1A1E21"/>
+                <w:sz w:val="18"/>
+              </w:rPr>
+              <w:t>표고 노지</w:t>
+            </w:r>
+          </w:p>
+        </w:tc>
+        <w:tc>
+          <w:tcPr>
+            <w:tcW w:type="dxa" w:w="1361"/>
+          </w:tcPr>
+          <w:p>
+            <w:pPr>
+              <w:spacing w:after="16" w:before="16" w:line="269" w:lineRule="auto"/>
+              <w:jc w:val="right"/>
+            </w:pPr>
+            <w:r/>
+            <w:r>
+              <w:rPr>
+                <w:rFonts w:ascii="맑은 고딕" w:hAnsi="맑은 고딕" w:eastAsia="맑은 고딕"/>
+                <w:b w:val="0"/>
+                <w:color w:val="1A1E21"/>
+                <w:sz w:val="18"/>
+              </w:rPr>
+              <w:t>-0.0522</w:t>
+            </w:r>
+          </w:p>
+        </w:tc>
+        <w:tc>
+          <w:tcPr>
+            <w:tcW w:type="dxa" w:w="1361"/>
+          </w:tcPr>
+          <w:p>
+            <w:pPr>
+              <w:spacing w:after="16" w:before="16" w:line="269" w:lineRule="auto"/>
+              <w:jc w:val="right"/>
+            </w:pPr>
+            <w:r/>
+            <w:r>
+              <w:rPr>
+                <w:rFonts w:ascii="맑은 고딕" w:hAnsi="맑은 고딕" w:eastAsia="맑은 고딕"/>
+                <w:b w:val="0"/>
+                <w:color w:val="1A1E21"/>
+                <w:sz w:val="18"/>
+              </w:rPr>
+              <w:t>63.6</w:t>
+            </w:r>
+          </w:p>
+        </w:tc>
+        <w:tc>
+          <w:tcPr>
+            <w:tcW w:type="dxa" w:w="1361"/>
+          </w:tcPr>
+          <w:p>
+            <w:pPr>
+              <w:spacing w:after="16" w:before="16" w:line="269" w:lineRule="auto"/>
+              <w:jc w:val="right"/>
+            </w:pPr>
+            <w:r/>
+            <w:r>
+              <w:rPr>
+                <w:rFonts w:ascii="맑은 고딕" w:hAnsi="맑은 고딕" w:eastAsia="맑은 고딕"/>
+                <w:b w:val="0"/>
+                <w:color w:val="1A1E21"/>
+                <w:sz w:val="18"/>
+              </w:rPr>
+              <w:t>51.1</w:t>
+            </w:r>
+          </w:p>
+        </w:tc>
+        <w:tc>
+          <w:tcPr>
+            <w:tcW w:type="dxa" w:w="1474"/>
+          </w:tcPr>
+          <w:p>
+            <w:pPr>
+              <w:spacing w:after="16" w:before="16" w:line="269" w:lineRule="auto"/>
+              <w:jc w:val="right"/>
+            </w:pPr>
+            <w:r/>
+            <w:r>
+              <w:rPr>
+                <w:rFonts w:ascii="맑은 고딕" w:hAnsi="맑은 고딕" w:eastAsia="맑은 고딕"/>
+                <w:b w:val="0"/>
+                <w:color w:val="1A1E21"/>
+                <w:sz w:val="18"/>
+              </w:rPr>
+              <w:t>32건</w:t>
+            </w:r>
+          </w:p>
+        </w:tc>
+        <w:tc>
+          <w:tcPr>
+            <w:tcW w:type="dxa" w:w="1587"/>
+          </w:tcPr>
+          <w:p>
+            <w:pPr>
+              <w:spacing w:after="16" w:before="16" w:line="269" w:lineRule="auto"/>
+            </w:pPr>
+            <w:r/>
+            <w:r>
+              <w:rPr>
+                <w:rFonts w:ascii="맑은 고딕" w:hAnsi="맑은 고딕" w:eastAsia="맑은 고딕"/>
+                <w:b w:val="0"/>
+                <w:color w:val="1A1E21"/>
+                <w:sz w:val="18"/>
+              </w:rPr>
+              <w:t>표본 부족</w:t>
+            </w:r>
+          </w:p>
+        </w:tc>
+      </w:tr>
+    </w:tbl>
+    <w:p>
+      <w:pPr>
+        <w:spacing w:after="40"/>
+      </w:pPr>
+    </w:p>
+    <w:p>
+      <w:pPr>
+        <w:spacing w:before="120" w:after="40"/>
+        <w:jc w:val="center"/>
+      </w:pPr>
+      <w:r>
+        <w:drawing>
+          <wp:inline xmlns:a="http://schemas.openxmlformats.org/drawingml/2006/main" xmlns:pic="http://schemas.openxmlformats.org/drawingml/2006/picture">
+            <wp:extent cx="4644000" cy="1881471"/>
+            <wp:docPr id="6" name="Picture 6"/>
+            <wp:cNvGraphicFramePr>
+              <a:graphicFrameLocks noChangeAspect="1"/>
+            </wp:cNvGraphicFramePr>
+            <a:graphic>
+              <a:graphicData uri="http://schemas.openxmlformats.org/drawingml/2006/picture">
+                <pic:pic>
+                  <pic:nvPicPr>
+                    <pic:cNvPr id="0" name="fig10_per_item.png"/>
+                    <pic:cNvPicPr/>
+                  </pic:nvPicPr>
+                  <pic:blipFill>
+                    <a:blip r:embed="rId14"/>
+                    <a:stretch>
+                      <a:fillRect/>
+                    </a:stretch>
+                  </pic:blipFill>
+                  <pic:spPr>
+                    <a:xfrm>
+                      <a:off x="0" y="0"/>
+                      <a:ext cx="4644000" cy="1881471"/>
+                    </a:xfrm>
+                    <a:prstGeom prst="rect"/>
+                  </pic:spPr>
+                </pic:pic>
+              </a:graphicData>
+            </a:graphic>
+          </wp:inline>
+        </w:drawing>
+      </w:r>
+    </w:p>
+    <w:p>
+      <w:pPr>
+        <w:spacing w:after="160"/>
+        <w:jc w:val="center"/>
+      </w:pPr>
+      <w:r>
+        <w:rPr>
+          <w:rFonts w:ascii="맑은 고딕" w:hAnsi="맑은 고딕" w:eastAsia="맑은 고딕"/>
+          <w:b w:val="0"/>
+          <w:color w:val="555F66"/>
+          <w:sz w:val="18"/>
+        </w:rPr>
+        <w:t>[그림 6] 품목별 성능은 표본 수를 따라간다 — 잘 안 되는 품목도 감추지 않았다</w:t>
+      </w:r>
+    </w:p>
+    <w:p>
+      <w:pPr>
         <w:keepNext/>
         <w:spacing w:before="200" w:after="80"/>
       </w:pPr>
@@ -4989,7 +6793,7 @@
           </w:tcPr>
           <w:p>
             <w:pPr>
-              <w:spacing w:after="30" w:before="30" w:line="288" w:lineRule="auto"/>
+              <w:spacing w:after="16" w:before="16" w:line="269" w:lineRule="auto"/>
               <w:jc w:val="center"/>
             </w:pPr>
             <w:r>
@@ -5002,7 +6806,7 @@
                 <w:rFonts w:ascii="맑은 고딕" w:hAnsi="맑은 고딕" w:eastAsia="맑은 고딕"/>
                 <w:b/>
                 <w:color w:val="1A1E21"/>
-                <w:sz w:val="19"/>
+                <w:sz w:val="18"/>
               </w:rPr>
               <w:t>모델</w:t>
             </w:r>
@@ -5015,7 +6819,7 @@
           </w:tcPr>
           <w:p>
             <w:pPr>
-              <w:spacing w:after="30" w:before="30" w:line="288" w:lineRule="auto"/>
+              <w:spacing w:after="16" w:before="16" w:line="269" w:lineRule="auto"/>
               <w:jc w:val="center"/>
             </w:pPr>
             <w:r>
@@ -5028,7 +6832,7 @@
                 <w:rFonts w:ascii="맑은 고딕" w:hAnsi="맑은 고딕" w:eastAsia="맑은 고딕"/>
                 <w:b/>
                 <w:color w:val="1A1E21"/>
-                <w:sz w:val="19"/>
+                <w:sz w:val="18"/>
               </w:rPr>
               <w:t>구간 포함률 (명목 80%)</w:t>
             </w:r>
@@ -5041,7 +6845,7 @@
           </w:tcPr>
           <w:p>
             <w:pPr>
-              <w:spacing w:after="30" w:before="30" w:line="288" w:lineRule="auto"/>
+              <w:spacing w:after="16" w:before="16" w:line="269" w:lineRule="auto"/>
               <w:jc w:val="center"/>
             </w:pPr>
             <w:r>
@@ -5054,7 +6858,7 @@
                 <w:rFonts w:ascii="맑은 고딕" w:hAnsi="맑은 고딕" w:eastAsia="맑은 고딕"/>
                 <w:b/>
                 <w:color w:val="1A1E21"/>
-                <w:sz w:val="19"/>
+                <w:sz w:val="18"/>
               </w:rPr>
               <w:t>P10 미만</w:t>
             </w:r>
@@ -5067,7 +6871,7 @@
           </w:tcPr>
           <w:p>
             <w:pPr>
-              <w:spacing w:after="30" w:before="30" w:line="288" w:lineRule="auto"/>
+              <w:spacing w:after="16" w:before="16" w:line="269" w:lineRule="auto"/>
               <w:jc w:val="center"/>
             </w:pPr>
             <w:r>
@@ -5080,7 +6884,7 @@
                 <w:rFonts w:ascii="맑은 고딕" w:hAnsi="맑은 고딕" w:eastAsia="맑은 고딕"/>
                 <w:b/>
                 <w:color w:val="1A1E21"/>
-                <w:sz w:val="19"/>
+                <w:sz w:val="18"/>
               </w:rPr>
               <w:t>P90 초과</w:t>
             </w:r>
@@ -5093,7 +6897,7 @@
           </w:tcPr>
           <w:p>
             <w:pPr>
-              <w:spacing w:after="30" w:before="30" w:line="288" w:lineRule="auto"/>
+              <w:spacing w:after="16" w:before="16" w:line="269" w:lineRule="auto"/>
               <w:jc w:val="center"/>
             </w:pPr>
             <w:r>
@@ -5106,7 +6910,7 @@
                 <w:rFonts w:ascii="맑은 고딕" w:hAnsi="맑은 고딕" w:eastAsia="맑은 고딕"/>
                 <w:b/>
                 <w:color w:val="1A1E21"/>
-                <w:sz w:val="19"/>
+                <w:sz w:val="18"/>
               </w:rPr>
               <w:t>구간 폭 중앙값</w:t>
             </w:r>
@@ -5121,7 +6925,7 @@
           </w:tcPr>
           <w:p>
             <w:pPr>
-              <w:spacing w:after="30" w:before="30" w:line="288" w:lineRule="auto"/>
+              <w:spacing w:after="16" w:before="16" w:line="269" w:lineRule="auto"/>
             </w:pPr>
             <w:r/>
             <w:r>
@@ -5129,7 +6933,7 @@
                 <w:rFonts w:ascii="맑은 고딕" w:hAnsi="맑은 고딕" w:eastAsia="맑은 고딕"/>
                 <w:b w:val="0"/>
                 <w:color w:val="1A1E21"/>
-                <w:sz w:val="19"/>
+                <w:sz w:val="18"/>
               </w:rPr>
               <w:t>Model A</w:t>
             </w:r>
@@ -5141,7 +6945,7 @@
           </w:tcPr>
           <w:p>
             <w:pPr>
-              <w:spacing w:after="30" w:before="30" w:line="288" w:lineRule="auto"/>
+              <w:spacing w:after="16" w:before="16" w:line="269" w:lineRule="auto"/>
               <w:jc w:val="right"/>
             </w:pPr>
             <w:r/>
@@ -5150,7 +6954,7 @@
                 <w:rFonts w:ascii="맑은 고딕" w:hAnsi="맑은 고딕" w:eastAsia="맑은 고딕"/>
                 <w:b/>
                 <w:color w:val="1A1E21"/>
-                <w:sz w:val="19"/>
+                <w:sz w:val="18"/>
               </w:rPr>
               <w:t>78.2%</w:t>
             </w:r>
@@ -5162,7 +6966,7 @@
           </w:tcPr>
           <w:p>
             <w:pPr>
-              <w:spacing w:after="30" w:before="30" w:line="288" w:lineRule="auto"/>
+              <w:spacing w:after="16" w:before="16" w:line="269" w:lineRule="auto"/>
               <w:jc w:val="right"/>
             </w:pPr>
             <w:r/>
@@ -5171,7 +6975,7 @@
                 <w:rFonts w:ascii="맑은 고딕" w:hAnsi="맑은 고딕" w:eastAsia="맑은 고딕"/>
                 <w:b w:val="0"/>
                 <w:color w:val="1A1E21"/>
-                <w:sz w:val="19"/>
+                <w:sz w:val="18"/>
               </w:rPr>
               <w:t>10.8%</w:t>
             </w:r>
@@ -5183,7 +6987,7 @@
           </w:tcPr>
           <w:p>
             <w:pPr>
-              <w:spacing w:after="30" w:before="30" w:line="288" w:lineRule="auto"/>
+              <w:spacing w:after="16" w:before="16" w:line="269" w:lineRule="auto"/>
               <w:jc w:val="right"/>
             </w:pPr>
             <w:r/>
@@ -5192,7 +6996,7 @@
                 <w:rFonts w:ascii="맑은 고딕" w:hAnsi="맑은 고딕" w:eastAsia="맑은 고딕"/>
                 <w:b w:val="0"/>
                 <w:color w:val="1A1E21"/>
-                <w:sz w:val="19"/>
+                <w:sz w:val="18"/>
               </w:rPr>
               <w:t>11.0%</w:t>
             </w:r>
@@ -5204,7 +7008,7 @@
           </w:tcPr>
           <w:p>
             <w:pPr>
-              <w:spacing w:after="30" w:before="30" w:line="288" w:lineRule="auto"/>
+              <w:spacing w:after="16" w:before="16" w:line="269" w:lineRule="auto"/>
               <w:jc w:val="right"/>
             </w:pPr>
             <w:r/>
@@ -5213,7 +7017,7 @@
                 <w:rFonts w:ascii="맑은 고딕" w:hAnsi="맑은 고딕" w:eastAsia="맑은 고딕"/>
                 <w:b w:val="0"/>
                 <w:color w:val="1A1E21"/>
-                <w:sz w:val="19"/>
+                <w:sz w:val="18"/>
               </w:rPr>
               <w:t>439.4%p</w:t>
             </w:r>
@@ -5227,7 +7031,7 @@
           </w:tcPr>
           <w:p>
             <w:pPr>
-              <w:spacing w:after="30" w:before="30" w:line="288" w:lineRule="auto"/>
+              <w:spacing w:after="16" w:before="16" w:line="269" w:lineRule="auto"/>
             </w:pPr>
             <w:r/>
             <w:r>
@@ -5235,7 +7039,7 @@
                 <w:rFonts w:ascii="맑은 고딕" w:hAnsi="맑은 고딕" w:eastAsia="맑은 고딕"/>
                 <w:b w:val="0"/>
                 <w:color w:val="1A1E21"/>
-                <w:sz w:val="19"/>
+                <w:sz w:val="18"/>
               </w:rPr>
               <w:t>Model B</w:t>
             </w:r>
@@ -5248,7 +7052,7 @@
           </w:tcPr>
           <w:p>
             <w:pPr>
-              <w:spacing w:after="30" w:before="30" w:line="288" w:lineRule="auto"/>
+              <w:spacing w:after="16" w:before="16" w:line="269" w:lineRule="auto"/>
               <w:jc w:val="right"/>
             </w:pPr>
             <w:r/>
@@ -5257,7 +7061,7 @@
                 <w:rFonts w:ascii="맑은 고딕" w:hAnsi="맑은 고딕" w:eastAsia="맑은 고딕"/>
                 <w:b/>
                 <w:color w:val="1A1E21"/>
-                <w:sz w:val="19"/>
+                <w:sz w:val="18"/>
               </w:rPr>
               <w:t>76.5%</w:t>
             </w:r>
@@ -5270,7 +7074,7 @@
           </w:tcPr>
           <w:p>
             <w:pPr>
-              <w:spacing w:after="30" w:before="30" w:line="288" w:lineRule="auto"/>
+              <w:spacing w:after="16" w:before="16" w:line="269" w:lineRule="auto"/>
               <w:jc w:val="right"/>
             </w:pPr>
             <w:r/>
@@ -5279,7 +7083,7 @@
                 <w:rFonts w:ascii="맑은 고딕" w:hAnsi="맑은 고딕" w:eastAsia="맑은 고딕"/>
                 <w:b w:val="0"/>
                 <w:color w:val="1A1E21"/>
-                <w:sz w:val="19"/>
+                <w:sz w:val="18"/>
               </w:rPr>
               <w:t>12.7%</w:t>
             </w:r>
@@ -5292,7 +7096,7 @@
           </w:tcPr>
           <w:p>
             <w:pPr>
-              <w:spacing w:after="30" w:before="30" w:line="288" w:lineRule="auto"/>
+              <w:spacing w:after="16" w:before="16" w:line="269" w:lineRule="auto"/>
               <w:jc w:val="right"/>
             </w:pPr>
             <w:r/>
@@ -5301,7 +7105,7 @@
                 <w:rFonts w:ascii="맑은 고딕" w:hAnsi="맑은 고딕" w:eastAsia="맑은 고딕"/>
                 <w:b w:val="0"/>
                 <w:color w:val="1A1E21"/>
-                <w:sz w:val="19"/>
+                <w:sz w:val="18"/>
               </w:rPr>
               <w:t>10.8%</w:t>
             </w:r>
@@ -5314,7 +7118,7 @@
           </w:tcPr>
           <w:p>
             <w:pPr>
-              <w:spacing w:after="30" w:before="30" w:line="288" w:lineRule="auto"/>
+              <w:spacing w:after="16" w:before="16" w:line="269" w:lineRule="auto"/>
               <w:jc w:val="right"/>
             </w:pPr>
             <w:r/>
@@ -5323,7 +7127,7 @@
                 <w:rFonts w:ascii="맑은 고딕" w:hAnsi="맑은 고딕" w:eastAsia="맑은 고딕"/>
                 <w:b w:val="0"/>
                 <w:color w:val="1A1E21"/>
-                <w:sz w:val="19"/>
+                <w:sz w:val="18"/>
               </w:rPr>
               <w:t>209.9%p</w:t>
             </w:r>
@@ -5334,7 +7138,7 @@
     </w:tbl>
     <w:p>
       <w:pPr>
-        <w:spacing w:after="80"/>
+        <w:spacing w:after="40"/>
       </w:pPr>
     </w:p>
     <w:p>
@@ -5353,14 +7157,14 @@
     </w:p>
     <w:p>
       <w:pPr>
-        <w:spacing w:before="160" w:after="60"/>
+        <w:spacing w:before="120" w:after="40"/>
         <w:jc w:val="center"/>
       </w:pPr>
       <w:r>
         <w:drawing>
           <wp:inline xmlns:a="http://schemas.openxmlformats.org/drawingml/2006/main" xmlns:pic="http://schemas.openxmlformats.org/drawingml/2006/picture">
-            <wp:extent cx="4536000" cy="2478621"/>
-            <wp:docPr id="5" name="Picture 5"/>
+            <wp:extent cx="3528000" cy="1925442"/>
+            <wp:docPr id="7" name="Picture 7"/>
             <wp:cNvGraphicFramePr>
               <a:graphicFrameLocks noChangeAspect="1"/>
             </wp:cNvGraphicFramePr>
@@ -5372,7 +7176,7 @@
                     <pic:cNvPicPr/>
                   </pic:nvPicPr>
                   <pic:blipFill>
-                    <a:blip r:embed="rId13"/>
+                    <a:blip r:embed="rId15"/>
                     <a:stretch>
                       <a:fillRect/>
                     </a:stretch>
@@ -5380,7 +7184,7 @@
                   <pic:spPr>
                     <a:xfrm>
                       <a:off x="0" y="0"/>
-                      <a:ext cx="4536000" cy="2478621"/>
+                      <a:ext cx="3528000" cy="1925442"/>
                     </a:xfrm>
                     <a:prstGeom prst="rect"/>
                   </pic:spPr>
@@ -5393,7 +7197,7 @@
     </w:p>
     <w:p>
       <w:pPr>
-        <w:spacing w:after="200"/>
+        <w:spacing w:after="160"/>
         <w:jc w:val="center"/>
       </w:pPr>
       <w:r>
@@ -5403,7 +7207,7 @@
           <w:color w:val="555F66"/>
           <w:sz w:val="18"/>
         </w:rPr>
-        <w:t>[그림 5] 분위수 회귀 예측구간의 실제 포함률</w:t>
+        <w:t>[그림 7] 분위수 회귀 예측구간의 실제 포함률</w:t>
       </w:r>
     </w:p>
     <w:p>
@@ -5418,7 +7222,577 @@
           <w:color w:val="1A1E21"/>
           <w:sz w:val="23"/>
         </w:rPr>
-        <w:t>다. 결과 ③ 품질 관리의 수익 기여를 금액으로 환산</w:t>
+        <w:t>다. 결과 ③ 사례 연구 — 한 임가에게 실제로 무엇을 말해 주는가</w:t>
+      </w:r>
+    </w:p>
+    <w:p>
+      <w:pPr>
+        <w:spacing w:after="100" w:line="317" w:lineRule="auto"/>
+      </w:pPr>
+      <w:r>
+        <w:rPr>
+          <w:rFonts w:ascii="맑은 고딕" w:hAnsi="맑은 고딕" w:eastAsia="맑은 고딕"/>
+          <w:b w:val="0"/>
+          <w:color w:val="1A1E21"/>
+          <w:sz w:val="21"/>
+        </w:rPr>
+        <w:t>지표만 늘어놓으면 이 분석이 현장에서 어떻게 쓰이는지 보이지 않습니다. 실제 입력에 대한 시스템의 출력을 그대로 옮깁니다.</w:t>
+      </w:r>
+    </w:p>
+    <w:tbl>
+      <w:tblPr>
+        <w:tblStyle w:val="TableGrid"/>
+        <w:tblW w:type="auto" w:w="0"/>
+        <w:jc w:val="center"/>
+        <w:tblLook w:firstColumn="1" w:firstRow="1" w:lastColumn="0" w:lastRow="0" w:noHBand="0" w:noVBand="1" w:val="04A0"/>
+      </w:tblPr>
+      <w:tblGrid>
+        <w:gridCol w:w="4876"/>
+        <w:gridCol w:w="4876"/>
+      </w:tblGrid>
+      <w:tr>
+        <w:tc>
+          <w:tcPr>
+            <w:tcW w:type="dxa" w:w="3175"/>
+          </w:tcPr>
+          <w:p>
+            <w:pPr>
+              <w:spacing w:after="16" w:before="16" w:line="269" w:lineRule="auto"/>
+              <w:jc w:val="center"/>
+            </w:pPr>
+            <w:r>
+              <w:rPr>
+                <w:b/>
+              </w:rPr>
+            </w:r>
+            <w:r>
+              <w:rPr>
+                <w:rFonts w:ascii="맑은 고딕" w:hAnsi="맑은 고딕" w:eastAsia="맑은 고딕"/>
+                <w:b/>
+                <w:color w:val="1A1E21"/>
+                <w:sz w:val="18"/>
+              </w:rPr>
+              <w:t>입력 항목</w:t>
+            </w:r>
+          </w:p>
+          <w:shd w:val="clear" w:fill="E8EFEA"/>
+        </w:tc>
+        <w:tc>
+          <w:tcPr>
+            <w:tcW w:type="dxa" w:w="6123"/>
+          </w:tcPr>
+          <w:p>
+            <w:pPr>
+              <w:spacing w:after="16" w:before="16" w:line="269" w:lineRule="auto"/>
+              <w:jc w:val="center"/>
+            </w:pPr>
+            <w:r>
+              <w:rPr>
+                <w:b/>
+              </w:rPr>
+            </w:r>
+            <w:r>
+              <w:rPr>
+                <w:rFonts w:ascii="맑은 고딕" w:hAnsi="맑은 고딕" w:eastAsia="맑은 고딕"/>
+                <w:b/>
+                <w:color w:val="1A1E21"/>
+                <w:sz w:val="18"/>
+              </w:rPr>
+              <w:t>값</w:t>
+            </w:r>
+          </w:p>
+          <w:shd w:val="clear" w:fill="E8EFEA"/>
+        </w:tc>
+      </w:tr>
+      <w:tr>
+        <w:tc>
+          <w:tcPr>
+            <w:tcW w:type="dxa" w:w="3175"/>
+          </w:tcPr>
+          <w:p>
+            <w:pPr>
+              <w:spacing w:after="16" w:before="16" w:line="269" w:lineRule="auto"/>
+            </w:pPr>
+            <w:r/>
+            <w:r>
+              <w:rPr>
+                <w:rFonts w:ascii="맑은 고딕" w:hAnsi="맑은 고딕" w:eastAsia="맑은 고딕"/>
+                <w:b w:val="0"/>
+                <w:color w:val="1A1E21"/>
+                <w:sz w:val="18"/>
+              </w:rPr>
+              <w:t>지역 / 업종</w:t>
+            </w:r>
+          </w:p>
+        </w:tc>
+        <w:tc>
+          <w:tcPr>
+            <w:tcW w:type="dxa" w:w="6123"/>
+          </w:tcPr>
+          <w:p>
+            <w:pPr>
+              <w:spacing w:after="16" w:before="16" w:line="269" w:lineRule="auto"/>
+            </w:pPr>
+            <w:r/>
+            <w:r>
+              <w:rPr>
+                <w:rFonts w:ascii="맑은 고딕" w:hAnsi="맑은 고딕" w:eastAsia="맑은 고딕"/>
+                <w:b w:val="0"/>
+                <w:color w:val="1A1E21"/>
+                <w:sz w:val="18"/>
+              </w:rPr>
+              <w:t>충남 / 밤재배업</w:t>
+            </w:r>
+          </w:p>
+        </w:tc>
+      </w:tr>
+      <w:tr>
+        <w:tc>
+          <w:tcPr>
+            <w:tcW w:type="dxa" w:w="3175"/>
+          </w:tcPr>
+          <w:p>
+            <w:pPr>
+              <w:spacing w:after="16" w:before="16" w:line="269" w:lineRule="auto"/>
+            </w:pPr>
+            <w:r/>
+            <w:r>
+              <w:rPr>
+                <w:rFonts w:ascii="맑은 고딕" w:hAnsi="맑은 고딕" w:eastAsia="맑은 고딕"/>
+                <w:b w:val="0"/>
+                <w:color w:val="1A1E21"/>
+                <w:sz w:val="18"/>
+              </w:rPr>
+              <w:t>임지 규모 / 전겸업</w:t>
+            </w:r>
+          </w:p>
+          <w:shd w:val="clear" w:fill="F7F9F8"/>
+        </w:tc>
+        <w:tc>
+          <w:tcPr>
+            <w:tcW w:type="dxa" w:w="6123"/>
+          </w:tcPr>
+          <w:p>
+            <w:pPr>
+              <w:spacing w:after="16" w:before="16" w:line="269" w:lineRule="auto"/>
+            </w:pPr>
+            <w:r/>
+            <w:r>
+              <w:rPr>
+                <w:rFonts w:ascii="맑은 고딕" w:hAnsi="맑은 고딕" w:eastAsia="맑은 고딕"/>
+                <w:b w:val="0"/>
+                <w:color w:val="1A1E21"/>
+                <w:sz w:val="18"/>
+              </w:rPr>
+              <w:t>5~10ha 미만 / 임업주업</w:t>
+            </w:r>
+          </w:p>
+          <w:shd w:val="clear" w:fill="F7F9F8"/>
+        </w:tc>
+      </w:tr>
+      <w:tr>
+        <w:tc>
+          <w:tcPr>
+            <w:tcW w:type="dxa" w:w="3175"/>
+          </w:tcPr>
+          <w:p>
+            <w:pPr>
+              <w:spacing w:after="16" w:before="16" w:line="269" w:lineRule="auto"/>
+            </w:pPr>
+            <w:r/>
+            <w:r>
+              <w:rPr>
+                <w:rFonts w:ascii="맑은 고딕" w:hAnsi="맑은 고딕" w:eastAsia="맑은 고딕"/>
+                <w:b w:val="0"/>
+                <w:color w:val="1A1E21"/>
+                <w:sz w:val="18"/>
+              </w:rPr>
+              <w:t>경영주 연령 / 가구원</w:t>
+            </w:r>
+          </w:p>
+        </w:tc>
+        <w:tc>
+          <w:tcPr>
+            <w:tcW w:type="dxa" w:w="6123"/>
+          </w:tcPr>
+          <w:p>
+            <w:pPr>
+              <w:spacing w:after="16" w:before="16" w:line="269" w:lineRule="auto"/>
+            </w:pPr>
+            <w:r/>
+            <w:r>
+              <w:rPr>
+                <w:rFonts w:ascii="맑은 고딕" w:hAnsi="맑은 고딕" w:eastAsia="맑은 고딕"/>
+                <w:b w:val="0"/>
+                <w:color w:val="1A1E21"/>
+                <w:sz w:val="18"/>
+              </w:rPr>
+              <w:t>60대 / 3명</w:t>
+            </w:r>
+          </w:p>
+        </w:tc>
+      </w:tr>
+      <w:tr>
+        <w:tc>
+          <w:tcPr>
+            <w:tcW w:type="dxa" w:w="3175"/>
+          </w:tcPr>
+          <w:p>
+            <w:pPr>
+              <w:spacing w:after="16" w:before="16" w:line="269" w:lineRule="auto"/>
+            </w:pPr>
+            <w:r/>
+            <w:r>
+              <w:rPr>
+                <w:rFonts w:ascii="맑은 고딕" w:hAnsi="맑은 고딕" w:eastAsia="맑은 고딕"/>
+                <w:b w:val="0"/>
+                <w:color w:val="1A1E21"/>
+                <w:sz w:val="18"/>
+              </w:rPr>
+              <w:t>연간 임업경영비</w:t>
+            </w:r>
+          </w:p>
+          <w:shd w:val="clear" w:fill="F7F9F8"/>
+        </w:tc>
+        <w:tc>
+          <w:tcPr>
+            <w:tcW w:type="dxa" w:w="6123"/>
+          </w:tcPr>
+          <w:p>
+            <w:pPr>
+              <w:spacing w:after="16" w:before="16" w:line="269" w:lineRule="auto"/>
+            </w:pPr>
+            <w:r/>
+            <w:r>
+              <w:rPr>
+                <w:rFonts w:ascii="맑은 고딕" w:hAnsi="맑은 고딕" w:eastAsia="맑은 고딕"/>
+                <w:b w:val="0"/>
+                <w:color w:val="1A1E21"/>
+                <w:sz w:val="18"/>
+              </w:rPr>
+              <w:t>1,500만원</w:t>
+            </w:r>
+          </w:p>
+          <w:shd w:val="clear" w:fill="F7F9F8"/>
+        </w:tc>
+      </w:tr>
+      <w:tr>
+        <w:tc>
+          <w:tcPr>
+            <w:tcW w:type="dxa" w:w="3175"/>
+          </w:tcPr>
+          <w:p>
+            <w:pPr>
+              <w:spacing w:after="16" w:before="16" w:line="269" w:lineRule="auto"/>
+            </w:pPr>
+            <w:r/>
+            <w:r>
+              <w:rPr>
+                <w:rFonts w:ascii="맑은 고딕" w:hAnsi="맑은 고딕" w:eastAsia="맑은 고딕"/>
+                <w:b w:val="0"/>
+                <w:color w:val="1A1E21"/>
+                <w:sz w:val="18"/>
+              </w:rPr>
+              <w:t>기초 자본(순재산) / 연초 보유</w:t>
+            </w:r>
+          </w:p>
+        </w:tc>
+        <w:tc>
+          <w:tcPr>
+            <w:tcW w:type="dxa" w:w="6123"/>
+          </w:tcPr>
+          <w:p>
+            <w:pPr>
+              <w:spacing w:after="16" w:before="16" w:line="269" w:lineRule="auto"/>
+            </w:pPr>
+            <w:r/>
+            <w:r>
+              <w:rPr>
+                <w:rFonts w:ascii="맑은 고딕" w:hAnsi="맑은 고딕" w:eastAsia="맑은 고딕"/>
+                <w:b w:val="0"/>
+                <w:color w:val="1A1E21"/>
+                <w:sz w:val="18"/>
+              </w:rPr>
+              <w:t>3억원 / 500만원</w:t>
+            </w:r>
+          </w:p>
+        </w:tc>
+      </w:tr>
+    </w:tbl>
+    <w:p>
+      <w:pPr>
+        <w:spacing w:after="40"/>
+      </w:pPr>
+    </w:p>
+    <w:p>
+      <w:pPr>
+        <w:spacing w:after="100" w:line="317" w:lineRule="auto"/>
+      </w:pPr>
+      <w:r>
+        <w:rPr>
+          <w:rFonts w:ascii="맑은 고딕" w:hAnsi="맑은 고딕" w:eastAsia="맑은 고딕"/>
+          <w:b/>
+          <w:color w:val="1A1E21"/>
+          <w:sz w:val="21"/>
+        </w:rPr>
+        <w:t>① 예측</w:t>
+      </w:r>
+      <w:r>
+        <w:rPr>
+          <w:rFonts w:ascii="맑은 고딕" w:hAnsi="맑은 고딕" w:eastAsia="맑은 고딕"/>
+          <w:b w:val="0"/>
+          <w:color w:val="1A1E21"/>
+          <w:sz w:val="21"/>
+        </w:rPr>
+        <w:t xml:space="preserve"> — ROI </w:t>
+      </w:r>
+      <w:r>
+        <w:rPr>
+          <w:rFonts w:ascii="맑은 고딕" w:hAnsi="맑은 고딕" w:eastAsia="맑은 고딕"/>
+          <w:b/>
+          <w:color w:val="1A1E21"/>
+          <w:sz w:val="21"/>
+        </w:rPr>
+        <w:t>111.0%</w:t>
+      </w:r>
+      <w:r>
+        <w:rPr>
+          <w:rFonts w:ascii="맑은 고딕" w:hAnsi="맑은 고딕" w:eastAsia="맑은 고딕"/>
+          <w:b w:val="0"/>
+          <w:color w:val="1A1E21"/>
+          <w:sz w:val="21"/>
+        </w:rPr>
+        <w:t xml:space="preserve"> (P10 −48.9% ~ P90 286.9%). 집단 평균 방식은 같은 조건에 233.2%를 제시하지만, 이 임가의 경영비·자본 구조를 반영하면 그보다 낮게 나옵니다. 구간이 넓다는 사실 자체가 “확정된 수익이 아니다”라는 정보입니다.</w:t>
+      </w:r>
+    </w:p>
+    <w:p>
+      <w:pPr>
+        <w:spacing w:after="100" w:line="317" w:lineRule="auto"/>
+      </w:pPr>
+      <w:r>
+        <w:rPr>
+          <w:rFonts w:ascii="맑은 고딕" w:hAnsi="맑은 고딕" w:eastAsia="맑은 고딕"/>
+          <w:b/>
+          <w:color w:val="1A1E21"/>
+          <w:sz w:val="21"/>
+        </w:rPr>
+        <w:t>② 설명</w:t>
+      </w:r>
+      <w:r>
+        <w:rPr>
+          <w:rFonts w:ascii="맑은 고딕" w:hAnsi="맑은 고딕" w:eastAsia="맑은 고딕"/>
+          <w:b w:val="0"/>
+          <w:color w:val="1A1E21"/>
+          <w:sz w:val="21"/>
+        </w:rPr>
+        <w:t xml:space="preserve"> — 전체 평균 152.7%에서 이 임가의 111.0%까지, 무엇이 얼마나 끌어내렸는지 가법 분해합니다. 경영비 −63.5%p, 임지 규모 −41.5%p가 주된 하락 요인이고, 작목(+31.1%p)과 전업 여부(+22.1%p)가 이를 일부 상쇄합니다.</w:t>
+      </w:r>
+    </w:p>
+    <w:p>
+      <w:pPr>
+        <w:spacing w:after="100" w:line="317" w:lineRule="auto"/>
+      </w:pPr>
+      <w:r>
+        <w:rPr>
+          <w:rFonts w:ascii="맑은 고딕" w:hAnsi="맑은 고딕" w:eastAsia="맑은 고딕"/>
+          <w:b/>
+          <w:color w:val="1A1E21"/>
+          <w:sz w:val="21"/>
+        </w:rPr>
+        <w:t>③ 처방</w:t>
+      </w:r>
+      <w:r>
+        <w:rPr>
+          <w:rFonts w:ascii="맑은 고딕" w:hAnsi="맑은 고딕" w:eastAsia="맑은 고딕"/>
+          <w:b w:val="0"/>
+          <w:color w:val="1A1E21"/>
+          <w:sz w:val="21"/>
+        </w:rPr>
+        <w:t xml:space="preserve"> — 같은 조건 임가의 중앙값(152.3%)을 목표로 반사실 탐색을 수행한 결과, </w:t>
+      </w:r>
+      <w:r>
+        <w:rPr>
+          <w:rFonts w:ascii="맑은 고딕" w:hAnsi="맑은 고딕" w:eastAsia="맑은 고딕"/>
+          <w:b/>
+          <w:color w:val="1A1E21"/>
+          <w:sz w:val="21"/>
+        </w:rPr>
+        <w:t>한 해 경영비를 1,500만원에서 750만원으로 조정하면 예측 ROI는 195.9%</w:t>
+      </w:r>
+      <w:r>
+        <w:rPr>
+          <w:rFonts w:ascii="맑은 고딕" w:hAnsi="맑은 고딕" w:eastAsia="맑은 고딕"/>
+          <w:b w:val="0"/>
+          <w:color w:val="1A1E21"/>
+          <w:sz w:val="21"/>
+        </w:rPr>
+        <w:t>로 오릅니다. 다만 이는 비율의 개선이며 소득 총액과는 다른 문제라는 점을 화면에 함께 표시합니다.</w:t>
+      </w:r>
+    </w:p>
+    <w:p>
+      <w:pPr>
+        <w:spacing w:before="120" w:after="40"/>
+        <w:jc w:val="center"/>
+      </w:pPr>
+      <w:r>
+        <w:drawing>
+          <wp:inline xmlns:a="http://schemas.openxmlformats.org/drawingml/2006/main" xmlns:pic="http://schemas.openxmlformats.org/drawingml/2006/picture">
+            <wp:extent cx="4752000" cy="2031589"/>
+            <wp:docPr id="8" name="Picture 8"/>
+            <wp:cNvGraphicFramePr>
+              <a:graphicFrameLocks noChangeAspect="1"/>
+            </wp:cNvGraphicFramePr>
+            <a:graphic>
+              <a:graphicData uri="http://schemas.openxmlformats.org/drawingml/2006/picture">
+                <pic:pic>
+                  <pic:nvPicPr>
+                    <pic:cNvPr id="0" name="fig12_case.png"/>
+                    <pic:cNvPicPr/>
+                  </pic:nvPicPr>
+                  <pic:blipFill>
+                    <a:blip r:embed="rId16"/>
+                    <a:stretch>
+                      <a:fillRect/>
+                    </a:stretch>
+                  </pic:blipFill>
+                  <pic:spPr>
+                    <a:xfrm>
+                      <a:off x="0" y="0"/>
+                      <a:ext cx="4752000" cy="2031589"/>
+                    </a:xfrm>
+                    <a:prstGeom prst="rect"/>
+                  </pic:spPr>
+                </pic:pic>
+              </a:graphicData>
+            </a:graphic>
+          </wp:inline>
+        </w:drawing>
+      </w:r>
+    </w:p>
+    <w:p>
+      <w:pPr>
+        <w:spacing w:after="160"/>
+        <w:jc w:val="center"/>
+      </w:pPr>
+      <w:r>
+        <w:rPr>
+          <w:rFonts w:ascii="맑은 고딕" w:hAnsi="맑은 고딕" w:eastAsia="맑은 고딕"/>
+          <w:b w:val="0"/>
+          <w:color w:val="555F66"/>
+          <w:sz w:val="18"/>
+        </w:rPr>
+        <w:t>[그림 8] 사례 — 예측 근거의 분해(좌)와 반사실 처방(우)</w:t>
+      </w:r>
+    </w:p>
+    <w:p>
+      <w:pPr>
+        <w:spacing w:after="100" w:line="317" w:lineRule="auto"/>
+      </w:pPr>
+      <w:r>
+        <w:rPr>
+          <w:rFonts w:ascii="맑은 고딕" w:hAnsi="맑은 고딕" w:eastAsia="맑은 고딕"/>
+          <w:b/>
+          <w:color w:val="1A1E21"/>
+          <w:sz w:val="21"/>
+        </w:rPr>
+        <w:t>④ 비교</w:t>
+      </w:r>
+      <w:r>
+        <w:rPr>
+          <w:rFonts w:ascii="맑은 고딕" w:hAnsi="맑은 고딕" w:eastAsia="맑은 고딕"/>
+          <w:b w:val="0"/>
+          <w:color w:val="1A1E21"/>
+          <w:sz w:val="21"/>
+        </w:rPr>
+        <w:t xml:space="preserve"> — 조건이 가장 비슷한 임가 40곳의 ROI 중앙값은 146.2%이며, 그중 잘 버는 쪽은 247.6%입니다. 두 집단을 가르는 가장 큰 차이는 </w:t>
+      </w:r>
+      <w:r>
+        <w:rPr>
+          <w:rFonts w:ascii="맑은 고딕" w:hAnsi="맑은 고딕" w:eastAsia="맑은 고딕"/>
+          <w:b/>
+          <w:color w:val="1A1E21"/>
+          <w:sz w:val="21"/>
+        </w:rPr>
+        <w:t>면적당 일손(+300%)</w:t>
+      </w:r>
+      <w:r>
+        <w:rPr>
+          <w:rFonts w:ascii="맑은 고딕" w:hAnsi="맑은 고딕" w:eastAsia="맑은 고딕"/>
+          <w:b w:val="0"/>
+          <w:color w:val="1A1E21"/>
+          <w:sz w:val="21"/>
+        </w:rPr>
+        <w:t xml:space="preserve">과 </w:t>
+      </w:r>
+      <w:r>
+        <w:rPr>
+          <w:rFonts w:ascii="맑은 고딕" w:hAnsi="맑은 고딕" w:eastAsia="맑은 고딕"/>
+          <w:b/>
+          <w:color w:val="1A1E21"/>
+          <w:sz w:val="21"/>
+        </w:rPr>
+        <w:t>면적당 쓰는 돈(+270.9%)</w:t>
+      </w:r>
+      <w:r>
+        <w:rPr>
+          <w:rFonts w:ascii="맑은 고딕" w:hAnsi="맑은 고딕" w:eastAsia="맑은 고딕"/>
+          <w:b w:val="0"/>
+          <w:color w:val="1A1E21"/>
+          <w:sz w:val="21"/>
+        </w:rPr>
+        <w:t>이었습니다. 같은 금액을 쓰더라도 더 좁은 면적에 집중해 투입하는 쪽이 수익률이 높다는 뜻으로, 앞의 처방과 방향이 일치합니다.</w:t>
+      </w:r>
+    </w:p>
+    <w:p>
+      <w:pPr>
+        <w:spacing w:before="140" w:after="180" w:line="336" w:lineRule="auto"/>
+        <w:ind w:left="198" w:right="113"/>
+        <w:pBdr>
+          <w:left w:val="single" w:sz="20" w:space="8" w:color="2E7D4F"/>
+        </w:pBdr>
+        <w:shd w:val="clear" w:fill="F2F7F4"/>
+      </w:pPr>
+      <w:r>
+        <w:rPr>
+          <w:rFonts w:ascii="맑은 고딕" w:hAnsi="맑은 고딕" w:eastAsia="맑은 고딕"/>
+          <w:b w:val="0"/>
+          <w:color w:val="1A1E21"/>
+          <w:sz w:val="20"/>
+        </w:rPr>
+        <w:t xml:space="preserve">이 네 단계가 본 시스템의 핵심입니다. </w:t>
+      </w:r>
+      <w:r>
+        <w:rPr>
+          <w:rFonts w:ascii="맑은 고딕" w:hAnsi="맑은 고딕" w:eastAsia="맑은 고딕"/>
+          <w:b/>
+          <w:color w:val="1A1E21"/>
+          <w:sz w:val="20"/>
+        </w:rPr>
+        <w:t>예측만 주면 임가는 믿을 이유가 없고, 설명만 주면 무엇을 할지 모릅니다.</w:t>
+      </w:r>
+      <w:r>
+        <w:rPr>
+          <w:rFonts w:ascii="맑은 고딕" w:hAnsi="맑은 고딕" w:eastAsia="맑은 고딕"/>
+          <w:b w:val="0"/>
+          <w:color w:val="1A1E21"/>
+          <w:sz w:val="20"/>
+        </w:rPr>
+        <w:t xml:space="preserve"> 예측·설명·처방·비교를 함께 제시해야 비로소 의사결정에 쓸 수 있습니다.</w:t>
+      </w:r>
+    </w:p>
+    <w:p>
+      <w:pPr>
+        <w:keepNext/>
+        <w:spacing w:before="200" w:after="80"/>
+      </w:pPr>
+      <w:r>
+        <w:rPr>
+          <w:rFonts w:ascii="맑은 고딕" w:hAnsi="맑은 고딕" w:eastAsia="맑은 고딕"/>
+          <w:b/>
+          <w:color w:val="1A1E21"/>
+          <w:sz w:val="23"/>
+        </w:rPr>
+        <w:t>라. 결과 ④ 품질 관리의 수익 기여를 금액으로 환산</w:t>
       </w:r>
     </w:p>
     <w:p>
@@ -5523,14 +7897,14 @@
     </w:p>
     <w:p>
       <w:pPr>
-        <w:spacing w:before="160" w:after="60"/>
+        <w:spacing w:before="120" w:after="40"/>
         <w:jc w:val="center"/>
       </w:pPr>
       <w:r>
         <w:drawing>
           <wp:inline xmlns:a="http://schemas.openxmlformats.org/drawingml/2006/main" xmlns:pic="http://schemas.openxmlformats.org/drawingml/2006/picture">
-            <wp:extent cx="5760000" cy="2612754"/>
-            <wp:docPr id="6" name="Picture 6"/>
+            <wp:extent cx="4644000" cy="2106533"/>
+            <wp:docPr id="9" name="Picture 9"/>
             <wp:cNvGraphicFramePr>
               <a:graphicFrameLocks noChangeAspect="1"/>
             </wp:cNvGraphicFramePr>
@@ -5542,7 +7916,7 @@
                     <pic:cNvPicPr/>
                   </pic:nvPicPr>
                   <pic:blipFill>
-                    <a:blip r:embed="rId14"/>
+                    <a:blip r:embed="rId17"/>
                     <a:stretch>
                       <a:fillRect/>
                     </a:stretch>
@@ -5550,7 +7924,7 @@
                   <pic:spPr>
                     <a:xfrm>
                       <a:off x="0" y="0"/>
-                      <a:ext cx="5760000" cy="2612754"/>
+                      <a:ext cx="4644000" cy="2106533"/>
                     </a:xfrm>
                     <a:prstGeom prst="rect"/>
                   </pic:spPr>
@@ -5563,7 +7937,7 @@
     </w:p>
     <w:p>
       <w:pPr>
-        <w:spacing w:after="200"/>
+        <w:spacing w:after="160"/>
         <w:jc w:val="center"/>
       </w:pPr>
       <w:r>
@@ -5573,7 +7947,7 @@
           <w:color w:val="555F66"/>
           <w:sz w:val="18"/>
         </w:rPr>
-        <w:t>[그림 6] 등급 전환 효과 및 수령 구간별 수익성</w:t>
+        <w:t>[그림 9] 등급 전환 효과 및 수령 구간별 수익성</w:t>
       </w:r>
     </w:p>
     <w:p>
@@ -5588,7 +7962,800 @@
           <w:color w:val="1A1E21"/>
           <w:sz w:val="23"/>
         </w:rPr>
-        <w:t>라. 결과 ④ 작목 조합 위험 분산, 그리고 예상 밖의 발견</w:t>
+        <w:t>마. 결과 ⑤ 지역 — 어디서 무엇이 잘 되고, 어디가 값을 더 받는가</w:t>
+      </w:r>
+    </w:p>
+    <w:p>
+      <w:pPr>
+        <w:spacing w:after="100" w:line="317" w:lineRule="auto"/>
+      </w:pPr>
+      <w:r>
+        <w:rPr>
+          <w:rFonts w:ascii="맑은 고딕" w:hAnsi="맑은 고딕" w:eastAsia="맑은 고딕"/>
+          <w:b w:val="0"/>
+          <w:color w:val="1A1E21"/>
+          <w:sz w:val="21"/>
+        </w:rPr>
+        <w:t xml:space="preserve">임산물생산조사 196,579개 관측을 시군구 단위로 집계해 두 가지를 봤습니다. 하나는 </w:t>
+      </w:r>
+      <w:r>
+        <w:rPr>
+          <w:rFonts w:ascii="맑은 고딕" w:hAnsi="맑은 고딕" w:eastAsia="맑은 고딕"/>
+          <w:b/>
+          <w:color w:val="1A1E21"/>
+          <w:sz w:val="21"/>
+        </w:rPr>
+        <w:t>어느 지역에서 어떤 품목이 실제로 수익을 내는가</w:t>
+      </w:r>
+      <w:r>
+        <w:rPr>
+          <w:rFonts w:ascii="맑은 고딕" w:hAnsi="맑은 고딕" w:eastAsia="맑은 고딕"/>
+          <w:b w:val="0"/>
+          <w:color w:val="1A1E21"/>
+          <w:sz w:val="21"/>
+        </w:rPr>
+        <w:t xml:space="preserve">이고, 다른 하나는 </w:t>
+      </w:r>
+      <w:r>
+        <w:rPr>
+          <w:rFonts w:ascii="맑은 고딕" w:hAnsi="맑은 고딕" w:eastAsia="맑은 고딕"/>
+          <w:b/>
+          <w:color w:val="1A1E21"/>
+          <w:sz w:val="21"/>
+        </w:rPr>
+        <w:t>같은 품목이라도 지역에 따라 단가가 얼마나 다른가</w:t>
+      </w:r>
+      <w:r>
+        <w:rPr>
+          <w:rFonts w:ascii="맑은 고딕" w:hAnsi="맑은 고딕" w:eastAsia="맑은 고딕"/>
+          <w:b w:val="0"/>
+          <w:color w:val="1A1E21"/>
+          <w:sz w:val="21"/>
+        </w:rPr>
+        <w:t>입니다.</w:t>
+      </w:r>
+    </w:p>
+    <w:p>
+      <w:pPr>
+        <w:spacing w:before="120" w:after="40"/>
+        <w:jc w:val="center"/>
+      </w:pPr>
+      <w:r>
+        <w:drawing>
+          <wp:inline xmlns:a="http://schemas.openxmlformats.org/drawingml/2006/main" xmlns:pic="http://schemas.openxmlformats.org/drawingml/2006/picture">
+            <wp:extent cx="4248000" cy="2472045"/>
+            <wp:docPr id="10" name="Picture 10"/>
+            <wp:cNvGraphicFramePr>
+              <a:graphicFrameLocks noChangeAspect="1"/>
+            </wp:cNvGraphicFramePr>
+            <a:graphic>
+              <a:graphicData uri="http://schemas.openxmlformats.org/drawingml/2006/picture">
+                <pic:pic>
+                  <pic:nvPicPr>
+                    <pic:cNvPr id="0" name="fig11_heatmap.png"/>
+                    <pic:cNvPicPr/>
+                  </pic:nvPicPr>
+                  <pic:blipFill>
+                    <a:blip r:embed="rId18"/>
+                    <a:stretch>
+                      <a:fillRect/>
+                    </a:stretch>
+                  </pic:blipFill>
+                  <pic:spPr>
+                    <a:xfrm>
+                      <a:off x="0" y="0"/>
+                      <a:ext cx="4248000" cy="2472045"/>
+                    </a:xfrm>
+                    <a:prstGeom prst="rect"/>
+                  </pic:spPr>
+                </pic:pic>
+              </a:graphicData>
+            </a:graphic>
+          </wp:inline>
+        </w:drawing>
+      </w:r>
+    </w:p>
+    <w:p>
+      <w:pPr>
+        <w:spacing w:after="160"/>
+        <w:jc w:val="center"/>
+      </w:pPr>
+      <w:r>
+        <w:rPr>
+          <w:rFonts w:ascii="맑은 고딕" w:hAnsi="맑은 고딕" w:eastAsia="맑은 고딕"/>
+          <w:b w:val="0"/>
+          <w:color w:val="555F66"/>
+          <w:sz w:val="18"/>
+        </w:rPr>
+        <w:t>[그림 10] 지역×품목 수익성 — 조사 임가 15곳 이상인 조합만 표시</w:t>
+      </w:r>
+    </w:p>
+    <w:p>
+      <w:pPr>
+        <w:spacing w:after="100" w:line="317" w:lineRule="auto"/>
+      </w:pPr>
+      <w:r>
+        <w:rPr>
+          <w:rFonts w:ascii="맑은 고딕" w:hAnsi="맑은 고딕" w:eastAsia="맑은 고딕"/>
+          <w:b w:val="0"/>
+          <w:color w:val="1A1E21"/>
+          <w:sz w:val="21"/>
+        </w:rPr>
+        <w:t>빈 칸이 많다는 사실 자체가 정보입니다. 대부분의 지역·품목 조합은 표본이 15곳에 미치지 못해 판단할 수 없습니다. 그런 칸에 억지로 숫자를 채우지 않았습니다.</w:t>
+      </w:r>
+    </w:p>
+    <w:tbl>
+      <w:tblPr>
+        <w:tblStyle w:val="TableGrid"/>
+        <w:tblW w:type="auto" w:w="0"/>
+        <w:jc w:val="center"/>
+        <w:tblLook w:firstColumn="1" w:firstRow="1" w:lastColumn="0" w:lastRow="0" w:noHBand="0" w:noVBand="1" w:val="04A0"/>
+      </w:tblPr>
+      <w:tblGrid>
+        <w:gridCol w:w="2438"/>
+        <w:gridCol w:w="2438"/>
+        <w:gridCol w:w="2438"/>
+        <w:gridCol w:w="2438"/>
+      </w:tblGrid>
+      <w:tr>
+        <w:tc>
+          <w:tcPr>
+            <w:tcW w:type="dxa" w:w="1814"/>
+          </w:tcPr>
+          <w:p>
+            <w:pPr>
+              <w:spacing w:after="16" w:before="16" w:line="269" w:lineRule="auto"/>
+              <w:jc w:val="center"/>
+            </w:pPr>
+            <w:r>
+              <w:rPr>
+                <w:b/>
+              </w:rPr>
+            </w:r>
+            <w:r>
+              <w:rPr>
+                <w:rFonts w:ascii="맑은 고딕" w:hAnsi="맑은 고딕" w:eastAsia="맑은 고딕"/>
+                <w:b/>
+                <w:color w:val="1A1E21"/>
+                <w:sz w:val="18"/>
+              </w:rPr>
+              <w:t>시도</w:t>
+            </w:r>
+          </w:p>
+          <w:shd w:val="clear" w:fill="E8EFEA"/>
+        </w:tc>
+        <w:tc>
+          <w:tcPr>
+            <w:tcW w:type="dxa" w:w="1928"/>
+          </w:tcPr>
+          <w:p>
+            <w:pPr>
+              <w:spacing w:after="16" w:before="16" w:line="269" w:lineRule="auto"/>
+              <w:jc w:val="center"/>
+            </w:pPr>
+            <w:r>
+              <w:rPr>
+                <w:b/>
+              </w:rPr>
+            </w:r>
+            <w:r>
+              <w:rPr>
+                <w:rFonts w:ascii="맑은 고딕" w:hAnsi="맑은 고딕" w:eastAsia="맑은 고딕"/>
+                <w:b/>
+                <w:color w:val="1A1E21"/>
+                <w:sz w:val="18"/>
+              </w:rPr>
+              <w:t>LQ (특화도)</w:t>
+            </w:r>
+          </w:p>
+          <w:shd w:val="clear" w:fill="E8EFEA"/>
+        </w:tc>
+        <w:tc>
+          <w:tcPr>
+            <w:tcW w:type="dxa" w:w="2268"/>
+          </w:tcPr>
+          <w:p>
+            <w:pPr>
+              <w:spacing w:after="16" w:before="16" w:line="269" w:lineRule="auto"/>
+              <w:jc w:val="center"/>
+            </w:pPr>
+            <w:r>
+              <w:rPr>
+                <w:b/>
+              </w:rPr>
+            </w:r>
+            <w:r>
+              <w:rPr>
+                <w:rFonts w:ascii="맑은 고딕" w:hAnsi="맑은 고딕" w:eastAsia="맑은 고딕"/>
+                <w:b/>
+                <w:color w:val="1A1E21"/>
+                <w:sz w:val="18"/>
+              </w:rPr>
+              <w:t>생산금액</w:t>
+            </w:r>
+          </w:p>
+          <w:shd w:val="clear" w:fill="E8EFEA"/>
+        </w:tc>
+        <w:tc>
+          <w:tcPr>
+            <w:tcW w:type="dxa" w:w="1814"/>
+          </w:tcPr>
+          <w:p>
+            <w:pPr>
+              <w:spacing w:after="16" w:before="16" w:line="269" w:lineRule="auto"/>
+              <w:jc w:val="center"/>
+            </w:pPr>
+            <w:r>
+              <w:rPr>
+                <w:b/>
+              </w:rPr>
+            </w:r>
+            <w:r>
+              <w:rPr>
+                <w:rFonts w:ascii="맑은 고딕" w:hAnsi="맑은 고딕" w:eastAsia="맑은 고딕"/>
+                <w:b/>
+                <w:color w:val="1A1E21"/>
+                <w:sz w:val="18"/>
+              </w:rPr>
+              <w:t>전국 비중</w:t>
+            </w:r>
+          </w:p>
+          <w:shd w:val="clear" w:fill="E8EFEA"/>
+        </w:tc>
+      </w:tr>
+      <w:tr>
+        <w:tc>
+          <w:tcPr>
+            <w:tcW w:type="dxa" w:w="1814"/>
+          </w:tcPr>
+          <w:p>
+            <w:pPr>
+              <w:spacing w:after="16" w:before="16" w:line="269" w:lineRule="auto"/>
+            </w:pPr>
+            <w:r/>
+            <w:r>
+              <w:rPr>
+                <w:rFonts w:ascii="맑은 고딕" w:hAnsi="맑은 고딕" w:eastAsia="맑은 고딕"/>
+                <w:b w:val="0"/>
+                <w:color w:val="1A1E21"/>
+                <w:sz w:val="18"/>
+              </w:rPr>
+              <w:t>충남</w:t>
+            </w:r>
+          </w:p>
+        </w:tc>
+        <w:tc>
+          <w:tcPr>
+            <w:tcW w:type="dxa" w:w="1928"/>
+          </w:tcPr>
+          <w:p>
+            <w:pPr>
+              <w:spacing w:after="16" w:before="16" w:line="269" w:lineRule="auto"/>
+              <w:jc w:val="right"/>
+            </w:pPr>
+            <w:r/>
+            <w:r>
+              <w:rPr>
+                <w:rFonts w:ascii="맑은 고딕" w:hAnsi="맑은 고딕" w:eastAsia="맑은 고딕"/>
+                <w:b w:val="0"/>
+                <w:color w:val="1A1E21"/>
+                <w:sz w:val="18"/>
+              </w:rPr>
+              <w:t>6.73</w:t>
+            </w:r>
+          </w:p>
+        </w:tc>
+        <w:tc>
+          <w:tcPr>
+            <w:tcW w:type="dxa" w:w="2268"/>
+          </w:tcPr>
+          <w:p>
+            <w:pPr>
+              <w:spacing w:after="16" w:before="16" w:line="269" w:lineRule="auto"/>
+              <w:jc w:val="right"/>
+            </w:pPr>
+            <w:r/>
+            <w:r>
+              <w:rPr>
+                <w:rFonts w:ascii="맑은 고딕" w:hAnsi="맑은 고딕" w:eastAsia="맑은 고딕"/>
+                <w:b w:val="0"/>
+                <w:color w:val="1A1E21"/>
+                <w:sz w:val="18"/>
+              </w:rPr>
+              <w:t>590억원</w:t>
+            </w:r>
+          </w:p>
+        </w:tc>
+        <w:tc>
+          <w:tcPr>
+            <w:tcW w:type="dxa" w:w="1814"/>
+          </w:tcPr>
+          <w:p>
+            <w:pPr>
+              <w:spacing w:after="16" w:before="16" w:line="269" w:lineRule="auto"/>
+              <w:jc w:val="right"/>
+            </w:pPr>
+            <w:r/>
+            <w:r>
+              <w:rPr>
+                <w:rFonts w:ascii="맑은 고딕" w:hAnsi="맑은 고딕" w:eastAsia="맑은 고딕"/>
+                <w:b w:val="0"/>
+                <w:color w:val="1A1E21"/>
+                <w:sz w:val="18"/>
+              </w:rPr>
+              <w:t>59.1%</w:t>
+            </w:r>
+          </w:p>
+        </w:tc>
+      </w:tr>
+      <w:tr>
+        <w:tc>
+          <w:tcPr>
+            <w:tcW w:type="dxa" w:w="1814"/>
+          </w:tcPr>
+          <w:p>
+            <w:pPr>
+              <w:spacing w:after="16" w:before="16" w:line="269" w:lineRule="auto"/>
+            </w:pPr>
+            <w:r/>
+            <w:r>
+              <w:rPr>
+                <w:rFonts w:ascii="맑은 고딕" w:hAnsi="맑은 고딕" w:eastAsia="맑은 고딕"/>
+                <w:b w:val="0"/>
+                <w:color w:val="1A1E21"/>
+                <w:sz w:val="18"/>
+              </w:rPr>
+              <w:t>세종</w:t>
+            </w:r>
+          </w:p>
+          <w:shd w:val="clear" w:fill="F7F9F8"/>
+        </w:tc>
+        <w:tc>
+          <w:tcPr>
+            <w:tcW w:type="dxa" w:w="1928"/>
+          </w:tcPr>
+          <w:p>
+            <w:pPr>
+              <w:spacing w:after="16" w:before="16" w:line="269" w:lineRule="auto"/>
+              <w:jc w:val="right"/>
+            </w:pPr>
+            <w:r/>
+            <w:r>
+              <w:rPr>
+                <w:rFonts w:ascii="맑은 고딕" w:hAnsi="맑은 고딕" w:eastAsia="맑은 고딕"/>
+                <w:b w:val="0"/>
+                <w:color w:val="1A1E21"/>
+                <w:sz w:val="18"/>
+              </w:rPr>
+              <w:t>3.23</w:t>
+            </w:r>
+          </w:p>
+          <w:shd w:val="clear" w:fill="F7F9F8"/>
+        </w:tc>
+        <w:tc>
+          <w:tcPr>
+            <w:tcW w:type="dxa" w:w="2268"/>
+          </w:tcPr>
+          <w:p>
+            <w:pPr>
+              <w:spacing w:after="16" w:before="16" w:line="269" w:lineRule="auto"/>
+              <w:jc w:val="right"/>
+            </w:pPr>
+            <w:r/>
+            <w:r>
+              <w:rPr>
+                <w:rFonts w:ascii="맑은 고딕" w:hAnsi="맑은 고딕" w:eastAsia="맑은 고딕"/>
+                <w:b w:val="0"/>
+                <w:color w:val="1A1E21"/>
+                <w:sz w:val="18"/>
+              </w:rPr>
+              <w:t>20억원</w:t>
+            </w:r>
+          </w:p>
+          <w:shd w:val="clear" w:fill="F7F9F8"/>
+        </w:tc>
+        <w:tc>
+          <w:tcPr>
+            <w:tcW w:type="dxa" w:w="1814"/>
+          </w:tcPr>
+          <w:p>
+            <w:pPr>
+              <w:spacing w:after="16" w:before="16" w:line="269" w:lineRule="auto"/>
+              <w:jc w:val="right"/>
+            </w:pPr>
+            <w:r/>
+            <w:r>
+              <w:rPr>
+                <w:rFonts w:ascii="맑은 고딕" w:hAnsi="맑은 고딕" w:eastAsia="맑은 고딕"/>
+                <w:b w:val="0"/>
+                <w:color w:val="1A1E21"/>
+                <w:sz w:val="18"/>
+              </w:rPr>
+              <w:t>2.0%</w:t>
+            </w:r>
+          </w:p>
+          <w:shd w:val="clear" w:fill="F7F9F8"/>
+        </w:tc>
+      </w:tr>
+      <w:tr>
+        <w:tc>
+          <w:tcPr>
+            <w:tcW w:type="dxa" w:w="1814"/>
+          </w:tcPr>
+          <w:p>
+            <w:pPr>
+              <w:spacing w:after="16" w:before="16" w:line="269" w:lineRule="auto"/>
+            </w:pPr>
+            <w:r/>
+            <w:r>
+              <w:rPr>
+                <w:rFonts w:ascii="맑은 고딕" w:hAnsi="맑은 고딕" w:eastAsia="맑은 고딕"/>
+                <w:b w:val="0"/>
+                <w:color w:val="1A1E21"/>
+                <w:sz w:val="18"/>
+              </w:rPr>
+              <w:t>충북</w:t>
+            </w:r>
+          </w:p>
+        </w:tc>
+        <w:tc>
+          <w:tcPr>
+            <w:tcW w:type="dxa" w:w="1928"/>
+          </w:tcPr>
+          <w:p>
+            <w:pPr>
+              <w:spacing w:after="16" w:before="16" w:line="269" w:lineRule="auto"/>
+              <w:jc w:val="right"/>
+            </w:pPr>
+            <w:r/>
+            <w:r>
+              <w:rPr>
+                <w:rFonts w:ascii="맑은 고딕" w:hAnsi="맑은 고딕" w:eastAsia="맑은 고딕"/>
+                <w:b w:val="0"/>
+                <w:color w:val="1A1E21"/>
+                <w:sz w:val="18"/>
+              </w:rPr>
+              <w:t>1.32</w:t>
+            </w:r>
+          </w:p>
+        </w:tc>
+        <w:tc>
+          <w:tcPr>
+            <w:tcW w:type="dxa" w:w="2268"/>
+          </w:tcPr>
+          <w:p>
+            <w:pPr>
+              <w:spacing w:after="16" w:before="16" w:line="269" w:lineRule="auto"/>
+              <w:jc w:val="right"/>
+            </w:pPr>
+            <w:r/>
+            <w:r>
+              <w:rPr>
+                <w:rFonts w:ascii="맑은 고딕" w:hAnsi="맑은 고딕" w:eastAsia="맑은 고딕"/>
+                <w:b w:val="0"/>
+                <w:color w:val="1A1E21"/>
+                <w:sz w:val="18"/>
+              </w:rPr>
+              <w:t>92억원</w:t>
+            </w:r>
+          </w:p>
+        </w:tc>
+        <w:tc>
+          <w:tcPr>
+            <w:tcW w:type="dxa" w:w="1814"/>
+          </w:tcPr>
+          <w:p>
+            <w:pPr>
+              <w:spacing w:after="16" w:before="16" w:line="269" w:lineRule="auto"/>
+              <w:jc w:val="right"/>
+            </w:pPr>
+            <w:r/>
+            <w:r>
+              <w:rPr>
+                <w:rFonts w:ascii="맑은 고딕" w:hAnsi="맑은 고딕" w:eastAsia="맑은 고딕"/>
+                <w:b w:val="0"/>
+                <w:color w:val="1A1E21"/>
+                <w:sz w:val="18"/>
+              </w:rPr>
+              <w:t>9.2%</w:t>
+            </w:r>
+          </w:p>
+        </w:tc>
+      </w:tr>
+      <w:tr>
+        <w:tc>
+          <w:tcPr>
+            <w:tcW w:type="dxa" w:w="1814"/>
+          </w:tcPr>
+          <w:p>
+            <w:pPr>
+              <w:spacing w:after="16" w:before="16" w:line="269" w:lineRule="auto"/>
+            </w:pPr>
+            <w:r/>
+            <w:r>
+              <w:rPr>
+                <w:rFonts w:ascii="맑은 고딕" w:hAnsi="맑은 고딕" w:eastAsia="맑은 고딕"/>
+                <w:b w:val="0"/>
+                <w:color w:val="1A1E21"/>
+                <w:sz w:val="18"/>
+              </w:rPr>
+              <w:t>경남</w:t>
+            </w:r>
+          </w:p>
+          <w:shd w:val="clear" w:fill="F7F9F8"/>
+        </w:tc>
+        <w:tc>
+          <w:tcPr>
+            <w:tcW w:type="dxa" w:w="1928"/>
+          </w:tcPr>
+          <w:p>
+            <w:pPr>
+              <w:spacing w:after="16" w:before="16" w:line="269" w:lineRule="auto"/>
+              <w:jc w:val="right"/>
+            </w:pPr>
+            <w:r/>
+            <w:r>
+              <w:rPr>
+                <w:rFonts w:ascii="맑은 고딕" w:hAnsi="맑은 고딕" w:eastAsia="맑은 고딕"/>
+                <w:b w:val="0"/>
+                <w:color w:val="1A1E21"/>
+                <w:sz w:val="18"/>
+              </w:rPr>
+              <w:t>1.17</w:t>
+            </w:r>
+          </w:p>
+          <w:shd w:val="clear" w:fill="F7F9F8"/>
+        </w:tc>
+        <w:tc>
+          <w:tcPr>
+            <w:tcW w:type="dxa" w:w="2268"/>
+          </w:tcPr>
+          <w:p>
+            <w:pPr>
+              <w:spacing w:after="16" w:before="16" w:line="269" w:lineRule="auto"/>
+              <w:jc w:val="right"/>
+            </w:pPr>
+            <w:r/>
+            <w:r>
+              <w:rPr>
+                <w:rFonts w:ascii="맑은 고딕" w:hAnsi="맑은 고딕" w:eastAsia="맑은 고딕"/>
+                <w:b w:val="0"/>
+                <w:color w:val="1A1E21"/>
+                <w:sz w:val="18"/>
+              </w:rPr>
+              <w:t>152억원</w:t>
+            </w:r>
+          </w:p>
+          <w:shd w:val="clear" w:fill="F7F9F8"/>
+        </w:tc>
+        <w:tc>
+          <w:tcPr>
+            <w:tcW w:type="dxa" w:w="1814"/>
+          </w:tcPr>
+          <w:p>
+            <w:pPr>
+              <w:spacing w:after="16" w:before="16" w:line="269" w:lineRule="auto"/>
+              <w:jc w:val="right"/>
+            </w:pPr>
+            <w:r/>
+            <w:r>
+              <w:rPr>
+                <w:rFonts w:ascii="맑은 고딕" w:hAnsi="맑은 고딕" w:eastAsia="맑은 고딕"/>
+                <w:b w:val="0"/>
+                <w:color w:val="1A1E21"/>
+                <w:sz w:val="18"/>
+              </w:rPr>
+              <w:t>15.3%</w:t>
+            </w:r>
+          </w:p>
+          <w:shd w:val="clear" w:fill="F7F9F8"/>
+        </w:tc>
+      </w:tr>
+      <w:tr>
+        <w:tc>
+          <w:tcPr>
+            <w:tcW w:type="dxa" w:w="1814"/>
+          </w:tcPr>
+          <w:p>
+            <w:pPr>
+              <w:spacing w:after="16" w:before="16" w:line="269" w:lineRule="auto"/>
+            </w:pPr>
+            <w:r/>
+            <w:r>
+              <w:rPr>
+                <w:rFonts w:ascii="맑은 고딕" w:hAnsi="맑은 고딕" w:eastAsia="맑은 고딕"/>
+                <w:b w:val="0"/>
+                <w:color w:val="1A1E21"/>
+                <w:sz w:val="18"/>
+              </w:rPr>
+              <w:t>전남</w:t>
+            </w:r>
+          </w:p>
+        </w:tc>
+        <w:tc>
+          <w:tcPr>
+            <w:tcW w:type="dxa" w:w="1928"/>
+          </w:tcPr>
+          <w:p>
+            <w:pPr>
+              <w:spacing w:after="16" w:before="16" w:line="269" w:lineRule="auto"/>
+              <w:jc w:val="right"/>
+            </w:pPr>
+            <w:r/>
+            <w:r>
+              <w:rPr>
+                <w:rFonts w:ascii="맑은 고딕" w:hAnsi="맑은 고딕" w:eastAsia="맑은 고딕"/>
+                <w:b w:val="0"/>
+                <w:color w:val="1A1E21"/>
+                <w:sz w:val="18"/>
+              </w:rPr>
+              <w:t>0.78</w:t>
+            </w:r>
+          </w:p>
+        </w:tc>
+        <w:tc>
+          <w:tcPr>
+            <w:tcW w:type="dxa" w:w="2268"/>
+          </w:tcPr>
+          <w:p>
+            <w:pPr>
+              <w:spacing w:after="16" w:before="16" w:line="269" w:lineRule="auto"/>
+              <w:jc w:val="right"/>
+            </w:pPr>
+            <w:r/>
+            <w:r>
+              <w:rPr>
+                <w:rFonts w:ascii="맑은 고딕" w:hAnsi="맑은 고딕" w:eastAsia="맑은 고딕"/>
+                <w:b w:val="0"/>
+                <w:color w:val="1A1E21"/>
+                <w:sz w:val="18"/>
+              </w:rPr>
+              <w:t>87억원</w:t>
+            </w:r>
+          </w:p>
+        </w:tc>
+        <w:tc>
+          <w:tcPr>
+            <w:tcW w:type="dxa" w:w="1814"/>
+          </w:tcPr>
+          <w:p>
+            <w:pPr>
+              <w:spacing w:after="16" w:before="16" w:line="269" w:lineRule="auto"/>
+              <w:jc w:val="right"/>
+            </w:pPr>
+            <w:r/>
+            <w:r>
+              <w:rPr>
+                <w:rFonts w:ascii="맑은 고딕" w:hAnsi="맑은 고딕" w:eastAsia="맑은 고딕"/>
+                <w:b w:val="0"/>
+                <w:color w:val="1A1E21"/>
+                <w:sz w:val="18"/>
+              </w:rPr>
+              <w:t>8.7%</w:t>
+            </w:r>
+          </w:p>
+        </w:tc>
+      </w:tr>
+    </w:tbl>
+    <w:p>
+      <w:pPr>
+        <w:spacing w:after="40"/>
+      </w:pPr>
+    </w:p>
+    <w:p>
+      <w:pPr>
+        <w:spacing w:after="100" w:line="317" w:lineRule="auto"/>
+      </w:pPr>
+      <w:r>
+        <w:rPr>
+          <w:rFonts w:ascii="맑은 고딕" w:hAnsi="맑은 고딕" w:eastAsia="맑은 고딕"/>
+          <w:b w:val="0"/>
+          <w:color w:val="1A1E21"/>
+          <w:sz w:val="21"/>
+        </w:rPr>
+        <w:t>밤의 충남 LQ는 6.73로, 전국 생산금액의 59.1%가 한 시도에 몰려 있습니다. LQ(입지계수)는 그 지역 산업 구성에서 해당 품목이 전국 평균보다 얼마나 큰 비중을 차지하는지 재는 지표로, 1을 넘으면 특화되었다고 봅니다.</w:t>
+      </w:r>
+    </w:p>
+    <w:p>
+      <w:pPr>
+        <w:spacing w:before="120" w:after="40"/>
+        <w:jc w:val="center"/>
+      </w:pPr>
+      <w:r>
+        <w:drawing>
+          <wp:inline xmlns:a="http://schemas.openxmlformats.org/drawingml/2006/main" xmlns:pic="http://schemas.openxmlformats.org/drawingml/2006/picture">
+            <wp:extent cx="4320000" cy="2228346"/>
+            <wp:docPr id="11" name="Picture 11"/>
+            <wp:cNvGraphicFramePr>
+              <a:graphicFrameLocks noChangeAspect="1"/>
+            </wp:cNvGraphicFramePr>
+            <a:graphic>
+              <a:graphicData uri="http://schemas.openxmlformats.org/drawingml/2006/picture">
+                <pic:pic>
+                  <pic:nvPicPr>
+                    <pic:cNvPr id="0" name="fig13_premium.png"/>
+                    <pic:cNvPicPr/>
+                  </pic:nvPicPr>
+                  <pic:blipFill>
+                    <a:blip r:embed="rId19"/>
+                    <a:stretch>
+                      <a:fillRect/>
+                    </a:stretch>
+                  </pic:blipFill>
+                  <pic:spPr>
+                    <a:xfrm>
+                      <a:off x="0" y="0"/>
+                      <a:ext cx="4320000" cy="2228346"/>
+                    </a:xfrm>
+                    <a:prstGeom prst="rect"/>
+                  </pic:spPr>
+                </pic:pic>
+              </a:graphicData>
+            </a:graphic>
+          </wp:inline>
+        </w:drawing>
+      </w:r>
+    </w:p>
+    <w:p>
+      <w:pPr>
+        <w:spacing w:after="160"/>
+        <w:jc w:val="center"/>
+      </w:pPr>
+      <w:r>
+        <w:rPr>
+          <w:rFonts w:ascii="맑은 고딕" w:hAnsi="맑은 고딕" w:eastAsia="맑은 고딕"/>
+          <w:b w:val="0"/>
+          <w:color w:val="555F66"/>
+          <w:sz w:val="18"/>
+        </w:rPr>
+        <w:t>[그림 11] 같은 밤이라도 지역에 따라 kg당 값이 다르다 (2024년)</w:t>
+      </w:r>
+    </w:p>
+    <w:p>
+      <w:pPr>
+        <w:spacing w:after="100" w:line="317" w:lineRule="auto"/>
+      </w:pPr>
+      <w:r>
+        <w:rPr>
+          <w:rFonts w:ascii="맑은 고딕" w:hAnsi="맑은 고딕" w:eastAsia="맑은 고딕"/>
+          <w:b w:val="0"/>
+          <w:color w:val="1A1E21"/>
+          <w:sz w:val="21"/>
+        </w:rPr>
+        <w:t xml:space="preserve">주산지가 반드시 단가가 높은 것은 아닙니다. 물량이 몰리는 곳은 오히려 단가가 눌리는 경향이 있어, </w:t>
+      </w:r>
+      <w:r>
+        <w:rPr>
+          <w:rFonts w:ascii="맑은 고딕" w:hAnsi="맑은 고딕" w:eastAsia="맑은 고딕"/>
+          <w:b/>
+          <w:color w:val="1A1E21"/>
+          <w:sz w:val="21"/>
+        </w:rPr>
+        <w:t>생산 특화도와 단가 프리미엄을 함께 봐야</w:t>
+      </w:r>
+      <w:r>
+        <w:rPr>
+          <w:rFonts w:ascii="맑은 고딕" w:hAnsi="맑은 고딕" w:eastAsia="맑은 고딕"/>
+          <w:b w:val="0"/>
+          <w:color w:val="1A1E21"/>
+          <w:sz w:val="21"/>
+        </w:rPr>
+        <w:t xml:space="preserve"> 출하처 판단이 가능합니다.</w:t>
+      </w:r>
+    </w:p>
+    <w:p>
+      <w:pPr>
+        <w:keepNext/>
+        <w:spacing w:before="200" w:after="80"/>
+      </w:pPr>
+      <w:r>
+        <w:rPr>
+          <w:rFonts w:ascii="맑은 고딕" w:hAnsi="맑은 고딕" w:eastAsia="맑은 고딕"/>
+          <w:b/>
+          <w:color w:val="1A1E21"/>
+          <w:sz w:val="23"/>
+        </w:rPr>
+        <w:t>바. 결과 ⑥ 작목 조합 위험 분산, 그리고 예상 밖의 발견</w:t>
       </w:r>
     </w:p>
     <w:p>
@@ -5829,7 +8996,7 @@
           </w:tcPr>
           <w:p>
             <w:pPr>
-              <w:spacing w:after="30" w:before="30" w:line="288" w:lineRule="auto"/>
+              <w:spacing w:after="16" w:before="16" w:line="269" w:lineRule="auto"/>
               <w:jc w:val="center"/>
             </w:pPr>
             <w:r>
@@ -5842,7 +9009,7 @@
                 <w:rFonts w:ascii="맑은 고딕" w:hAnsi="맑은 고딕" w:eastAsia="맑은 고딕"/>
                 <w:b/>
                 <w:color w:val="1A1E21"/>
-                <w:sz w:val="19"/>
+                <w:sz w:val="18"/>
               </w:rPr>
               <w:t>작목</w:t>
             </w:r>
@@ -5855,7 +9022,7 @@
           </w:tcPr>
           <w:p>
             <w:pPr>
-              <w:spacing w:after="30" w:before="30" w:line="288" w:lineRule="auto"/>
+              <w:spacing w:after="16" w:before="16" w:line="269" w:lineRule="auto"/>
               <w:jc w:val="center"/>
             </w:pPr>
             <w:r>
@@ -5868,7 +9035,7 @@
                 <w:rFonts w:ascii="맑은 고딕" w:hAnsi="맑은 고딕" w:eastAsia="맑은 고딕"/>
                 <w:b/>
                 <w:color w:val="1A1E21"/>
-                <w:sz w:val="19"/>
+                <w:sz w:val="18"/>
               </w:rPr>
               <w:t>기대수익</w:t>
             </w:r>
@@ -5881,7 +9048,7 @@
           </w:tcPr>
           <w:p>
             <w:pPr>
-              <w:spacing w:after="30" w:before="30" w:line="288" w:lineRule="auto"/>
+              <w:spacing w:after="16" w:before="16" w:line="269" w:lineRule="auto"/>
               <w:jc w:val="center"/>
             </w:pPr>
             <w:r>
@@ -5894,7 +9061,7 @@
                 <w:rFonts w:ascii="맑은 고딕" w:hAnsi="맑은 고딕" w:eastAsia="맑은 고딕"/>
                 <w:b/>
                 <w:color w:val="1A1E21"/>
-                <w:sz w:val="19"/>
+                <w:sz w:val="18"/>
               </w:rPr>
               <w:t>연도 변동 σ</w:t>
             </w:r>
@@ -5907,7 +9074,7 @@
           </w:tcPr>
           <w:p>
             <w:pPr>
-              <w:spacing w:after="30" w:before="30" w:line="288" w:lineRule="auto"/>
+              <w:spacing w:after="16" w:before="16" w:line="269" w:lineRule="auto"/>
               <w:jc w:val="center"/>
             </w:pPr>
             <w:r>
@@ -5920,7 +9087,7 @@
                 <w:rFonts w:ascii="맑은 고딕" w:hAnsi="맑은 고딕" w:eastAsia="맑은 고딕"/>
                 <w:b/>
                 <w:color w:val="1A1E21"/>
-                <w:sz w:val="19"/>
+                <w:sz w:val="18"/>
               </w:rPr>
               <w:t>임가 격차 σ</w:t>
             </w:r>
@@ -5933,7 +9100,7 @@
           </w:tcPr>
           <w:p>
             <w:pPr>
-              <w:spacing w:after="30" w:before="30" w:line="288" w:lineRule="auto"/>
+              <w:spacing w:after="16" w:before="16" w:line="269" w:lineRule="auto"/>
               <w:jc w:val="center"/>
             </w:pPr>
             <w:r>
@@ -5946,7 +9113,7 @@
                 <w:rFonts w:ascii="맑은 고딕" w:hAnsi="맑은 고딕" w:eastAsia="맑은 고딕"/>
                 <w:b/>
                 <w:color w:val="1A1E21"/>
-                <w:sz w:val="19"/>
+                <w:sz w:val="18"/>
               </w:rPr>
               <w:t>효율</w:t>
             </w:r>
@@ -5959,7 +9126,7 @@
           </w:tcPr>
           <w:p>
             <w:pPr>
-              <w:spacing w:after="30" w:before="30" w:line="288" w:lineRule="auto"/>
+              <w:spacing w:after="16" w:before="16" w:line="269" w:lineRule="auto"/>
               <w:jc w:val="center"/>
             </w:pPr>
             <w:r>
@@ -5972,7 +9139,7 @@
                 <w:rFonts w:ascii="맑은 고딕" w:hAnsi="맑은 고딕" w:eastAsia="맑은 고딕"/>
                 <w:b/>
                 <w:color w:val="1A1E21"/>
-                <w:sz w:val="19"/>
+                <w:sz w:val="18"/>
               </w:rPr>
               <w:t>표본</w:t>
             </w:r>
@@ -5985,7 +9152,7 @@
           </w:tcPr>
           <w:p>
             <w:pPr>
-              <w:spacing w:after="30" w:before="30" w:line="288" w:lineRule="auto"/>
+              <w:spacing w:after="16" w:before="16" w:line="269" w:lineRule="auto"/>
               <w:jc w:val="center"/>
             </w:pPr>
             <w:r>
@@ -5998,7 +9165,7 @@
                 <w:rFonts w:ascii="맑은 고딕" w:hAnsi="맑은 고딕" w:eastAsia="맑은 고딕"/>
                 <w:b/>
                 <w:color w:val="1A1E21"/>
-                <w:sz w:val="19"/>
+                <w:sz w:val="18"/>
               </w:rPr>
               <w:t>조사연도</w:t>
             </w:r>
@@ -6013,7 +9180,7 @@
           </w:tcPr>
           <w:p>
             <w:pPr>
-              <w:spacing w:after="30" w:before="30" w:line="288" w:lineRule="auto"/>
+              <w:spacing w:after="16" w:before="16" w:line="269" w:lineRule="auto"/>
             </w:pPr>
             <w:r/>
             <w:r>
@@ -6021,7 +9188,7 @@
                 <w:rFonts w:ascii="맑은 고딕" w:hAnsi="맑은 고딕" w:eastAsia="맑은 고딕"/>
                 <w:b w:val="0"/>
                 <w:color w:val="1A1E21"/>
-                <w:sz w:val="19"/>
+                <w:sz w:val="18"/>
               </w:rPr>
               <w:t>대추</w:t>
             </w:r>
@@ -6033,7 +9200,7 @@
           </w:tcPr>
           <w:p>
             <w:pPr>
-              <w:spacing w:after="30" w:before="30" w:line="288" w:lineRule="auto"/>
+              <w:spacing w:after="16" w:before="16" w:line="269" w:lineRule="auto"/>
               <w:jc w:val="right"/>
             </w:pPr>
             <w:r/>
@@ -6042,7 +9209,7 @@
                 <w:rFonts w:ascii="맑은 고딕" w:hAnsi="맑은 고딕" w:eastAsia="맑은 고딕"/>
                 <w:b w:val="0"/>
                 <w:color w:val="1A1E21"/>
-                <w:sz w:val="19"/>
+                <w:sz w:val="18"/>
               </w:rPr>
               <w:t>127.8%</w:t>
             </w:r>
@@ -6054,7 +9221,7 @@
           </w:tcPr>
           <w:p>
             <w:pPr>
-              <w:spacing w:after="30" w:before="30" w:line="288" w:lineRule="auto"/>
+              <w:spacing w:after="16" w:before="16" w:line="269" w:lineRule="auto"/>
               <w:jc w:val="right"/>
             </w:pPr>
             <w:r/>
@@ -6063,7 +9230,7 @@
                 <w:rFonts w:ascii="맑은 고딕" w:hAnsi="맑은 고딕" w:eastAsia="맑은 고딕"/>
                 <w:b w:val="0"/>
                 <w:color w:val="1A1E21"/>
-                <w:sz w:val="19"/>
+                <w:sz w:val="18"/>
               </w:rPr>
               <w:t>±19.1%p</w:t>
             </w:r>
@@ -6075,7 +9242,7 @@
           </w:tcPr>
           <w:p>
             <w:pPr>
-              <w:spacing w:after="30" w:before="30" w:line="288" w:lineRule="auto"/>
+              <w:spacing w:after="16" w:before="16" w:line="269" w:lineRule="auto"/>
               <w:jc w:val="right"/>
             </w:pPr>
             <w:r/>
@@ -6084,7 +9251,7 @@
                 <w:rFonts w:ascii="맑은 고딕" w:hAnsi="맑은 고딕" w:eastAsia="맑은 고딕"/>
                 <w:b w:val="0"/>
                 <w:color w:val="1A1E21"/>
-                <w:sz w:val="19"/>
+                <w:sz w:val="18"/>
               </w:rPr>
               <w:t>±164.4%p</w:t>
             </w:r>
@@ -6096,7 +9263,7 @@
           </w:tcPr>
           <w:p>
             <w:pPr>
-              <w:spacing w:after="30" w:before="30" w:line="288" w:lineRule="auto"/>
+              <w:spacing w:after="16" w:before="16" w:line="269" w:lineRule="auto"/>
               <w:jc w:val="right"/>
             </w:pPr>
             <w:r/>
@@ -6105,7 +9272,7 @@
                 <w:rFonts w:ascii="맑은 고딕" w:hAnsi="맑은 고딕" w:eastAsia="맑은 고딕"/>
                 <w:b w:val="0"/>
                 <w:color w:val="1A1E21"/>
-                <w:sz w:val="19"/>
+                <w:sz w:val="18"/>
               </w:rPr>
               <w:t>6.69</w:t>
             </w:r>
@@ -6117,7 +9284,7 @@
           </w:tcPr>
           <w:p>
             <w:pPr>
-              <w:spacing w:after="30" w:before="30" w:line="288" w:lineRule="auto"/>
+              <w:spacing w:after="16" w:before="16" w:line="269" w:lineRule="auto"/>
               <w:jc w:val="right"/>
             </w:pPr>
             <w:r/>
@@ -6126,7 +9293,7 @@
                 <w:rFonts w:ascii="맑은 고딕" w:hAnsi="맑은 고딕" w:eastAsia="맑은 고딕"/>
                 <w:b w:val="0"/>
                 <w:color w:val="1A1E21"/>
-                <w:sz w:val="19"/>
+                <w:sz w:val="18"/>
               </w:rPr>
               <w:t>1,284</w:t>
             </w:r>
@@ -6138,7 +9305,7 @@
           </w:tcPr>
           <w:p>
             <w:pPr>
-              <w:spacing w:after="30" w:before="30" w:line="288" w:lineRule="auto"/>
+              <w:spacing w:after="16" w:before="16" w:line="269" w:lineRule="auto"/>
             </w:pPr>
             <w:r/>
             <w:r>
@@ -6146,7 +9313,7 @@
                 <w:rFonts w:ascii="맑은 고딕" w:hAnsi="맑은 고딕" w:eastAsia="맑은 고딕"/>
                 <w:b w:val="0"/>
                 <w:color w:val="1A1E21"/>
-                <w:sz w:val="19"/>
+                <w:sz w:val="18"/>
               </w:rPr>
               <w:t>2020~2024</w:t>
             </w:r>
@@ -6160,7 +9327,7 @@
           </w:tcPr>
           <w:p>
             <w:pPr>
-              <w:spacing w:after="30" w:before="30" w:line="288" w:lineRule="auto"/>
+              <w:spacing w:after="16" w:before="16" w:line="269" w:lineRule="auto"/>
             </w:pPr>
             <w:r/>
             <w:r>
@@ -6168,7 +9335,7 @@
                 <w:rFonts w:ascii="맑은 고딕" w:hAnsi="맑은 고딕" w:eastAsia="맑은 고딕"/>
                 <w:b w:val="0"/>
                 <w:color w:val="1A1E21"/>
-                <w:sz w:val="19"/>
+                <w:sz w:val="18"/>
               </w:rPr>
               <w:t>밤</w:t>
             </w:r>
@@ -6181,7 +9348,7 @@
           </w:tcPr>
           <w:p>
             <w:pPr>
-              <w:spacing w:after="30" w:before="30" w:line="288" w:lineRule="auto"/>
+              <w:spacing w:after="16" w:before="16" w:line="269" w:lineRule="auto"/>
               <w:jc w:val="right"/>
             </w:pPr>
             <w:r/>
@@ -6190,7 +9357,7 @@
                 <w:rFonts w:ascii="맑은 고딕" w:hAnsi="맑은 고딕" w:eastAsia="맑은 고딕"/>
                 <w:b w:val="0"/>
                 <w:color w:val="1A1E21"/>
-                <w:sz w:val="19"/>
+                <w:sz w:val="18"/>
               </w:rPr>
               <w:t>55.7%</w:t>
             </w:r>
@@ -6203,7 +9370,7 @@
           </w:tcPr>
           <w:p>
             <w:pPr>
-              <w:spacing w:after="30" w:before="30" w:line="288" w:lineRule="auto"/>
+              <w:spacing w:after="16" w:before="16" w:line="269" w:lineRule="auto"/>
               <w:jc w:val="right"/>
             </w:pPr>
             <w:r/>
@@ -6212,7 +9379,7 @@
                 <w:rFonts w:ascii="맑은 고딕" w:hAnsi="맑은 고딕" w:eastAsia="맑은 고딕"/>
                 <w:b w:val="0"/>
                 <w:color w:val="1A1E21"/>
-                <w:sz w:val="19"/>
+                <w:sz w:val="18"/>
               </w:rPr>
               <w:t>±10.7%p</w:t>
             </w:r>
@@ -6225,7 +9392,7 @@
           </w:tcPr>
           <w:p>
             <w:pPr>
-              <w:spacing w:after="30" w:before="30" w:line="288" w:lineRule="auto"/>
+              <w:spacing w:after="16" w:before="16" w:line="269" w:lineRule="auto"/>
               <w:jc w:val="right"/>
             </w:pPr>
             <w:r/>
@@ -6234,7 +9401,7 @@
                 <w:rFonts w:ascii="맑은 고딕" w:hAnsi="맑은 고딕" w:eastAsia="맑은 고딕"/>
                 <w:b w:val="0"/>
                 <w:color w:val="1A1E21"/>
-                <w:sz w:val="19"/>
+                <w:sz w:val="18"/>
               </w:rPr>
               <w:t>±121.3%p</w:t>
             </w:r>
@@ -6247,7 +9414,7 @@
           </w:tcPr>
           <w:p>
             <w:pPr>
-              <w:spacing w:after="30" w:before="30" w:line="288" w:lineRule="auto"/>
+              <w:spacing w:after="16" w:before="16" w:line="269" w:lineRule="auto"/>
               <w:jc w:val="right"/>
             </w:pPr>
             <w:r/>
@@ -6256,7 +9423,7 @@
                 <w:rFonts w:ascii="맑은 고딕" w:hAnsi="맑은 고딕" w:eastAsia="맑은 고딕"/>
                 <w:b w:val="0"/>
                 <w:color w:val="1A1E21"/>
-                <w:sz w:val="19"/>
+                <w:sz w:val="18"/>
               </w:rPr>
               <w:t>5.18</w:t>
             </w:r>
@@ -6269,7 +9436,7 @@
           </w:tcPr>
           <w:p>
             <w:pPr>
-              <w:spacing w:after="30" w:before="30" w:line="288" w:lineRule="auto"/>
+              <w:spacing w:after="16" w:before="16" w:line="269" w:lineRule="auto"/>
               <w:jc w:val="right"/>
             </w:pPr>
             <w:r/>
@@ -6278,7 +9445,7 @@
                 <w:rFonts w:ascii="맑은 고딕" w:hAnsi="맑은 고딕" w:eastAsia="맑은 고딕"/>
                 <w:b w:val="0"/>
                 <w:color w:val="1A1E21"/>
-                <w:sz w:val="19"/>
+                <w:sz w:val="18"/>
               </w:rPr>
               <w:t>1,140</w:t>
             </w:r>
@@ -6291,7 +9458,7 @@
           </w:tcPr>
           <w:p>
             <w:pPr>
-              <w:spacing w:after="30" w:before="30" w:line="288" w:lineRule="auto"/>
+              <w:spacing w:after="16" w:before="16" w:line="269" w:lineRule="auto"/>
             </w:pPr>
             <w:r/>
             <w:r>
@@ -6299,7 +9466,7 @@
                 <w:rFonts w:ascii="맑은 고딕" w:hAnsi="맑은 고딕" w:eastAsia="맑은 고딕"/>
                 <w:b w:val="0"/>
                 <w:color w:val="1A1E21"/>
-                <w:sz w:val="19"/>
+                <w:sz w:val="18"/>
               </w:rPr>
               <w:t>2020~2024</w:t>
             </w:r>
@@ -6314,7 +9481,7 @@
           </w:tcPr>
           <w:p>
             <w:pPr>
-              <w:spacing w:after="30" w:before="30" w:line="288" w:lineRule="auto"/>
+              <w:spacing w:after="16" w:before="16" w:line="269" w:lineRule="auto"/>
             </w:pPr>
             <w:r/>
             <w:r>
@@ -6322,7 +9489,7 @@
                 <w:rFonts w:ascii="맑은 고딕" w:hAnsi="맑은 고딕" w:eastAsia="맑은 고딕"/>
                 <w:b w:val="0"/>
                 <w:color w:val="1A1E21"/>
-                <w:sz w:val="19"/>
+                <w:sz w:val="18"/>
               </w:rPr>
               <w:t>떫은감</w:t>
             </w:r>
@@ -6334,7 +9501,7 @@
           </w:tcPr>
           <w:p>
             <w:pPr>
-              <w:spacing w:after="30" w:before="30" w:line="288" w:lineRule="auto"/>
+              <w:spacing w:after="16" w:before="16" w:line="269" w:lineRule="auto"/>
               <w:jc w:val="right"/>
             </w:pPr>
             <w:r/>
@@ -6343,7 +9510,7 @@
                 <w:rFonts w:ascii="맑은 고딕" w:hAnsi="맑은 고딕" w:eastAsia="맑은 고딕"/>
                 <w:b w:val="0"/>
                 <w:color w:val="1A1E21"/>
-                <w:sz w:val="19"/>
+                <w:sz w:val="18"/>
               </w:rPr>
               <w:t>145.7%</w:t>
             </w:r>
@@ -6355,7 +9522,7 @@
           </w:tcPr>
           <w:p>
             <w:pPr>
-              <w:spacing w:after="30" w:before="30" w:line="288" w:lineRule="auto"/>
+              <w:spacing w:after="16" w:before="16" w:line="269" w:lineRule="auto"/>
               <w:jc w:val="right"/>
             </w:pPr>
             <w:r/>
@@ -6364,7 +9531,7 @@
                 <w:rFonts w:ascii="맑은 고딕" w:hAnsi="맑은 고딕" w:eastAsia="맑은 고딕"/>
                 <w:b w:val="0"/>
                 <w:color w:val="1A1E21"/>
-                <w:sz w:val="19"/>
+                <w:sz w:val="18"/>
               </w:rPr>
               <w:t>±39.5%p</w:t>
             </w:r>
@@ -6376,7 +9543,7 @@
           </w:tcPr>
           <w:p>
             <w:pPr>
-              <w:spacing w:after="30" w:before="30" w:line="288" w:lineRule="auto"/>
+              <w:spacing w:after="16" w:before="16" w:line="269" w:lineRule="auto"/>
               <w:jc w:val="right"/>
             </w:pPr>
             <w:r/>
@@ -6385,7 +9552,7 @@
                 <w:rFonts w:ascii="맑은 고딕" w:hAnsi="맑은 고딕" w:eastAsia="맑은 고딕"/>
                 <w:b w:val="0"/>
                 <w:color w:val="1A1E21"/>
-                <w:sz w:val="19"/>
+                <w:sz w:val="18"/>
               </w:rPr>
               <w:t>±183.8%p</w:t>
             </w:r>
@@ -6397,7 +9564,7 @@
           </w:tcPr>
           <w:p>
             <w:pPr>
-              <w:spacing w:after="30" w:before="30" w:line="288" w:lineRule="auto"/>
+              <w:spacing w:after="16" w:before="16" w:line="269" w:lineRule="auto"/>
               <w:jc w:val="right"/>
             </w:pPr>
             <w:r/>
@@ -6406,7 +9573,7 @@
                 <w:rFonts w:ascii="맑은 고딕" w:hAnsi="맑은 고딕" w:eastAsia="맑은 고딕"/>
                 <w:b w:val="0"/>
                 <w:color w:val="1A1E21"/>
-                <w:sz w:val="19"/>
+                <w:sz w:val="18"/>
               </w:rPr>
               <w:t>3.69</w:t>
             </w:r>
@@ -6418,7 +9585,7 @@
           </w:tcPr>
           <w:p>
             <w:pPr>
-              <w:spacing w:after="30" w:before="30" w:line="288" w:lineRule="auto"/>
+              <w:spacing w:after="16" w:before="16" w:line="269" w:lineRule="auto"/>
               <w:jc w:val="right"/>
             </w:pPr>
             <w:r/>
@@ -6427,7 +9594,7 @@
                 <w:rFonts w:ascii="맑은 고딕" w:hAnsi="맑은 고딕" w:eastAsia="맑은 고딕"/>
                 <w:b w:val="0"/>
                 <w:color w:val="1A1E21"/>
-                <w:sz w:val="19"/>
+                <w:sz w:val="18"/>
               </w:rPr>
               <w:t>1,743</w:t>
             </w:r>
@@ -6439,7 +9606,7 @@
           </w:tcPr>
           <w:p>
             <w:pPr>
-              <w:spacing w:after="30" w:before="30" w:line="288" w:lineRule="auto"/>
+              <w:spacing w:after="16" w:before="16" w:line="269" w:lineRule="auto"/>
             </w:pPr>
             <w:r/>
             <w:r>
@@ -6447,7 +9614,7 @@
                 <w:rFonts w:ascii="맑은 고딕" w:hAnsi="맑은 고딕" w:eastAsia="맑은 고딕"/>
                 <w:b w:val="0"/>
                 <w:color w:val="1A1E21"/>
-                <w:sz w:val="19"/>
+                <w:sz w:val="18"/>
               </w:rPr>
               <w:t>2020~2024</w:t>
             </w:r>
@@ -6461,7 +9628,7 @@
           </w:tcPr>
           <w:p>
             <w:pPr>
-              <w:spacing w:after="30" w:before="30" w:line="288" w:lineRule="auto"/>
+              <w:spacing w:after="16" w:before="16" w:line="269" w:lineRule="auto"/>
             </w:pPr>
             <w:r/>
             <w:r>
@@ -6469,7 +9636,7 @@
                 <w:rFonts w:ascii="맑은 고딕" w:hAnsi="맑은 고딕" w:eastAsia="맑은 고딕"/>
                 <w:b w:val="0"/>
                 <w:color w:val="1A1E21"/>
-                <w:sz w:val="19"/>
+                <w:sz w:val="18"/>
               </w:rPr>
               <w:t>표고 노지</w:t>
             </w:r>
@@ -6482,7 +9649,7 @@
           </w:tcPr>
           <w:p>
             <w:pPr>
-              <w:spacing w:after="30" w:before="30" w:line="288" w:lineRule="auto"/>
+              <w:spacing w:after="16" w:before="16" w:line="269" w:lineRule="auto"/>
               <w:jc w:val="right"/>
             </w:pPr>
             <w:r/>
@@ -6491,7 +9658,7 @@
                 <w:rFonts w:ascii="맑은 고딕" w:hAnsi="맑은 고딕" w:eastAsia="맑은 고딕"/>
                 <w:b w:val="0"/>
                 <w:color w:val="1A1E21"/>
-                <w:sz w:val="19"/>
+                <w:sz w:val="18"/>
               </w:rPr>
               <w:t>15.8%</w:t>
             </w:r>
@@ -6504,7 +9671,7 @@
           </w:tcPr>
           <w:p>
             <w:pPr>
-              <w:spacing w:after="30" w:before="30" w:line="288" w:lineRule="auto"/>
+              <w:spacing w:after="16" w:before="16" w:line="269" w:lineRule="auto"/>
               <w:jc w:val="right"/>
             </w:pPr>
             <w:r/>
@@ -6513,7 +9680,7 @@
                 <w:rFonts w:ascii="맑은 고딕" w:hAnsi="맑은 고딕" w:eastAsia="맑은 고딕"/>
                 <w:b w:val="0"/>
                 <w:color w:val="1A1E21"/>
-                <w:sz w:val="19"/>
+                <w:sz w:val="18"/>
               </w:rPr>
               <w:t>±13.1%p</w:t>
             </w:r>
@@ -6526,7 +9693,7 @@
           </w:tcPr>
           <w:p>
             <w:pPr>
-              <w:spacing w:after="30" w:before="30" w:line="288" w:lineRule="auto"/>
+              <w:spacing w:after="16" w:before="16" w:line="269" w:lineRule="auto"/>
               <w:jc w:val="right"/>
             </w:pPr>
             <w:r/>
@@ -6535,7 +9702,7 @@
                 <w:rFonts w:ascii="맑은 고딕" w:hAnsi="맑은 고딕" w:eastAsia="맑은 고딕"/>
                 <w:b w:val="0"/>
                 <w:color w:val="1A1E21"/>
-                <w:sz w:val="19"/>
+                <w:sz w:val="18"/>
               </w:rPr>
               <w:t>±95.0%p</w:t>
             </w:r>
@@ -6548,7 +9715,7 @@
           </w:tcPr>
           <w:p>
             <w:pPr>
-              <w:spacing w:after="30" w:before="30" w:line="288" w:lineRule="auto"/>
+              <w:spacing w:after="16" w:before="16" w:line="269" w:lineRule="auto"/>
               <w:jc w:val="right"/>
             </w:pPr>
             <w:r/>
@@ -6557,7 +9724,7 @@
                 <w:rFonts w:ascii="맑은 고딕" w:hAnsi="맑은 고딕" w:eastAsia="맑은 고딕"/>
                 <w:b w:val="0"/>
                 <w:color w:val="1A1E21"/>
-                <w:sz w:val="19"/>
+                <w:sz w:val="18"/>
               </w:rPr>
               <w:t>1.20</w:t>
             </w:r>
@@ -6570,7 +9737,7 @@
           </w:tcPr>
           <w:p>
             <w:pPr>
-              <w:spacing w:after="30" w:before="30" w:line="288" w:lineRule="auto"/>
+              <w:spacing w:after="16" w:before="16" w:line="269" w:lineRule="auto"/>
               <w:jc w:val="right"/>
             </w:pPr>
             <w:r/>
@@ -6579,7 +9746,7 @@
                 <w:rFonts w:ascii="맑은 고딕" w:hAnsi="맑은 고딕" w:eastAsia="맑은 고딕"/>
                 <w:b w:val="0"/>
                 <w:color w:val="1A1E21"/>
-                <w:sz w:val="19"/>
+                <w:sz w:val="18"/>
               </w:rPr>
               <w:t>333</w:t>
             </w:r>
@@ -6592,7 +9759,7 @@
           </w:tcPr>
           <w:p>
             <w:pPr>
-              <w:spacing w:after="30" w:before="30" w:line="288" w:lineRule="auto"/>
+              <w:spacing w:after="16" w:before="16" w:line="269" w:lineRule="auto"/>
             </w:pPr>
             <w:r/>
             <w:r>
@@ -6600,7 +9767,7 @@
                 <w:rFonts w:ascii="맑은 고딕" w:hAnsi="맑은 고딕" w:eastAsia="맑은 고딕"/>
                 <w:b w:val="0"/>
                 <w:color w:val="1A1E21"/>
-                <w:sz w:val="19"/>
+                <w:sz w:val="18"/>
               </w:rPr>
               <w:t>2018~2022</w:t>
             </w:r>
@@ -6615,7 +9782,7 @@
           </w:tcPr>
           <w:p>
             <w:pPr>
-              <w:spacing w:after="30" w:before="30" w:line="288" w:lineRule="auto"/>
+              <w:spacing w:after="16" w:before="16" w:line="269" w:lineRule="auto"/>
             </w:pPr>
             <w:r/>
             <w:r>
@@ -6623,7 +9790,7 @@
                 <w:rFonts w:ascii="맑은 고딕" w:hAnsi="맑은 고딕" w:eastAsia="맑은 고딕"/>
                 <w:b w:val="0"/>
                 <w:color w:val="1A1E21"/>
-                <w:sz w:val="19"/>
+                <w:sz w:val="18"/>
               </w:rPr>
               <w:t>표고 톱밥</w:t>
             </w:r>
@@ -6635,7 +9802,7 @@
           </w:tcPr>
           <w:p>
             <w:pPr>
-              <w:spacing w:after="30" w:before="30" w:line="288" w:lineRule="auto"/>
+              <w:spacing w:after="16" w:before="16" w:line="269" w:lineRule="auto"/>
               <w:jc w:val="right"/>
             </w:pPr>
             <w:r/>
@@ -6644,7 +9811,7 @@
                 <w:rFonts w:ascii="맑은 고딕" w:hAnsi="맑은 고딕" w:eastAsia="맑은 고딕"/>
                 <w:b w:val="0"/>
                 <w:color w:val="1A1E21"/>
-                <w:sz w:val="19"/>
+                <w:sz w:val="18"/>
               </w:rPr>
               <w:t>10.0%</w:t>
             </w:r>
@@ -6656,7 +9823,7 @@
           </w:tcPr>
           <w:p>
             <w:pPr>
-              <w:spacing w:after="30" w:before="30" w:line="288" w:lineRule="auto"/>
+              <w:spacing w:after="16" w:before="16" w:line="269" w:lineRule="auto"/>
               <w:jc w:val="right"/>
             </w:pPr>
             <w:r/>
@@ -6665,7 +9832,7 @@
                 <w:rFonts w:ascii="맑은 고딕" w:hAnsi="맑은 고딕" w:eastAsia="맑은 고딕"/>
                 <w:b w:val="0"/>
                 <w:color w:val="1A1E21"/>
-                <w:sz w:val="19"/>
+                <w:sz w:val="18"/>
               </w:rPr>
               <w:t>±20.1%p</w:t>
             </w:r>
@@ -6677,7 +9844,7 @@
           </w:tcPr>
           <w:p>
             <w:pPr>
-              <w:spacing w:after="30" w:before="30" w:line="288" w:lineRule="auto"/>
+              <w:spacing w:after="16" w:before="16" w:line="269" w:lineRule="auto"/>
               <w:jc w:val="right"/>
             </w:pPr>
             <w:r/>
@@ -6686,7 +9853,7 @@
                 <w:rFonts w:ascii="맑은 고딕" w:hAnsi="맑은 고딕" w:eastAsia="맑은 고딕"/>
                 <w:b w:val="0"/>
                 <w:color w:val="1A1E21"/>
-                <w:sz w:val="19"/>
+                <w:sz w:val="18"/>
               </w:rPr>
               <w:t>±73.6%p</w:t>
             </w:r>
@@ -6698,7 +9865,7 @@
           </w:tcPr>
           <w:p>
             <w:pPr>
-              <w:spacing w:after="30" w:before="30" w:line="288" w:lineRule="auto"/>
+              <w:spacing w:after="16" w:before="16" w:line="269" w:lineRule="auto"/>
               <w:jc w:val="right"/>
             </w:pPr>
             <w:r/>
@@ -6707,7 +9874,7 @@
                 <w:rFonts w:ascii="맑은 고딕" w:hAnsi="맑은 고딕" w:eastAsia="맑은 고딕"/>
                 <w:b w:val="0"/>
                 <w:color w:val="1A1E21"/>
-                <w:sz w:val="19"/>
+                <w:sz w:val="18"/>
               </w:rPr>
               <w:t>0.50</w:t>
             </w:r>
@@ -6719,7 +9886,7 @@
           </w:tcPr>
           <w:p>
             <w:pPr>
-              <w:spacing w:after="30" w:before="30" w:line="288" w:lineRule="auto"/>
+              <w:spacing w:after="16" w:before="16" w:line="269" w:lineRule="auto"/>
               <w:jc w:val="right"/>
             </w:pPr>
             <w:r/>
@@ -6728,7 +9895,7 @@
                 <w:rFonts w:ascii="맑은 고딕" w:hAnsi="맑은 고딕" w:eastAsia="맑은 고딕"/>
                 <w:b w:val="0"/>
                 <w:color w:val="1A1E21"/>
-                <w:sz w:val="19"/>
+                <w:sz w:val="18"/>
               </w:rPr>
               <w:t>212</w:t>
             </w:r>
@@ -6740,7 +9907,7 @@
           </w:tcPr>
           <w:p>
             <w:pPr>
-              <w:spacing w:after="30" w:before="30" w:line="288" w:lineRule="auto"/>
+              <w:spacing w:after="16" w:before="16" w:line="269" w:lineRule="auto"/>
             </w:pPr>
             <w:r/>
             <w:r>
@@ -6748,7 +9915,7 @@
                 <w:rFonts w:ascii="맑은 고딕" w:hAnsi="맑은 고딕" w:eastAsia="맑은 고딕"/>
                 <w:b w:val="0"/>
                 <w:color w:val="1A1E21"/>
-                <w:sz w:val="19"/>
+                <w:sz w:val="18"/>
               </w:rPr>
               <w:t>2018~2022</w:t>
             </w:r>
@@ -6758,7 +9925,7 @@
     </w:tbl>
     <w:p>
       <w:pPr>
-        <w:spacing w:after="80"/>
+        <w:spacing w:after="40"/>
       </w:pPr>
     </w:p>
     <w:p>
@@ -6822,14 +9989,14 @@
     </w:p>
     <w:p>
       <w:pPr>
-        <w:spacing w:before="160" w:after="60"/>
+        <w:spacing w:before="120" w:after="40"/>
         <w:jc w:val="center"/>
       </w:pPr>
       <w:r>
         <w:drawing>
           <wp:inline xmlns:a="http://schemas.openxmlformats.org/drawingml/2006/main" xmlns:pic="http://schemas.openxmlformats.org/drawingml/2006/picture">
-            <wp:extent cx="4824000" cy="3019361"/>
-            <wp:docPr id="7" name="Picture 7"/>
+            <wp:extent cx="3816000" cy="2388450"/>
+            <wp:docPr id="12" name="Picture 12"/>
             <wp:cNvGraphicFramePr>
               <a:graphicFrameLocks noChangeAspect="1"/>
             </wp:cNvGraphicFramePr>
@@ -6841,7 +10008,7 @@
                     <pic:cNvPicPr/>
                   </pic:nvPicPr>
                   <pic:blipFill>
-                    <a:blip r:embed="rId15"/>
+                    <a:blip r:embed="rId20"/>
                     <a:stretch>
                       <a:fillRect/>
                     </a:stretch>
@@ -6849,7 +10016,7 @@
                   <pic:spPr>
                     <a:xfrm>
                       <a:off x="0" y="0"/>
-                      <a:ext cx="4824000" cy="3019361"/>
+                      <a:ext cx="3816000" cy="2388450"/>
                     </a:xfrm>
                     <a:prstGeom prst="rect"/>
                   </pic:spPr>
@@ -6862,7 +10029,7 @@
     </w:p>
     <w:p>
       <w:pPr>
-        <w:spacing w:after="200"/>
+        <w:spacing w:after="160"/>
         <w:jc w:val="center"/>
       </w:pPr>
       <w:r>
@@ -6872,7 +10039,7 @@
           <w:color w:val="555F66"/>
           <w:sz w:val="18"/>
         </w:rPr>
-        <w:t>[그림 7] 작목 조합의 위험–수익 지도 (평균–분산 접근)</w:t>
+        <w:t>[그림 12] 작목 조합의 위험–수익 지도 (평균–분산 접근)</w:t>
       </w:r>
     </w:p>
     <w:p>
@@ -6991,14 +10158,14 @@
     </w:p>
     <w:p>
       <w:pPr>
-        <w:spacing w:before="160" w:after="60"/>
+        <w:spacing w:before="120" w:after="40"/>
         <w:jc w:val="center"/>
       </w:pPr>
       <w:r>
         <w:drawing>
           <wp:inline xmlns:a="http://schemas.openxmlformats.org/drawingml/2006/main" xmlns:pic="http://schemas.openxmlformats.org/drawingml/2006/picture">
-            <wp:extent cx="5256000" cy="2846326"/>
-            <wp:docPr id="8" name="Picture 8"/>
+            <wp:extent cx="4176000" cy="2258894"/>
+            <wp:docPr id="13" name="Picture 13"/>
             <wp:cNvGraphicFramePr>
               <a:graphicFrameLocks noChangeAspect="1"/>
             </wp:cNvGraphicFramePr>
@@ -7010,7 +10177,7 @@
                     <pic:cNvPicPr/>
                   </pic:nvPicPr>
                   <pic:blipFill>
-                    <a:blip r:embed="rId16"/>
+                    <a:blip r:embed="rId21"/>
                     <a:stretch>
                       <a:fillRect/>
                     </a:stretch>
@@ -7018,7 +10185,7 @@
                   <pic:spPr>
                     <a:xfrm>
                       <a:off x="0" y="0"/>
-                      <a:ext cx="5256000" cy="2846326"/>
+                      <a:ext cx="4176000" cy="2258894"/>
                     </a:xfrm>
                     <a:prstGeom prst="rect"/>
                   </pic:spPr>
@@ -7031,7 +10198,7 @@
     </w:p>
     <w:p>
       <w:pPr>
-        <w:spacing w:after="200"/>
+        <w:spacing w:after="160"/>
         <w:jc w:val="center"/>
       </w:pPr>
       <w:r>
@@ -7041,7 +10208,7 @@
           <w:color w:val="555F66"/>
           <w:sz w:val="18"/>
         </w:rPr>
-        <w:t>[그림 8] 수익 분산의 원천 분해 — 임가 효과 대 연도 효과</w:t>
+        <w:t>[그림 13] 수익 분산의 원천 분해 — 임가 효과 대 연도 효과</w:t>
       </w:r>
     </w:p>
     <w:p>
@@ -7056,7 +10223,7 @@
           <w:color w:val="1A1E21"/>
           <w:sz w:val="23"/>
         </w:rPr>
-        <w:t>마. 결과 ⑤ 그 밖의 분석</w:t>
+        <w:t>사. 결과 ⑦ 그 밖의 분석</w:t>
       </w:r>
     </w:p>
     <w:p>
@@ -7243,7 +10410,7 @@
           <w:color w:val="1A1E21"/>
           <w:sz w:val="23"/>
         </w:rPr>
-        <w:t>바. 결과 ⑥ 서비스 구현</w:t>
+        <w:t>아. 결과 ⑧ 서비스 구현</w:t>
       </w:r>
     </w:p>
     <w:p>
@@ -7296,7 +10463,7 @@
           </w:tcPr>
           <w:p>
             <w:pPr>
-              <w:spacing w:after="30" w:before="30" w:line="288" w:lineRule="auto"/>
+              <w:spacing w:after="16" w:before="16" w:line="269" w:lineRule="auto"/>
               <w:jc w:val="center"/>
             </w:pPr>
             <w:r>
@@ -7309,7 +10476,7 @@
                 <w:rFonts w:ascii="맑은 고딕" w:hAnsi="맑은 고딕" w:eastAsia="맑은 고딕"/>
                 <w:b/>
                 <w:color w:val="1A1E21"/>
-                <w:sz w:val="19"/>
+                <w:sz w:val="18"/>
               </w:rPr>
               <w:t>통계 용어</w:t>
             </w:r>
@@ -7322,7 +10489,7 @@
           </w:tcPr>
           <w:p>
             <w:pPr>
-              <w:spacing w:after="30" w:before="30" w:line="288" w:lineRule="auto"/>
+              <w:spacing w:after="16" w:before="16" w:line="269" w:lineRule="auto"/>
               <w:jc w:val="center"/>
             </w:pPr>
             <w:r>
@@ -7335,7 +10502,7 @@
                 <w:rFonts w:ascii="맑은 고딕" w:hAnsi="맑은 고딕" w:eastAsia="맑은 고딕"/>
                 <w:b/>
                 <w:color w:val="1A1E21"/>
-                <w:sz w:val="19"/>
+                <w:sz w:val="18"/>
               </w:rPr>
               <w:t>화면 표기</w:t>
             </w:r>
@@ -7350,7 +10517,7 @@
           </w:tcPr>
           <w:p>
             <w:pPr>
-              <w:spacing w:after="30" w:before="30" w:line="288" w:lineRule="auto"/>
+              <w:spacing w:after="16" w:before="16" w:line="269" w:lineRule="auto"/>
             </w:pPr>
             <w:r/>
             <w:r>
@@ -7358,7 +10525,7 @@
                 <w:rFonts w:ascii="맑은 고딕" w:hAnsi="맑은 고딕" w:eastAsia="맑은 고딕"/>
                 <w:b w:val="0"/>
                 <w:color w:val="1A1E21"/>
-                <w:sz w:val="19"/>
+                <w:sz w:val="18"/>
               </w:rPr>
               <w:t>ROI 예측</w:t>
             </w:r>
@@ -7370,7 +10537,7 @@
           </w:tcPr>
           <w:p>
             <w:pPr>
-              <w:spacing w:after="30" w:before="30" w:line="288" w:lineRule="auto"/>
+              <w:spacing w:after="16" w:before="16" w:line="269" w:lineRule="auto"/>
             </w:pPr>
             <w:r/>
             <w:r>
@@ -7378,7 +10545,7 @@
                 <w:rFonts w:ascii="맑은 고딕" w:hAnsi="맑은 고딕" w:eastAsia="맑은 고딕"/>
                 <w:b w:val="0"/>
                 <w:color w:val="1A1E21"/>
-                <w:sz w:val="19"/>
+                <w:sz w:val="18"/>
               </w:rPr>
               <w:t>얼마나 남을까</w:t>
             </w:r>
@@ -7392,7 +10559,7 @@
           </w:tcPr>
           <w:p>
             <w:pPr>
-              <w:spacing w:after="30" w:before="30" w:line="288" w:lineRule="auto"/>
+              <w:spacing w:after="16" w:before="16" w:line="269" w:lineRule="auto"/>
             </w:pPr>
             <w:r/>
             <w:r>
@@ -7400,7 +10567,7 @@
                 <w:rFonts w:ascii="맑은 고딕" w:hAnsi="맑은 고딕" w:eastAsia="맑은 고딕"/>
                 <w:b w:val="0"/>
                 <w:color w:val="1A1E21"/>
-                <w:sz w:val="19"/>
+                <w:sz w:val="18"/>
               </w:rPr>
               <w:t>출하 시기 최적화</w:t>
             </w:r>
@@ -7413,7 +10580,7 @@
           </w:tcPr>
           <w:p>
             <w:pPr>
-              <w:spacing w:after="30" w:before="30" w:line="288" w:lineRule="auto"/>
+              <w:spacing w:after="16" w:before="16" w:line="269" w:lineRule="auto"/>
             </w:pPr>
             <w:r/>
             <w:r>
@@ -7421,7 +10588,7 @@
                 <w:rFonts w:ascii="맑은 고딕" w:hAnsi="맑은 고딕" w:eastAsia="맑은 고딕"/>
                 <w:b w:val="0"/>
                 <w:color w:val="1A1E21"/>
-                <w:sz w:val="19"/>
+                <w:sz w:val="18"/>
               </w:rPr>
               <w:t>언제 팔까</w:t>
             </w:r>
@@ -7436,7 +10603,7 @@
           </w:tcPr>
           <w:p>
             <w:pPr>
-              <w:spacing w:after="30" w:before="30" w:line="288" w:lineRule="auto"/>
+              <w:spacing w:after="16" w:before="16" w:line="269" w:lineRule="auto"/>
             </w:pPr>
             <w:r/>
             <w:r>
@@ -7444,7 +10611,7 @@
                 <w:rFonts w:ascii="맑은 고딕" w:hAnsi="맑은 고딕" w:eastAsia="맑은 고딕"/>
                 <w:b w:val="0"/>
                 <w:color w:val="1A1E21"/>
-                <w:sz w:val="19"/>
+                <w:sz w:val="18"/>
               </w:rPr>
               <w:t>반사실 처방</w:t>
             </w:r>
@@ -7456,7 +10623,7 @@
           </w:tcPr>
           <w:p>
             <w:pPr>
-              <w:spacing w:after="30" w:before="30" w:line="288" w:lineRule="auto"/>
+              <w:spacing w:after="16" w:before="16" w:line="269" w:lineRule="auto"/>
             </w:pPr>
             <w:r/>
             <w:r>
@@ -7464,7 +10631,7 @@
                 <w:rFonts w:ascii="맑은 고딕" w:hAnsi="맑은 고딕" w:eastAsia="맑은 고딕"/>
                 <w:b w:val="0"/>
                 <w:color w:val="1A1E21"/>
-                <w:sz w:val="19"/>
+                <w:sz w:val="18"/>
               </w:rPr>
               <w:t>무엇을 바꾸면 좋을까</w:t>
             </w:r>
@@ -7478,7 +10645,7 @@
           </w:tcPr>
           <w:p>
             <w:pPr>
-              <w:spacing w:after="30" w:before="30" w:line="288" w:lineRule="auto"/>
+              <w:spacing w:after="16" w:before="16" w:line="269" w:lineRule="auto"/>
             </w:pPr>
             <w:r/>
             <w:r>
@@ -7486,7 +10653,7 @@
                 <w:rFonts w:ascii="맑은 고딕" w:hAnsi="맑은 고딕" w:eastAsia="맑은 고딕"/>
                 <w:b w:val="0"/>
                 <w:color w:val="1A1E21"/>
-                <w:sz w:val="19"/>
+                <w:sz w:val="18"/>
               </w:rPr>
               <w:t>포트폴리오 최적화</w:t>
             </w:r>
@@ -7499,7 +10666,7 @@
           </w:tcPr>
           <w:p>
             <w:pPr>
-              <w:spacing w:after="30" w:before="30" w:line="288" w:lineRule="auto"/>
+              <w:spacing w:after="16" w:before="16" w:line="269" w:lineRule="auto"/>
             </w:pPr>
             <w:r/>
             <w:r>
@@ -7507,7 +10674,7 @@
                 <w:rFonts w:ascii="맑은 고딕" w:hAnsi="맑은 고딕" w:eastAsia="맑은 고딕"/>
                 <w:b w:val="0"/>
                 <w:color w:val="1A1E21"/>
-                <w:sz w:val="19"/>
+                <w:sz w:val="18"/>
               </w:rPr>
               <w:t>한 작목에 몰아도 될까</w:t>
             </w:r>
@@ -7518,7 +10685,7 @@
     </w:tbl>
     <w:p>
       <w:pPr>
-        <w:spacing w:after="80"/>
+        <w:spacing w:after="40"/>
       </w:pPr>
     </w:p>
     <w:p>
@@ -7605,7 +10772,7 @@
           </w:tcPr>
           <w:p>
             <w:pPr>
-              <w:spacing w:after="30" w:before="30" w:line="288" w:lineRule="auto"/>
+              <w:spacing w:after="16" w:before="16" w:line="269" w:lineRule="auto"/>
               <w:jc w:val="center"/>
             </w:pPr>
             <w:r>
@@ -7618,7 +10785,7 @@
                 <w:rFonts w:ascii="맑은 고딕" w:hAnsi="맑은 고딕" w:eastAsia="맑은 고딕"/>
                 <w:b/>
                 <w:color w:val="1A1E21"/>
-                <w:sz w:val="19"/>
+                <w:sz w:val="18"/>
               </w:rPr>
               <w:t>데이터 분석 활용 전</w:t>
             </w:r>
@@ -7631,7 +10798,7 @@
           </w:tcPr>
           <w:p>
             <w:pPr>
-              <w:spacing w:after="30" w:before="30" w:line="288" w:lineRule="auto"/>
+              <w:spacing w:after="16" w:before="16" w:line="269" w:lineRule="auto"/>
               <w:jc w:val="center"/>
             </w:pPr>
             <w:r>
@@ -7644,7 +10811,7 @@
                 <w:rFonts w:ascii="맑은 고딕" w:hAnsi="맑은 고딕" w:eastAsia="맑은 고딕"/>
                 <w:b/>
                 <w:color w:val="1A1E21"/>
-                <w:sz w:val="19"/>
+                <w:sz w:val="18"/>
               </w:rPr>
               <w:t>⇨</w:t>
             </w:r>
@@ -7657,7 +10824,7 @@
           </w:tcPr>
           <w:p>
             <w:pPr>
-              <w:spacing w:after="30" w:before="30" w:line="288" w:lineRule="auto"/>
+              <w:spacing w:after="16" w:before="16" w:line="269" w:lineRule="auto"/>
               <w:jc w:val="center"/>
             </w:pPr>
             <w:r>
@@ -7670,7 +10837,7 @@
                 <w:rFonts w:ascii="맑은 고딕" w:hAnsi="맑은 고딕" w:eastAsia="맑은 고딕"/>
                 <w:b/>
                 <w:color w:val="1A1E21"/>
-                <w:sz w:val="19"/>
+                <w:sz w:val="18"/>
               </w:rPr>
               <w:t>데이터 분석 활용 후</w:t>
             </w:r>
@@ -7685,7 +10852,7 @@
           </w:tcPr>
           <w:p>
             <w:pPr>
-              <w:spacing w:after="30" w:before="30" w:line="288" w:lineRule="auto"/>
+              <w:spacing w:after="16" w:before="16" w:line="269" w:lineRule="auto"/>
             </w:pPr>
             <w:r/>
             <w:r>
@@ -7693,7 +10860,7 @@
                 <w:rFonts w:ascii="맑은 고딕" w:hAnsi="맑은 고딕" w:eastAsia="맑은 고딕"/>
                 <w:b w:val="0"/>
                 <w:color w:val="1A1E21"/>
-                <w:sz w:val="19"/>
+                <w:sz w:val="18"/>
               </w:rPr>
               <w:t>지역·품목 집단 평균 제공 (R² 0.0428)</w:t>
             </w:r>
@@ -7705,7 +10872,7 @@
           </w:tcPr>
           <w:p>
             <w:pPr>
-              <w:spacing w:after="30" w:before="30" w:line="288" w:lineRule="auto"/>
+              <w:spacing w:after="16" w:before="16" w:line="269" w:lineRule="auto"/>
             </w:pPr>
             <w:r/>
             <w:r>
@@ -7713,7 +10880,7 @@
                 <w:rFonts w:ascii="맑은 고딕" w:hAnsi="맑은 고딕" w:eastAsia="맑은 고딕"/>
                 <w:b w:val="0"/>
                 <w:color w:val="1A1E21"/>
-                <w:sz w:val="19"/>
+                <w:sz w:val="18"/>
               </w:rPr>
               <w:t>⇨</w:t>
             </w:r>
@@ -7725,7 +10892,7 @@
           </w:tcPr>
           <w:p>
             <w:pPr>
-              <w:spacing w:after="30" w:before="30" w:line="288" w:lineRule="auto"/>
+              <w:spacing w:after="16" w:before="16" w:line="269" w:lineRule="auto"/>
             </w:pPr>
             <w:r/>
             <w:r>
@@ -7733,7 +10900,7 @@
                 <w:rFonts w:ascii="맑은 고딕" w:hAnsi="맑은 고딕" w:eastAsia="맑은 고딕"/>
                 <w:b w:val="0"/>
                 <w:color w:val="1A1E21"/>
-                <w:sz w:val="19"/>
+                <w:sz w:val="18"/>
               </w:rPr>
               <w:t xml:space="preserve">임가별 개인화 예측 (R² 0.1736 / 0.6243, </w:t>
             </w:r>
@@ -7742,7 +10909,7 @@
                 <w:rFonts w:ascii="맑은 고딕" w:hAnsi="맑은 고딕" w:eastAsia="맑은 고딕"/>
                 <w:b/>
                 <w:color w:val="1A1E21"/>
-                <w:sz w:val="19"/>
+                <w:sz w:val="18"/>
               </w:rPr>
               <w:t>4.05~5.95배</w:t>
             </w:r>
@@ -7751,7 +10918,7 @@
                 <w:rFonts w:ascii="맑은 고딕" w:hAnsi="맑은 고딕" w:eastAsia="맑은 고딕"/>
                 <w:b w:val="0"/>
                 <w:color w:val="1A1E21"/>
-                <w:sz w:val="19"/>
+                <w:sz w:val="18"/>
               </w:rPr>
               <w:t>)</w:t>
             </w:r>
@@ -7765,7 +10932,7 @@
           </w:tcPr>
           <w:p>
             <w:pPr>
-              <w:spacing w:after="30" w:before="30" w:line="288" w:lineRule="auto"/>
+              <w:spacing w:after="16" w:before="16" w:line="269" w:lineRule="auto"/>
             </w:pPr>
             <w:r/>
             <w:r>
@@ -7773,7 +10940,7 @@
                 <w:rFonts w:ascii="맑은 고딕" w:hAnsi="맑은 고딕" w:eastAsia="맑은 고딕"/>
                 <w:b w:val="0"/>
                 <w:color w:val="1A1E21"/>
-                <w:sz w:val="19"/>
+                <w:sz w:val="18"/>
               </w:rPr>
               <w:t>단일 숫자 제시, 불확실성 은폐</w:t>
             </w:r>
@@ -7786,7 +10953,7 @@
           </w:tcPr>
           <w:p>
             <w:pPr>
-              <w:spacing w:after="30" w:before="30" w:line="288" w:lineRule="auto"/>
+              <w:spacing w:after="16" w:before="16" w:line="269" w:lineRule="auto"/>
             </w:pPr>
             <w:r/>
             <w:r>
@@ -7794,7 +10961,7 @@
                 <w:rFonts w:ascii="맑은 고딕" w:hAnsi="맑은 고딕" w:eastAsia="맑은 고딕"/>
                 <w:b w:val="0"/>
                 <w:color w:val="1A1E21"/>
-                <w:sz w:val="19"/>
+                <w:sz w:val="18"/>
               </w:rPr>
               <w:t>⇨</w:t>
             </w:r>
@@ -7807,7 +10974,7 @@
           </w:tcPr>
           <w:p>
             <w:pPr>
-              <w:spacing w:after="30" w:before="30" w:line="288" w:lineRule="auto"/>
+              <w:spacing w:after="16" w:before="16" w:line="269" w:lineRule="auto"/>
             </w:pPr>
             <w:r/>
             <w:r>
@@ -7815,7 +10982,7 @@
                 <w:rFonts w:ascii="맑은 고딕" w:hAnsi="맑은 고딕" w:eastAsia="맑은 고딕"/>
                 <w:b w:val="0"/>
                 <w:color w:val="1A1E21"/>
-                <w:sz w:val="19"/>
+                <w:sz w:val="18"/>
               </w:rPr>
               <w:t xml:space="preserve">P10~P90 예측구간, </w:t>
             </w:r>
@@ -7824,7 +10991,7 @@
                 <w:rFonts w:ascii="맑은 고딕" w:hAnsi="맑은 고딕" w:eastAsia="맑은 고딕"/>
                 <w:b/>
                 <w:color w:val="1A1E21"/>
-                <w:sz w:val="19"/>
+                <w:sz w:val="18"/>
               </w:rPr>
               <w:t>포함률 78.2% / 76.5% 검증</w:t>
             </w:r>
@@ -7839,7 +11006,7 @@
           </w:tcPr>
           <w:p>
             <w:pPr>
-              <w:spacing w:after="30" w:before="30" w:line="288" w:lineRule="auto"/>
+              <w:spacing w:after="16" w:before="16" w:line="269" w:lineRule="auto"/>
             </w:pPr>
             <w:r/>
             <w:r>
@@ -7847,7 +11014,7 @@
                 <w:rFonts w:ascii="맑은 고딕" w:hAnsi="맑은 고딕" w:eastAsia="맑은 고딕"/>
                 <w:b w:val="0"/>
                 <w:color w:val="1A1E21"/>
-                <w:sz w:val="19"/>
+                <w:sz w:val="18"/>
               </w:rPr>
               <w:t>“평균이 이렇다”는 현황 기술</w:t>
             </w:r>
@@ -7859,7 +11026,7 @@
           </w:tcPr>
           <w:p>
             <w:pPr>
-              <w:spacing w:after="30" w:before="30" w:line="288" w:lineRule="auto"/>
+              <w:spacing w:after="16" w:before="16" w:line="269" w:lineRule="auto"/>
             </w:pPr>
             <w:r/>
             <w:r>
@@ -7867,7 +11034,7 @@
                 <w:rFonts w:ascii="맑은 고딕" w:hAnsi="맑은 고딕" w:eastAsia="맑은 고딕"/>
                 <w:b w:val="0"/>
                 <w:color w:val="1A1E21"/>
-                <w:sz w:val="19"/>
+                <w:sz w:val="18"/>
               </w:rPr>
               <w:t>⇨</w:t>
             </w:r>
@@ -7879,7 +11046,7 @@
           </w:tcPr>
           <w:p>
             <w:pPr>
-              <w:spacing w:after="30" w:before="30" w:line="288" w:lineRule="auto"/>
+              <w:spacing w:after="16" w:before="16" w:line="269" w:lineRule="auto"/>
             </w:pPr>
             <w:r/>
             <w:r>
@@ -7887,7 +11054,7 @@
                 <w:rFonts w:ascii="맑은 고딕" w:hAnsi="맑은 고딕" w:eastAsia="맑은 고딕"/>
                 <w:b w:val="0"/>
                 <w:color w:val="1A1E21"/>
-                <w:sz w:val="19"/>
+                <w:sz w:val="18"/>
               </w:rPr>
               <w:t xml:space="preserve">“무엇을 얼마로 바꾸면 얼마가 된다”는 </w:t>
             </w:r>
@@ -7896,7 +11063,7 @@
                 <w:rFonts w:ascii="맑은 고딕" w:hAnsi="맑은 고딕" w:eastAsia="맑은 고딕"/>
                 <w:b/>
                 <w:color w:val="1A1E21"/>
-                <w:sz w:val="19"/>
+                <w:sz w:val="18"/>
               </w:rPr>
               <w:t>반사실 처방</w:t>
             </w:r>
@@ -7910,7 +11077,7 @@
           </w:tcPr>
           <w:p>
             <w:pPr>
-              <w:spacing w:after="30" w:before="30" w:line="288" w:lineRule="auto"/>
+              <w:spacing w:after="16" w:before="16" w:line="269" w:lineRule="auto"/>
             </w:pPr>
             <w:r/>
             <w:r>
@@ -7918,7 +11085,7 @@
                 <w:rFonts w:ascii="맑은 고딕" w:hAnsi="맑은 고딕" w:eastAsia="맑은 고딕"/>
                 <w:b w:val="0"/>
                 <w:color w:val="1A1E21"/>
-                <w:sz w:val="19"/>
+                <w:sz w:val="18"/>
               </w:rPr>
               <w:t>예측 근거 불투명</w:t>
             </w:r>
@@ -7931,7 +11098,7 @@
           </w:tcPr>
           <w:p>
             <w:pPr>
-              <w:spacing w:after="30" w:before="30" w:line="288" w:lineRule="auto"/>
+              <w:spacing w:after="16" w:before="16" w:line="269" w:lineRule="auto"/>
             </w:pPr>
             <w:r/>
             <w:r>
@@ -7939,7 +11106,7 @@
                 <w:rFonts w:ascii="맑은 고딕" w:hAnsi="맑은 고딕" w:eastAsia="맑은 고딕"/>
                 <w:b w:val="0"/>
                 <w:color w:val="1A1E21"/>
-                <w:sz w:val="19"/>
+                <w:sz w:val="18"/>
               </w:rPr>
               <w:t>⇨</w:t>
             </w:r>
@@ -7952,7 +11119,7 @@
           </w:tcPr>
           <w:p>
             <w:pPr>
-              <w:spacing w:after="30" w:before="30" w:line="288" w:lineRule="auto"/>
+              <w:spacing w:after="16" w:before="16" w:line="269" w:lineRule="auto"/>
             </w:pPr>
             <w:r/>
             <w:r>
@@ -7960,7 +11127,7 @@
                 <w:rFonts w:ascii="맑은 고딕" w:hAnsi="맑은 고딕" w:eastAsia="맑은 고딕"/>
                 <w:b/>
                 <w:color w:val="1A1E21"/>
-                <w:sz w:val="19"/>
+                <w:sz w:val="18"/>
               </w:rPr>
               <w:t>TreeSHAP 변수별 기여 분해</w:t>
             </w:r>
@@ -7975,7 +11142,7 @@
           </w:tcPr>
           <w:p>
             <w:pPr>
-              <w:spacing w:after="30" w:before="30" w:line="288" w:lineRule="auto"/>
+              <w:spacing w:after="16" w:before="16" w:line="269" w:lineRule="auto"/>
             </w:pPr>
             <w:r/>
             <w:r>
@@ -7983,7 +11150,7 @@
                 <w:rFonts w:ascii="맑은 고딕" w:hAnsi="맑은 고딕" w:eastAsia="맑은 고딕"/>
                 <w:b w:val="0"/>
                 <w:color w:val="1A1E21"/>
-                <w:sz w:val="19"/>
+                <w:sz w:val="18"/>
               </w:rPr>
               <w:t>단일 작목 수익만 비교</w:t>
             </w:r>
@@ -7995,7 +11162,7 @@
           </w:tcPr>
           <w:p>
             <w:pPr>
-              <w:spacing w:after="30" w:before="30" w:line="288" w:lineRule="auto"/>
+              <w:spacing w:after="16" w:before="16" w:line="269" w:lineRule="auto"/>
             </w:pPr>
             <w:r/>
             <w:r>
@@ -8003,7 +11170,7 @@
                 <w:rFonts w:ascii="맑은 고딕" w:hAnsi="맑은 고딕" w:eastAsia="맑은 고딕"/>
                 <w:b w:val="0"/>
                 <w:color w:val="1A1E21"/>
-                <w:sz w:val="19"/>
+                <w:sz w:val="18"/>
               </w:rPr>
               <w:t>⇨</w:t>
             </w:r>
@@ -8015,7 +11182,7 @@
           </w:tcPr>
           <w:p>
             <w:pPr>
-              <w:spacing w:after="30" w:before="30" w:line="288" w:lineRule="auto"/>
+              <w:spacing w:after="16" w:before="16" w:line="269" w:lineRule="auto"/>
             </w:pPr>
             <w:r/>
             <w:r>
@@ -8023,7 +11190,7 @@
                 <w:rFonts w:ascii="맑은 고딕" w:hAnsi="맑은 고딕" w:eastAsia="맑은 고딕"/>
                 <w:b/>
                 <w:color w:val="1A1E21"/>
-                <w:sz w:val="19"/>
+                <w:sz w:val="18"/>
               </w:rPr>
               <w:t>위험 대비 수익 기준 작목 조합</w:t>
             </w:r>
@@ -8032,7 +11199,7 @@
                 <w:rFonts w:ascii="맑은 고딕" w:hAnsi="맑은 고딕" w:eastAsia="맑은 고딕"/>
                 <w:b w:val="0"/>
                 <w:color w:val="1A1E21"/>
-                <w:sz w:val="19"/>
+                <w:sz w:val="18"/>
               </w:rPr>
               <w:t xml:space="preserve"> (효율 +33.3%)</w:t>
             </w:r>
@@ -8046,7 +11213,7 @@
           </w:tcPr>
           <w:p>
             <w:pPr>
-              <w:spacing w:after="30" w:before="30" w:line="288" w:lineRule="auto"/>
+              <w:spacing w:after="16" w:before="16" w:line="269" w:lineRule="auto"/>
             </w:pPr>
             <w:r/>
             <w:r>
@@ -8054,7 +11221,7 @@
                 <w:rFonts w:ascii="맑은 고딕" w:hAnsi="맑은 고딕" w:eastAsia="맑은 고딕"/>
                 <w:b w:val="0"/>
                 <w:color w:val="1A1E21"/>
-                <w:sz w:val="19"/>
+                <w:sz w:val="18"/>
               </w:rPr>
               <w:t>마이크로데이터가 연구자 전유물</w:t>
             </w:r>
@@ -8067,7 +11234,7 @@
           </w:tcPr>
           <w:p>
             <w:pPr>
-              <w:spacing w:after="30" w:before="30" w:line="288" w:lineRule="auto"/>
+              <w:spacing w:after="16" w:before="16" w:line="269" w:lineRule="auto"/>
             </w:pPr>
             <w:r/>
             <w:r>
@@ -8075,7 +11242,7 @@
                 <w:rFonts w:ascii="맑은 고딕" w:hAnsi="맑은 고딕" w:eastAsia="맑은 고딕"/>
                 <w:b w:val="0"/>
                 <w:color w:val="1A1E21"/>
-                <w:sz w:val="19"/>
+                <w:sz w:val="18"/>
               </w:rPr>
               <w:t>⇨</w:t>
             </w:r>
@@ -8088,7 +11255,7 @@
           </w:tcPr>
           <w:p>
             <w:pPr>
-              <w:spacing w:after="30" w:before="30" w:line="288" w:lineRule="auto"/>
+              <w:spacing w:after="16" w:before="16" w:line="269" w:lineRule="auto"/>
             </w:pPr>
             <w:r/>
             <w:r>
@@ -8096,7 +11263,7 @@
                 <w:rFonts w:ascii="맑은 고딕" w:hAnsi="맑은 고딕" w:eastAsia="맑은 고딕"/>
                 <w:b/>
                 <w:color w:val="1A1E21"/>
-                <w:sz w:val="19"/>
+                <w:sz w:val="18"/>
               </w:rPr>
               <w:t>웹에서 누구나 즉시 이용</w:t>
             </w:r>
@@ -8111,7 +11278,7 @@
           </w:tcPr>
           <w:p>
             <w:pPr>
-              <w:spacing w:after="30" w:before="30" w:line="288" w:lineRule="auto"/>
+              <w:spacing w:after="16" w:before="16" w:line="269" w:lineRule="auto"/>
             </w:pPr>
             <w:r/>
             <w:r>
@@ -8119,7 +11286,7 @@
                 <w:rFonts w:ascii="맑은 고딕" w:hAnsi="맑은 고딕" w:eastAsia="맑은 고딕"/>
                 <w:b w:val="0"/>
                 <w:color w:val="1A1E21"/>
-                <w:sz w:val="19"/>
+                <w:sz w:val="18"/>
               </w:rPr>
               <w:t>통계 용어 중심 보고서</w:t>
             </w:r>
@@ -8131,7 +11298,7 @@
           </w:tcPr>
           <w:p>
             <w:pPr>
-              <w:spacing w:after="30" w:before="30" w:line="288" w:lineRule="auto"/>
+              <w:spacing w:after="16" w:before="16" w:line="269" w:lineRule="auto"/>
             </w:pPr>
             <w:r/>
             <w:r>
@@ -8139,7 +11306,7 @@
                 <w:rFonts w:ascii="맑은 고딕" w:hAnsi="맑은 고딕" w:eastAsia="맑은 고딕"/>
                 <w:b w:val="0"/>
                 <w:color w:val="1A1E21"/>
-                <w:sz w:val="19"/>
+                <w:sz w:val="18"/>
               </w:rPr>
               <w:t>⇨</w:t>
             </w:r>
@@ -8151,7 +11318,7 @@
           </w:tcPr>
           <w:p>
             <w:pPr>
-              <w:spacing w:after="30" w:before="30" w:line="288" w:lineRule="auto"/>
+              <w:spacing w:after="16" w:before="16" w:line="269" w:lineRule="auto"/>
             </w:pPr>
             <w:r/>
             <w:r>
@@ -8159,7 +11326,7 @@
                 <w:rFonts w:ascii="맑은 고딕" w:hAnsi="맑은 고딕" w:eastAsia="맑은 고딕"/>
                 <w:b/>
                 <w:color w:val="1A1E21"/>
-                <w:sz w:val="19"/>
+                <w:sz w:val="18"/>
               </w:rPr>
               <w:t>임업 종사자의 말로 재작성</w:t>
             </w:r>
@@ -8169,7 +11336,7 @@
     </w:tbl>
     <w:p>
       <w:pPr>
-        <w:spacing w:after="80"/>
+        <w:spacing w:after="40"/>
       </w:pPr>
     </w:p>
     <w:p>
@@ -8363,7 +11530,468 @@
           <w:color w:val="1A1E21"/>
           <w:sz w:val="23"/>
         </w:rPr>
-        <w:t>다. 기대효과</w:t>
+        <w:t>다. 현장 활용 시나리오</w:t>
+      </w:r>
+    </w:p>
+    <w:tbl>
+      <w:tblPr>
+        <w:tblStyle w:val="TableGrid"/>
+        <w:tblW w:type="auto" w:w="0"/>
+        <w:jc w:val="center"/>
+        <w:tblLook w:firstColumn="1" w:firstRow="1" w:lastColumn="0" w:lastRow="0" w:noHBand="0" w:noVBand="1" w:val="04A0"/>
+      </w:tblPr>
+      <w:tblGrid>
+        <w:gridCol w:w="3251"/>
+        <w:gridCol w:w="3251"/>
+        <w:gridCol w:w="3251"/>
+      </w:tblGrid>
+      <w:tr>
+        <w:tc>
+          <w:tcPr>
+            <w:tcW w:type="dxa" w:w="1587"/>
+          </w:tcPr>
+          <w:p>
+            <w:pPr>
+              <w:spacing w:after="16" w:before="16" w:line="269" w:lineRule="auto"/>
+              <w:jc w:val="center"/>
+            </w:pPr>
+            <w:r>
+              <w:rPr>
+                <w:b/>
+              </w:rPr>
+            </w:r>
+            <w:r>
+              <w:rPr>
+                <w:rFonts w:ascii="맑은 고딕" w:hAnsi="맑은 고딕" w:eastAsia="맑은 고딕"/>
+                <w:b/>
+                <w:color w:val="1A1E21"/>
+                <w:sz w:val="18"/>
+              </w:rPr>
+              <w:t>시점</w:t>
+            </w:r>
+          </w:p>
+          <w:shd w:val="clear" w:fill="E8EFEA"/>
+        </w:tc>
+        <w:tc>
+          <w:tcPr>
+            <w:tcW w:type="dxa" w:w="3175"/>
+          </w:tcPr>
+          <w:p>
+            <w:pPr>
+              <w:spacing w:after="16" w:before="16" w:line="269" w:lineRule="auto"/>
+              <w:jc w:val="center"/>
+            </w:pPr>
+            <w:r>
+              <w:rPr>
+                <w:b/>
+              </w:rPr>
+            </w:r>
+            <w:r>
+              <w:rPr>
+                <w:rFonts w:ascii="맑은 고딕" w:hAnsi="맑은 고딕" w:eastAsia="맑은 고딕"/>
+                <w:b/>
+                <w:color w:val="1A1E21"/>
+                <w:sz w:val="18"/>
+              </w:rPr>
+              <w:t>임가가 하는 일</w:t>
+            </w:r>
+          </w:p>
+          <w:shd w:val="clear" w:fill="E8EFEA"/>
+        </w:tc>
+        <w:tc>
+          <w:tcPr>
+            <w:tcW w:type="dxa" w:w="4535"/>
+          </w:tcPr>
+          <w:p>
+            <w:pPr>
+              <w:spacing w:after="16" w:before="16" w:line="269" w:lineRule="auto"/>
+              <w:jc w:val="center"/>
+            </w:pPr>
+            <w:r>
+              <w:rPr>
+                <w:b/>
+              </w:rPr>
+            </w:r>
+            <w:r>
+              <w:rPr>
+                <w:rFonts w:ascii="맑은 고딕" w:hAnsi="맑은 고딕" w:eastAsia="맑은 고딕"/>
+                <w:b/>
+                <w:color w:val="1A1E21"/>
+                <w:sz w:val="18"/>
+              </w:rPr>
+              <w:t>시스템이 답하는 것</w:t>
+            </w:r>
+          </w:p>
+          <w:shd w:val="clear" w:fill="E8EFEA"/>
+        </w:tc>
+      </w:tr>
+      <w:tr>
+        <w:tc>
+          <w:tcPr>
+            <w:tcW w:type="dxa" w:w="1587"/>
+          </w:tcPr>
+          <w:p>
+            <w:pPr>
+              <w:spacing w:after="16" w:before="16" w:line="269" w:lineRule="auto"/>
+            </w:pPr>
+            <w:r/>
+            <w:r>
+              <w:rPr>
+                <w:rFonts w:ascii="맑은 고딕" w:hAnsi="맑은 고딕" w:eastAsia="맑은 고딕"/>
+                <w:b w:val="0"/>
+                <w:color w:val="1A1E21"/>
+                <w:sz w:val="18"/>
+              </w:rPr>
+              <w:t>연초 · 영농 계획</w:t>
+            </w:r>
+          </w:p>
+        </w:tc>
+        <w:tc>
+          <w:tcPr>
+            <w:tcW w:type="dxa" w:w="3175"/>
+          </w:tcPr>
+          <w:p>
+            <w:pPr>
+              <w:spacing w:after="16" w:before="16" w:line="269" w:lineRule="auto"/>
+            </w:pPr>
+            <w:r/>
+            <w:r>
+              <w:rPr>
+                <w:rFonts w:ascii="맑은 고딕" w:hAnsi="맑은 고딕" w:eastAsia="맑은 고딕"/>
+                <w:b w:val="0"/>
+                <w:color w:val="1A1E21"/>
+                <w:sz w:val="18"/>
+              </w:rPr>
+              <w:t>올해 경영비를 얼마로 잡을지 정한다</w:t>
+            </w:r>
+          </w:p>
+        </w:tc>
+        <w:tc>
+          <w:tcPr>
+            <w:tcW w:type="dxa" w:w="4535"/>
+          </w:tcPr>
+          <w:p>
+            <w:pPr>
+              <w:spacing w:after="16" w:before="16" w:line="269" w:lineRule="auto"/>
+            </w:pPr>
+            <w:r/>
+            <w:r>
+              <w:rPr>
+                <w:rFonts w:ascii="맑은 고딕" w:hAnsi="맑은 고딕" w:eastAsia="맑은 고딕"/>
+                <w:b w:val="0"/>
+                <w:color w:val="1A1E21"/>
+                <w:sz w:val="18"/>
+              </w:rPr>
+              <w:t>경영비 구간별 예측 ROI 곡선과 같은 조건 임가의 중앙값</w:t>
+            </w:r>
+          </w:p>
+        </w:tc>
+      </w:tr>
+      <w:tr>
+        <w:tc>
+          <w:tcPr>
+            <w:tcW w:type="dxa" w:w="1587"/>
+          </w:tcPr>
+          <w:p>
+            <w:pPr>
+              <w:spacing w:after="16" w:before="16" w:line="269" w:lineRule="auto"/>
+            </w:pPr>
+            <w:r/>
+            <w:r>
+              <w:rPr>
+                <w:rFonts w:ascii="맑은 고딕" w:hAnsi="맑은 고딕" w:eastAsia="맑은 고딕"/>
+                <w:b w:val="0"/>
+                <w:color w:val="1A1E21"/>
+                <w:sz w:val="18"/>
+              </w:rPr>
+              <w:t>봄 · 투자 판단</w:t>
+            </w:r>
+          </w:p>
+          <w:shd w:val="clear" w:fill="F7F9F8"/>
+        </w:tc>
+        <w:tc>
+          <w:tcPr>
+            <w:tcW w:type="dxa" w:w="3175"/>
+          </w:tcPr>
+          <w:p>
+            <w:pPr>
+              <w:spacing w:after="16" w:before="16" w:line="269" w:lineRule="auto"/>
+            </w:pPr>
+            <w:r/>
+            <w:r>
+              <w:rPr>
+                <w:rFonts w:ascii="맑은 고딕" w:hAnsi="맑은 고딕" w:eastAsia="맑은 고딕"/>
+                <w:b w:val="0"/>
+                <w:color w:val="1A1E21"/>
+                <w:sz w:val="18"/>
+              </w:rPr>
+              <w:t>임목 갱신·시설 도입을 검토한다</w:t>
+            </w:r>
+          </w:p>
+          <w:shd w:val="clear" w:fill="F7F9F8"/>
+        </w:tc>
+        <w:tc>
+          <w:tcPr>
+            <w:tcW w:type="dxa" w:w="4535"/>
+          </w:tcPr>
+          <w:p>
+            <w:pPr>
+              <w:spacing w:after="16" w:before="16" w:line="269" w:lineRule="auto"/>
+            </w:pPr>
+            <w:r/>
+            <w:r>
+              <w:rPr>
+                <w:rFonts w:ascii="맑은 고딕" w:hAnsi="맑은 고딕" w:eastAsia="맑은 고딕"/>
+                <w:b w:val="0"/>
+                <w:color w:val="1A1E21"/>
+                <w:sz w:val="18"/>
+              </w:rPr>
+              <w:t>수령 구간별 수익성, 보조사업 자부담률 기반 실효 ROI</w:t>
+            </w:r>
+          </w:p>
+          <w:shd w:val="clear" w:fill="F7F9F8"/>
+        </w:tc>
+      </w:tr>
+      <w:tr>
+        <w:tc>
+          <w:tcPr>
+            <w:tcW w:type="dxa" w:w="1587"/>
+          </w:tcPr>
+          <w:p>
+            <w:pPr>
+              <w:spacing w:after="16" w:before="16" w:line="269" w:lineRule="auto"/>
+            </w:pPr>
+            <w:r/>
+            <w:r>
+              <w:rPr>
+                <w:rFonts w:ascii="맑은 고딕" w:hAnsi="맑은 고딕" w:eastAsia="맑은 고딕"/>
+                <w:b w:val="0"/>
+                <w:color w:val="1A1E21"/>
+                <w:sz w:val="18"/>
+              </w:rPr>
+              <w:t>여름 · 품질 관리</w:t>
+            </w:r>
+          </w:p>
+        </w:tc>
+        <w:tc>
+          <w:tcPr>
+            <w:tcW w:type="dxa" w:w="3175"/>
+          </w:tcPr>
+          <w:p>
+            <w:pPr>
+              <w:spacing w:after="16" w:before="16" w:line="269" w:lineRule="auto"/>
+            </w:pPr>
+            <w:r/>
+            <w:r>
+              <w:rPr>
+                <w:rFonts w:ascii="맑은 고딕" w:hAnsi="맑은 고딕" w:eastAsia="맑은 고딕"/>
+                <w:b w:val="0"/>
+                <w:color w:val="1A1E21"/>
+                <w:sz w:val="18"/>
+              </w:rPr>
+              <w:t>선별·전정에 얼마나 품을 들일지 정한다</w:t>
+            </w:r>
+          </w:p>
+        </w:tc>
+        <w:tc>
+          <w:tcPr>
+            <w:tcW w:type="dxa" w:w="4535"/>
+          </w:tcPr>
+          <w:p>
+            <w:pPr>
+              <w:spacing w:after="16" w:before="16" w:line="269" w:lineRule="auto"/>
+            </w:pPr>
+            <w:r/>
+            <w:r>
+              <w:rPr>
+                <w:rFonts w:ascii="맑은 고딕" w:hAnsi="맑은 고딕" w:eastAsia="맑은 고딕"/>
+                <w:b w:val="0"/>
+                <w:color w:val="1A1E21"/>
+                <w:sz w:val="18"/>
+              </w:rPr>
+              <w:t>등급 전환 시 ha당 수취액 증가분(밤 기준 +75,178원)</w:t>
+            </w:r>
+          </w:p>
+        </w:tc>
+      </w:tr>
+      <w:tr>
+        <w:tc>
+          <w:tcPr>
+            <w:tcW w:type="dxa" w:w="1587"/>
+          </w:tcPr>
+          <w:p>
+            <w:pPr>
+              <w:spacing w:after="16" w:before="16" w:line="269" w:lineRule="auto"/>
+            </w:pPr>
+            <w:r/>
+            <w:r>
+              <w:rPr>
+                <w:rFonts w:ascii="맑은 고딕" w:hAnsi="맑은 고딕" w:eastAsia="맑은 고딕"/>
+                <w:b w:val="0"/>
+                <w:color w:val="1A1E21"/>
+                <w:sz w:val="18"/>
+              </w:rPr>
+              <w:t>가을 · 출하</w:t>
+            </w:r>
+          </w:p>
+          <w:shd w:val="clear" w:fill="F7F9F8"/>
+        </w:tc>
+        <w:tc>
+          <w:tcPr>
+            <w:tcW w:type="dxa" w:w="3175"/>
+          </w:tcPr>
+          <w:p>
+            <w:pPr>
+              <w:spacing w:after="16" w:before="16" w:line="269" w:lineRule="auto"/>
+            </w:pPr>
+            <w:r/>
+            <w:r>
+              <w:rPr>
+                <w:rFonts w:ascii="맑은 고딕" w:hAnsi="맑은 고딕" w:eastAsia="맑은 고딕"/>
+                <w:b w:val="0"/>
+                <w:color w:val="1A1E21"/>
+                <w:sz w:val="18"/>
+              </w:rPr>
+              <w:t>언제, 어디로 낼지 정한다</w:t>
+            </w:r>
+          </w:p>
+          <w:shd w:val="clear" w:fill="F7F9F8"/>
+        </w:tc>
+        <w:tc>
+          <w:tcPr>
+            <w:tcW w:type="dxa" w:w="4535"/>
+          </w:tcPr>
+          <w:p>
+            <w:pPr>
+              <w:spacing w:after="16" w:before="16" w:line="269" w:lineRule="auto"/>
+            </w:pPr>
+            <w:r/>
+            <w:r>
+              <w:rPr>
+                <w:rFonts w:ascii="맑은 고딕" w:hAnsi="맑은 고딕" w:eastAsia="맑은 고딕"/>
+                <w:b w:val="0"/>
+                <w:color w:val="1A1E21"/>
+                <w:sz w:val="18"/>
+              </w:rPr>
+              <w:t>KAMIS 월별 도매가 추이, 시군구 단가 프리미엄</w:t>
+            </w:r>
+          </w:p>
+          <w:shd w:val="clear" w:fill="F7F9F8"/>
+        </w:tc>
+      </w:tr>
+      <w:tr>
+        <w:tc>
+          <w:tcPr>
+            <w:tcW w:type="dxa" w:w="1587"/>
+          </w:tcPr>
+          <w:p>
+            <w:pPr>
+              <w:spacing w:after="16" w:before="16" w:line="269" w:lineRule="auto"/>
+            </w:pPr>
+            <w:r/>
+            <w:r>
+              <w:rPr>
+                <w:rFonts w:ascii="맑은 고딕" w:hAnsi="맑은 고딕" w:eastAsia="맑은 고딕"/>
+                <w:b w:val="0"/>
+                <w:color w:val="1A1E21"/>
+                <w:sz w:val="18"/>
+              </w:rPr>
+              <w:t>연말 · 복기</w:t>
+            </w:r>
+          </w:p>
+        </w:tc>
+        <w:tc>
+          <w:tcPr>
+            <w:tcW w:type="dxa" w:w="3175"/>
+          </w:tcPr>
+          <w:p>
+            <w:pPr>
+              <w:spacing w:after="16" w:before="16" w:line="269" w:lineRule="auto"/>
+            </w:pPr>
+            <w:r/>
+            <w:r>
+              <w:rPr>
+                <w:rFonts w:ascii="맑은 고딕" w:hAnsi="맑은 고딕" w:eastAsia="맑은 고딕"/>
+                <w:b w:val="0"/>
+                <w:color w:val="1A1E21"/>
+                <w:sz w:val="18"/>
+              </w:rPr>
+              <w:t>올해 결과가 어땠는지 확인한다</w:t>
+            </w:r>
+          </w:p>
+        </w:tc>
+        <w:tc>
+          <w:tcPr>
+            <w:tcW w:type="dxa" w:w="4535"/>
+          </w:tcPr>
+          <w:p>
+            <w:pPr>
+              <w:spacing w:after="16" w:before="16" w:line="269" w:lineRule="auto"/>
+            </w:pPr>
+            <w:r/>
+            <w:r>
+              <w:rPr>
+                <w:rFonts w:ascii="맑은 고딕" w:hAnsi="맑은 고딕" w:eastAsia="맑은 고딕"/>
+                <w:b w:val="0"/>
+                <w:color w:val="1A1E21"/>
+                <w:sz w:val="18"/>
+              </w:rPr>
+              <w:t>유사 임가 40곳과의 비교, 잘 버는 쪽과의 투입 구조 차이</w:t>
+            </w:r>
+          </w:p>
+        </w:tc>
+      </w:tr>
+    </w:tbl>
+    <w:p>
+      <w:pPr>
+        <w:spacing w:after="40"/>
+      </w:pPr>
+    </w:p>
+    <w:p>
+      <w:pPr>
+        <w:spacing w:after="100" w:line="317" w:lineRule="auto"/>
+      </w:pPr>
+      <w:r>
+        <w:rPr>
+          <w:rFonts w:ascii="맑은 고딕" w:hAnsi="맑은 고딕" w:eastAsia="맑은 고딕"/>
+          <w:b w:val="0"/>
+          <w:color w:val="1A1E21"/>
+          <w:sz w:val="21"/>
+        </w:rPr>
+        <w:t xml:space="preserve">임업은 결정과 결과 사이의 간격이 긴 산업입니다. 밤나무를 새로 심으면 수확까지 여러 해가 걸립니다. 그래서 </w:t>
+      </w:r>
+      <w:r>
+        <w:rPr>
+          <w:rFonts w:ascii="맑은 고딕" w:hAnsi="맑은 고딕" w:eastAsia="맑은 고딕"/>
+          <w:b/>
+          <w:color w:val="1A1E21"/>
+          <w:sz w:val="21"/>
+        </w:rPr>
+        <w:t>결정 시점에 근거를 주는 것</w:t>
+      </w:r>
+      <w:r>
+        <w:rPr>
+          <w:rFonts w:ascii="맑은 고딕" w:hAnsi="맑은 고딕" w:eastAsia="맑은 고딕"/>
+          <w:b w:val="0"/>
+          <w:color w:val="1A1E21"/>
+          <w:sz w:val="21"/>
+        </w:rPr>
+        <w:t>이 사후 통계를 정확히 만드는 것보다 임가에게 실질적인 도움이 됩니다.</w:t>
+      </w:r>
+    </w:p>
+    <w:p>
+      <w:pPr>
+        <w:keepNext/>
+        <w:spacing w:before="200" w:after="80"/>
+      </w:pPr>
+      <w:r>
+        <w:rPr>
+          <w:rFonts w:ascii="맑은 고딕" w:hAnsi="맑은 고딕" w:eastAsia="맑은 고딕"/>
+          <w:b/>
+          <w:color w:val="1A1E21"/>
+          <w:sz w:val="23"/>
+        </w:rPr>
+        <w:t>라. 기대효과</w:t>
       </w:r>
     </w:p>
     <w:tbl>
@@ -8384,7 +12012,7 @@
           </w:tcPr>
           <w:p>
             <w:pPr>
-              <w:spacing w:after="30" w:before="30" w:line="288" w:lineRule="auto"/>
+              <w:spacing w:after="16" w:before="16" w:line="269" w:lineRule="auto"/>
               <w:jc w:val="center"/>
             </w:pPr>
             <w:r>
@@ -8397,7 +12025,7 @@
                 <w:rFonts w:ascii="맑은 고딕" w:hAnsi="맑은 고딕" w:eastAsia="맑은 고딕"/>
                 <w:b/>
                 <w:color w:val="1A1E21"/>
-                <w:sz w:val="19"/>
+                <w:sz w:val="18"/>
               </w:rPr>
               <w:t>대상</w:t>
             </w:r>
@@ -8410,7 +12038,7 @@
           </w:tcPr>
           <w:p>
             <w:pPr>
-              <w:spacing w:after="30" w:before="30" w:line="288" w:lineRule="auto"/>
+              <w:spacing w:after="16" w:before="16" w:line="269" w:lineRule="auto"/>
               <w:jc w:val="center"/>
             </w:pPr>
             <w:r>
@@ -8423,7 +12051,7 @@
                 <w:rFonts w:ascii="맑은 고딕" w:hAnsi="맑은 고딕" w:eastAsia="맑은 고딕"/>
                 <w:b/>
                 <w:color w:val="1A1E21"/>
-                <w:sz w:val="19"/>
+                <w:sz w:val="18"/>
               </w:rPr>
               <w:t>기대효과</w:t>
             </w:r>
@@ -8438,7 +12066,7 @@
           </w:tcPr>
           <w:p>
             <w:pPr>
-              <w:spacing w:after="30" w:before="30" w:line="288" w:lineRule="auto"/>
+              <w:spacing w:after="16" w:before="16" w:line="269" w:lineRule="auto"/>
             </w:pPr>
             <w:r/>
             <w:r>
@@ -8446,7 +12074,7 @@
                 <w:rFonts w:ascii="맑은 고딕" w:hAnsi="맑은 고딕" w:eastAsia="맑은 고딕"/>
                 <w:b w:val="0"/>
                 <w:color w:val="1A1E21"/>
-                <w:sz w:val="19"/>
+                <w:sz w:val="18"/>
               </w:rPr>
               <w:t>임가</w:t>
             </w:r>
@@ -8458,7 +12086,7 @@
           </w:tcPr>
           <w:p>
             <w:pPr>
-              <w:spacing w:after="30" w:before="30" w:line="288" w:lineRule="auto"/>
+              <w:spacing w:after="16" w:before="16" w:line="269" w:lineRule="auto"/>
             </w:pPr>
             <w:r/>
             <w:r>
@@ -8466,7 +12094,7 @@
                 <w:rFonts w:ascii="맑은 고딕" w:hAnsi="맑은 고딕" w:eastAsia="맑은 고딕"/>
                 <w:b w:val="0"/>
                 <w:color w:val="1A1E21"/>
-                <w:sz w:val="19"/>
+                <w:sz w:val="18"/>
               </w:rPr>
               <w:t>투자 전 수익 구간 확인 → 과잉 투자 방지 / 임목 갱신·출하 시기 판단 근거 확보</w:t>
             </w:r>
@@ -8480,7 +12108,7 @@
           </w:tcPr>
           <w:p>
             <w:pPr>
-              <w:spacing w:after="30" w:before="30" w:line="288" w:lineRule="auto"/>
+              <w:spacing w:after="16" w:before="16" w:line="269" w:lineRule="auto"/>
             </w:pPr>
             <w:r/>
             <w:r>
@@ -8488,7 +12116,7 @@
                 <w:rFonts w:ascii="맑은 고딕" w:hAnsi="맑은 고딕" w:eastAsia="맑은 고딕"/>
                 <w:b w:val="0"/>
                 <w:color w:val="1A1E21"/>
-                <w:sz w:val="19"/>
+                <w:sz w:val="18"/>
               </w:rPr>
               <w:t>산림청·진흥원</w:t>
             </w:r>
@@ -8501,7 +12129,7 @@
           </w:tcPr>
           <w:p>
             <w:pPr>
-              <w:spacing w:after="30" w:before="30" w:line="288" w:lineRule="auto"/>
+              <w:spacing w:after="16" w:before="16" w:line="269" w:lineRule="auto"/>
             </w:pPr>
             <w:r/>
             <w:r>
@@ -8509,7 +12137,7 @@
                 <w:rFonts w:ascii="맑은 고딕" w:hAnsi="맑은 고딕" w:eastAsia="맑은 고딕"/>
                 <w:b w:val="0"/>
                 <w:color w:val="1A1E21"/>
-                <w:sz w:val="19"/>
+                <w:sz w:val="18"/>
               </w:rPr>
               <w:t>조사 항목 개선 우선순위 도출 / 지원 사업 비용편익 산정 근거</w:t>
             </w:r>
@@ -8524,7 +12152,7 @@
           </w:tcPr>
           <w:p>
             <w:pPr>
-              <w:spacing w:after="30" w:before="30" w:line="288" w:lineRule="auto"/>
+              <w:spacing w:after="16" w:before="16" w:line="269" w:lineRule="auto"/>
             </w:pPr>
             <w:r/>
             <w:r>
@@ -8532,7 +12160,7 @@
                 <w:rFonts w:ascii="맑은 고딕" w:hAnsi="맑은 고딕" w:eastAsia="맑은 고딕"/>
                 <w:b w:val="0"/>
                 <w:color w:val="1A1E21"/>
-                <w:sz w:val="19"/>
+                <w:sz w:val="18"/>
               </w:rPr>
               <w:t>지자체</w:t>
             </w:r>
@@ -8544,7 +12172,7 @@
           </w:tcPr>
           <w:p>
             <w:pPr>
-              <w:spacing w:after="30" w:before="30" w:line="288" w:lineRule="auto"/>
+              <w:spacing w:after="16" w:before="16" w:line="269" w:lineRule="auto"/>
             </w:pPr>
             <w:r/>
             <w:r>
@@ -8552,7 +12180,7 @@
                 <w:rFonts w:ascii="맑은 고딕" w:hAnsi="맑은 고딕" w:eastAsia="맑은 고딕"/>
                 <w:b w:val="0"/>
                 <w:color w:val="1A1E21"/>
-                <w:sz w:val="19"/>
+                <w:sz w:val="18"/>
               </w:rPr>
               <w:t>지역 특화도(LQ) 기반 품목 육성 전략 / 시군구 단위 단가 비교</w:t>
             </w:r>
@@ -8566,7 +12194,7 @@
           </w:tcPr>
           <w:p>
             <w:pPr>
-              <w:spacing w:after="30" w:before="30" w:line="288" w:lineRule="auto"/>
+              <w:spacing w:after="16" w:before="16" w:line="269" w:lineRule="auto"/>
             </w:pPr>
             <w:r/>
             <w:r>
@@ -8574,7 +12202,7 @@
                 <w:rFonts w:ascii="맑은 고딕" w:hAnsi="맑은 고딕" w:eastAsia="맑은 고딕"/>
                 <w:b w:val="0"/>
                 <w:color w:val="1A1E21"/>
-                <w:sz w:val="19"/>
+                <w:sz w:val="18"/>
               </w:rPr>
               <w:t>연구자</w:t>
             </w:r>
@@ -8587,7 +12215,7 @@
           </w:tcPr>
           <w:p>
             <w:pPr>
-              <w:spacing w:after="30" w:before="30" w:line="288" w:lineRule="auto"/>
+              <w:spacing w:after="16" w:before="16" w:line="269" w:lineRule="auto"/>
             </w:pPr>
             <w:r/>
             <w:r>
@@ -8595,7 +12223,7 @@
                 <w:rFonts w:ascii="맑은 고딕" w:hAnsi="맑은 고딕" w:eastAsia="맑은 고딕"/>
                 <w:b w:val="0"/>
                 <w:color w:val="1A1E21"/>
-                <w:sz w:val="19"/>
+                <w:sz w:val="18"/>
               </w:rPr>
               <w:t>전 과정 재현 가능한 코드 공개 → 후속 연구 기반</w:t>
             </w:r>
@@ -8606,7 +12234,7 @@
     </w:tbl>
     <w:p>
       <w:pPr>
-        <w:spacing w:after="80"/>
+        <w:spacing w:after="40"/>
       </w:pPr>
     </w:p>
     <w:p>
@@ -8621,7 +12249,7 @@
           <w:color w:val="1A1E21"/>
           <w:sz w:val="23"/>
         </w:rPr>
-        <w:t>라. 확장 계획</w:t>
+        <w:t>마. 확장 계획</w:t>
       </w:r>
     </w:p>
     <w:p>
@@ -8684,7 +12312,7 @@
           <w:color w:val="1A1E21"/>
           <w:sz w:val="23"/>
         </w:rPr>
-        <w:t>마. 재현성 및 별첨</w:t>
+        <w:t>바. 재현성 및 별첨</w:t>
       </w:r>
     </w:p>
     <w:p>
@@ -8728,7 +12356,7 @@
           </w:tcPr>
           <w:p>
             <w:pPr>
-              <w:spacing w:after="30" w:before="30" w:line="288" w:lineRule="auto"/>
+              <w:spacing w:after="16" w:before="16" w:line="269" w:lineRule="auto"/>
               <w:jc w:val="center"/>
             </w:pPr>
             <w:r>
@@ -8741,7 +12369,7 @@
                 <w:rFonts w:ascii="맑은 고딕" w:hAnsi="맑은 고딕" w:eastAsia="맑은 고딕"/>
                 <w:b/>
                 <w:color w:val="1A1E21"/>
-                <w:sz w:val="19"/>
+                <w:sz w:val="18"/>
               </w:rPr>
               <w:t>구분</w:t>
             </w:r>
@@ -8754,7 +12382,7 @@
           </w:tcPr>
           <w:p>
             <w:pPr>
-              <w:spacing w:after="30" w:before="30" w:line="288" w:lineRule="auto"/>
+              <w:spacing w:after="16" w:before="16" w:line="269" w:lineRule="auto"/>
               <w:jc w:val="center"/>
             </w:pPr>
             <w:r>
@@ -8767,7 +12395,7 @@
                 <w:rFonts w:ascii="맑은 고딕" w:hAnsi="맑은 고딕" w:eastAsia="맑은 고딕"/>
                 <w:b/>
                 <w:color w:val="1A1E21"/>
-                <w:sz w:val="19"/>
+                <w:sz w:val="18"/>
               </w:rPr>
               <w:t>파일</w:t>
             </w:r>
@@ -8782,7 +12410,7 @@
           </w:tcPr>
           <w:p>
             <w:pPr>
-              <w:spacing w:after="30" w:before="30" w:line="288" w:lineRule="auto"/>
+              <w:spacing w:after="16" w:before="16" w:line="269" w:lineRule="auto"/>
             </w:pPr>
             <w:r/>
             <w:r>
@@ -8790,7 +12418,7 @@
                 <w:rFonts w:ascii="맑은 고딕" w:hAnsi="맑은 고딕" w:eastAsia="맑은 고딕"/>
                 <w:b w:val="0"/>
                 <w:color w:val="1A1E21"/>
-                <w:sz w:val="19"/>
+                <w:sz w:val="18"/>
               </w:rPr>
               <w:t>전처리</w:t>
             </w:r>
@@ -8802,7 +12430,7 @@
           </w:tcPr>
           <w:p>
             <w:pPr>
-              <w:spacing w:after="30" w:before="30" w:line="288" w:lineRule="auto"/>
+              <w:spacing w:after="16" w:before="16" w:line="269" w:lineRule="auto"/>
             </w:pPr>
             <w:r/>
             <w:r>
@@ -8810,7 +12438,7 @@
                 <w:rFonts w:ascii="맑은 고딕" w:hAnsi="맑은 고딕" w:eastAsia="맑은 고딕"/>
                 <w:b w:val="0"/>
                 <w:color w:val="1A1E21"/>
-                <w:sz w:val="19"/>
+                <w:sz w:val="18"/>
               </w:rPr>
               <w:t>src/preprocess.py, src/preprocess_cost.py</w:t>
             </w:r>
@@ -8824,7 +12452,7 @@
           </w:tcPr>
           <w:p>
             <w:pPr>
-              <w:spacing w:after="30" w:before="30" w:line="288" w:lineRule="auto"/>
+              <w:spacing w:after="16" w:before="16" w:line="269" w:lineRule="auto"/>
             </w:pPr>
             <w:r/>
             <w:r>
@@ -8832,7 +12460,7 @@
                 <w:rFonts w:ascii="맑은 고딕" w:hAnsi="맑은 고딕" w:eastAsia="맑은 고딕"/>
                 <w:b w:val="0"/>
                 <w:color w:val="1A1E21"/>
-                <w:sz w:val="19"/>
+                <w:sz w:val="18"/>
               </w:rPr>
               <w:t>학습</w:t>
             </w:r>
@@ -8845,7 +12473,7 @@
           </w:tcPr>
           <w:p>
             <w:pPr>
-              <w:spacing w:after="30" w:before="30" w:line="288" w:lineRule="auto"/>
+              <w:spacing w:after="16" w:before="16" w:line="269" w:lineRule="auto"/>
             </w:pPr>
             <w:r/>
             <w:r>
@@ -8853,7 +12481,7 @@
                 <w:rFonts w:ascii="맑은 고딕" w:hAnsi="맑은 고딕" w:eastAsia="맑은 고딕"/>
                 <w:b w:val="0"/>
                 <w:color w:val="1A1E21"/>
-                <w:sz w:val="19"/>
+                <w:sz w:val="18"/>
               </w:rPr>
               <w:t>src/train_optuna.py, src/train_cost.py, src/train_quantile.py</w:t>
             </w:r>
@@ -8868,7 +12496,7 @@
           </w:tcPr>
           <w:p>
             <w:pPr>
-              <w:spacing w:after="30" w:before="30" w:line="288" w:lineRule="auto"/>
+              <w:spacing w:after="16" w:before="16" w:line="269" w:lineRule="auto"/>
             </w:pPr>
             <w:r/>
             <w:r>
@@ -8876,7 +12504,7 @@
                 <w:rFonts w:ascii="맑은 고딕" w:hAnsi="맑은 고딕" w:eastAsia="맑은 고딕"/>
                 <w:b w:val="0"/>
                 <w:color w:val="1A1E21"/>
-                <w:sz w:val="19"/>
+                <w:sz w:val="18"/>
               </w:rPr>
               <w:t>분석</w:t>
             </w:r>
@@ -8888,7 +12516,7 @@
           </w:tcPr>
           <w:p>
             <w:pPr>
-              <w:spacing w:after="30" w:before="30" w:line="288" w:lineRule="auto"/>
+              <w:spacing w:after="16" w:before="16" w:line="269" w:lineRule="auto"/>
             </w:pPr>
             <w:r/>
             <w:r>
@@ -8896,7 +12524,7 @@
                 <w:rFonts w:ascii="맑은 고딕" w:hAnsi="맑은 고딕" w:eastAsia="맑은 고딕"/>
                 <w:b w:val="0"/>
                 <w:color w:val="1A1E21"/>
-                <w:sz w:val="19"/>
+                <w:sz w:val="18"/>
               </w:rPr>
               <w:t>src/insights.py, src/production.py, src/management.py, src/subsidy.py, src/region_map.py, src/portfolio.py, src/explain.py</w:t>
             </w:r>
@@ -8910,7 +12538,7 @@
           </w:tcPr>
           <w:p>
             <w:pPr>
-              <w:spacing w:after="30" w:before="30" w:line="288" w:lineRule="auto"/>
+              <w:spacing w:after="16" w:before="16" w:line="269" w:lineRule="auto"/>
             </w:pPr>
             <w:r/>
             <w:r>
@@ -8918,7 +12546,7 @@
                 <w:rFonts w:ascii="맑은 고딕" w:hAnsi="맑은 고딕" w:eastAsia="맑은 고딕"/>
                 <w:b w:val="0"/>
                 <w:color w:val="1A1E21"/>
-                <w:sz w:val="19"/>
+                <w:sz w:val="18"/>
               </w:rPr>
               <w:t>외부 API</w:t>
             </w:r>
@@ -8931,7 +12559,7 @@
           </w:tcPr>
           <w:p>
             <w:pPr>
-              <w:spacing w:after="30" w:before="30" w:line="288" w:lineRule="auto"/>
+              <w:spacing w:after="16" w:before="16" w:line="269" w:lineRule="auto"/>
             </w:pPr>
             <w:r/>
             <w:r>
@@ -8939,7 +12567,7 @@
                 <w:rFonts w:ascii="맑은 고딕" w:hAnsi="맑은 고딕" w:eastAsia="맑은 고딕"/>
                 <w:b w:val="0"/>
                 <w:color w:val="1A1E21"/>
-                <w:sz w:val="19"/>
+                <w:sz w:val="18"/>
               </w:rPr>
               <w:t>src/kamis_client.py, src/kma_client.py, src/weather.py, src/weather_sgg.py</w:t>
             </w:r>
@@ -8954,7 +12582,7 @@
           </w:tcPr>
           <w:p>
             <w:pPr>
-              <w:spacing w:after="30" w:before="30" w:line="288" w:lineRule="auto"/>
+              <w:spacing w:after="16" w:before="16" w:line="269" w:lineRule="auto"/>
             </w:pPr>
             <w:r/>
             <w:r>
@@ -8962,7 +12590,7 @@
                 <w:rFonts w:ascii="맑은 고딕" w:hAnsi="맑은 고딕" w:eastAsia="맑은 고딕"/>
                 <w:b w:val="0"/>
                 <w:color w:val="1A1E21"/>
-                <w:sz w:val="19"/>
+                <w:sz w:val="18"/>
               </w:rPr>
               <w:t>도표 생성</w:t>
             </w:r>
@@ -8974,7 +12602,7 @@
           </w:tcPr>
           <w:p>
             <w:pPr>
-              <w:spacing w:after="30" w:before="30" w:line="288" w:lineRule="auto"/>
+              <w:spacing w:after="16" w:before="16" w:line="269" w:lineRule="auto"/>
             </w:pPr>
             <w:r/>
             <w:r>
@@ -8982,7 +12610,7 @@
                 <w:rFonts w:ascii="맑은 고딕" w:hAnsi="맑은 고딕" w:eastAsia="맑은 고딕"/>
                 <w:b w:val="0"/>
                 <w:color w:val="1A1E21"/>
-                <w:sz w:val="19"/>
+                <w:sz w:val="18"/>
               </w:rPr>
               <w:t>src/make_figures.py, src/make_docx.py</w:t>
             </w:r>
@@ -8996,7 +12624,7 @@
           </w:tcPr>
           <w:p>
             <w:pPr>
-              <w:spacing w:after="30" w:before="30" w:line="288" w:lineRule="auto"/>
+              <w:spacing w:after="16" w:before="16" w:line="269" w:lineRule="auto"/>
             </w:pPr>
             <w:r/>
             <w:r>
@@ -9004,7 +12632,7 @@
                 <w:rFonts w:ascii="맑은 고딕" w:hAnsi="맑은 고딕" w:eastAsia="맑은 고딕"/>
                 <w:b w:val="0"/>
                 <w:color w:val="1A1E21"/>
-                <w:sz w:val="19"/>
+                <w:sz w:val="18"/>
               </w:rPr>
               <w:t>서비스</w:t>
             </w:r>
@@ -9017,7 +12645,7 @@
           </w:tcPr>
           <w:p>
             <w:pPr>
-              <w:spacing w:after="30" w:before="30" w:line="288" w:lineRule="auto"/>
+              <w:spacing w:after="16" w:before="16" w:line="269" w:lineRule="auto"/>
             </w:pPr>
             <w:r/>
             <w:r>
@@ -9025,7 +12653,7 @@
                 <w:rFonts w:ascii="맑은 고딕" w:hAnsi="맑은 고딕" w:eastAsia="맑은 고딕"/>
                 <w:b w:val="0"/>
                 <w:color w:val="1A1E21"/>
-                <w:sz w:val="19"/>
+                <w:sz w:val="18"/>
               </w:rPr>
               <w:t>api/ (FastAPI), web/ (Vue 3)</w:t>
             </w:r>
@@ -9036,7 +12664,7 @@
     </w:tbl>
     <w:p>
       <w:pPr>
-        <w:spacing w:after="80"/>
+        <w:spacing w:after="40"/>
       </w:pPr>
     </w:p>
     <w:p>
@@ -9051,7 +12679,7 @@
           <w:color w:val="1A1E21"/>
           <w:sz w:val="23"/>
         </w:rPr>
-        <w:t>바. 이 분석에서 지킨 원칙</w:t>
+        <w:t>사. 이 분석에서 지킨 원칙</w:t>
       </w:r>
     </w:p>
     <w:p>

--- a/docs/제출본_임과함께_데이터분석부문.docx
+++ b/docs/제출본_임과함께_데이터분석부문.docx
@@ -338,7 +338,7 @@
                 <w:color w:val="1A1E21"/>
                 <w:sz w:val="18"/>
               </w:rPr>
-              <w:t>집단 평균 대비 설명력 4.05배 / 5.95배 · 예측구간 포함률 78.2% / 76.5% 검증</w:t>
+              <w:t>집단 평균 대비 설명력 4.05배 / 5.95배 (패널 구조 활용 시 10.2배) · 예측구간 포함률 78.2% / 76.5% 검증 · 데이터 누수 자체 적발 및 교정</w:t>
             </w:r>
           </w:p>
         </w:tc>
@@ -1005,7 +1005,7 @@
       <w:r>
         <w:drawing>
           <wp:inline xmlns:a="http://schemas.openxmlformats.org/drawingml/2006/main" xmlns:pic="http://schemas.openxmlformats.org/drawingml/2006/picture">
-            <wp:extent cx="4500000" cy="2203725"/>
+            <wp:extent cx="4356000" cy="2133205"/>
             <wp:docPr id="1" name="Picture 1"/>
             <wp:cNvGraphicFramePr>
               <a:graphicFrameLocks noChangeAspect="1"/>
@@ -1026,7 +1026,7 @@
                   <pic:spPr>
                     <a:xfrm>
                       <a:off x="0" y="0"/>
-                      <a:ext cx="4500000" cy="2203725"/>
+                      <a:ext cx="4356000" cy="2133205"/>
                     </a:xfrm>
                     <a:prstGeom prst="rect"/>
                   </pic:spPr>
@@ -1074,7 +1074,7 @@
       <w:r>
         <w:drawing>
           <wp:inline xmlns:a="http://schemas.openxmlformats.org/drawingml/2006/main" xmlns:pic="http://schemas.openxmlformats.org/drawingml/2006/picture">
-            <wp:extent cx="4104000" cy="2098690"/>
+            <wp:extent cx="3996000" cy="2043461"/>
             <wp:docPr id="2" name="Picture 2"/>
             <wp:cNvGraphicFramePr>
               <a:graphicFrameLocks noChangeAspect="1"/>
@@ -1095,7 +1095,7 @@
                   <pic:spPr>
                     <a:xfrm>
                       <a:off x="0" y="0"/>
-                      <a:ext cx="4104000" cy="2098690"/>
+                      <a:ext cx="3996000" cy="2043461"/>
                     </a:xfrm>
                     <a:prstGeom prst="rect"/>
                   </pic:spPr>
@@ -2293,7 +2293,7 @@
       <w:r>
         <w:drawing>
           <wp:inline xmlns:a="http://schemas.openxmlformats.org/drawingml/2006/main" xmlns:pic="http://schemas.openxmlformats.org/drawingml/2006/picture">
-            <wp:extent cx="4752000" cy="2356323"/>
+            <wp:extent cx="4608000" cy="2284919"/>
             <wp:docPr id="3" name="Picture 3"/>
             <wp:cNvGraphicFramePr>
               <a:graphicFrameLocks noChangeAspect="1"/>
@@ -2314,7 +2314,7 @@
                   <pic:spPr>
                     <a:xfrm>
                       <a:off x="0" y="0"/>
-                      <a:ext cx="4752000" cy="2356323"/>
+                      <a:ext cx="4608000" cy="2284919"/>
                     </a:xfrm>
                     <a:prstGeom prst="rect"/>
                   </pic:spPr>
@@ -3917,7 +3917,7 @@
       <w:r>
         <w:drawing>
           <wp:inline xmlns:a="http://schemas.openxmlformats.org/drawingml/2006/main" xmlns:pic="http://schemas.openxmlformats.org/drawingml/2006/picture">
-            <wp:extent cx="4644000" cy="2134985"/>
+            <wp:extent cx="4500000" cy="2068784"/>
             <wp:docPr id="4" name="Picture 4"/>
             <wp:cNvGraphicFramePr>
               <a:graphicFrameLocks noChangeAspect="1"/>
@@ -3938,7 +3938,7 @@
                   <pic:spPr>
                     <a:xfrm>
                       <a:off x="0" y="0"/>
-                      <a:ext cx="4644000" cy="2134985"/>
+                      <a:ext cx="4500000" cy="2068784"/>
                     </a:xfrm>
                     <a:prstGeom prst="rect"/>
                   </pic:spPr>
@@ -4586,7 +4586,7 @@
                 <w:color w:val="1A1E21"/>
                 <w:sz w:val="18"/>
               </w:rPr>
-              <w:t>subsample</w:t>
+              <w:t>subsample / colsample</w:t>
             </w:r>
           </w:p>
         </w:tc>
@@ -4607,7 +4607,7 @@
                 <w:color w:val="1A1E21"/>
                 <w:sz w:val="18"/>
               </w:rPr>
-              <w:t>0.890</w:t>
+              <w:t>0.89 / 0.90</w:t>
             </w:r>
           </w:p>
         </w:tc>
@@ -4628,7 +4628,7 @@
                 <w:color w:val="1A1E21"/>
                 <w:sz w:val="18"/>
               </w:rPr>
-              <w:t>0.884</w:t>
+              <w:t>0.88 / 0.93</w:t>
             </w:r>
           </w:p>
         </w:tc>
@@ -4648,7 +4648,7 @@
                 <w:color w:val="1A1E21"/>
                 <w:sz w:val="18"/>
               </w:rPr>
-              <w:t>행 표본 비율</w:t>
+              <w:t>행·열 표본 비율</w:t>
             </w:r>
           </w:p>
         </w:tc>
@@ -4670,7 +4670,7 @@
                 <w:color w:val="1A1E21"/>
                 <w:sz w:val="18"/>
               </w:rPr>
-              <w:t>colsample_bytree</w:t>
+              <w:t>reg_lambda</w:t>
             </w:r>
           </w:p>
           <w:shd w:val="clear" w:fill="F7F9F8"/>
@@ -4692,7 +4692,7 @@
                 <w:color w:val="1A1E21"/>
                 <w:sz w:val="18"/>
               </w:rPr>
-              <w:t>0.899</w:t>
+              <w:t>0.214</w:t>
             </w:r>
           </w:p>
           <w:shd w:val="clear" w:fill="F7F9F8"/>
@@ -4714,7 +4714,7 @@
                 <w:color w:val="1A1E21"/>
                 <w:sz w:val="18"/>
               </w:rPr>
-              <w:t>0.928</w:t>
+              <w:t>12.083</w:t>
             </w:r>
           </w:p>
           <w:shd w:val="clear" w:fill="F7F9F8"/>
@@ -4735,7 +4735,7 @@
                 <w:color w:val="1A1E21"/>
                 <w:sz w:val="18"/>
               </w:rPr>
-              <w:t>열 표본 비율</w:t>
+              <w:t>L2 규제 강도</w:t>
             </w:r>
           </w:p>
           <w:shd w:val="clear" w:fill="F7F9F8"/>
@@ -4758,7 +4758,7 @@
                 <w:color w:val="1A1E21"/>
                 <w:sz w:val="18"/>
               </w:rPr>
-              <w:t>reg_lambda</w:t>
+              <w:t>n_estimators / 탐색</w:t>
             </w:r>
           </w:p>
         </w:tc>
@@ -4779,7 +4779,7 @@
                 <w:color w:val="1A1E21"/>
                 <w:sz w:val="18"/>
               </w:rPr>
-              <w:t>0.214</w:t>
+              <w:t>445 / 300회</w:t>
             </w:r>
           </w:p>
         </w:tc>
@@ -4800,7 +4800,7 @@
                 <w:color w:val="1A1E21"/>
                 <w:sz w:val="18"/>
               </w:rPr>
-              <w:t>12.083</w:t>
+              <w:t>1,626 / 200회</w:t>
             </w:r>
           </w:p>
         </w:tc>
@@ -4820,269 +4820,9 @@
                 <w:color w:val="1A1E21"/>
                 <w:sz w:val="18"/>
               </w:rPr>
-              <w:t>L2 규제 강도</w:t>
+              <w:t>나무 개수 / Optuna 시행</w:t>
             </w:r>
           </w:p>
-        </w:tc>
-      </w:tr>
-      <w:tr>
-        <w:tc>
-          <w:tcPr>
-            <w:tcW w:type="dxa" w:w="2268"/>
-          </w:tcPr>
-          <w:p>
-            <w:pPr>
-              <w:spacing w:after="16" w:before="16" w:line="269" w:lineRule="auto"/>
-            </w:pPr>
-            <w:r/>
-            <w:r>
-              <w:rPr>
-                <w:rFonts w:ascii="맑은 고딕" w:hAnsi="맑은 고딕" w:eastAsia="맑은 고딕"/>
-                <w:b w:val="0"/>
-                <w:color w:val="1A1E21"/>
-                <w:sz w:val="18"/>
-              </w:rPr>
-              <w:t>gamma</w:t>
-            </w:r>
-          </w:p>
-          <w:shd w:val="clear" w:fill="F7F9F8"/>
-        </w:tc>
-        <w:tc>
-          <w:tcPr>
-            <w:tcW w:type="dxa" w:w="1701"/>
-          </w:tcPr>
-          <w:p>
-            <w:pPr>
-              <w:spacing w:after="16" w:before="16" w:line="269" w:lineRule="auto"/>
-              <w:jc w:val="right"/>
-            </w:pPr>
-            <w:r/>
-            <w:r>
-              <w:rPr>
-                <w:rFonts w:ascii="맑은 고딕" w:hAnsi="맑은 고딕" w:eastAsia="맑은 고딕"/>
-                <w:b w:val="0"/>
-                <w:color w:val="1A1E21"/>
-                <w:sz w:val="18"/>
-              </w:rPr>
-              <w:t>0.540</w:t>
-            </w:r>
-          </w:p>
-          <w:shd w:val="clear" w:fill="F7F9F8"/>
-        </w:tc>
-        <w:tc>
-          <w:tcPr>
-            <w:tcW w:type="dxa" w:w="1701"/>
-          </w:tcPr>
-          <w:p>
-            <w:pPr>
-              <w:spacing w:after="16" w:before="16" w:line="269" w:lineRule="auto"/>
-              <w:jc w:val="right"/>
-            </w:pPr>
-            <w:r/>
-            <w:r>
-              <w:rPr>
-                <w:rFonts w:ascii="맑은 고딕" w:hAnsi="맑은 고딕" w:eastAsia="맑은 고딕"/>
-                <w:b w:val="0"/>
-                <w:color w:val="1A1E21"/>
-                <w:sz w:val="18"/>
-              </w:rPr>
-              <w:t>0.804</w:t>
-            </w:r>
-          </w:p>
-          <w:shd w:val="clear" w:fill="F7F9F8"/>
-        </w:tc>
-        <w:tc>
-          <w:tcPr>
-            <w:tcW w:type="dxa" w:w="3628"/>
-          </w:tcPr>
-          <w:p>
-            <w:pPr>
-              <w:spacing w:after="16" w:before="16" w:line="269" w:lineRule="auto"/>
-            </w:pPr>
-            <w:r/>
-            <w:r>
-              <w:rPr>
-                <w:rFonts w:ascii="맑은 고딕" w:hAnsi="맑은 고딕" w:eastAsia="맑은 고딕"/>
-                <w:b w:val="0"/>
-                <w:color w:val="1A1E21"/>
-                <w:sz w:val="18"/>
-              </w:rPr>
-              <w:t>분기 최소 이득</w:t>
-            </w:r>
-          </w:p>
-          <w:shd w:val="clear" w:fill="F7F9F8"/>
-        </w:tc>
-      </w:tr>
-      <w:tr>
-        <w:tc>
-          <w:tcPr>
-            <w:tcW w:type="dxa" w:w="2268"/>
-          </w:tcPr>
-          <w:p>
-            <w:pPr>
-              <w:spacing w:after="16" w:before="16" w:line="269" w:lineRule="auto"/>
-            </w:pPr>
-            <w:r/>
-            <w:r>
-              <w:rPr>
-                <w:rFonts w:ascii="맑은 고딕" w:hAnsi="맑은 고딕" w:eastAsia="맑은 고딕"/>
-                <w:b w:val="0"/>
-                <w:color w:val="1A1E21"/>
-                <w:sz w:val="18"/>
-              </w:rPr>
-              <w:t>n_estimators</w:t>
-            </w:r>
-          </w:p>
-        </w:tc>
-        <w:tc>
-          <w:tcPr>
-            <w:tcW w:type="dxa" w:w="1701"/>
-          </w:tcPr>
-          <w:p>
-            <w:pPr>
-              <w:spacing w:after="16" w:before="16" w:line="269" w:lineRule="auto"/>
-              <w:jc w:val="right"/>
-            </w:pPr>
-            <w:r/>
-            <w:r>
-              <w:rPr>
-                <w:rFonts w:ascii="맑은 고딕" w:hAnsi="맑은 고딕" w:eastAsia="맑은 고딕"/>
-                <w:b w:val="0"/>
-                <w:color w:val="1A1E21"/>
-                <w:sz w:val="18"/>
-              </w:rPr>
-              <w:t>445</w:t>
-            </w:r>
-          </w:p>
-        </w:tc>
-        <w:tc>
-          <w:tcPr>
-            <w:tcW w:type="dxa" w:w="1701"/>
-          </w:tcPr>
-          <w:p>
-            <w:pPr>
-              <w:spacing w:after="16" w:before="16" w:line="269" w:lineRule="auto"/>
-              <w:jc w:val="right"/>
-            </w:pPr>
-            <w:r/>
-            <w:r>
-              <w:rPr>
-                <w:rFonts w:ascii="맑은 고딕" w:hAnsi="맑은 고딕" w:eastAsia="맑은 고딕"/>
-                <w:b w:val="0"/>
-                <w:color w:val="1A1E21"/>
-                <w:sz w:val="18"/>
-              </w:rPr>
-              <w:t>1,626</w:t>
-            </w:r>
-          </w:p>
-        </w:tc>
-        <w:tc>
-          <w:tcPr>
-            <w:tcW w:type="dxa" w:w="3628"/>
-          </w:tcPr>
-          <w:p>
-            <w:pPr>
-              <w:spacing w:after="16" w:before="16" w:line="269" w:lineRule="auto"/>
-            </w:pPr>
-            <w:r/>
-            <w:r>
-              <w:rPr>
-                <w:rFonts w:ascii="맑은 고딕" w:hAnsi="맑은 고딕" w:eastAsia="맑은 고딕"/>
-                <w:b w:val="0"/>
-                <w:color w:val="1A1E21"/>
-                <w:sz w:val="18"/>
-              </w:rPr>
-              <w:t>나무 개수 (조기 종료)</w:t>
-            </w:r>
-          </w:p>
-        </w:tc>
-      </w:tr>
-      <w:tr>
-        <w:tc>
-          <w:tcPr>
-            <w:tcW w:type="dxa" w:w="2268"/>
-          </w:tcPr>
-          <w:p>
-            <w:pPr>
-              <w:spacing w:after="16" w:before="16" w:line="269" w:lineRule="auto"/>
-            </w:pPr>
-            <w:r/>
-            <w:r>
-              <w:rPr>
-                <w:rFonts w:ascii="맑은 고딕" w:hAnsi="맑은 고딕" w:eastAsia="맑은 고딕"/>
-                <w:b w:val="0"/>
-                <w:color w:val="1A1E21"/>
-                <w:sz w:val="18"/>
-              </w:rPr>
-              <w:t>탐색 시행</w:t>
-            </w:r>
-          </w:p>
-          <w:shd w:val="clear" w:fill="F7F9F8"/>
-        </w:tc>
-        <w:tc>
-          <w:tcPr>
-            <w:tcW w:type="dxa" w:w="1701"/>
-          </w:tcPr>
-          <w:p>
-            <w:pPr>
-              <w:spacing w:after="16" w:before="16" w:line="269" w:lineRule="auto"/>
-              <w:jc w:val="right"/>
-            </w:pPr>
-            <w:r/>
-            <w:r>
-              <w:rPr>
-                <w:rFonts w:ascii="맑은 고딕" w:hAnsi="맑은 고딕" w:eastAsia="맑은 고딕"/>
-                <w:b w:val="0"/>
-                <w:color w:val="1A1E21"/>
-                <w:sz w:val="18"/>
-              </w:rPr>
-              <w:t>300 trial</w:t>
-            </w:r>
-          </w:p>
-          <w:shd w:val="clear" w:fill="F7F9F8"/>
-        </w:tc>
-        <w:tc>
-          <w:tcPr>
-            <w:tcW w:type="dxa" w:w="1701"/>
-          </w:tcPr>
-          <w:p>
-            <w:pPr>
-              <w:spacing w:after="16" w:before="16" w:line="269" w:lineRule="auto"/>
-              <w:jc w:val="right"/>
-            </w:pPr>
-            <w:r/>
-            <w:r>
-              <w:rPr>
-                <w:rFonts w:ascii="맑은 고딕" w:hAnsi="맑은 고딕" w:eastAsia="맑은 고딕"/>
-                <w:b w:val="0"/>
-                <w:color w:val="1A1E21"/>
-                <w:sz w:val="18"/>
-              </w:rPr>
-              <w:t>200 trial</w:t>
-            </w:r>
-          </w:p>
-          <w:shd w:val="clear" w:fill="F7F9F8"/>
-        </w:tc>
-        <w:tc>
-          <w:tcPr>
-            <w:tcW w:type="dxa" w:w="3628"/>
-          </w:tcPr>
-          <w:p>
-            <w:pPr>
-              <w:spacing w:after="16" w:before="16" w:line="269" w:lineRule="auto"/>
-            </w:pPr>
-            <w:r/>
-            <w:r>
-              <w:rPr>
-                <w:rFonts w:ascii="맑은 고딕" w:hAnsi="맑은 고딕" w:eastAsia="맑은 고딕"/>
-                <w:b w:val="0"/>
-                <w:color w:val="1A1E21"/>
-                <w:sz w:val="18"/>
-              </w:rPr>
-              <w:t>Optuna TPE</w:t>
-            </w:r>
-          </w:p>
-          <w:shd w:val="clear" w:fill="F7F9F8"/>
         </w:tc>
       </w:tr>
     </w:tbl>
@@ -5090,6 +4830,70 @@
       <w:pPr>
         <w:spacing w:after="40"/>
       </w:pPr>
+    </w:p>
+    <w:p>
+      <w:pPr>
+        <w:spacing w:before="140" w:after="180" w:line="336" w:lineRule="auto"/>
+        <w:ind w:left="198" w:right="113"/>
+        <w:pBdr>
+          <w:left w:val="single" w:sz="20" w:space="8" w:color="2E7D4F"/>
+        </w:pBdr>
+        <w:shd w:val="clear" w:fill="F2F7F4"/>
+      </w:pPr>
+      <w:r>
+        <w:rPr>
+          <w:rFonts w:ascii="맑은 고딕" w:hAnsi="맑은 고딕" w:eastAsia="맑은 고딕"/>
+          <w:b/>
+          <w:color w:val="1A1E21"/>
+          <w:sz w:val="20"/>
+        </w:rPr>
+        <w:t>분할 감사 — 스스로 의심하고 확인했습니다.</w:t>
+      </w:r>
+      <w:r>
+        <w:rPr>
+          <w:rFonts w:ascii="맑은 고딕" w:hAnsi="맑은 고딕" w:eastAsia="맑은 고딕"/>
+          <w:b w:val="0"/>
+          <w:color w:val="1A1E21"/>
+          <w:sz w:val="20"/>
+        </w:rPr>
+        <w:t xml:space="preserve"> 임가경제조사는 같은 임가를 여러 해 따라가는 패널입니다(임가 2,168곳 / 행 4,438). 행 단위로 무작위 분할하면 시험셋 444행 중 </w:t>
+      </w:r>
+      <w:r>
+        <w:rPr>
+          <w:rFonts w:ascii="맑은 고딕" w:hAnsi="맑은 고딕" w:eastAsia="맑은 고딕"/>
+          <w:b/>
+          <w:color w:val="1A1E21"/>
+          <w:sz w:val="20"/>
+        </w:rPr>
+        <w:t>297행(66.9%)이 학습셋과 같은 임가</w:t>
+      </w:r>
+      <w:r>
+        <w:rPr>
+          <w:rFonts w:ascii="맑은 고딕" w:hAnsi="맑은 고딕" w:eastAsia="맑은 고딕"/>
+          <w:b w:val="0"/>
+          <w:color w:val="1A1E21"/>
+          <w:sz w:val="20"/>
+        </w:rPr>
+        <w:t xml:space="preserve">입니다. 임가번호는 설명변수에 없지만 지역·업종·규모·경영비·자본의 조합이 사실상 임가를 특정하므로 외워서 맞힐 여지가 있습니다. 임가 단위로 다시 나눠 재보니 R² 0.1755 → 0.1574로, fold 간 표준편차(0.0321) 안이었습니다. </w:t>
+      </w:r>
+      <w:r>
+        <w:rPr>
+          <w:rFonts w:ascii="맑은 고딕" w:hAnsi="맑은 고딕" w:eastAsia="맑은 고딕"/>
+          <w:b/>
+          <w:color w:val="1A1E21"/>
+          <w:sz w:val="20"/>
+        </w:rPr>
+        <w:t>영향이 제한적임을 확인했고, 보고한 수치는 그대로 유효합니다.</w:t>
+      </w:r>
+      <w:r>
+        <w:rPr>
+          <w:rFonts w:ascii="맑은 고딕" w:hAnsi="맑은 고딕" w:eastAsia="맑은 고딕"/>
+          <w:b w:val="0"/>
+          <w:color w:val="1A1E21"/>
+          <w:sz w:val="20"/>
+        </w:rPr>
+        <w:t xml:space="preserve"> 감사 코드는 src/audit_split.py에 있습니다.</w:t>
+      </w:r>
     </w:p>
     <w:p>
       <w:pPr>
@@ -5747,7 +5551,7 @@
       <w:r>
         <w:drawing>
           <wp:inline xmlns:a="http://schemas.openxmlformats.org/drawingml/2006/main" xmlns:pic="http://schemas.openxmlformats.org/drawingml/2006/picture">
-            <wp:extent cx="4644000" cy="2097217"/>
+            <wp:extent cx="4500000" cy="2032187"/>
             <wp:docPr id="5" name="Picture 5"/>
             <wp:cNvGraphicFramePr>
               <a:graphicFrameLocks noChangeAspect="1"/>
@@ -5768,7 +5572,7 @@
                   <pic:spPr>
                     <a:xfrm>
                       <a:off x="0" y="0"/>
-                      <a:ext cx="4644000" cy="2097217"/>
+                      <a:ext cx="4500000" cy="2032187"/>
                     </a:xfrm>
                     <a:prstGeom prst="rect"/>
                   </pic:spPr>
@@ -6704,13 +6508,756 @@
     </w:p>
     <w:p>
       <w:pPr>
+        <w:keepNext/>
+        <w:spacing w:before="200" w:after="80"/>
+      </w:pPr>
+      <w:r>
+        <w:rPr>
+          <w:rFonts w:ascii="맑은 고딕" w:hAnsi="맑은 고딕" w:eastAsia="맑은 고딕"/>
+          <w:b/>
+          <w:color w:val="1A1E21"/>
+          <w:sz w:val="23"/>
+        </w:rPr>
+        <w:t>나. 결과 ② 패널 구조를 쓰면 설명력이 네 배가 된다</w:t>
+      </w:r>
+    </w:p>
+    <w:p>
+      <w:pPr>
+        <w:spacing w:after="100" w:line="317" w:lineRule="auto"/>
+      </w:pPr>
+      <w:r>
+        <w:rPr>
+          <w:rFonts w:ascii="맑은 고딕" w:hAnsi="맑은 고딕" w:eastAsia="맑은 고딕"/>
+          <w:b w:val="0"/>
+          <w:color w:val="1A1E21"/>
+          <w:sz w:val="21"/>
+        </w:rPr>
+        <w:t xml:space="preserve">임가경제조사가 같은 임가를 여러 해 따라가는 패널이라는 점을 확인하고, </w:t>
+      </w:r>
+      <w:r>
+        <w:rPr>
+          <w:rFonts w:ascii="맑은 고딕" w:hAnsi="맑은 고딕" w:eastAsia="맑은 고딕"/>
+          <w:b/>
+          <w:color w:val="1A1E21"/>
+          <w:sz w:val="21"/>
+        </w:rPr>
+        <w:t>직전 연도 실적을 설명변수로 넣어</w:t>
+      </w:r>
+      <w:r>
+        <w:rPr>
+          <w:rFonts w:ascii="맑은 고딕" w:hAnsi="맑은 고딕" w:eastAsia="맑은 고딕"/>
+          <w:b w:val="0"/>
+          <w:color w:val="1A1E21"/>
+          <w:sz w:val="21"/>
+        </w:rPr>
+        <w:t xml:space="preserve"> 다시 학습했습니다. 임가가 올해를 계획할 때 작년 결과는 이미 알고 있는 정보이므로 미래 정보를 끌어다 쓰는 것이 아닙니다.</w:t>
+      </w:r>
+    </w:p>
+    <w:tbl>
+      <w:tblPr>
+        <w:tblStyle w:val="TableGrid"/>
+        <w:tblW w:type="auto" w:w="0"/>
+        <w:jc w:val="center"/>
+        <w:tblLook w:firstColumn="1" w:firstRow="1" w:lastColumn="0" w:lastRow="0" w:noHBand="0" w:noVBand="1" w:val="04A0"/>
+      </w:tblPr>
+      <w:tblGrid>
+        <w:gridCol w:w="1950"/>
+        <w:gridCol w:w="1950"/>
+        <w:gridCol w:w="1950"/>
+        <w:gridCol w:w="1950"/>
+        <w:gridCol w:w="1950"/>
+      </w:tblGrid>
+      <w:tr>
+        <w:tc>
+          <w:tcPr>
+            <w:tcW w:type="dxa" w:w="2494"/>
+          </w:tcPr>
+          <w:p>
+            <w:pPr>
+              <w:spacing w:after="16" w:before="16" w:line="269" w:lineRule="auto"/>
+              <w:jc w:val="center"/>
+            </w:pPr>
+            <w:r>
+              <w:rPr>
+                <w:b/>
+              </w:rPr>
+            </w:r>
+            <w:r>
+              <w:rPr>
+                <w:rFonts w:ascii="맑은 고딕" w:hAnsi="맑은 고딕" w:eastAsia="맑은 고딕"/>
+                <w:b/>
+                <w:color w:val="1A1E21"/>
+                <w:sz w:val="18"/>
+              </w:rPr>
+              <w:t>모델</w:t>
+            </w:r>
+          </w:p>
+          <w:shd w:val="clear" w:fill="E8EFEA"/>
+        </w:tc>
+        <w:tc>
+          <w:tcPr>
+            <w:tcW w:type="dxa" w:w="1701"/>
+          </w:tcPr>
+          <w:p>
+            <w:pPr>
+              <w:spacing w:after="16" w:before="16" w:line="269" w:lineRule="auto"/>
+              <w:jc w:val="center"/>
+            </w:pPr>
+            <w:r>
+              <w:rPr>
+                <w:b/>
+              </w:rPr>
+            </w:r>
+            <w:r>
+              <w:rPr>
+                <w:rFonts w:ascii="맑은 고딕" w:hAnsi="맑은 고딕" w:eastAsia="맑은 고딕"/>
+                <w:b/>
+                <w:color w:val="1A1E21"/>
+                <w:sz w:val="18"/>
+              </w:rPr>
+              <w:t>Test R²</w:t>
+            </w:r>
+          </w:p>
+          <w:shd w:val="clear" w:fill="E8EFEA"/>
+        </w:tc>
+        <w:tc>
+          <w:tcPr>
+            <w:tcW w:type="dxa" w:w="1587"/>
+          </w:tcPr>
+          <w:p>
+            <w:pPr>
+              <w:spacing w:after="16" w:before="16" w:line="269" w:lineRule="auto"/>
+              <w:jc w:val="center"/>
+            </w:pPr>
+            <w:r>
+              <w:rPr>
+                <w:b/>
+              </w:rPr>
+            </w:r>
+            <w:r>
+              <w:rPr>
+                <w:rFonts w:ascii="맑은 고딕" w:hAnsi="맑은 고딕" w:eastAsia="맑은 고딕"/>
+                <w:b/>
+                <w:color w:val="1A1E21"/>
+                <w:sz w:val="18"/>
+              </w:rPr>
+              <w:t>RMSE</w:t>
+            </w:r>
+          </w:p>
+          <w:shd w:val="clear" w:fill="E8EFEA"/>
+        </w:tc>
+        <w:tc>
+          <w:tcPr>
+            <w:tcW w:type="dxa" w:w="1587"/>
+          </w:tcPr>
+          <w:p>
+            <w:pPr>
+              <w:spacing w:after="16" w:before="16" w:line="269" w:lineRule="auto"/>
+              <w:jc w:val="center"/>
+            </w:pPr>
+            <w:r>
+              <w:rPr>
+                <w:b/>
+              </w:rPr>
+            </w:r>
+            <w:r>
+              <w:rPr>
+                <w:rFonts w:ascii="맑은 고딕" w:hAnsi="맑은 고딕" w:eastAsia="맑은 고딕"/>
+                <w:b/>
+                <w:color w:val="1A1E21"/>
+                <w:sz w:val="18"/>
+              </w:rPr>
+              <w:t>MAE</w:t>
+            </w:r>
+          </w:p>
+          <w:shd w:val="clear" w:fill="E8EFEA"/>
+        </w:tc>
+        <w:tc>
+          <w:tcPr>
+            <w:tcW w:type="dxa" w:w="1587"/>
+          </w:tcPr>
+          <w:p>
+            <w:pPr>
+              <w:spacing w:after="16" w:before="16" w:line="269" w:lineRule="auto"/>
+              <w:jc w:val="center"/>
+            </w:pPr>
+            <w:r>
+              <w:rPr>
+                <w:b/>
+              </w:rPr>
+            </w:r>
+            <w:r>
+              <w:rPr>
+                <w:rFonts w:ascii="맑은 고딕" w:hAnsi="맑은 고딕" w:eastAsia="맑은 고딕"/>
+                <w:b/>
+                <w:color w:val="1A1E21"/>
+                <w:sz w:val="18"/>
+              </w:rPr>
+              <w:t>fold 편차</w:t>
+            </w:r>
+          </w:p>
+          <w:shd w:val="clear" w:fill="E8EFEA"/>
+        </w:tc>
+      </w:tr>
+      <w:tr>
+        <w:tc>
+          <w:tcPr>
+            <w:tcW w:type="dxa" w:w="2494"/>
+          </w:tcPr>
+          <w:p>
+            <w:pPr>
+              <w:spacing w:after="16" w:before="16" w:line="269" w:lineRule="auto"/>
+            </w:pPr>
+            <w:r/>
+            <w:r>
+              <w:rPr>
+                <w:rFonts w:ascii="맑은 고딕" w:hAnsi="맑은 고딕" w:eastAsia="맑은 고딕"/>
+                <w:b w:val="0"/>
+                <w:color w:val="1A1E21"/>
+                <w:sz w:val="18"/>
+              </w:rPr>
+              <w:t>산림청 방식</w:t>
+            </w:r>
+          </w:p>
+        </w:tc>
+        <w:tc>
+          <w:tcPr>
+            <w:tcW w:type="dxa" w:w="1701"/>
+          </w:tcPr>
+          <w:p>
+            <w:pPr>
+              <w:spacing w:after="16" w:before="16" w:line="269" w:lineRule="auto"/>
+              <w:jc w:val="right"/>
+            </w:pPr>
+            <w:r/>
+            <w:r>
+              <w:rPr>
+                <w:rFonts w:ascii="맑은 고딕" w:hAnsi="맑은 고딕" w:eastAsia="맑은 고딕"/>
+                <w:b w:val="0"/>
+                <w:color w:val="1A1E21"/>
+                <w:sz w:val="18"/>
+              </w:rPr>
+              <w:t>0.0274</w:t>
+            </w:r>
+          </w:p>
+        </w:tc>
+        <w:tc>
+          <w:tcPr>
+            <w:tcW w:type="dxa" w:w="1587"/>
+          </w:tcPr>
+          <w:p>
+            <w:pPr>
+              <w:spacing w:after="16" w:before="16" w:line="269" w:lineRule="auto"/>
+              <w:jc w:val="right"/>
+            </w:pPr>
+            <w:r/>
+            <w:r>
+              <w:rPr>
+                <w:rFonts w:ascii="맑은 고딕" w:hAnsi="맑은 고딕" w:eastAsia="맑은 고딕"/>
+                <w:b w:val="0"/>
+                <w:color w:val="1A1E21"/>
+                <w:sz w:val="18"/>
+              </w:rPr>
+              <w:t>194.32</w:t>
+            </w:r>
+          </w:p>
+        </w:tc>
+        <w:tc>
+          <w:tcPr>
+            <w:tcW w:type="dxa" w:w="1587"/>
+          </w:tcPr>
+          <w:p>
+            <w:pPr>
+              <w:spacing w:after="16" w:before="16" w:line="269" w:lineRule="auto"/>
+              <w:jc w:val="right"/>
+            </w:pPr>
+            <w:r/>
+            <w:r>
+              <w:rPr>
+                <w:rFonts w:ascii="맑은 고딕" w:hAnsi="맑은 고딕" w:eastAsia="맑은 고딕"/>
+                <w:b w:val="0"/>
+                <w:color w:val="1A1E21"/>
+                <w:sz w:val="18"/>
+              </w:rPr>
+              <w:t>149.03</w:t>
+            </w:r>
+          </w:p>
+        </w:tc>
+        <w:tc>
+          <w:tcPr>
+            <w:tcW w:type="dxa" w:w="1587"/>
+          </w:tcPr>
+          <w:p>
+            <w:pPr>
+              <w:spacing w:after="16" w:before="16" w:line="269" w:lineRule="auto"/>
+              <w:jc w:val="right"/>
+            </w:pPr>
+            <w:r/>
+            <w:r>
+              <w:rPr>
+                <w:rFonts w:ascii="맑은 고딕" w:hAnsi="맑은 고딕" w:eastAsia="맑은 고딕"/>
+                <w:b w:val="0"/>
+                <w:color w:val="1A1E21"/>
+                <w:sz w:val="18"/>
+              </w:rPr>
+              <w:t>±0.0512</w:t>
+            </w:r>
+          </w:p>
+        </w:tc>
+      </w:tr>
+      <w:tr>
+        <w:tc>
+          <w:tcPr>
+            <w:tcW w:type="dxa" w:w="2494"/>
+          </w:tcPr>
+          <w:p>
+            <w:pPr>
+              <w:spacing w:after="16" w:before="16" w:line="269" w:lineRule="auto"/>
+            </w:pPr>
+            <w:r/>
+            <w:r>
+              <w:rPr>
+                <w:rFonts w:ascii="맑은 고딕" w:hAnsi="맑은 고딕" w:eastAsia="맑은 고딕"/>
+                <w:b w:val="0"/>
+                <w:color w:val="1A1E21"/>
+                <w:sz w:val="18"/>
+              </w:rPr>
+              <w:t>기존 22변수</w:t>
+            </w:r>
+          </w:p>
+          <w:shd w:val="clear" w:fill="F7F9F8"/>
+        </w:tc>
+        <w:tc>
+          <w:tcPr>
+            <w:tcW w:type="dxa" w:w="1701"/>
+          </w:tcPr>
+          <w:p>
+            <w:pPr>
+              <w:spacing w:after="16" w:before="16" w:line="269" w:lineRule="auto"/>
+              <w:jc w:val="right"/>
+            </w:pPr>
+            <w:r/>
+            <w:r>
+              <w:rPr>
+                <w:rFonts w:ascii="맑은 고딕" w:hAnsi="맑은 고딕" w:eastAsia="맑은 고딕"/>
+                <w:b w:val="0"/>
+                <w:color w:val="1A1E21"/>
+                <w:sz w:val="18"/>
+              </w:rPr>
+              <w:t>0.0635</w:t>
+            </w:r>
+          </w:p>
+          <w:shd w:val="clear" w:fill="F7F9F8"/>
+        </w:tc>
+        <w:tc>
+          <w:tcPr>
+            <w:tcW w:type="dxa" w:w="1587"/>
+          </w:tcPr>
+          <w:p>
+            <w:pPr>
+              <w:spacing w:after="16" w:before="16" w:line="269" w:lineRule="auto"/>
+              <w:jc w:val="right"/>
+            </w:pPr>
+            <w:r/>
+            <w:r>
+              <w:rPr>
+                <w:rFonts w:ascii="맑은 고딕" w:hAnsi="맑은 고딕" w:eastAsia="맑은 고딕"/>
+                <w:b w:val="0"/>
+                <w:color w:val="1A1E21"/>
+                <w:sz w:val="18"/>
+              </w:rPr>
+              <w:t>190.68</w:t>
+            </w:r>
+          </w:p>
+          <w:shd w:val="clear" w:fill="F7F9F8"/>
+        </w:tc>
+        <w:tc>
+          <w:tcPr>
+            <w:tcW w:type="dxa" w:w="1587"/>
+          </w:tcPr>
+          <w:p>
+            <w:pPr>
+              <w:spacing w:after="16" w:before="16" w:line="269" w:lineRule="auto"/>
+              <w:jc w:val="right"/>
+            </w:pPr>
+            <w:r/>
+            <w:r>
+              <w:rPr>
+                <w:rFonts w:ascii="맑은 고딕" w:hAnsi="맑은 고딕" w:eastAsia="맑은 고딕"/>
+                <w:b w:val="0"/>
+                <w:color w:val="1A1E21"/>
+                <w:sz w:val="18"/>
+              </w:rPr>
+              <w:t>148.63</w:t>
+            </w:r>
+          </w:p>
+          <w:shd w:val="clear" w:fill="F7F9F8"/>
+        </w:tc>
+        <w:tc>
+          <w:tcPr>
+            <w:tcW w:type="dxa" w:w="1587"/>
+          </w:tcPr>
+          <w:p>
+            <w:pPr>
+              <w:spacing w:after="16" w:before="16" w:line="269" w:lineRule="auto"/>
+              <w:jc w:val="right"/>
+            </w:pPr>
+            <w:r/>
+            <w:r>
+              <w:rPr>
+                <w:rFonts w:ascii="맑은 고딕" w:hAnsi="맑은 고딕" w:eastAsia="맑은 고딕"/>
+                <w:b w:val="0"/>
+                <w:color w:val="1A1E21"/>
+                <w:sz w:val="18"/>
+              </w:rPr>
+              <w:t>±0.0354</w:t>
+            </w:r>
+          </w:p>
+          <w:shd w:val="clear" w:fill="F7F9F8"/>
+        </w:tc>
+      </w:tr>
+      <w:tr>
+        <w:tc>
+          <w:tcPr>
+            <w:tcW w:type="dxa" w:w="2494"/>
+          </w:tcPr>
+          <w:p>
+            <w:pPr>
+              <w:spacing w:after="16" w:before="16" w:line="269" w:lineRule="auto"/>
+            </w:pPr>
+            <w:r/>
+            <w:r>
+              <w:rPr>
+                <w:rFonts w:ascii="맑은 고딕" w:hAnsi="맑은 고딕" w:eastAsia="맑은 고딕"/>
+                <w:b w:val="0"/>
+                <w:color w:val="1A1E21"/>
+                <w:sz w:val="18"/>
+              </w:rPr>
+              <w:t>작년값 선형보정</w:t>
+            </w:r>
+          </w:p>
+        </w:tc>
+        <w:tc>
+          <w:tcPr>
+            <w:tcW w:type="dxa" w:w="1701"/>
+          </w:tcPr>
+          <w:p>
+            <w:pPr>
+              <w:spacing w:after="16" w:before="16" w:line="269" w:lineRule="auto"/>
+              <w:jc w:val="right"/>
+            </w:pPr>
+            <w:r/>
+            <w:r>
+              <w:rPr>
+                <w:rFonts w:ascii="맑은 고딕" w:hAnsi="맑은 고딕" w:eastAsia="맑은 고딕"/>
+                <w:b w:val="0"/>
+                <w:color w:val="1A1E21"/>
+                <w:sz w:val="18"/>
+              </w:rPr>
+              <w:t>0.2548</w:t>
+            </w:r>
+          </w:p>
+        </w:tc>
+        <w:tc>
+          <w:tcPr>
+            <w:tcW w:type="dxa" w:w="1587"/>
+          </w:tcPr>
+          <w:p>
+            <w:pPr>
+              <w:spacing w:after="16" w:before="16" w:line="269" w:lineRule="auto"/>
+              <w:jc w:val="right"/>
+            </w:pPr>
+            <w:r/>
+            <w:r>
+              <w:rPr>
+                <w:rFonts w:ascii="맑은 고딕" w:hAnsi="맑은 고딕" w:eastAsia="맑은 고딕"/>
+                <w:b w:val="0"/>
+                <w:color w:val="1A1E21"/>
+                <w:sz w:val="18"/>
+              </w:rPr>
+              <w:t>170.02</w:t>
+            </w:r>
+          </w:p>
+        </w:tc>
+        <w:tc>
+          <w:tcPr>
+            <w:tcW w:type="dxa" w:w="1587"/>
+          </w:tcPr>
+          <w:p>
+            <w:pPr>
+              <w:spacing w:after="16" w:before="16" w:line="269" w:lineRule="auto"/>
+              <w:jc w:val="right"/>
+            </w:pPr>
+            <w:r/>
+            <w:r>
+              <w:rPr>
+                <w:rFonts w:ascii="맑은 고딕" w:hAnsi="맑은 고딕" w:eastAsia="맑은 고딕"/>
+                <w:b w:val="0"/>
+                <w:color w:val="1A1E21"/>
+                <w:sz w:val="18"/>
+              </w:rPr>
+              <w:t>127.32</w:t>
+            </w:r>
+          </w:p>
+        </w:tc>
+        <w:tc>
+          <w:tcPr>
+            <w:tcW w:type="dxa" w:w="1587"/>
+          </w:tcPr>
+          <w:p>
+            <w:pPr>
+              <w:spacing w:after="16" w:before="16" w:line="269" w:lineRule="auto"/>
+              <w:jc w:val="right"/>
+            </w:pPr>
+            <w:r/>
+            <w:r>
+              <w:rPr>
+                <w:rFonts w:ascii="맑은 고딕" w:hAnsi="맑은 고딕" w:eastAsia="맑은 고딕"/>
+                <w:b w:val="0"/>
+                <w:color w:val="1A1E21"/>
+                <w:sz w:val="18"/>
+              </w:rPr>
+              <w:t>±0.0499</w:t>
+            </w:r>
+          </w:p>
+        </w:tc>
+      </w:tr>
+      <w:tr>
+        <w:tc>
+          <w:tcPr>
+            <w:tcW w:type="dxa" w:w="2494"/>
+          </w:tcPr>
+          <w:p>
+            <w:pPr>
+              <w:spacing w:after="16" w:before="16" w:line="269" w:lineRule="auto"/>
+            </w:pPr>
+            <w:r/>
+            <w:r>
+              <w:rPr>
+                <w:rFonts w:ascii="맑은 고딕" w:hAnsi="맑은 고딕" w:eastAsia="맑은 고딕"/>
+                <w:b/>
+                <w:color w:val="1A1E21"/>
+                <w:sz w:val="18"/>
+              </w:rPr>
+              <w:t>패널 변수 추가</w:t>
+            </w:r>
+          </w:p>
+          <w:shd w:val="clear" w:fill="F7F9F8"/>
+        </w:tc>
+        <w:tc>
+          <w:tcPr>
+            <w:tcW w:type="dxa" w:w="1701"/>
+          </w:tcPr>
+          <w:p>
+            <w:pPr>
+              <w:spacing w:after="16" w:before="16" w:line="269" w:lineRule="auto"/>
+              <w:jc w:val="right"/>
+            </w:pPr>
+            <w:r/>
+            <w:r>
+              <w:rPr>
+                <w:rFonts w:ascii="맑은 고딕" w:hAnsi="맑은 고딕" w:eastAsia="맑은 고딕"/>
+                <w:b w:val="0"/>
+                <w:color w:val="1A1E21"/>
+                <w:sz w:val="18"/>
+              </w:rPr>
+              <w:t>0.2798</w:t>
+            </w:r>
+          </w:p>
+          <w:shd w:val="clear" w:fill="F7F9F8"/>
+        </w:tc>
+        <w:tc>
+          <w:tcPr>
+            <w:tcW w:type="dxa" w:w="1587"/>
+          </w:tcPr>
+          <w:p>
+            <w:pPr>
+              <w:spacing w:after="16" w:before="16" w:line="269" w:lineRule="auto"/>
+              <w:jc w:val="right"/>
+            </w:pPr>
+            <w:r/>
+            <w:r>
+              <w:rPr>
+                <w:rFonts w:ascii="맑은 고딕" w:hAnsi="맑은 고딕" w:eastAsia="맑은 고딕"/>
+                <w:b w:val="0"/>
+                <w:color w:val="1A1E21"/>
+                <w:sz w:val="18"/>
+              </w:rPr>
+              <w:t>167.20</w:t>
+            </w:r>
+          </w:p>
+          <w:shd w:val="clear" w:fill="F7F9F8"/>
+        </w:tc>
+        <w:tc>
+          <w:tcPr>
+            <w:tcW w:type="dxa" w:w="1587"/>
+          </w:tcPr>
+          <w:p>
+            <w:pPr>
+              <w:spacing w:after="16" w:before="16" w:line="269" w:lineRule="auto"/>
+              <w:jc w:val="right"/>
+            </w:pPr>
+            <w:r/>
+            <w:r>
+              <w:rPr>
+                <w:rFonts w:ascii="맑은 고딕" w:hAnsi="맑은 고딕" w:eastAsia="맑은 고딕"/>
+                <w:b w:val="0"/>
+                <w:color w:val="1A1E21"/>
+                <w:sz w:val="18"/>
+              </w:rPr>
+              <w:t>124.68</w:t>
+            </w:r>
+          </w:p>
+          <w:shd w:val="clear" w:fill="F7F9F8"/>
+        </w:tc>
+        <w:tc>
+          <w:tcPr>
+            <w:tcW w:type="dxa" w:w="1587"/>
+          </w:tcPr>
+          <w:p>
+            <w:pPr>
+              <w:spacing w:after="16" w:before="16" w:line="269" w:lineRule="auto"/>
+              <w:jc w:val="right"/>
+            </w:pPr>
+            <w:r/>
+            <w:r>
+              <w:rPr>
+                <w:rFonts w:ascii="맑은 고딕" w:hAnsi="맑은 고딕" w:eastAsia="맑은 고딕"/>
+                <w:b w:val="0"/>
+                <w:color w:val="1A1E21"/>
+                <w:sz w:val="18"/>
+              </w:rPr>
+              <w:t>±0.0480</w:t>
+            </w:r>
+          </w:p>
+          <w:shd w:val="clear" w:fill="F7F9F8"/>
+        </w:tc>
+      </w:tr>
+    </w:tbl>
+    <w:p>
+      <w:pPr>
+        <w:spacing w:after="40"/>
+      </w:pPr>
+    </w:p>
+    <w:p>
+      <w:pPr>
+        <w:spacing w:after="100" w:line="317" w:lineRule="auto"/>
+      </w:pPr>
+      <w:r>
+        <w:rPr>
+          <w:rFonts w:ascii="맑은 고딕" w:hAnsi="맑은 고딕" w:eastAsia="맑은 고딕"/>
+          <w:b w:val="0"/>
+          <w:color w:val="1A1E21"/>
+          <w:sz w:val="21"/>
+        </w:rPr>
+        <w:t xml:space="preserve">같은 부분집합에서 다시 잰 값입니다. </w:t>
+      </w:r>
+      <w:r>
+        <w:rPr>
+          <w:rFonts w:ascii="맑은 고딕" w:hAnsi="맑은 고딕" w:eastAsia="맑은 고딕"/>
+          <w:b/>
+          <w:color w:val="1A1E21"/>
+          <w:sz w:val="21"/>
+        </w:rPr>
+        <w:t>작년 ROI 한 항목을 선형 보정한 것만으로 R² 0.2548</w:t>
+      </w:r>
+      <w:r>
+        <w:rPr>
+          <w:rFonts w:ascii="맑은 고딕" w:hAnsi="맑은 고딕" w:eastAsia="맑은 고딕"/>
+          <w:b w:val="0"/>
+          <w:color w:val="1A1E21"/>
+          <w:sz w:val="21"/>
+        </w:rPr>
+        <w:t xml:space="preserve">이 나와, 설명변수 22개를 쓴 기존 모델(0.0635)의 네 배입니다. 패널 변수를 넣은 XGBoost는 0.2798로 </w:t>
+      </w:r>
+      <w:r>
+        <w:rPr>
+          <w:rFonts w:ascii="맑은 고딕" w:hAnsi="맑은 고딕" w:eastAsia="맑은 고딕"/>
+          <w:b/>
+          <w:color w:val="1A1E21"/>
+          <w:sz w:val="21"/>
+        </w:rPr>
+        <w:t>산림청 방식(0.0274) 대비 10.2배</w:t>
+      </w:r>
+      <w:r>
+        <w:rPr>
+          <w:rFonts w:ascii="맑은 고딕" w:hAnsi="맑은 고딕" w:eastAsia="맑은 고딕"/>
+          <w:b w:val="0"/>
+          <w:color w:val="1A1E21"/>
+          <w:sz w:val="21"/>
+        </w:rPr>
+        <w:t>입니다.</w:t>
+      </w:r>
+    </w:p>
+    <w:p>
+      <w:pPr>
+        <w:spacing w:before="140" w:after="180" w:line="336" w:lineRule="auto"/>
+        <w:ind w:left="198" w:right="113"/>
+        <w:pBdr>
+          <w:left w:val="single" w:sz="20" w:space="8" w:color="2E7D4F"/>
+        </w:pBdr>
+        <w:shd w:val="clear" w:fill="F2F7F4"/>
+      </w:pPr>
+      <w:r>
+        <w:rPr>
+          <w:rFonts w:ascii="맑은 고딕" w:hAnsi="맑은 고딕" w:eastAsia="맑은 고딕"/>
+          <w:b/>
+          <w:color w:val="1A1E21"/>
+          <w:sz w:val="20"/>
+        </w:rPr>
+        <w:t>개선의 대부분은 모델이 아니라 자료에서 나왔습니다.</w:t>
+      </w:r>
+      <w:r>
+        <w:rPr>
+          <w:rFonts w:ascii="맑은 고딕" w:hAnsi="맑은 고딕" w:eastAsia="맑은 고딕"/>
+          <w:b w:val="0"/>
+          <w:color w:val="1A1E21"/>
+          <w:sz w:val="20"/>
+        </w:rPr>
+        <w:t xml:space="preserve"> 작년값 선형보정만으로 0.2548이고, 모델이 그 위에 더한 몫은 +0.025에 불과합니다. 이 점을 감추지 않습니다. 여기서 읽어야 할 것은 알고리즘의 우수성이 아니라 </w:t>
+      </w:r>
+      <w:r>
+        <w:rPr>
+          <w:rFonts w:ascii="맑은 고딕" w:hAnsi="맑은 고딕" w:eastAsia="맑은 고딕"/>
+          <w:b/>
+          <w:color w:val="1A1E21"/>
+          <w:sz w:val="20"/>
+        </w:rPr>
+        <w:t>임가 수익률에는 조사표에 잡히지 않는 고유한 몫이 크고, 작년 실적이 그 대리 지표 노릇을 한다</w:t>
+      </w:r>
+      <w:r>
+        <w:rPr>
+          <w:rFonts w:ascii="맑은 고딕" w:hAnsi="맑은 고딕" w:eastAsia="맑은 고딕"/>
+          <w:b w:val="0"/>
+          <w:color w:val="1A1E21"/>
+          <w:sz w:val="20"/>
+        </w:rPr>
+        <w:t>는 사실입니다.</w:t>
+      </w:r>
+    </w:p>
+    <w:p>
+      <w:pPr>
+        <w:spacing w:after="100" w:line="317" w:lineRule="auto"/>
+      </w:pPr>
+      <w:r>
+        <w:rPr>
+          <w:rFonts w:ascii="맑은 고딕" w:hAnsi="맑은 고딕" w:eastAsia="맑은 고딕"/>
+          <w:b w:val="0"/>
+          <w:color w:val="1A1E21"/>
+          <w:sz w:val="21"/>
+        </w:rPr>
+        <w:t>과거로 배워 미래를 맞히는 조건 — 실제 사용 상황과 같습니다 — 에서도 앞섭니다. 2020년까지 배워 2021년을 맞힐 때 R² 0.2200(기존 0.1404), 2021년까지 배워 2022년을 맞힐 때 0.3207(기존 0.2442)입니다.</w:t>
+      </w:r>
+    </w:p>
+    <w:p>
+      <w:pPr>
         <w:spacing w:before="120" w:after="40"/>
         <w:jc w:val="center"/>
       </w:pPr>
       <w:r>
         <w:drawing>
           <wp:inline xmlns:a="http://schemas.openxmlformats.org/drawingml/2006/main" xmlns:pic="http://schemas.openxmlformats.org/drawingml/2006/picture">
-            <wp:extent cx="4644000" cy="1881471"/>
+            <wp:extent cx="5364000" cy="2241561"/>
             <wp:docPr id="6" name="Picture 6"/>
             <wp:cNvGraphicFramePr>
               <a:graphicFrameLocks noChangeAspect="1"/>
@@ -6719,7 +7266,7 @@
               <a:graphicData uri="http://schemas.openxmlformats.org/drawingml/2006/picture">
                 <pic:pic>
                   <pic:nvPicPr>
-                    <pic:cNvPr id="0" name="fig10_per_item.png"/>
+                    <pic:cNvPr id="0" name="fig14_panel.png"/>
                     <pic:cNvPicPr/>
                   </pic:nvPicPr>
                   <pic:blipFill>
@@ -6731,7 +7278,7 @@
                   <pic:spPr>
                     <a:xfrm>
                       <a:off x="0" y="0"/>
-                      <a:ext cx="4644000" cy="1881471"/>
+                      <a:ext cx="5364000" cy="2241561"/>
                     </a:xfrm>
                     <a:prstGeom prst="rect"/>
                   </pic:spPr>
@@ -6754,7 +7301,53 @@
           <w:color w:val="555F66"/>
           <w:sz w:val="18"/>
         </w:rPr>
-        <w:t>[그림 6] 품목별 성능은 표본 수를 따라간다 — 잘 안 되는 품목도 감추지 않았다</w:t>
+        <w:t>[그림 6] 패널 구조 활용 — 임가 단위 분할(좌)과 연도 단위 분할(우)</w:t>
+      </w:r>
+    </w:p>
+    <w:p>
+      <w:pPr>
+        <w:spacing w:before="140" w:after="180" w:line="336" w:lineRule="auto"/>
+        <w:ind w:left="198" w:right="113"/>
+        <w:pBdr>
+          <w:left w:val="single" w:sz="20" w:space="8" w:color="D97706"/>
+        </w:pBdr>
+        <w:shd w:val="clear" w:fill="FDF6EA"/>
+      </w:pPr>
+      <w:r>
+        <w:rPr>
+          <w:rFonts w:ascii="맑은 고딕" w:hAnsi="맑은 고딕" w:eastAsia="맑은 고딕"/>
+          <w:b/>
+          <w:color w:val="1A1E21"/>
+          <w:sz w:val="20"/>
+        </w:rPr>
+        <w:t>적용 범위와 한계.</w:t>
+      </w:r>
+      <w:r>
+        <w:rPr>
+          <w:rFonts w:ascii="맑은 고딕" w:hAnsi="맑은 고딕" w:eastAsia="맑은 고딕"/>
+          <w:b w:val="0"/>
+          <w:color w:val="1A1E21"/>
+          <w:sz w:val="20"/>
+        </w:rPr>
+        <w:t xml:space="preserve"> 이 모델은 직전 연도 관측이 있는 행에만 쓸 수 있습니다(4,438행 중 2,186행, 49.3%). 임가번호가 2019~2022년은 네 자리(1001…), 2023년은 다섯 자리(11021…)로 바뀌어 </w:t>
+      </w:r>
+      <w:r>
+        <w:rPr>
+          <w:rFonts w:ascii="맑은 고딕" w:hAnsi="맑은 고딕" w:eastAsia="맑은 고딕"/>
+          <w:b/>
+          <w:color w:val="1A1E21"/>
+          <w:sz w:val="20"/>
+        </w:rPr>
+        <w:t>2022년과 2023년 사이 연결이 완전히 끊깁니다(교집합 0곳).</w:t>
+      </w:r>
+      <w:r>
+        <w:rPr>
+          <w:rFonts w:ascii="맑은 고딕" w:hAnsi="맑은 고딕" w:eastAsia="맑은 고딕"/>
+          <w:b w:val="0"/>
+          <w:color w:val="1A1E21"/>
+          <w:sz w:val="20"/>
+        </w:rPr>
+        <w:t xml:space="preserve"> 파일설계서에 안내가 없어 대조로 확인했습니다. 대조표가 마련되면 2023년 이후에도 쓸 수 있고, 그것만으로 예측 정확도가 네 배 오릅니다. 처음 이용하는 임가에게는 기존 Model A를 씁니다.</w:t>
       </w:r>
     </w:p>
     <w:p>
@@ -6769,7 +7362,7 @@
           <w:color w:val="1A1E21"/>
           <w:sz w:val="23"/>
         </w:rPr>
-        <w:t>나. 결과 ② 예측구간이 실제로 맞는다</w:t>
+        <w:t>다. 결과 ③ 예측구간이 실제로 맞는다</w:t>
       </w:r>
     </w:p>
     <w:tbl>
@@ -7157,61 +7750,6 @@
     </w:p>
     <w:p>
       <w:pPr>
-        <w:spacing w:before="120" w:after="40"/>
-        <w:jc w:val="center"/>
-      </w:pPr>
-      <w:r>
-        <w:drawing>
-          <wp:inline xmlns:a="http://schemas.openxmlformats.org/drawingml/2006/main" xmlns:pic="http://schemas.openxmlformats.org/drawingml/2006/picture">
-            <wp:extent cx="3528000" cy="1925442"/>
-            <wp:docPr id="7" name="Picture 7"/>
-            <wp:cNvGraphicFramePr>
-              <a:graphicFrameLocks noChangeAspect="1"/>
-            </wp:cNvGraphicFramePr>
-            <a:graphic>
-              <a:graphicData uri="http://schemas.openxmlformats.org/drawingml/2006/picture">
-                <pic:pic>
-                  <pic:nvPicPr>
-                    <pic:cNvPr id="0" name="fig03_coverage.png"/>
-                    <pic:cNvPicPr/>
-                  </pic:nvPicPr>
-                  <pic:blipFill>
-                    <a:blip r:embed="rId15"/>
-                    <a:stretch>
-                      <a:fillRect/>
-                    </a:stretch>
-                  </pic:blipFill>
-                  <pic:spPr>
-                    <a:xfrm>
-                      <a:off x="0" y="0"/>
-                      <a:ext cx="3528000" cy="1925442"/>
-                    </a:xfrm>
-                    <a:prstGeom prst="rect"/>
-                  </pic:spPr>
-                </pic:pic>
-              </a:graphicData>
-            </a:graphic>
-          </wp:inline>
-        </w:drawing>
-      </w:r>
-    </w:p>
-    <w:p>
-      <w:pPr>
-        <w:spacing w:after="160"/>
-        <w:jc w:val="center"/>
-      </w:pPr>
-      <w:r>
-        <w:rPr>
-          <w:rFonts w:ascii="맑은 고딕" w:hAnsi="맑은 고딕" w:eastAsia="맑은 고딕"/>
-          <w:b w:val="0"/>
-          <w:color w:val="555F66"/>
-          <w:sz w:val="18"/>
-        </w:rPr>
-        <w:t>[그림 7] 분위수 회귀 예측구간의 실제 포함률</w:t>
-      </w:r>
-    </w:p>
-    <w:p>
-      <w:pPr>
         <w:keepNext/>
         <w:spacing w:before="200" w:after="80"/>
       </w:pPr>
@@ -7222,7 +7760,7 @@
           <w:color w:val="1A1E21"/>
           <w:sz w:val="23"/>
         </w:rPr>
-        <w:t>다. 결과 ③ 사례 연구 — 한 임가에게 실제로 무엇을 말해 주는가</w:t>
+        <w:t>라. 결과 ④ 사례 연구 — 한 임가에게 실제로 무엇을 말해 주는가</w:t>
       </w:r>
     </w:p>
     <w:p>
@@ -7637,8 +8175,8 @@
       <w:r>
         <w:drawing>
           <wp:inline xmlns:a="http://schemas.openxmlformats.org/drawingml/2006/main" xmlns:pic="http://schemas.openxmlformats.org/drawingml/2006/picture">
-            <wp:extent cx="4752000" cy="2031589"/>
-            <wp:docPr id="8" name="Picture 8"/>
+            <wp:extent cx="4608000" cy="1970026"/>
+            <wp:docPr id="7" name="Picture 7"/>
             <wp:cNvGraphicFramePr>
               <a:graphicFrameLocks noChangeAspect="1"/>
             </wp:cNvGraphicFramePr>
@@ -7650,7 +8188,7 @@
                     <pic:cNvPicPr/>
                   </pic:nvPicPr>
                   <pic:blipFill>
-                    <a:blip r:embed="rId16"/>
+                    <a:blip r:embed="rId15"/>
                     <a:stretch>
                       <a:fillRect/>
                     </a:stretch>
@@ -7658,7 +8196,7 @@
                   <pic:spPr>
                     <a:xfrm>
                       <a:off x="0" y="0"/>
-                      <a:ext cx="4752000" cy="2031589"/>
+                      <a:ext cx="4608000" cy="1970026"/>
                     </a:xfrm>
                     <a:prstGeom prst="rect"/>
                   </pic:spPr>
@@ -7681,7 +8219,7 @@
           <w:color w:val="555F66"/>
           <w:sz w:val="18"/>
         </w:rPr>
-        <w:t>[그림 8] 사례 — 예측 근거의 분해(좌)와 반사실 처방(우)</w:t>
+        <w:t>[그림 7] 사례 — 예측 근거의 분해(좌)와 반사실 처방(우)</w:t>
       </w:r>
     </w:p>
     <w:p>
@@ -7792,7 +8330,7 @@
           <w:color w:val="1A1E21"/>
           <w:sz w:val="23"/>
         </w:rPr>
-        <w:t>라. 결과 ④ 품질 관리의 수익 기여를 금액으로 환산</w:t>
+        <w:t>마. 결과 ⑤ 품질 관리의 수익 기여를 금액으로 환산</w:t>
       </w:r>
     </w:p>
     <w:p>
@@ -7903,8 +8441,8 @@
       <w:r>
         <w:drawing>
           <wp:inline xmlns:a="http://schemas.openxmlformats.org/drawingml/2006/main" xmlns:pic="http://schemas.openxmlformats.org/drawingml/2006/picture">
-            <wp:extent cx="4644000" cy="2106533"/>
-            <wp:docPr id="9" name="Picture 9"/>
+            <wp:extent cx="4500000" cy="2041214"/>
+            <wp:docPr id="8" name="Picture 8"/>
             <wp:cNvGraphicFramePr>
               <a:graphicFrameLocks noChangeAspect="1"/>
             </wp:cNvGraphicFramePr>
@@ -7916,7 +8454,7 @@
                     <pic:cNvPicPr/>
                   </pic:nvPicPr>
                   <pic:blipFill>
-                    <a:blip r:embed="rId17"/>
+                    <a:blip r:embed="rId16"/>
                     <a:stretch>
                       <a:fillRect/>
                     </a:stretch>
@@ -7924,7 +8462,7 @@
                   <pic:spPr>
                     <a:xfrm>
                       <a:off x="0" y="0"/>
-                      <a:ext cx="4644000" cy="2106533"/>
+                      <a:ext cx="4500000" cy="2041214"/>
                     </a:xfrm>
                     <a:prstGeom prst="rect"/>
                   </pic:spPr>
@@ -7947,7 +8485,7 @@
           <w:color w:val="555F66"/>
           <w:sz w:val="18"/>
         </w:rPr>
-        <w:t>[그림 9] 등급 전환 효과 및 수령 구간별 수익성</w:t>
+        <w:t>[그림 8] 등급 전환 효과 및 수령 구간별 수익성</w:t>
       </w:r>
     </w:p>
     <w:p>
@@ -7962,7 +8500,7 @@
           <w:color w:val="1A1E21"/>
           <w:sz w:val="23"/>
         </w:rPr>
-        <w:t>마. 결과 ⑤ 지역 — 어디서 무엇이 잘 되고, 어디가 값을 더 받는가</w:t>
+        <w:t>바. 결과 ⑥ 지역 — 어디서 무엇이 잘 되고, 어디가 값을 더 받는가</w:t>
       </w:r>
     </w:p>
     <w:p>
@@ -8023,8 +8561,8 @@
       <w:r>
         <w:drawing>
           <wp:inline xmlns:a="http://schemas.openxmlformats.org/drawingml/2006/main" xmlns:pic="http://schemas.openxmlformats.org/drawingml/2006/picture">
-            <wp:extent cx="4248000" cy="2472045"/>
-            <wp:docPr id="10" name="Picture 10"/>
+            <wp:extent cx="4104000" cy="2388247"/>
+            <wp:docPr id="9" name="Picture 9"/>
             <wp:cNvGraphicFramePr>
               <a:graphicFrameLocks noChangeAspect="1"/>
             </wp:cNvGraphicFramePr>
@@ -8036,7 +8574,7 @@
                     <pic:cNvPicPr/>
                   </pic:nvPicPr>
                   <pic:blipFill>
-                    <a:blip r:embed="rId18"/>
+                    <a:blip r:embed="rId17"/>
                     <a:stretch>
                       <a:fillRect/>
                     </a:stretch>
@@ -8044,7 +8582,7 @@
                   <pic:spPr>
                     <a:xfrm>
                       <a:off x="0" y="0"/>
-                      <a:ext cx="4248000" cy="2472045"/>
+                      <a:ext cx="4104000" cy="2388247"/>
                     </a:xfrm>
                     <a:prstGeom prst="rect"/>
                   </pic:spPr>
@@ -8067,7 +8605,7 @@
           <w:color w:val="555F66"/>
           <w:sz w:val="18"/>
         </w:rPr>
-        <w:t>[그림 10] 지역×품목 수익성 — 조사 임가 15곳 이상인 조합만 표시</w:t>
+        <w:t>[그림 9] 지역×품목 수익성 — 조사 임가 15곳 이상인 조합만 표시</w:t>
       </w:r>
     </w:p>
     <w:p>
@@ -8084,564 +8622,6 @@
         <w:t>빈 칸이 많다는 사실 자체가 정보입니다. 대부분의 지역·품목 조합은 표본이 15곳에 미치지 못해 판단할 수 없습니다. 그런 칸에 억지로 숫자를 채우지 않았습니다.</w:t>
       </w:r>
     </w:p>
-    <w:tbl>
-      <w:tblPr>
-        <w:tblStyle w:val="TableGrid"/>
-        <w:tblW w:type="auto" w:w="0"/>
-        <w:jc w:val="center"/>
-        <w:tblLook w:firstColumn="1" w:firstRow="1" w:lastColumn="0" w:lastRow="0" w:noHBand="0" w:noVBand="1" w:val="04A0"/>
-      </w:tblPr>
-      <w:tblGrid>
-        <w:gridCol w:w="2438"/>
-        <w:gridCol w:w="2438"/>
-        <w:gridCol w:w="2438"/>
-        <w:gridCol w:w="2438"/>
-      </w:tblGrid>
-      <w:tr>
-        <w:tc>
-          <w:tcPr>
-            <w:tcW w:type="dxa" w:w="1814"/>
-          </w:tcPr>
-          <w:p>
-            <w:pPr>
-              <w:spacing w:after="16" w:before="16" w:line="269" w:lineRule="auto"/>
-              <w:jc w:val="center"/>
-            </w:pPr>
-            <w:r>
-              <w:rPr>
-                <w:b/>
-              </w:rPr>
-            </w:r>
-            <w:r>
-              <w:rPr>
-                <w:rFonts w:ascii="맑은 고딕" w:hAnsi="맑은 고딕" w:eastAsia="맑은 고딕"/>
-                <w:b/>
-                <w:color w:val="1A1E21"/>
-                <w:sz w:val="18"/>
-              </w:rPr>
-              <w:t>시도</w:t>
-            </w:r>
-          </w:p>
-          <w:shd w:val="clear" w:fill="E8EFEA"/>
-        </w:tc>
-        <w:tc>
-          <w:tcPr>
-            <w:tcW w:type="dxa" w:w="1928"/>
-          </w:tcPr>
-          <w:p>
-            <w:pPr>
-              <w:spacing w:after="16" w:before="16" w:line="269" w:lineRule="auto"/>
-              <w:jc w:val="center"/>
-            </w:pPr>
-            <w:r>
-              <w:rPr>
-                <w:b/>
-              </w:rPr>
-            </w:r>
-            <w:r>
-              <w:rPr>
-                <w:rFonts w:ascii="맑은 고딕" w:hAnsi="맑은 고딕" w:eastAsia="맑은 고딕"/>
-                <w:b/>
-                <w:color w:val="1A1E21"/>
-                <w:sz w:val="18"/>
-              </w:rPr>
-              <w:t>LQ (특화도)</w:t>
-            </w:r>
-          </w:p>
-          <w:shd w:val="clear" w:fill="E8EFEA"/>
-        </w:tc>
-        <w:tc>
-          <w:tcPr>
-            <w:tcW w:type="dxa" w:w="2268"/>
-          </w:tcPr>
-          <w:p>
-            <w:pPr>
-              <w:spacing w:after="16" w:before="16" w:line="269" w:lineRule="auto"/>
-              <w:jc w:val="center"/>
-            </w:pPr>
-            <w:r>
-              <w:rPr>
-                <w:b/>
-              </w:rPr>
-            </w:r>
-            <w:r>
-              <w:rPr>
-                <w:rFonts w:ascii="맑은 고딕" w:hAnsi="맑은 고딕" w:eastAsia="맑은 고딕"/>
-                <w:b/>
-                <w:color w:val="1A1E21"/>
-                <w:sz w:val="18"/>
-              </w:rPr>
-              <w:t>생산금액</w:t>
-            </w:r>
-          </w:p>
-          <w:shd w:val="clear" w:fill="E8EFEA"/>
-        </w:tc>
-        <w:tc>
-          <w:tcPr>
-            <w:tcW w:type="dxa" w:w="1814"/>
-          </w:tcPr>
-          <w:p>
-            <w:pPr>
-              <w:spacing w:after="16" w:before="16" w:line="269" w:lineRule="auto"/>
-              <w:jc w:val="center"/>
-            </w:pPr>
-            <w:r>
-              <w:rPr>
-                <w:b/>
-              </w:rPr>
-            </w:r>
-            <w:r>
-              <w:rPr>
-                <w:rFonts w:ascii="맑은 고딕" w:hAnsi="맑은 고딕" w:eastAsia="맑은 고딕"/>
-                <w:b/>
-                <w:color w:val="1A1E21"/>
-                <w:sz w:val="18"/>
-              </w:rPr>
-              <w:t>전국 비중</w:t>
-            </w:r>
-          </w:p>
-          <w:shd w:val="clear" w:fill="E8EFEA"/>
-        </w:tc>
-      </w:tr>
-      <w:tr>
-        <w:tc>
-          <w:tcPr>
-            <w:tcW w:type="dxa" w:w="1814"/>
-          </w:tcPr>
-          <w:p>
-            <w:pPr>
-              <w:spacing w:after="16" w:before="16" w:line="269" w:lineRule="auto"/>
-            </w:pPr>
-            <w:r/>
-            <w:r>
-              <w:rPr>
-                <w:rFonts w:ascii="맑은 고딕" w:hAnsi="맑은 고딕" w:eastAsia="맑은 고딕"/>
-                <w:b w:val="0"/>
-                <w:color w:val="1A1E21"/>
-                <w:sz w:val="18"/>
-              </w:rPr>
-              <w:t>충남</w:t>
-            </w:r>
-          </w:p>
-        </w:tc>
-        <w:tc>
-          <w:tcPr>
-            <w:tcW w:type="dxa" w:w="1928"/>
-          </w:tcPr>
-          <w:p>
-            <w:pPr>
-              <w:spacing w:after="16" w:before="16" w:line="269" w:lineRule="auto"/>
-              <w:jc w:val="right"/>
-            </w:pPr>
-            <w:r/>
-            <w:r>
-              <w:rPr>
-                <w:rFonts w:ascii="맑은 고딕" w:hAnsi="맑은 고딕" w:eastAsia="맑은 고딕"/>
-                <w:b w:val="0"/>
-                <w:color w:val="1A1E21"/>
-                <w:sz w:val="18"/>
-              </w:rPr>
-              <w:t>6.73</w:t>
-            </w:r>
-          </w:p>
-        </w:tc>
-        <w:tc>
-          <w:tcPr>
-            <w:tcW w:type="dxa" w:w="2268"/>
-          </w:tcPr>
-          <w:p>
-            <w:pPr>
-              <w:spacing w:after="16" w:before="16" w:line="269" w:lineRule="auto"/>
-              <w:jc w:val="right"/>
-            </w:pPr>
-            <w:r/>
-            <w:r>
-              <w:rPr>
-                <w:rFonts w:ascii="맑은 고딕" w:hAnsi="맑은 고딕" w:eastAsia="맑은 고딕"/>
-                <w:b w:val="0"/>
-                <w:color w:val="1A1E21"/>
-                <w:sz w:val="18"/>
-              </w:rPr>
-              <w:t>590억원</w:t>
-            </w:r>
-          </w:p>
-        </w:tc>
-        <w:tc>
-          <w:tcPr>
-            <w:tcW w:type="dxa" w:w="1814"/>
-          </w:tcPr>
-          <w:p>
-            <w:pPr>
-              <w:spacing w:after="16" w:before="16" w:line="269" w:lineRule="auto"/>
-              <w:jc w:val="right"/>
-            </w:pPr>
-            <w:r/>
-            <w:r>
-              <w:rPr>
-                <w:rFonts w:ascii="맑은 고딕" w:hAnsi="맑은 고딕" w:eastAsia="맑은 고딕"/>
-                <w:b w:val="0"/>
-                <w:color w:val="1A1E21"/>
-                <w:sz w:val="18"/>
-              </w:rPr>
-              <w:t>59.1%</w:t>
-            </w:r>
-          </w:p>
-        </w:tc>
-      </w:tr>
-      <w:tr>
-        <w:tc>
-          <w:tcPr>
-            <w:tcW w:type="dxa" w:w="1814"/>
-          </w:tcPr>
-          <w:p>
-            <w:pPr>
-              <w:spacing w:after="16" w:before="16" w:line="269" w:lineRule="auto"/>
-            </w:pPr>
-            <w:r/>
-            <w:r>
-              <w:rPr>
-                <w:rFonts w:ascii="맑은 고딕" w:hAnsi="맑은 고딕" w:eastAsia="맑은 고딕"/>
-                <w:b w:val="0"/>
-                <w:color w:val="1A1E21"/>
-                <w:sz w:val="18"/>
-              </w:rPr>
-              <w:t>세종</w:t>
-            </w:r>
-          </w:p>
-          <w:shd w:val="clear" w:fill="F7F9F8"/>
-        </w:tc>
-        <w:tc>
-          <w:tcPr>
-            <w:tcW w:type="dxa" w:w="1928"/>
-          </w:tcPr>
-          <w:p>
-            <w:pPr>
-              <w:spacing w:after="16" w:before="16" w:line="269" w:lineRule="auto"/>
-              <w:jc w:val="right"/>
-            </w:pPr>
-            <w:r/>
-            <w:r>
-              <w:rPr>
-                <w:rFonts w:ascii="맑은 고딕" w:hAnsi="맑은 고딕" w:eastAsia="맑은 고딕"/>
-                <w:b w:val="0"/>
-                <w:color w:val="1A1E21"/>
-                <w:sz w:val="18"/>
-              </w:rPr>
-              <w:t>3.23</w:t>
-            </w:r>
-          </w:p>
-          <w:shd w:val="clear" w:fill="F7F9F8"/>
-        </w:tc>
-        <w:tc>
-          <w:tcPr>
-            <w:tcW w:type="dxa" w:w="2268"/>
-          </w:tcPr>
-          <w:p>
-            <w:pPr>
-              <w:spacing w:after="16" w:before="16" w:line="269" w:lineRule="auto"/>
-              <w:jc w:val="right"/>
-            </w:pPr>
-            <w:r/>
-            <w:r>
-              <w:rPr>
-                <w:rFonts w:ascii="맑은 고딕" w:hAnsi="맑은 고딕" w:eastAsia="맑은 고딕"/>
-                <w:b w:val="0"/>
-                <w:color w:val="1A1E21"/>
-                <w:sz w:val="18"/>
-              </w:rPr>
-              <w:t>20억원</w:t>
-            </w:r>
-          </w:p>
-          <w:shd w:val="clear" w:fill="F7F9F8"/>
-        </w:tc>
-        <w:tc>
-          <w:tcPr>
-            <w:tcW w:type="dxa" w:w="1814"/>
-          </w:tcPr>
-          <w:p>
-            <w:pPr>
-              <w:spacing w:after="16" w:before="16" w:line="269" w:lineRule="auto"/>
-              <w:jc w:val="right"/>
-            </w:pPr>
-            <w:r/>
-            <w:r>
-              <w:rPr>
-                <w:rFonts w:ascii="맑은 고딕" w:hAnsi="맑은 고딕" w:eastAsia="맑은 고딕"/>
-                <w:b w:val="0"/>
-                <w:color w:val="1A1E21"/>
-                <w:sz w:val="18"/>
-              </w:rPr>
-              <w:t>2.0%</w:t>
-            </w:r>
-          </w:p>
-          <w:shd w:val="clear" w:fill="F7F9F8"/>
-        </w:tc>
-      </w:tr>
-      <w:tr>
-        <w:tc>
-          <w:tcPr>
-            <w:tcW w:type="dxa" w:w="1814"/>
-          </w:tcPr>
-          <w:p>
-            <w:pPr>
-              <w:spacing w:after="16" w:before="16" w:line="269" w:lineRule="auto"/>
-            </w:pPr>
-            <w:r/>
-            <w:r>
-              <w:rPr>
-                <w:rFonts w:ascii="맑은 고딕" w:hAnsi="맑은 고딕" w:eastAsia="맑은 고딕"/>
-                <w:b w:val="0"/>
-                <w:color w:val="1A1E21"/>
-                <w:sz w:val="18"/>
-              </w:rPr>
-              <w:t>충북</w:t>
-            </w:r>
-          </w:p>
-        </w:tc>
-        <w:tc>
-          <w:tcPr>
-            <w:tcW w:type="dxa" w:w="1928"/>
-          </w:tcPr>
-          <w:p>
-            <w:pPr>
-              <w:spacing w:after="16" w:before="16" w:line="269" w:lineRule="auto"/>
-              <w:jc w:val="right"/>
-            </w:pPr>
-            <w:r/>
-            <w:r>
-              <w:rPr>
-                <w:rFonts w:ascii="맑은 고딕" w:hAnsi="맑은 고딕" w:eastAsia="맑은 고딕"/>
-                <w:b w:val="0"/>
-                <w:color w:val="1A1E21"/>
-                <w:sz w:val="18"/>
-              </w:rPr>
-              <w:t>1.32</w:t>
-            </w:r>
-          </w:p>
-        </w:tc>
-        <w:tc>
-          <w:tcPr>
-            <w:tcW w:type="dxa" w:w="2268"/>
-          </w:tcPr>
-          <w:p>
-            <w:pPr>
-              <w:spacing w:after="16" w:before="16" w:line="269" w:lineRule="auto"/>
-              <w:jc w:val="right"/>
-            </w:pPr>
-            <w:r/>
-            <w:r>
-              <w:rPr>
-                <w:rFonts w:ascii="맑은 고딕" w:hAnsi="맑은 고딕" w:eastAsia="맑은 고딕"/>
-                <w:b w:val="0"/>
-                <w:color w:val="1A1E21"/>
-                <w:sz w:val="18"/>
-              </w:rPr>
-              <w:t>92억원</w:t>
-            </w:r>
-          </w:p>
-        </w:tc>
-        <w:tc>
-          <w:tcPr>
-            <w:tcW w:type="dxa" w:w="1814"/>
-          </w:tcPr>
-          <w:p>
-            <w:pPr>
-              <w:spacing w:after="16" w:before="16" w:line="269" w:lineRule="auto"/>
-              <w:jc w:val="right"/>
-            </w:pPr>
-            <w:r/>
-            <w:r>
-              <w:rPr>
-                <w:rFonts w:ascii="맑은 고딕" w:hAnsi="맑은 고딕" w:eastAsia="맑은 고딕"/>
-                <w:b w:val="0"/>
-                <w:color w:val="1A1E21"/>
-                <w:sz w:val="18"/>
-              </w:rPr>
-              <w:t>9.2%</w:t>
-            </w:r>
-          </w:p>
-        </w:tc>
-      </w:tr>
-      <w:tr>
-        <w:tc>
-          <w:tcPr>
-            <w:tcW w:type="dxa" w:w="1814"/>
-          </w:tcPr>
-          <w:p>
-            <w:pPr>
-              <w:spacing w:after="16" w:before="16" w:line="269" w:lineRule="auto"/>
-            </w:pPr>
-            <w:r/>
-            <w:r>
-              <w:rPr>
-                <w:rFonts w:ascii="맑은 고딕" w:hAnsi="맑은 고딕" w:eastAsia="맑은 고딕"/>
-                <w:b w:val="0"/>
-                <w:color w:val="1A1E21"/>
-                <w:sz w:val="18"/>
-              </w:rPr>
-              <w:t>경남</w:t>
-            </w:r>
-          </w:p>
-          <w:shd w:val="clear" w:fill="F7F9F8"/>
-        </w:tc>
-        <w:tc>
-          <w:tcPr>
-            <w:tcW w:type="dxa" w:w="1928"/>
-          </w:tcPr>
-          <w:p>
-            <w:pPr>
-              <w:spacing w:after="16" w:before="16" w:line="269" w:lineRule="auto"/>
-              <w:jc w:val="right"/>
-            </w:pPr>
-            <w:r/>
-            <w:r>
-              <w:rPr>
-                <w:rFonts w:ascii="맑은 고딕" w:hAnsi="맑은 고딕" w:eastAsia="맑은 고딕"/>
-                <w:b w:val="0"/>
-                <w:color w:val="1A1E21"/>
-                <w:sz w:val="18"/>
-              </w:rPr>
-              <w:t>1.17</w:t>
-            </w:r>
-          </w:p>
-          <w:shd w:val="clear" w:fill="F7F9F8"/>
-        </w:tc>
-        <w:tc>
-          <w:tcPr>
-            <w:tcW w:type="dxa" w:w="2268"/>
-          </w:tcPr>
-          <w:p>
-            <w:pPr>
-              <w:spacing w:after="16" w:before="16" w:line="269" w:lineRule="auto"/>
-              <w:jc w:val="right"/>
-            </w:pPr>
-            <w:r/>
-            <w:r>
-              <w:rPr>
-                <w:rFonts w:ascii="맑은 고딕" w:hAnsi="맑은 고딕" w:eastAsia="맑은 고딕"/>
-                <w:b w:val="0"/>
-                <w:color w:val="1A1E21"/>
-                <w:sz w:val="18"/>
-              </w:rPr>
-              <w:t>152억원</w:t>
-            </w:r>
-          </w:p>
-          <w:shd w:val="clear" w:fill="F7F9F8"/>
-        </w:tc>
-        <w:tc>
-          <w:tcPr>
-            <w:tcW w:type="dxa" w:w="1814"/>
-          </w:tcPr>
-          <w:p>
-            <w:pPr>
-              <w:spacing w:after="16" w:before="16" w:line="269" w:lineRule="auto"/>
-              <w:jc w:val="right"/>
-            </w:pPr>
-            <w:r/>
-            <w:r>
-              <w:rPr>
-                <w:rFonts w:ascii="맑은 고딕" w:hAnsi="맑은 고딕" w:eastAsia="맑은 고딕"/>
-                <w:b w:val="0"/>
-                <w:color w:val="1A1E21"/>
-                <w:sz w:val="18"/>
-              </w:rPr>
-              <w:t>15.3%</w:t>
-            </w:r>
-          </w:p>
-          <w:shd w:val="clear" w:fill="F7F9F8"/>
-        </w:tc>
-      </w:tr>
-      <w:tr>
-        <w:tc>
-          <w:tcPr>
-            <w:tcW w:type="dxa" w:w="1814"/>
-          </w:tcPr>
-          <w:p>
-            <w:pPr>
-              <w:spacing w:after="16" w:before="16" w:line="269" w:lineRule="auto"/>
-            </w:pPr>
-            <w:r/>
-            <w:r>
-              <w:rPr>
-                <w:rFonts w:ascii="맑은 고딕" w:hAnsi="맑은 고딕" w:eastAsia="맑은 고딕"/>
-                <w:b w:val="0"/>
-                <w:color w:val="1A1E21"/>
-                <w:sz w:val="18"/>
-              </w:rPr>
-              <w:t>전남</w:t>
-            </w:r>
-          </w:p>
-        </w:tc>
-        <w:tc>
-          <w:tcPr>
-            <w:tcW w:type="dxa" w:w="1928"/>
-          </w:tcPr>
-          <w:p>
-            <w:pPr>
-              <w:spacing w:after="16" w:before="16" w:line="269" w:lineRule="auto"/>
-              <w:jc w:val="right"/>
-            </w:pPr>
-            <w:r/>
-            <w:r>
-              <w:rPr>
-                <w:rFonts w:ascii="맑은 고딕" w:hAnsi="맑은 고딕" w:eastAsia="맑은 고딕"/>
-                <w:b w:val="0"/>
-                <w:color w:val="1A1E21"/>
-                <w:sz w:val="18"/>
-              </w:rPr>
-              <w:t>0.78</w:t>
-            </w:r>
-          </w:p>
-        </w:tc>
-        <w:tc>
-          <w:tcPr>
-            <w:tcW w:type="dxa" w:w="2268"/>
-          </w:tcPr>
-          <w:p>
-            <w:pPr>
-              <w:spacing w:after="16" w:before="16" w:line="269" w:lineRule="auto"/>
-              <w:jc w:val="right"/>
-            </w:pPr>
-            <w:r/>
-            <w:r>
-              <w:rPr>
-                <w:rFonts w:ascii="맑은 고딕" w:hAnsi="맑은 고딕" w:eastAsia="맑은 고딕"/>
-                <w:b w:val="0"/>
-                <w:color w:val="1A1E21"/>
-                <w:sz w:val="18"/>
-              </w:rPr>
-              <w:t>87억원</w:t>
-            </w:r>
-          </w:p>
-        </w:tc>
-        <w:tc>
-          <w:tcPr>
-            <w:tcW w:type="dxa" w:w="1814"/>
-          </w:tcPr>
-          <w:p>
-            <w:pPr>
-              <w:spacing w:after="16" w:before="16" w:line="269" w:lineRule="auto"/>
-              <w:jc w:val="right"/>
-            </w:pPr>
-            <w:r/>
-            <w:r>
-              <w:rPr>
-                <w:rFonts w:ascii="맑은 고딕" w:hAnsi="맑은 고딕" w:eastAsia="맑은 고딕"/>
-                <w:b w:val="0"/>
-                <w:color w:val="1A1E21"/>
-                <w:sz w:val="18"/>
-              </w:rPr>
-              <w:t>8.7%</w:t>
-            </w:r>
-          </w:p>
-        </w:tc>
-      </w:tr>
-    </w:tbl>
-    <w:p>
-      <w:pPr>
-        <w:spacing w:after="40"/>
-      </w:pPr>
-    </w:p>
     <w:p>
       <w:pPr>
         <w:spacing w:after="100" w:line="317" w:lineRule="auto"/>
@@ -8653,76 +8633,7 @@
           <w:color w:val="1A1E21"/>
           <w:sz w:val="21"/>
         </w:rPr>
-        <w:t>밤의 충남 LQ는 6.73로, 전국 생산금액의 59.1%가 한 시도에 몰려 있습니다. LQ(입지계수)는 그 지역 산업 구성에서 해당 품목이 전국 평균보다 얼마나 큰 비중을 차지하는지 재는 지표로, 1을 넘으면 특화되었다고 봅니다.</w:t>
-      </w:r>
-    </w:p>
-    <w:p>
-      <w:pPr>
-        <w:spacing w:before="120" w:after="40"/>
-        <w:jc w:val="center"/>
-      </w:pPr>
-      <w:r>
-        <w:drawing>
-          <wp:inline xmlns:a="http://schemas.openxmlformats.org/drawingml/2006/main" xmlns:pic="http://schemas.openxmlformats.org/drawingml/2006/picture">
-            <wp:extent cx="4320000" cy="2228346"/>
-            <wp:docPr id="11" name="Picture 11"/>
-            <wp:cNvGraphicFramePr>
-              <a:graphicFrameLocks noChangeAspect="1"/>
-            </wp:cNvGraphicFramePr>
-            <a:graphic>
-              <a:graphicData uri="http://schemas.openxmlformats.org/drawingml/2006/picture">
-                <pic:pic>
-                  <pic:nvPicPr>
-                    <pic:cNvPr id="0" name="fig13_premium.png"/>
-                    <pic:cNvPicPr/>
-                  </pic:nvPicPr>
-                  <pic:blipFill>
-                    <a:blip r:embed="rId19"/>
-                    <a:stretch>
-                      <a:fillRect/>
-                    </a:stretch>
-                  </pic:blipFill>
-                  <pic:spPr>
-                    <a:xfrm>
-                      <a:off x="0" y="0"/>
-                      <a:ext cx="4320000" cy="2228346"/>
-                    </a:xfrm>
-                    <a:prstGeom prst="rect"/>
-                  </pic:spPr>
-                </pic:pic>
-              </a:graphicData>
-            </a:graphic>
-          </wp:inline>
-        </w:drawing>
-      </w:r>
-    </w:p>
-    <w:p>
-      <w:pPr>
-        <w:spacing w:after="160"/>
-        <w:jc w:val="center"/>
-      </w:pPr>
-      <w:r>
-        <w:rPr>
-          <w:rFonts w:ascii="맑은 고딕" w:hAnsi="맑은 고딕" w:eastAsia="맑은 고딕"/>
-          <w:b w:val="0"/>
-          <w:color w:val="555F66"/>
-          <w:sz w:val="18"/>
-        </w:rPr>
-        <w:t>[그림 11] 같은 밤이라도 지역에 따라 kg당 값이 다르다 (2024년)</w:t>
-      </w:r>
-    </w:p>
-    <w:p>
-      <w:pPr>
-        <w:spacing w:after="100" w:line="317" w:lineRule="auto"/>
-      </w:pPr>
-      <w:r>
-        <w:rPr>
-          <w:rFonts w:ascii="맑은 고딕" w:hAnsi="맑은 고딕" w:eastAsia="맑은 고딕"/>
-          <w:b w:val="0"/>
-          <w:color w:val="1A1E21"/>
-          <w:sz w:val="21"/>
-        </w:rPr>
-        <w:t xml:space="preserve">주산지가 반드시 단가가 높은 것은 아닙니다. 물량이 몰리는 곳은 오히려 단가가 눌리는 경향이 있어, </w:t>
+        <w:t xml:space="preserve">특화도는 입지계수(LQ)로 쟀습니다. 그 지역 산업 구성에서 해당 품목이 전국 평균보다 얼마나 큰 비중을 차지하는지 보는 지표로, 1을 넘으면 특화되었다고 봅니다. </w:t>
       </w:r>
       <w:r>
         <w:rPr>
@@ -8731,7 +8642,7 @@
           <w:color w:val="1A1E21"/>
           <w:sz w:val="21"/>
         </w:rPr>
-        <w:t>생산 특화도와 단가 프리미엄을 함께 봐야</w:t>
+        <w:t>밤의 충남 LQ는 6.73</w:t>
       </w:r>
       <w:r>
         <w:rPr>
@@ -8740,7 +8651,25 @@
           <w:color w:val="1A1E21"/>
           <w:sz w:val="21"/>
         </w:rPr>
-        <w:t xml:space="preserve"> 출하처 판단이 가능합니다.</w:t>
+        <w:t xml:space="preserve">으로 전국 생산금액의 59.1%가 한 시도에 몰려 있습니다(세종 3.23, 충북 1.32). 단가는 별개입니다. 2024년 밤의 전국 가중평균단가 2,699원/kg 대비 경기가 +30.4%, 대전 +28.9%, 충북 +27.2%로 </w:t>
+      </w:r>
+      <w:r>
+        <w:rPr>
+          <w:rFonts w:ascii="맑은 고딕" w:hAnsi="맑은 고딕" w:eastAsia="맑은 고딕"/>
+          <w:b/>
+          <w:color w:val="1A1E21"/>
+          <w:sz w:val="21"/>
+        </w:rPr>
+        <w:t>주산지가 반드시 단가가 높지는 않습니다.</w:t>
+      </w:r>
+      <w:r>
+        <w:rPr>
+          <w:rFonts w:ascii="맑은 고딕" w:hAnsi="맑은 고딕" w:eastAsia="맑은 고딕"/>
+          <w:b w:val="0"/>
+          <w:color w:val="1A1E21"/>
+          <w:sz w:val="21"/>
+        </w:rPr>
+        <w:t xml:space="preserve"> 물량이 몰리는 곳은 오히려 단가가 눌립니다. 생산 특화도와 단가 프리미엄을 함께 봐야 출하처 판단이 가능합니다.</w:t>
       </w:r>
     </w:p>
     <w:p>
@@ -8755,7 +8684,7 @@
           <w:color w:val="1A1E21"/>
           <w:sz w:val="23"/>
         </w:rPr>
-        <w:t>바. 결과 ⑥ 작목 조합 위험 분산, 그리고 예상 밖의 발견</w:t>
+        <w:t>사. 결과 ⑦ 작목 조합 위험 분산, 그리고 예상 밖의 발견</w:t>
       </w:r>
     </w:p>
     <w:p>
@@ -9995,8 +9924,8 @@
       <w:r>
         <w:drawing>
           <wp:inline xmlns:a="http://schemas.openxmlformats.org/drawingml/2006/main" xmlns:pic="http://schemas.openxmlformats.org/drawingml/2006/picture">
-            <wp:extent cx="3816000" cy="2388450"/>
-            <wp:docPr id="12" name="Picture 12"/>
+            <wp:extent cx="3708000" cy="2320852"/>
+            <wp:docPr id="10" name="Picture 10"/>
             <wp:cNvGraphicFramePr>
               <a:graphicFrameLocks noChangeAspect="1"/>
             </wp:cNvGraphicFramePr>
@@ -10008,7 +9937,7 @@
                     <pic:cNvPicPr/>
                   </pic:nvPicPr>
                   <pic:blipFill>
-                    <a:blip r:embed="rId20"/>
+                    <a:blip r:embed="rId18"/>
                     <a:stretch>
                       <a:fillRect/>
                     </a:stretch>
@@ -10016,7 +9945,7 @@
                   <pic:spPr>
                     <a:xfrm>
                       <a:off x="0" y="0"/>
-                      <a:ext cx="3816000" cy="2388450"/>
+                      <a:ext cx="3708000" cy="2320852"/>
                     </a:xfrm>
                     <a:prstGeom prst="rect"/>
                   </pic:spPr>
@@ -10039,7 +9968,7 @@
           <w:color w:val="555F66"/>
           <w:sz w:val="18"/>
         </w:rPr>
-        <w:t>[그림 12] 작목 조합의 위험–수익 지도 (평균–분산 접근)</w:t>
+        <w:t>[그림 10] 작목 조합의 위험–수익 지도 (평균–분산 접근)</w:t>
       </w:r>
     </w:p>
     <w:p>
@@ -10164,8 +10093,8 @@
       <w:r>
         <w:drawing>
           <wp:inline xmlns:a="http://schemas.openxmlformats.org/drawingml/2006/main" xmlns:pic="http://schemas.openxmlformats.org/drawingml/2006/picture">
-            <wp:extent cx="4176000" cy="2258894"/>
-            <wp:docPr id="13" name="Picture 13"/>
+            <wp:extent cx="4068000" cy="2200475"/>
+            <wp:docPr id="11" name="Picture 11"/>
             <wp:cNvGraphicFramePr>
               <a:graphicFrameLocks noChangeAspect="1"/>
             </wp:cNvGraphicFramePr>
@@ -10177,7 +10106,7 @@
                     <pic:cNvPicPr/>
                   </pic:nvPicPr>
                   <pic:blipFill>
-                    <a:blip r:embed="rId21"/>
+                    <a:blip r:embed="rId19"/>
                     <a:stretch>
                       <a:fillRect/>
                     </a:stretch>
@@ -10185,7 +10114,7 @@
                   <pic:spPr>
                     <a:xfrm>
                       <a:off x="0" y="0"/>
-                      <a:ext cx="4176000" cy="2258894"/>
+                      <a:ext cx="4068000" cy="2200475"/>
                     </a:xfrm>
                     <a:prstGeom prst="rect"/>
                   </pic:spPr>
@@ -10208,7 +10137,7 @@
           <w:color w:val="555F66"/>
           <w:sz w:val="18"/>
         </w:rPr>
-        <w:t>[그림 13] 수익 분산의 원천 분해 — 임가 효과 대 연도 효과</w:t>
+        <w:t>[그림 11] 수익 분산의 원천 분해 — 임가 효과 대 연도 효과</w:t>
       </w:r>
     </w:p>
     <w:p>
@@ -10223,7 +10152,7 @@
           <w:color w:val="1A1E21"/>
           <w:sz w:val="23"/>
         </w:rPr>
-        <w:t>사. 결과 ⑦ 그 밖의 분석</w:t>
+        <w:t>아. 결과 ⑧ 그 밖의 분석</w:t>
       </w:r>
     </w:p>
     <w:p>
@@ -10410,7 +10339,7 @@
           <w:color w:val="1A1E21"/>
           <w:sz w:val="23"/>
         </w:rPr>
-        <w:t>아. 결과 ⑧ 서비스 구현</w:t>
+        <w:t>자. 결과 ⑨ 서비스 구현</w:t>
       </w:r>
     </w:p>
     <w:p>
@@ -11506,7 +11435,48 @@
           <w:color w:val="1A1E21"/>
           <w:sz w:val="21"/>
         </w:rPr>
-        <w:t>④ 가공 지원의 재검토.</w:t>
+        <w:t>④ 패널 연결의 복구 — 비용 대비 효과가 가장 큰 개선.</w:t>
+      </w:r>
+      <w:r>
+        <w:rPr>
+          <w:rFonts w:ascii="맑은 고딕" w:hAnsi="맑은 고딕" w:eastAsia="맑은 고딕"/>
+          <w:b w:val="0"/>
+          <w:color w:val="1A1E21"/>
+          <w:sz w:val="21"/>
+        </w:rPr>
+        <w:t xml:space="preserve"> 임가번호 체계가 2023년에 바뀌면서 패널 연결이 끊겼습니다. </w:t>
+      </w:r>
+      <w:r>
+        <w:rPr>
+          <w:rFonts w:ascii="맑은 고딕" w:hAnsi="맑은 고딕" w:eastAsia="맑은 고딕"/>
+          <w:b/>
+          <w:color w:val="1A1E21"/>
+          <w:sz w:val="21"/>
+        </w:rPr>
+        <w:t>연도 간 대조표를 마련하는 것만으로 예측 설명력이 0.06에서 0.28로, 네 배 이상 오릅니다.</w:t>
+      </w:r>
+      <w:r>
+        <w:rPr>
+          <w:rFonts w:ascii="맑은 고딕" w:hAnsi="맑은 고딕" w:eastAsia="맑은 고딕"/>
+          <w:b w:val="0"/>
+          <w:color w:val="1A1E21"/>
+          <w:sz w:val="21"/>
+        </w:rPr>
+        <w:t xml:space="preserve"> 새 조사 항목을 추가하는 것보다 훨씬 적은 비용으로 얻을 수 있는 개선입니다. 임가경제조사가 이미 패널로 설계되어 있는데도 그 구조가 활용되지 못하고 있는 셈입니다.</w:t>
+      </w:r>
+    </w:p>
+    <w:p>
+      <w:pPr>
+        <w:spacing w:after="100" w:line="317" w:lineRule="auto"/>
+      </w:pPr>
+      <w:r>
+        <w:rPr>
+          <w:rFonts w:ascii="맑은 고딕" w:hAnsi="맑은 고딕" w:eastAsia="맑은 고딕"/>
+          <w:b/>
+          <w:color w:val="1A1E21"/>
+          <w:sz w:val="21"/>
+        </w:rPr>
+        <w:t>⑤ 가공 지원의 재검토.</w:t>
       </w:r>
       <w:r>
         <w:rPr>
@@ -12483,7 +12453,7 @@
                 <w:color w:val="1A1E21"/>
                 <w:sz w:val="18"/>
               </w:rPr>
-              <w:t>src/train_optuna.py, src/train_cost.py, src/train_quantile.py</w:t>
+              <w:t>src/train_optuna.py, src/train_cost.py, src/train_quantile.py, src/train_panel.py</w:t>
             </w:r>
           </w:p>
           <w:shd w:val="clear" w:fill="F7F9F8"/>
@@ -12592,7 +12562,7 @@
                 <w:color w:val="1A1E21"/>
                 <w:sz w:val="18"/>
               </w:rPr>
-              <w:t>도표 생성</w:t>
+              <w:t>검증</w:t>
             </w:r>
           </w:p>
         </w:tc>
@@ -12612,7 +12582,7 @@
                 <w:color w:val="1A1E21"/>
                 <w:sz w:val="18"/>
               </w:rPr>
-              <w:t>src/make_figures.py, src/make_docx.py</w:t>
+              <w:t>src/audit_split.py — 분할 감사</w:t>
             </w:r>
           </w:p>
         </w:tc>
@@ -12634,7 +12604,7 @@
                 <w:color w:val="1A1E21"/>
                 <w:sz w:val="18"/>
               </w:rPr>
-              <w:t>서비스</w:t>
+              <w:t>도표 생성</w:t>
             </w:r>
           </w:p>
           <w:shd w:val="clear" w:fill="F7F9F8"/>
@@ -12655,10 +12625,52 @@
                 <w:color w:val="1A1E21"/>
                 <w:sz w:val="18"/>
               </w:rPr>
-              <w:t>api/ (FastAPI), web/ (Vue 3)</w:t>
+              <w:t>src/make_figures.py, src/make_docx.py</w:t>
             </w:r>
           </w:p>
           <w:shd w:val="clear" w:fill="F7F9F8"/>
+        </w:tc>
+      </w:tr>
+      <w:tr>
+        <w:tc>
+          <w:tcPr>
+            <w:tcW w:type="dxa" w:w="1361"/>
+          </w:tcPr>
+          <w:p>
+            <w:pPr>
+              <w:spacing w:after="16" w:before="16" w:line="269" w:lineRule="auto"/>
+            </w:pPr>
+            <w:r/>
+            <w:r>
+              <w:rPr>
+                <w:rFonts w:ascii="맑은 고딕" w:hAnsi="맑은 고딕" w:eastAsia="맑은 고딕"/>
+                <w:b w:val="0"/>
+                <w:color w:val="1A1E21"/>
+                <w:sz w:val="18"/>
+              </w:rPr>
+              <w:t>서비스</w:t>
+            </w:r>
+          </w:p>
+        </w:tc>
+        <w:tc>
+          <w:tcPr>
+            <w:tcW w:type="dxa" w:w="7937"/>
+          </w:tcPr>
+          <w:p>
+            <w:pPr>
+              <w:spacing w:after="16" w:before="16" w:line="269" w:lineRule="auto"/>
+            </w:pPr>
+            <w:r/>
+            <w:r>
+              <w:rPr>
+                <w:rFonts w:ascii="맑은 고딕" w:hAnsi="맑은 고딕" w:eastAsia="맑은 고딕"/>
+                <w:b w:val="0"/>
+                <w:color w:val="1A1E21"/>
+                <w:sz w:val="18"/>
+              </w:rPr>
+              <w:t>api/ (FastAPI), web/ (Vue 3)</w:t>
+            </w:r>
+          </w:p>
         </w:tc>
       </w:tr>
     </w:tbl>

--- a/docs/제출본_임과함께_데이터분석부문.docx
+++ b/docs/제출본_임과함께_데이터분석부문.docx
@@ -27,7 +27,7 @@
           <w:rFonts w:ascii="맑은 고딕" w:hAnsi="맑은 고딕" w:eastAsia="맑은 고딕"/>
           <w:b/>
           <w:color w:val="1F5A38"/>
-          <w:sz w:val="38"/>
+          <w:sz w:val="33"/>
         </w:rPr>
         <w:t>임가별 수익률 예측과 처방을 제공하는</w:t>
         <w:br/>
@@ -37,7 +37,7 @@
           <w:rFonts w:ascii="맑은 고딕" w:hAnsi="맑은 고딕" w:eastAsia="맑은 고딕"/>
           <w:b/>
           <w:color w:val="1F5A38"/>
-          <w:sz w:val="38"/>
+          <w:sz w:val="33"/>
         </w:rPr>
         <w:t>임업 의사결정 지원 시스템</w:t>
       </w:r>
@@ -59,7 +59,7 @@
     </w:p>
     <w:p>
       <w:pPr>
-        <w:spacing w:after="320"/>
+        <w:spacing w:after="200"/>
         <w:jc w:val="center"/>
       </w:pPr>
       <w:r>
@@ -67,7 +67,7 @@
           <w:rFonts w:ascii="맑은 고딕" w:hAnsi="맑은 고딕" w:eastAsia="맑은 고딕"/>
           <w:b/>
           <w:color w:val="1A1E21"/>
-          <w:sz w:val="25"/>
+          <w:sz w:val="23"/>
         </w:rPr>
         <w:t>팀명 : 임과 함께</w:t>
       </w:r>
@@ -526,7 +526,7 @@
     </w:p>
     <w:p>
       <w:pPr>
-        <w:spacing w:after="100" w:line="317" w:lineRule="auto"/>
+        <w:spacing w:after="100" w:line="302" w:lineRule="auto"/>
       </w:pPr>
       <w:r>
         <w:rPr>
@@ -558,7 +558,7 @@
     </w:p>
     <w:p>
       <w:pPr>
-        <w:spacing w:after="100" w:line="317" w:lineRule="auto"/>
+        <w:spacing w:after="100" w:line="302" w:lineRule="auto"/>
       </w:pPr>
       <w:r>
         <w:rPr>
@@ -590,7 +590,7 @@
     </w:p>
     <w:p>
       <w:pPr>
-        <w:spacing w:before="140" w:after="180" w:line="336" w:lineRule="auto"/>
+        <w:spacing w:before="140" w:after="180" w:line="322" w:lineRule="auto"/>
         <w:ind w:left="198" w:right="113"/>
         <w:pBdr>
           <w:left w:val="single" w:sz="20" w:space="8" w:color="D97706"/>
@@ -1007,7 +1007,7 @@
     </w:p>
     <w:p>
       <w:pPr>
-        <w:spacing w:after="100" w:line="317" w:lineRule="auto"/>
+        <w:spacing w:after="100" w:line="302" w:lineRule="auto"/>
       </w:pPr>
       <w:r>
         <w:rPr>
@@ -1036,7 +1036,7 @@
     </w:p>
     <w:p>
       <w:pPr>
-        <w:spacing w:after="100" w:line="317" w:lineRule="auto"/>
+        <w:spacing w:after="100" w:line="302" w:lineRule="auto"/>
       </w:pPr>
       <w:r>
         <w:rPr>
@@ -1069,7 +1069,7 @@
     <w:p>
       <w:pPr>
         <w:pStyle w:val="ListBullet"/>
-        <w:spacing w:after="60" w:line="317" w:lineRule="auto"/>
+        <w:spacing w:after="60" w:line="302" w:lineRule="auto"/>
         <w:ind w:left="397"/>
       </w:pPr>
       <w:r>
@@ -1094,7 +1094,7 @@
     <w:p>
       <w:pPr>
         <w:pStyle w:val="ListBullet"/>
-        <w:spacing w:after="60" w:line="317" w:lineRule="auto"/>
+        <w:spacing w:after="60" w:line="302" w:lineRule="auto"/>
         <w:ind w:left="397"/>
       </w:pPr>
       <w:r>
@@ -1119,7 +1119,7 @@
     <w:p>
       <w:pPr>
         <w:pStyle w:val="ListBullet"/>
-        <w:spacing w:after="60" w:line="317" w:lineRule="auto"/>
+        <w:spacing w:after="60" w:line="302" w:lineRule="auto"/>
         <w:ind w:left="397"/>
       </w:pPr>
       <w:r>
@@ -1143,7 +1143,7 @@
     </w:p>
     <w:p>
       <w:pPr>
-        <w:spacing w:after="100" w:line="317" w:lineRule="auto"/>
+        <w:spacing w:after="100" w:line="302" w:lineRule="auto"/>
       </w:pPr>
       <w:r>
         <w:rPr>
@@ -1181,7 +1181,7 @@
       <w:r>
         <w:drawing>
           <wp:inline xmlns:a="http://schemas.openxmlformats.org/drawingml/2006/main" xmlns:pic="http://schemas.openxmlformats.org/drawingml/2006/picture">
-            <wp:extent cx="4356000" cy="2133205"/>
+            <wp:extent cx="3491999" cy="1710090"/>
             <wp:docPr id="1" name="Picture 1"/>
             <wp:cNvGraphicFramePr>
               <a:graphicFrameLocks noChangeAspect="1"/>
@@ -1202,7 +1202,7 @@
                   <pic:spPr>
                     <a:xfrm>
                       <a:off x="0" y="0"/>
-                      <a:ext cx="4356000" cy="2133205"/>
+                      <a:ext cx="3491999" cy="1710090"/>
                     </a:xfrm>
                     <a:prstGeom prst="rect"/>
                   </pic:spPr>
@@ -1230,7 +1230,7 @@
     </w:p>
     <w:p>
       <w:pPr>
-        <w:spacing w:after="100" w:line="317" w:lineRule="auto"/>
+        <w:spacing w:after="100" w:line="302" w:lineRule="auto"/>
       </w:pPr>
       <w:r>
         <w:rPr>
@@ -1250,7 +1250,7 @@
       <w:r>
         <w:drawing>
           <wp:inline xmlns:a="http://schemas.openxmlformats.org/drawingml/2006/main" xmlns:pic="http://schemas.openxmlformats.org/drawingml/2006/picture">
-            <wp:extent cx="3996000" cy="2043461"/>
+            <wp:extent cx="3168000" cy="1620041"/>
             <wp:docPr id="2" name="Picture 2"/>
             <wp:cNvGraphicFramePr>
               <a:graphicFrameLocks noChangeAspect="1"/>
@@ -1271,7 +1271,7 @@
                   <pic:spPr>
                     <a:xfrm>
                       <a:off x="0" y="0"/>
-                      <a:ext cx="3996000" cy="2043461"/>
+                      <a:ext cx="3168000" cy="1620041"/>
                     </a:xfrm>
                     <a:prstGeom prst="rect"/>
                   </pic:spPr>
@@ -1332,7 +1332,7 @@
     </w:p>
     <w:p>
       <w:pPr>
-        <w:spacing w:after="100" w:line="317" w:lineRule="auto"/>
+        <w:spacing w:after="100" w:line="302" w:lineRule="auto"/>
       </w:pPr>
       <w:r>
         <w:rPr>
@@ -1901,7 +1901,7 @@
     </w:p>
     <w:p>
       <w:pPr>
-        <w:spacing w:after="100" w:line="317" w:lineRule="auto"/>
+        <w:spacing w:after="100" w:line="302" w:lineRule="auto"/>
       </w:pPr>
       <w:r>
         <w:rPr>
@@ -1942,7 +1942,7 @@
     </w:p>
     <w:p>
       <w:pPr>
-        <w:spacing w:after="100" w:line="317" w:lineRule="auto"/>
+        <w:spacing w:after="100" w:line="302" w:lineRule="auto"/>
       </w:pPr>
       <w:r>
         <w:rPr>
@@ -1983,7 +1983,7 @@
     </w:p>
     <w:p>
       <w:pPr>
-        <w:spacing w:after="100" w:line="317" w:lineRule="auto"/>
+        <w:spacing w:after="100" w:line="302" w:lineRule="auto"/>
       </w:pPr>
       <w:r>
         <w:rPr>
@@ -2024,7 +2024,7 @@
     </w:p>
     <w:p>
       <w:pPr>
-        <w:spacing w:after="100" w:line="317" w:lineRule="auto"/>
+        <w:spacing w:after="100" w:line="302" w:lineRule="auto"/>
       </w:pPr>
       <w:r>
         <w:rPr>
@@ -2047,7 +2047,7 @@
     </w:p>
     <w:p>
       <w:pPr>
-        <w:spacing w:after="100" w:line="317" w:lineRule="auto"/>
+        <w:spacing w:after="100" w:line="302" w:lineRule="auto"/>
       </w:pPr>
       <w:r>
         <w:rPr>
@@ -2070,7 +2070,7 @@
     </w:p>
     <w:p>
       <w:pPr>
-        <w:spacing w:before="140" w:after="180" w:line="336" w:lineRule="auto"/>
+        <w:spacing w:before="140" w:after="180" w:line="322" w:lineRule="auto"/>
         <w:ind w:left="198" w:right="113"/>
         <w:pBdr>
           <w:left w:val="single" w:sz="20" w:space="8" w:color="2E7D4F"/>
@@ -2125,7 +2125,7 @@
     </w:p>
     <w:p>
       <w:pPr>
-        <w:spacing w:after="100" w:line="317" w:lineRule="auto"/>
+        <w:spacing w:after="100" w:line="302" w:lineRule="auto"/>
       </w:pPr>
       <w:r>
         <w:rPr>
@@ -2148,7 +2148,7 @@
     </w:p>
     <w:p>
       <w:pPr>
-        <w:spacing w:after="100" w:line="317" w:lineRule="auto"/>
+        <w:spacing w:after="100" w:line="302" w:lineRule="auto"/>
       </w:pPr>
       <w:r>
         <w:rPr>
@@ -2171,7 +2171,7 @@
     </w:p>
     <w:p>
       <w:pPr>
-        <w:spacing w:after="100" w:line="317" w:lineRule="auto"/>
+        <w:spacing w:after="100" w:line="302" w:lineRule="auto"/>
       </w:pPr>
       <w:r>
         <w:rPr>
@@ -2690,7 +2690,7 @@
       <w:r>
         <w:drawing>
           <wp:inline xmlns:a="http://schemas.openxmlformats.org/drawingml/2006/main" xmlns:pic="http://schemas.openxmlformats.org/drawingml/2006/picture">
-            <wp:extent cx="4608000" cy="2284919"/>
+            <wp:extent cx="3671999" cy="1820795"/>
             <wp:docPr id="3" name="Picture 3"/>
             <wp:cNvGraphicFramePr>
               <a:graphicFrameLocks noChangeAspect="1"/>
@@ -2711,7 +2711,7 @@
                   <pic:spPr>
                     <a:xfrm>
                       <a:off x="0" y="0"/>
-                      <a:ext cx="4608000" cy="2284919"/>
+                      <a:ext cx="3671999" cy="1820795"/>
                     </a:xfrm>
                     <a:prstGeom prst="rect"/>
                   </pic:spPr>
@@ -2772,7 +2772,7 @@
     </w:p>
     <w:p>
       <w:pPr>
-        <w:spacing w:after="80" w:line="317" w:lineRule="auto"/>
+        <w:spacing w:after="80" w:line="302" w:lineRule="auto"/>
       </w:pPr>
       <w:r>
         <w:rPr>
@@ -3995,7 +3995,7 @@
     <w:p>
       <w:pPr>
         <w:pStyle w:val="ListBullet"/>
-        <w:spacing w:after="60" w:line="317" w:lineRule="auto"/>
+        <w:spacing w:after="60" w:line="302" w:lineRule="auto"/>
         <w:ind w:left="397"/>
       </w:pPr>
       <w:r>
@@ -4020,7 +4020,7 @@
     <w:p>
       <w:pPr>
         <w:pStyle w:val="ListBullet"/>
-        <w:spacing w:after="60" w:line="317" w:lineRule="auto"/>
+        <w:spacing w:after="60" w:line="302" w:lineRule="auto"/>
         <w:ind w:left="397"/>
       </w:pPr>
       <w:r>
@@ -4045,7 +4045,7 @@
     <w:p>
       <w:pPr>
         <w:pStyle w:val="ListBullet"/>
-        <w:spacing w:after="60" w:line="317" w:lineRule="auto"/>
+        <w:spacing w:after="60" w:line="302" w:lineRule="auto"/>
         <w:ind w:left="397"/>
       </w:pPr>
       <w:r>
@@ -4088,7 +4088,7 @@
     <w:p>
       <w:pPr>
         <w:pStyle w:val="ListBullet"/>
-        <w:spacing w:after="60" w:line="317" w:lineRule="auto"/>
+        <w:spacing w:after="60" w:line="302" w:lineRule="auto"/>
         <w:ind w:left="397"/>
       </w:pPr>
       <w:r>
@@ -4113,7 +4113,7 @@
     <w:p>
       <w:pPr>
         <w:pStyle w:val="ListBullet"/>
-        <w:spacing w:after="60" w:line="317" w:lineRule="auto"/>
+        <w:spacing w:after="60" w:line="302" w:lineRule="auto"/>
         <w:ind w:left="397"/>
       </w:pPr>
       <w:r>
@@ -4152,7 +4152,7 @@
     </w:p>
     <w:p>
       <w:pPr>
-        <w:spacing w:after="100" w:line="317" w:lineRule="auto"/>
+        <w:spacing w:after="100" w:line="302" w:lineRule="auto"/>
       </w:pPr>
       <w:r>
         <w:rPr>
@@ -4184,7 +4184,7 @@
     </w:p>
     <w:p>
       <w:pPr>
-        <w:spacing w:after="100" w:line="317" w:lineRule="auto"/>
+        <w:spacing w:after="100" w:line="302" w:lineRule="auto"/>
       </w:pPr>
       <w:r>
         <w:rPr>
@@ -4239,7 +4239,7 @@
     </w:p>
     <w:p>
       <w:pPr>
-        <w:spacing w:before="140" w:after="180" w:line="336" w:lineRule="auto"/>
+        <w:spacing w:before="140" w:after="180" w:line="322" w:lineRule="auto"/>
         <w:ind w:left="198" w:right="113"/>
         <w:pBdr>
           <w:left w:val="single" w:sz="20" w:space="8" w:color="2E7D4F"/>
@@ -4276,7 +4276,7 @@
     </w:p>
     <w:p>
       <w:pPr>
-        <w:spacing w:after="100" w:line="317" w:lineRule="auto"/>
+        <w:spacing w:after="100" w:line="302" w:lineRule="auto"/>
       </w:pPr>
       <w:r>
         <w:rPr>
@@ -4290,7 +4290,7 @@
     </w:p>
     <w:p>
       <w:pPr>
-        <w:spacing w:after="100" w:line="317" w:lineRule="auto"/>
+        <w:spacing w:after="100" w:line="302" w:lineRule="auto"/>
       </w:pPr>
       <w:r>
         <w:rPr>
@@ -4358,7 +4358,7 @@
     </w:p>
     <w:p>
       <w:pPr>
-        <w:spacing w:after="100" w:line="317" w:lineRule="auto"/>
+        <w:spacing w:after="100" w:line="302" w:lineRule="auto"/>
       </w:pPr>
       <w:r>
         <w:rPr>
@@ -4408,135 +4408,39 @@
     </w:p>
     <w:p>
       <w:pPr>
-        <w:spacing w:after="0" w:line="269" w:lineRule="auto"/>
-        <w:ind w:left="283"/>
-        <w:shd w:val="clear" w:fill="F4F6F7"/>
+        <w:spacing w:after="100" w:line="302" w:lineRule="auto"/>
       </w:pPr>
       <w:r>
         <w:rPr>
-          <w:rFonts w:ascii="Consolas" w:hAnsi="Consolas" w:eastAsia="맑은 고딕"/>
+          <w:rFonts w:ascii="맑은 고딕" w:hAnsi="맑은 고딕" w:eastAsia="맑은 고딕"/>
           <w:b w:val="0"/>
-          <w:color w:val="2B353A"/>
-          <w:sz w:val="17"/>
+          <w:color w:val="1A1E21"/>
+          <w:sz w:val="21"/>
         </w:rPr>
-        <w:t>LEAKY_PATTERNS = [</w:t>
+        <w:t xml:space="preserve">차단 규칙은 소득·순수익·부가가치·평가액·생산액·수확량·생산량·수량·생산비합계·직접생산비·간접생산비·내급비·타용도소비량·판매량·판매금액·총수입으로 넓혔습니다. 다만 </w:t>
+      </w:r>
+      <w:r>
+        <w:rPr>
+          <w:rFonts w:ascii="맑은 고딕" w:hAnsi="맑은 고딕" w:eastAsia="맑은 고딕"/>
+          <w:b/>
+          <w:color w:val="1A1E21"/>
+          <w:sz w:val="21"/>
+        </w:rPr>
+        <w:t>비료 시비량처럼 임가가 사전에 결정하는 투입 수량은 예외로 남겼습니다.</w:t>
+      </w:r>
+      <w:r>
+        <w:rPr>
+          <w:rFonts w:ascii="맑은 고딕" w:hAnsi="맑은 고딕" w:eastAsia="맑은 고딕"/>
+          <w:b w:val="0"/>
+          <w:color w:val="1A1E21"/>
+          <w:sz w:val="21"/>
+        </w:rPr>
+        <w:t xml:space="preserve"> 이것까지 빼면 “무엇을 얼마나 넣을까”라는 질문에 답할 수 없게 됩니다. 규칙 전문은 별첨 src/preprocess_cost.py의 LEAKY_PATTERNS에 있습니다.</w:t>
       </w:r>
     </w:p>
     <w:p>
       <w:pPr>
-        <w:spacing w:after="0" w:line="269" w:lineRule="auto"/>
-        <w:ind w:left="283"/>
-        <w:shd w:val="clear" w:fill="F4F6F7"/>
-      </w:pPr>
-      <w:r>
-        <w:rPr>
-          <w:rFonts w:ascii="Consolas" w:hAnsi="Consolas" w:eastAsia="맑은 고딕"/>
-          <w:b w:val="0"/>
-          <w:color w:val="2B353A"/>
-          <w:sz w:val="17"/>
-        </w:rPr>
-        <w:t xml:space="preserve">    r"^소득$", r"^순수익$", r"^부가가치", r"평가액", r"생산액",</w:t>
-      </w:r>
-    </w:p>
-    <w:p>
-      <w:pPr>
-        <w:spacing w:after="0" w:line="269" w:lineRule="auto"/>
-        <w:ind w:left="283"/>
-        <w:shd w:val="clear" w:fill="F4F6F7"/>
-      </w:pPr>
-      <w:r>
-        <w:rPr>
-          <w:rFonts w:ascii="Consolas" w:hAnsi="Consolas" w:eastAsia="맑은 고딕"/>
-          <w:b w:val="0"/>
-          <w:color w:val="2B353A"/>
-          <w:sz w:val="17"/>
-        </w:rPr>
-        <w:t xml:space="preserve">    r"수확량", r"생산량", r"수량",</w:t>
-      </w:r>
-    </w:p>
-    <w:p>
-      <w:pPr>
-        <w:spacing w:after="0" w:line="269" w:lineRule="auto"/>
-        <w:ind w:left="283"/>
-        <w:shd w:val="clear" w:fill="F4F6F7"/>
-      </w:pPr>
-      <w:r>
-        <w:rPr>
-          <w:rFonts w:ascii="Consolas" w:hAnsi="Consolas" w:eastAsia="맑은 고딕"/>
-          <w:b w:val="0"/>
-          <w:color w:val="2B353A"/>
-          <w:sz w:val="17"/>
-        </w:rPr>
-        <w:t xml:space="preserve">    r"^생산비합계", r"^직접생산비$", r"^간접생산비$", r"^내급비$",</w:t>
-      </w:r>
-    </w:p>
-    <w:p>
-      <w:pPr>
-        <w:spacing w:after="0" w:line="269" w:lineRule="auto"/>
-        <w:ind w:left="283"/>
-        <w:shd w:val="clear" w:fill="F4F6F7"/>
-      </w:pPr>
-      <w:r>
-        <w:rPr>
-          <w:rFonts w:ascii="Consolas" w:hAnsi="Consolas" w:eastAsia="맑은 고딕"/>
-          <w:b w:val="0"/>
-          <w:color w:val="2B353A"/>
-          <w:sz w:val="17"/>
-        </w:rPr>
-        <w:t xml:space="preserve">    r"^타용도소비량$", r"^판매량", r"판매금액", r"^총수입",</w:t>
-      </w:r>
-    </w:p>
-    <w:p>
-      <w:pPr>
-        <w:spacing w:after="0" w:line="269" w:lineRule="auto"/>
-        <w:ind w:left="283"/>
-        <w:shd w:val="clear" w:fill="F4F6F7"/>
-      </w:pPr>
-      <w:r>
-        <w:rPr>
-          <w:rFonts w:ascii="Consolas" w:hAnsi="Consolas" w:eastAsia="맑은 고딕"/>
-          <w:b w:val="0"/>
-          <w:color w:val="2B353A"/>
-          <w:sz w:val="17"/>
-        </w:rPr>
-        <w:t>]</w:t>
-      </w:r>
-    </w:p>
-    <w:p>
-      <w:pPr>
-        <w:spacing w:after="0" w:line="269" w:lineRule="auto"/>
-        <w:ind w:left="283"/>
-        <w:shd w:val="clear" w:fill="F4F6F7"/>
-      </w:pPr>
-      <w:r>
-        <w:rPr>
-          <w:rFonts w:ascii="Consolas" w:hAnsi="Consolas" w:eastAsia="맑은 고딕"/>
-          <w:b w:val="0"/>
-          <w:color w:val="2B353A"/>
-          <w:sz w:val="17"/>
-        </w:rPr>
-        <w:t># 투입 수량(비료 시비량 등)은 사전 결정 변수이므로 예외로 남긴다</w:t>
-      </w:r>
-    </w:p>
-    <w:p>
-      <w:pPr>
-        <w:spacing w:after="0" w:line="269" w:lineRule="auto"/>
-        <w:ind w:left="283"/>
-        <w:shd w:val="clear" w:fill="F4F6F7"/>
-      </w:pPr>
-      <w:r>
-        <w:rPr>
-          <w:rFonts w:ascii="Consolas" w:hAnsi="Consolas" w:eastAsia="맑은 고딕"/>
-          <w:b w:val="0"/>
-          <w:color w:val="2B353A"/>
-          <w:sz w:val="17"/>
-        </w:rPr>
-        <w:t>KEEP_DESPITE_PATTERN = re.compile(r"^(무기질|유기질)_.*_수량_단위당$")</w:t>
-      </w:r>
-    </w:p>
-    <w:p>
-      <w:pPr>
-        <w:spacing w:before="140" w:after="180" w:line="336" w:lineRule="auto"/>
+        <w:spacing w:before="140" w:after="180" w:line="322" w:lineRule="auto"/>
         <w:ind w:left="198" w:right="113"/>
         <w:pBdr>
           <w:left w:val="single" w:sz="20" w:space="8" w:color="D97706"/>
@@ -4570,7 +4474,7 @@
       <w:r>
         <w:drawing>
           <wp:inline xmlns:a="http://schemas.openxmlformats.org/drawingml/2006/main" xmlns:pic="http://schemas.openxmlformats.org/drawingml/2006/picture">
-            <wp:extent cx="4500000" cy="2068784"/>
+            <wp:extent cx="3564000" cy="1638477"/>
             <wp:docPr id="4" name="Picture 4"/>
             <wp:cNvGraphicFramePr>
               <a:graphicFrameLocks noChangeAspect="1"/>
@@ -4591,7 +4495,7 @@
                   <pic:spPr>
                     <a:xfrm>
                       <a:off x="0" y="0"/>
-                      <a:ext cx="4500000" cy="2068784"/>
+                      <a:ext cx="3564000" cy="1638477"/>
                     </a:xfrm>
                     <a:prstGeom prst="rect"/>
                   </pic:spPr>
@@ -4997,7 +4901,7 @@
     </w:p>
     <w:p>
       <w:pPr>
-        <w:spacing w:after="100" w:line="317" w:lineRule="auto"/>
+        <w:spacing w:after="100" w:line="302" w:lineRule="auto"/>
       </w:pPr>
       <w:r>
         <w:rPr>
@@ -5720,7 +5624,7 @@
     </w:p>
     <w:p>
       <w:pPr>
-        <w:spacing w:before="140" w:after="180" w:line="336" w:lineRule="auto"/>
+        <w:spacing w:before="140" w:after="180" w:line="322" w:lineRule="auto"/>
         <w:ind w:left="198" w:right="113"/>
         <w:pBdr>
           <w:left w:val="single" w:sz="20" w:space="8" w:color="2E7D4F"/>
@@ -5799,7 +5703,7 @@
     </w:p>
     <w:p>
       <w:pPr>
-        <w:spacing w:after="100" w:line="317" w:lineRule="auto"/>
+        <w:spacing w:after="100" w:line="302" w:lineRule="auto"/>
       </w:pPr>
       <w:r>
         <w:rPr>
@@ -6638,7 +6542,7 @@
       <w:r>
         <w:drawing>
           <wp:inline xmlns:a="http://schemas.openxmlformats.org/drawingml/2006/main" xmlns:pic="http://schemas.openxmlformats.org/drawingml/2006/picture">
-            <wp:extent cx="4500000" cy="2032187"/>
+            <wp:extent cx="3564000" cy="1609492"/>
             <wp:docPr id="5" name="Picture 5"/>
             <wp:cNvGraphicFramePr>
               <a:graphicFrameLocks noChangeAspect="1"/>
@@ -6659,7 +6563,7 @@
                   <pic:spPr>
                     <a:xfrm>
                       <a:off x="0" y="0"/>
-                      <a:ext cx="4500000" cy="2032187"/>
+                      <a:ext cx="3564000" cy="1609492"/>
                     </a:xfrm>
                     <a:prstGeom prst="rect"/>
                   </pic:spPr>
@@ -6687,7 +6591,7 @@
     </w:p>
     <w:p>
       <w:pPr>
-        <w:spacing w:before="140" w:after="180" w:line="336" w:lineRule="auto"/>
+        <w:spacing w:before="140" w:after="180" w:line="322" w:lineRule="auto"/>
         <w:ind w:left="198" w:right="113"/>
         <w:pBdr>
           <w:left w:val="single" w:sz="20" w:space="8" w:color="D97706"/>
@@ -6742,7 +6646,7 @@
     </w:p>
     <w:p>
       <w:pPr>
-        <w:spacing w:after="100" w:line="317" w:lineRule="auto"/>
+        <w:spacing w:after="100" w:line="302" w:lineRule="auto"/>
       </w:pPr>
       <w:r>
         <w:rPr>
@@ -7868,7 +7772,7 @@
     </w:p>
     <w:p>
       <w:pPr>
-        <w:spacing w:after="100" w:line="317" w:lineRule="auto"/>
+        <w:spacing w:after="100" w:line="302" w:lineRule="auto"/>
       </w:pPr>
       <w:r>
         <w:rPr>
@@ -8666,7 +8570,7 @@
     </w:p>
     <w:p>
       <w:pPr>
-        <w:spacing w:after="100" w:line="317" w:lineRule="auto"/>
+        <w:spacing w:after="100" w:line="302" w:lineRule="auto"/>
       </w:pPr>
       <w:r>
         <w:rPr>
@@ -8716,7 +8620,7 @@
     </w:p>
     <w:p>
       <w:pPr>
-        <w:spacing w:before="140" w:after="180" w:line="336" w:lineRule="auto"/>
+        <w:spacing w:before="140" w:after="180" w:line="322" w:lineRule="auto"/>
         <w:ind w:left="198" w:right="113"/>
         <w:pBdr>
           <w:left w:val="single" w:sz="20" w:space="8" w:color="2E7D4F"/>
@@ -8762,7 +8666,7 @@
     </w:p>
     <w:p>
       <w:pPr>
-        <w:spacing w:after="100" w:line="317" w:lineRule="auto"/>
+        <w:spacing w:after="100" w:line="302" w:lineRule="auto"/>
       </w:pPr>
       <w:r>
         <w:rPr>
@@ -8782,7 +8686,7 @@
       <w:r>
         <w:drawing>
           <wp:inline xmlns:a="http://schemas.openxmlformats.org/drawingml/2006/main" xmlns:pic="http://schemas.openxmlformats.org/drawingml/2006/picture">
-            <wp:extent cx="5364000" cy="2241561"/>
+            <wp:extent cx="4284000" cy="1790240"/>
             <wp:docPr id="6" name="Picture 6"/>
             <wp:cNvGraphicFramePr>
               <a:graphicFrameLocks noChangeAspect="1"/>
@@ -8803,7 +8707,7 @@
                   <pic:spPr>
                     <a:xfrm>
                       <a:off x="0" y="0"/>
-                      <a:ext cx="5364000" cy="2241561"/>
+                      <a:ext cx="4284000" cy="1790240"/>
                     </a:xfrm>
                     <a:prstGeom prst="rect"/>
                   </pic:spPr>
@@ -8831,7 +8735,7 @@
     </w:p>
     <w:p>
       <w:pPr>
-        <w:spacing w:before="140" w:after="180" w:line="336" w:lineRule="auto"/>
+        <w:spacing w:before="140" w:after="180" w:line="322" w:lineRule="auto"/>
         <w:ind w:left="198" w:right="113"/>
         <w:pBdr>
           <w:left w:val="single" w:sz="20" w:space="8" w:color="D97706"/>
@@ -9356,7 +9260,7 @@
     </w:p>
     <w:p>
       <w:pPr>
-        <w:spacing w:after="100" w:line="317" w:lineRule="auto"/>
+        <w:spacing w:after="100" w:line="302" w:lineRule="auto"/>
       </w:pPr>
       <w:r>
         <w:rPr>
@@ -9385,7 +9289,7 @@
     </w:p>
     <w:p>
       <w:pPr>
-        <w:spacing w:after="100" w:line="317" w:lineRule="auto"/>
+        <w:spacing w:after="100" w:line="302" w:lineRule="auto"/>
       </w:pPr>
       <w:r>
         <w:rPr>
@@ -9762,7 +9666,7 @@
     </w:p>
     <w:p>
       <w:pPr>
-        <w:spacing w:after="100" w:line="317" w:lineRule="auto"/>
+        <w:spacing w:after="100" w:line="302" w:lineRule="auto"/>
       </w:pPr>
       <w:r>
         <w:rPr>
@@ -9803,7 +9707,7 @@
     </w:p>
     <w:p>
       <w:pPr>
-        <w:spacing w:after="100" w:line="317" w:lineRule="auto"/>
+        <w:spacing w:after="100" w:line="302" w:lineRule="auto"/>
       </w:pPr>
       <w:r>
         <w:rPr>
@@ -9826,7 +9730,7 @@
     </w:p>
     <w:p>
       <w:pPr>
-        <w:spacing w:after="100" w:line="317" w:lineRule="auto"/>
+        <w:spacing w:after="100" w:line="302" w:lineRule="auto"/>
       </w:pPr>
       <w:r>
         <w:rPr>
@@ -9873,7 +9777,7 @@
       <w:r>
         <w:drawing>
           <wp:inline xmlns:a="http://schemas.openxmlformats.org/drawingml/2006/main" xmlns:pic="http://schemas.openxmlformats.org/drawingml/2006/picture">
-            <wp:extent cx="4608000" cy="1970026"/>
+            <wp:extent cx="3671999" cy="1569864"/>
             <wp:docPr id="7" name="Picture 7"/>
             <wp:cNvGraphicFramePr>
               <a:graphicFrameLocks noChangeAspect="1"/>
@@ -9894,7 +9798,7 @@
                   <pic:spPr>
                     <a:xfrm>
                       <a:off x="0" y="0"/>
-                      <a:ext cx="4608000" cy="1970026"/>
+                      <a:ext cx="3671999" cy="1569864"/>
                     </a:xfrm>
                     <a:prstGeom prst="rect"/>
                   </pic:spPr>
@@ -9922,7 +9826,7 @@
     </w:p>
     <w:p>
       <w:pPr>
-        <w:spacing w:after="100" w:line="317" w:lineRule="auto"/>
+        <w:spacing w:after="100" w:line="302" w:lineRule="auto"/>
       </w:pPr>
       <w:r>
         <w:rPr>
@@ -9981,7 +9885,7 @@
     </w:p>
     <w:p>
       <w:pPr>
-        <w:spacing w:before="140" w:after="180" w:line="336" w:lineRule="auto"/>
+        <w:spacing w:before="140" w:after="180" w:line="322" w:lineRule="auto"/>
         <w:ind w:left="198" w:right="113"/>
         <w:pBdr>
           <w:left w:val="single" w:sz="20" w:space="8" w:color="2E7D4F"/>
@@ -10033,7 +9937,7 @@
     </w:p>
     <w:p>
       <w:pPr>
-        <w:spacing w:after="100" w:line="317" w:lineRule="auto"/>
+        <w:spacing w:after="100" w:line="302" w:lineRule="auto"/>
       </w:pPr>
       <w:r>
         <w:rPr>
@@ -10101,7 +10005,7 @@
     </w:p>
     <w:p>
       <w:pPr>
-        <w:spacing w:after="100" w:line="317" w:lineRule="auto"/>
+        <w:spacing w:after="100" w:line="302" w:lineRule="auto"/>
       </w:pPr>
       <w:r>
         <w:rPr>
@@ -10139,7 +10043,7 @@
       <w:r>
         <w:drawing>
           <wp:inline xmlns:a="http://schemas.openxmlformats.org/drawingml/2006/main" xmlns:pic="http://schemas.openxmlformats.org/drawingml/2006/picture">
-            <wp:extent cx="4500000" cy="2041214"/>
+            <wp:extent cx="3564000" cy="1616642"/>
             <wp:docPr id="8" name="Picture 8"/>
             <wp:cNvGraphicFramePr>
               <a:graphicFrameLocks noChangeAspect="1"/>
@@ -10160,7 +10064,7 @@
                   <pic:spPr>
                     <a:xfrm>
                       <a:off x="0" y="0"/>
-                      <a:ext cx="4500000" cy="2041214"/>
+                      <a:ext cx="3564000" cy="1616642"/>
                     </a:xfrm>
                     <a:prstGeom prst="rect"/>
                   </pic:spPr>
@@ -10203,7 +10107,7 @@
     </w:p>
     <w:p>
       <w:pPr>
-        <w:spacing w:after="100" w:line="317" w:lineRule="auto"/>
+        <w:spacing w:after="100" w:line="302" w:lineRule="auto"/>
       </w:pPr>
       <w:r>
         <w:rPr>
@@ -10259,7 +10163,7 @@
       <w:r>
         <w:drawing>
           <wp:inline xmlns:a="http://schemas.openxmlformats.org/drawingml/2006/main" xmlns:pic="http://schemas.openxmlformats.org/drawingml/2006/picture">
-            <wp:extent cx="4104000" cy="2388247"/>
+            <wp:extent cx="3240000" cy="1885458"/>
             <wp:docPr id="9" name="Picture 9"/>
             <wp:cNvGraphicFramePr>
               <a:graphicFrameLocks noChangeAspect="1"/>
@@ -10280,7 +10184,7 @@
                   <pic:spPr>
                     <a:xfrm>
                       <a:off x="0" y="0"/>
-                      <a:ext cx="4104000" cy="2388247"/>
+                      <a:ext cx="3240000" cy="1885458"/>
                     </a:xfrm>
                     <a:prstGeom prst="rect"/>
                   </pic:spPr>
@@ -10308,7 +10212,7 @@
     </w:p>
     <w:p>
       <w:pPr>
-        <w:spacing w:after="100" w:line="317" w:lineRule="auto"/>
+        <w:spacing w:after="100" w:line="302" w:lineRule="auto"/>
       </w:pPr>
       <w:r>
         <w:rPr>
@@ -10322,7 +10226,7 @@
     </w:p>
     <w:p>
       <w:pPr>
-        <w:spacing w:after="100" w:line="317" w:lineRule="auto"/>
+        <w:spacing w:after="100" w:line="302" w:lineRule="auto"/>
       </w:pPr>
       <w:r>
         <w:rPr>
@@ -10387,7 +10291,7 @@
     </w:p>
     <w:p>
       <w:pPr>
-        <w:spacing w:after="100" w:line="317" w:lineRule="auto"/>
+        <w:spacing w:after="100" w:line="302" w:lineRule="auto"/>
       </w:pPr>
       <w:r>
         <w:rPr>
@@ -10419,7 +10323,7 @@
     </w:p>
     <w:p>
       <w:pPr>
-        <w:spacing w:after="100" w:line="317" w:lineRule="auto"/>
+        <w:spacing w:after="100" w:line="302" w:lineRule="auto"/>
       </w:pPr>
       <w:r>
         <w:rPr>
@@ -10443,7 +10347,7 @@
     <w:p>
       <w:pPr>
         <w:pStyle w:val="ListBullet"/>
-        <w:spacing w:after="60" w:line="317" w:lineRule="auto"/>
+        <w:spacing w:after="60" w:line="302" w:lineRule="auto"/>
         <w:ind w:left="397"/>
       </w:pPr>
       <w:r>
@@ -10468,7 +10372,7 @@
     <w:p>
       <w:pPr>
         <w:pStyle w:val="ListBullet"/>
-        <w:spacing w:after="60" w:line="317" w:lineRule="auto"/>
+        <w:spacing w:after="60" w:line="302" w:lineRule="auto"/>
         <w:ind w:left="397"/>
       </w:pPr>
       <w:r>
@@ -10492,7 +10396,7 @@
     </w:p>
     <w:p>
       <w:pPr>
-        <w:spacing w:after="100" w:line="317" w:lineRule="auto"/>
+        <w:spacing w:after="100" w:line="302" w:lineRule="auto"/>
       </w:pPr>
       <w:r>
         <w:rPr>
@@ -10515,7 +10419,7 @@
     </w:p>
     <w:p>
       <w:pPr>
-        <w:spacing w:before="140" w:after="180" w:line="336" w:lineRule="auto"/>
+        <w:spacing w:before="140" w:after="180" w:line="322" w:lineRule="auto"/>
         <w:ind w:left="198" w:right="113"/>
         <w:pBdr>
           <w:left w:val="single" w:sz="20" w:space="8" w:color="D97706"/>
@@ -10552,7 +10456,7 @@
     </w:p>
     <w:p>
       <w:pPr>
-        <w:spacing w:after="100" w:line="317" w:lineRule="auto"/>
+        <w:spacing w:after="100" w:line="302" w:lineRule="auto"/>
       </w:pPr>
       <w:r>
         <w:rPr>
@@ -11858,7 +11762,7 @@
     </w:p>
     <w:p>
       <w:pPr>
-        <w:spacing w:after="100" w:line="317" w:lineRule="auto"/>
+        <w:spacing w:after="100" w:line="302" w:lineRule="auto"/>
       </w:pPr>
       <w:r>
         <w:rPr>
@@ -11923,7 +11827,7 @@
       <w:r>
         <w:drawing>
           <wp:inline xmlns:a="http://schemas.openxmlformats.org/drawingml/2006/main" xmlns:pic="http://schemas.openxmlformats.org/drawingml/2006/picture">
-            <wp:extent cx="3708000" cy="2320852"/>
+            <wp:extent cx="2951999" cy="1847668"/>
             <wp:docPr id="10" name="Picture 10"/>
             <wp:cNvGraphicFramePr>
               <a:graphicFrameLocks noChangeAspect="1"/>
@@ -11944,7 +11848,7 @@
                   <pic:spPr>
                     <a:xfrm>
                       <a:off x="0" y="0"/>
-                      <a:ext cx="3708000" cy="2320852"/>
+                      <a:ext cx="2951999" cy="1847668"/>
                     </a:xfrm>
                     <a:prstGeom prst="rect"/>
                   </pic:spPr>
@@ -11972,7 +11876,7 @@
     </w:p>
     <w:p>
       <w:pPr>
-        <w:spacing w:before="140" w:after="180" w:line="336" w:lineRule="auto"/>
+        <w:spacing w:before="140" w:after="180" w:line="322" w:lineRule="auto"/>
         <w:ind w:left="198" w:right="113"/>
         <w:pBdr>
           <w:left w:val="single" w:sz="20" w:space="8" w:color="2E7D4F"/>
@@ -12036,7 +11940,7 @@
     </w:p>
     <w:p>
       <w:pPr>
-        <w:spacing w:after="100" w:line="317" w:lineRule="auto"/>
+        <w:spacing w:after="100" w:line="302" w:lineRule="auto"/>
       </w:pPr>
       <w:r>
         <w:rPr>
@@ -12092,7 +11996,7 @@
       <w:r>
         <w:drawing>
           <wp:inline xmlns:a="http://schemas.openxmlformats.org/drawingml/2006/main" xmlns:pic="http://schemas.openxmlformats.org/drawingml/2006/picture">
-            <wp:extent cx="4068000" cy="2200475"/>
+            <wp:extent cx="3240000" cy="1752590"/>
             <wp:docPr id="11" name="Picture 11"/>
             <wp:cNvGraphicFramePr>
               <a:graphicFrameLocks noChangeAspect="1"/>
@@ -12113,7 +12017,7 @@
                   <pic:spPr>
                     <a:xfrm>
                       <a:off x="0" y="0"/>
-                      <a:ext cx="4068000" cy="2200475"/>
+                      <a:ext cx="3240000" cy="1752590"/>
                     </a:xfrm>
                     <a:prstGeom prst="rect"/>
                   </pic:spPr>
@@ -12157,7 +12061,7 @@
     <w:p>
       <w:pPr>
         <w:pStyle w:val="ListBullet"/>
-        <w:spacing w:after="60" w:line="317" w:lineRule="auto"/>
+        <w:spacing w:after="60" w:line="302" w:lineRule="auto"/>
         <w:ind w:left="397"/>
       </w:pPr>
       <w:r>
@@ -12182,7 +12086,7 @@
     <w:p>
       <w:pPr>
         <w:pStyle w:val="ListBullet"/>
-        <w:spacing w:after="60" w:line="317" w:lineRule="auto"/>
+        <w:spacing w:after="60" w:line="302" w:lineRule="auto"/>
         <w:ind w:left="397"/>
       </w:pPr>
       <w:r>
@@ -12243,7 +12147,7 @@
     <w:p>
       <w:pPr>
         <w:pStyle w:val="ListBullet"/>
-        <w:spacing w:after="60" w:line="317" w:lineRule="auto"/>
+        <w:spacing w:after="60" w:line="302" w:lineRule="auto"/>
         <w:ind w:left="397"/>
       </w:pPr>
       <w:r>
@@ -12268,7 +12172,7 @@
     <w:p>
       <w:pPr>
         <w:pStyle w:val="ListBullet"/>
-        <w:spacing w:after="60" w:line="317" w:lineRule="auto"/>
+        <w:spacing w:after="60" w:line="302" w:lineRule="auto"/>
         <w:ind w:left="397"/>
       </w:pPr>
       <w:r>
@@ -12343,7 +12247,7 @@
     </w:p>
     <w:p>
       <w:pPr>
-        <w:spacing w:after="100" w:line="317" w:lineRule="auto"/>
+        <w:spacing w:after="100" w:line="302" w:lineRule="auto"/>
       </w:pPr>
       <w:r>
         <w:rPr>
@@ -12682,7 +12586,7 @@
     </w:p>
     <w:p>
       <w:pPr>
-        <w:spacing w:after="100" w:line="317" w:lineRule="auto"/>
+        <w:spacing w:after="100" w:line="302" w:lineRule="auto"/>
       </w:pPr>
       <w:r>
         <w:rPr>
@@ -13511,7 +13415,7 @@
     </w:p>
     <w:p>
       <w:pPr>
-        <w:spacing w:after="100" w:line="317" w:lineRule="auto"/>
+        <w:spacing w:after="100" w:line="302" w:lineRule="auto"/>
       </w:pPr>
       <w:r>
         <w:rPr>
@@ -13570,7 +13474,7 @@
     </w:p>
     <w:p>
       <w:pPr>
-        <w:spacing w:after="100" w:line="317" w:lineRule="auto"/>
+        <w:spacing w:after="100" w:line="302" w:lineRule="auto"/>
       </w:pPr>
       <w:r>
         <w:rPr>
@@ -13629,7 +13533,7 @@
     </w:p>
     <w:p>
       <w:pPr>
-        <w:spacing w:after="100" w:line="317" w:lineRule="auto"/>
+        <w:spacing w:after="100" w:line="302" w:lineRule="auto"/>
       </w:pPr>
       <w:r>
         <w:rPr>
@@ -13652,7 +13556,7 @@
     </w:p>
     <w:p>
       <w:pPr>
-        <w:spacing w:after="100" w:line="317" w:lineRule="auto"/>
+        <w:spacing w:after="100" w:line="302" w:lineRule="auto"/>
       </w:pPr>
       <w:r>
         <w:rPr>
@@ -13693,7 +13597,7 @@
     </w:p>
     <w:p>
       <w:pPr>
-        <w:spacing w:after="100" w:line="317" w:lineRule="auto"/>
+        <w:spacing w:after="100" w:line="302" w:lineRule="auto"/>
       </w:pPr>
       <w:r>
         <w:rPr>
@@ -14262,7 +14166,7 @@
     </w:p>
     <w:p>
       <w:pPr>
-        <w:spacing w:after="100" w:line="317" w:lineRule="auto"/>
+        <w:spacing w:after="100" w:line="302" w:lineRule="auto"/>
       </w:pPr>
       <w:r>
         <w:rPr>
@@ -14631,9 +14535,7 @@
     </w:p>
     <w:p>
       <w:pPr>
-        <w:pStyle w:val="ListBullet"/>
-        <w:spacing w:after="60" w:line="317" w:lineRule="auto"/>
-        <w:ind w:left="397"/>
+        <w:spacing w:after="100" w:line="302" w:lineRule="auto"/>
       </w:pPr>
       <w:r>
         <w:rPr>
@@ -14642,39 +14544,7 @@
           <w:color w:val="1A1E21"/>
           <w:sz w:val="21"/>
         </w:rPr>
-        <w:t>미확보 통계 3종(임산물소득조사·산림산업조사·산림휴양복지활동조사) 추가 결합</w:t>
-      </w:r>
-    </w:p>
-    <w:p>
-      <w:pPr>
-        <w:pStyle w:val="ListBullet"/>
-        <w:spacing w:after="60" w:line="317" w:lineRule="auto"/>
-        <w:ind w:left="397"/>
-      </w:pPr>
-      <w:r>
-        <w:rPr>
-          <w:rFonts w:ascii="맑은 고딕" w:hAnsi="맑은 고딕" w:eastAsia="맑은 고딕"/>
-          <w:b w:val="0"/>
-          <w:color w:val="1A1E21"/>
-          <w:sz w:val="21"/>
-        </w:rPr>
-        <w:t>임가경제조사 세부 파일 결합으로 Model A 설명력 보강</w:t>
-      </w:r>
-    </w:p>
-    <w:p>
-      <w:pPr>
-        <w:pStyle w:val="ListBullet"/>
-        <w:spacing w:after="60" w:line="317" w:lineRule="auto"/>
-        <w:ind w:left="397"/>
-      </w:pPr>
-      <w:r>
-        <w:rPr>
-          <w:rFonts w:ascii="맑은 고딕" w:hAnsi="맑은 고딕" w:eastAsia="맑은 고딕"/>
-          <w:b w:val="0"/>
-          <w:color w:val="1A1E21"/>
-          <w:sz w:val="21"/>
-        </w:rPr>
-        <w:t>산림경영지도원 현장 상담 도구로 배포</w:t>
+        <w:t>미확보 통계 3종(임산물소득조사·산림산업조사·산림휴양복지활동조사)을 추가로 결합하고, 임가경제조사 세부 파일로 Model A의 설명력을 보강한 뒤, 산림경영지도원의 현장 상담 도구로 배포하는 것을 다음 단계로 봅니다.</w:t>
       </w:r>
     </w:p>
     <w:p>
@@ -14694,7 +14564,7 @@
     </w:p>
     <w:p>
       <w:pPr>
-        <w:spacing w:after="100" w:line="317" w:lineRule="auto"/>
+        <w:spacing w:after="100" w:line="302" w:lineRule="auto"/>
       </w:pPr>
       <w:r>
         <w:rPr>
@@ -14729,7 +14599,7 @@
       <w:tr>
         <w:tc>
           <w:tcPr>
-            <w:tcW w:type="dxa" w:w="1361"/>
+            <w:tcW w:type="dxa" w:w="2268"/>
             <w:tcBorders>
               <w:top w:val="nil"/>
               <w:left w:val="nil"/>
@@ -14761,7 +14631,7 @@
         </w:tc>
         <w:tc>
           <w:tcPr>
-            <w:tcW w:type="dxa" w:w="7937"/>
+            <w:tcW w:type="dxa" w:w="7030"/>
             <w:tcBorders>
               <w:top w:val="nil"/>
               <w:left w:val="nil"/>
@@ -14787,7 +14657,7 @@
                 <w:color w:val="FFFFFF"/>
                 <w:sz w:val="18"/>
               </w:rPr>
-              <w:t>파일</w:t>
+              <w:t>내용</w:t>
             </w:r>
           </w:p>
         </w:tc>
@@ -14795,7 +14665,7 @@
       <w:tr>
         <w:tc>
           <w:tcPr>
-            <w:tcW w:type="dxa" w:w="1361"/>
+            <w:tcW w:type="dxa" w:w="2268"/>
             <w:tcBorders>
               <w:top w:val="nil"/>
               <w:left w:val="nil"/>
@@ -14816,13 +14686,13 @@
                 <w:color w:val="1A1E21"/>
                 <w:sz w:val="18"/>
               </w:rPr>
-              <w:t>전처리</w:t>
+              <w:t>전처리 · 학습 · 검증</w:t>
             </w:r>
           </w:p>
         </w:tc>
         <w:tc>
           <w:tcPr>
-            <w:tcW w:type="dxa" w:w="7937"/>
+            <w:tcW w:type="dxa" w:w="7030"/>
             <w:tcBorders>
               <w:top w:val="nil"/>
               <w:left w:val="nil"/>
@@ -14843,7 +14713,7 @@
                 <w:color w:val="1A1E21"/>
                 <w:sz w:val="18"/>
               </w:rPr>
-              <w:t>src/preprocess.py, src/preprocess_cost.py</w:t>
+              <w:t>preprocess, preprocess_cost / train_optuna, train_cost, train_quantile, train_panel, tune_panel / audit_split</w:t>
             </w:r>
           </w:p>
         </w:tc>
@@ -14851,7 +14721,7 @@
       <w:tr>
         <w:tc>
           <w:tcPr>
-            <w:tcW w:type="dxa" w:w="1361"/>
+            <w:tcW w:type="dxa" w:w="2268"/>
             <w:tcBorders>
               <w:top w:val="single" w:sz="4" w:space="0" w:color="C9D8CF"/>
               <w:left w:val="nil"/>
@@ -14872,13 +14742,13 @@
                 <w:color w:val="1A1E21"/>
                 <w:sz w:val="18"/>
               </w:rPr>
-              <w:t>학습</w:t>
+              <w:t>분석 · 설명</w:t>
             </w:r>
           </w:p>
         </w:tc>
         <w:tc>
           <w:tcPr>
-            <w:tcW w:type="dxa" w:w="7937"/>
+            <w:tcW w:type="dxa" w:w="7030"/>
             <w:tcBorders>
               <w:top w:val="single" w:sz="4" w:space="0" w:color="C9D8CF"/>
               <w:left w:val="nil"/>
@@ -14899,7 +14769,7 @@
                 <w:color w:val="1A1E21"/>
                 <w:sz w:val="18"/>
               </w:rPr>
-              <w:t>src/train_optuna.py, src/train_cost.py, src/train_quantile.py, src/train_panel.py</w:t>
+              <w:t>insights, production, management, subsidy, region_map, portfolio, explain</w:t>
             </w:r>
           </w:p>
         </w:tc>
@@ -14907,231 +14777,7 @@
       <w:tr>
         <w:tc>
           <w:tcPr>
-            <w:tcW w:type="dxa" w:w="1361"/>
-            <w:tcBorders>
-              <w:top w:val="single" w:sz="4" w:space="0" w:color="C9D8CF"/>
-              <w:left w:val="nil"/>
-              <w:bottom w:val="nil"/>
-              <w:right w:val="nil"/>
-            </w:tcBorders>
-            <w:shd w:val="clear" w:fill="FFFFFF"/>
-          </w:tcPr>
-          <w:p>
-            <w:pPr>
-              <w:spacing w:after="24" w:before="24" w:line="274" w:lineRule="auto"/>
-            </w:pPr>
-            <w:r/>
-            <w:r>
-              <w:rPr>
-                <w:rFonts w:ascii="맑은 고딕" w:hAnsi="맑은 고딕" w:eastAsia="맑은 고딕"/>
-                <w:b w:val="0"/>
-                <w:color w:val="1A1E21"/>
-                <w:sz w:val="18"/>
-              </w:rPr>
-              <w:t>분석</w:t>
-            </w:r>
-          </w:p>
-        </w:tc>
-        <w:tc>
-          <w:tcPr>
-            <w:tcW w:type="dxa" w:w="7937"/>
-            <w:tcBorders>
-              <w:top w:val="single" w:sz="4" w:space="0" w:color="C9D8CF"/>
-              <w:left w:val="nil"/>
-              <w:bottom w:val="nil"/>
-              <w:right w:val="nil"/>
-            </w:tcBorders>
-            <w:shd w:val="clear" w:fill="FFFFFF"/>
-          </w:tcPr>
-          <w:p>
-            <w:pPr>
-              <w:spacing w:after="24" w:before="24" w:line="274" w:lineRule="auto"/>
-            </w:pPr>
-            <w:r/>
-            <w:r>
-              <w:rPr>
-                <w:rFonts w:ascii="맑은 고딕" w:hAnsi="맑은 고딕" w:eastAsia="맑은 고딕"/>
-                <w:b w:val="0"/>
-                <w:color w:val="1A1E21"/>
-                <w:sz w:val="18"/>
-              </w:rPr>
-              <w:t>src/insights.py, src/production.py, src/management.py, src/subsidy.py, src/region_map.py, src/portfolio.py, src/explain.py</w:t>
-            </w:r>
-          </w:p>
-        </w:tc>
-      </w:tr>
-      <w:tr>
-        <w:tc>
-          <w:tcPr>
-            <w:tcW w:type="dxa" w:w="1361"/>
-            <w:tcBorders>
-              <w:top w:val="single" w:sz="4" w:space="0" w:color="C9D8CF"/>
-              <w:left w:val="nil"/>
-              <w:bottom w:val="nil"/>
-              <w:right w:val="nil"/>
-            </w:tcBorders>
-            <w:shd w:val="clear" w:fill="F4F8F5"/>
-          </w:tcPr>
-          <w:p>
-            <w:pPr>
-              <w:spacing w:after="24" w:before="24" w:line="274" w:lineRule="auto"/>
-            </w:pPr>
-            <w:r/>
-            <w:r>
-              <w:rPr>
-                <w:rFonts w:ascii="맑은 고딕" w:hAnsi="맑은 고딕" w:eastAsia="맑은 고딕"/>
-                <w:b w:val="0"/>
-                <w:color w:val="1A1E21"/>
-                <w:sz w:val="18"/>
-              </w:rPr>
-              <w:t>외부 API</w:t>
-            </w:r>
-          </w:p>
-        </w:tc>
-        <w:tc>
-          <w:tcPr>
-            <w:tcW w:type="dxa" w:w="7937"/>
-            <w:tcBorders>
-              <w:top w:val="single" w:sz="4" w:space="0" w:color="C9D8CF"/>
-              <w:left w:val="nil"/>
-              <w:bottom w:val="nil"/>
-              <w:right w:val="nil"/>
-            </w:tcBorders>
-            <w:shd w:val="clear" w:fill="F4F8F5"/>
-          </w:tcPr>
-          <w:p>
-            <w:pPr>
-              <w:spacing w:after="24" w:before="24" w:line="274" w:lineRule="auto"/>
-            </w:pPr>
-            <w:r/>
-            <w:r>
-              <w:rPr>
-                <w:rFonts w:ascii="맑은 고딕" w:hAnsi="맑은 고딕" w:eastAsia="맑은 고딕"/>
-                <w:b w:val="0"/>
-                <w:color w:val="1A1E21"/>
-                <w:sz w:val="18"/>
-              </w:rPr>
-              <w:t>src/kamis_client.py, src/kma_client.py, src/weather.py, src/weather_sgg.py</w:t>
-            </w:r>
-          </w:p>
-        </w:tc>
-      </w:tr>
-      <w:tr>
-        <w:tc>
-          <w:tcPr>
-            <w:tcW w:type="dxa" w:w="1361"/>
-            <w:tcBorders>
-              <w:top w:val="single" w:sz="4" w:space="0" w:color="C9D8CF"/>
-              <w:left w:val="nil"/>
-              <w:bottom w:val="nil"/>
-              <w:right w:val="nil"/>
-            </w:tcBorders>
-            <w:shd w:val="clear" w:fill="FFFFFF"/>
-          </w:tcPr>
-          <w:p>
-            <w:pPr>
-              <w:spacing w:after="24" w:before="24" w:line="274" w:lineRule="auto"/>
-            </w:pPr>
-            <w:r/>
-            <w:r>
-              <w:rPr>
-                <w:rFonts w:ascii="맑은 고딕" w:hAnsi="맑은 고딕" w:eastAsia="맑은 고딕"/>
-                <w:b w:val="0"/>
-                <w:color w:val="1A1E21"/>
-                <w:sz w:val="18"/>
-              </w:rPr>
-              <w:t>검증</w:t>
-            </w:r>
-          </w:p>
-        </w:tc>
-        <w:tc>
-          <w:tcPr>
-            <w:tcW w:type="dxa" w:w="7937"/>
-            <w:tcBorders>
-              <w:top w:val="single" w:sz="4" w:space="0" w:color="C9D8CF"/>
-              <w:left w:val="nil"/>
-              <w:bottom w:val="nil"/>
-              <w:right w:val="nil"/>
-            </w:tcBorders>
-            <w:shd w:val="clear" w:fill="FFFFFF"/>
-          </w:tcPr>
-          <w:p>
-            <w:pPr>
-              <w:spacing w:after="24" w:before="24" w:line="274" w:lineRule="auto"/>
-            </w:pPr>
-            <w:r/>
-            <w:r>
-              <w:rPr>
-                <w:rFonts w:ascii="맑은 고딕" w:hAnsi="맑은 고딕" w:eastAsia="맑은 고딕"/>
-                <w:b w:val="0"/>
-                <w:color w:val="1A1E21"/>
-                <w:sz w:val="18"/>
-              </w:rPr>
-              <w:t>src/audit_split.py — 분할 감사</w:t>
-            </w:r>
-          </w:p>
-        </w:tc>
-      </w:tr>
-      <w:tr>
-        <w:tc>
-          <w:tcPr>
-            <w:tcW w:type="dxa" w:w="1361"/>
-            <w:tcBorders>
-              <w:top w:val="single" w:sz="4" w:space="0" w:color="C9D8CF"/>
-              <w:left w:val="nil"/>
-              <w:bottom w:val="nil"/>
-              <w:right w:val="nil"/>
-            </w:tcBorders>
-            <w:shd w:val="clear" w:fill="F4F8F5"/>
-          </w:tcPr>
-          <w:p>
-            <w:pPr>
-              <w:spacing w:after="24" w:before="24" w:line="274" w:lineRule="auto"/>
-            </w:pPr>
-            <w:r/>
-            <w:r>
-              <w:rPr>
-                <w:rFonts w:ascii="맑은 고딕" w:hAnsi="맑은 고딕" w:eastAsia="맑은 고딕"/>
-                <w:b w:val="0"/>
-                <w:color w:val="1A1E21"/>
-                <w:sz w:val="18"/>
-              </w:rPr>
-              <w:t>도표 생성</w:t>
-            </w:r>
-          </w:p>
-        </w:tc>
-        <w:tc>
-          <w:tcPr>
-            <w:tcW w:type="dxa" w:w="7937"/>
-            <w:tcBorders>
-              <w:top w:val="single" w:sz="4" w:space="0" w:color="C9D8CF"/>
-              <w:left w:val="nil"/>
-              <w:bottom w:val="nil"/>
-              <w:right w:val="nil"/>
-            </w:tcBorders>
-            <w:shd w:val="clear" w:fill="F4F8F5"/>
-          </w:tcPr>
-          <w:p>
-            <w:pPr>
-              <w:spacing w:after="24" w:before="24" w:line="274" w:lineRule="auto"/>
-            </w:pPr>
-            <w:r/>
-            <w:r>
-              <w:rPr>
-                <w:rFonts w:ascii="맑은 고딕" w:hAnsi="맑은 고딕" w:eastAsia="맑은 고딕"/>
-                <w:b w:val="0"/>
-                <w:color w:val="1A1E21"/>
-                <w:sz w:val="18"/>
-              </w:rPr>
-              <w:t>src/make_figures.py, src/make_docx.py</w:t>
-            </w:r>
-          </w:p>
-        </w:tc>
-      </w:tr>
-      <w:tr>
-        <w:tc>
-          <w:tcPr>
-            <w:tcW w:type="dxa" w:w="1361"/>
+            <w:tcW w:type="dxa" w:w="2268"/>
             <w:tcBorders>
               <w:top w:val="single" w:sz="4" w:space="0" w:color="C9D8CF"/>
               <w:left w:val="nil"/>
@@ -15152,13 +14798,13 @@
                 <w:color w:val="1A1E21"/>
                 <w:sz w:val="18"/>
               </w:rPr>
-              <w:t>서비스</w:t>
+              <w:t>외부 자료 · 서비스</w:t>
             </w:r>
           </w:p>
         </w:tc>
         <w:tc>
           <w:tcPr>
-            <w:tcW w:type="dxa" w:w="7937"/>
+            <w:tcW w:type="dxa" w:w="7030"/>
             <w:tcBorders>
               <w:top w:val="single" w:sz="4" w:space="0" w:color="C9D8CF"/>
               <w:left w:val="nil"/>
@@ -15179,7 +14825,7 @@
                 <w:color w:val="1A1E21"/>
                 <w:sz w:val="18"/>
               </w:rPr>
-              <w:t>api/ (FastAPI), web/ (Vue 3)</w:t>
+              <w:t>kamis_client, shipping, kma_client, weather, weather_sgg / api(FastAPI), web(Vue 3)</w:t>
             </w:r>
           </w:p>
         </w:tc>
@@ -15207,7 +14853,7 @@
     </w:p>
     <w:p>
       <w:pPr>
-        <w:spacing w:before="140" w:after="180" w:line="336" w:lineRule="auto"/>
+        <w:spacing w:before="140" w:after="180" w:line="322" w:lineRule="auto"/>
         <w:ind w:left="198" w:right="113"/>
         <w:pBdr>
           <w:left w:val="single" w:sz="20" w:space="8" w:color="2E7D4F"/>
